--- a/S04_Lab_Instructions.docx
+++ b/S04_Lab_Instructions.docx
@@ -42,41 +42,13 @@
           <w:szCs w:val="22"/>
         </w:rPr>
       </w:pPr>
-      <w:proofErr w:type="spellStart"/>
       <w:r>
         <w:rPr>
           <w:rFonts w:ascii="Calibri" w:eastAsia="Times New Roman" w:hAnsi="Calibri" w:cs="Calibri"/>
           <w:sz w:val="22"/>
           <w:szCs w:val="22"/>
         </w:rPr>
-        <w:t>Models</w:t>
-      </w:r>
-      <w:proofErr w:type="spellEnd"/>
-      <w:r>
-        <w:rPr>
-          <w:rFonts w:ascii="Calibri" w:eastAsia="Times New Roman" w:hAnsi="Calibri" w:cs="Calibri"/>
-          <w:sz w:val="22"/>
-          <w:szCs w:val="22"/>
-        </w:rPr>
-        <w:t xml:space="preserve">: </w:t>
-      </w:r>
-      <w:proofErr w:type="spellStart"/>
-      <w:r>
-        <w:rPr>
-          <w:rFonts w:ascii="Calibri" w:eastAsia="Times New Roman" w:hAnsi="Calibri" w:cs="Calibri"/>
-          <w:sz w:val="22"/>
-          <w:szCs w:val="22"/>
-        </w:rPr>
-        <w:t>Entity</w:t>
-      </w:r>
-      <w:proofErr w:type="spellEnd"/>
-      <w:r>
-        <w:rPr>
-          <w:rFonts w:ascii="Calibri" w:eastAsia="Times New Roman" w:hAnsi="Calibri" w:cs="Calibri"/>
-          <w:sz w:val="22"/>
-          <w:szCs w:val="22"/>
-        </w:rPr>
-        <w:t xml:space="preserve"> Framework</w:t>
+        <w:t>Models: Entity Framework</w:t>
       </w:r>
     </w:p>
     <w:p>
@@ -140,7 +112,6 @@
         </w:rPr>
         <w:t xml:space="preserve">Créer le </w:t>
       </w:r>
-      <w:proofErr w:type="spellStart"/>
       <w:r>
         <w:rPr>
           <w:rFonts w:ascii="Calibri" w:eastAsia="Times New Roman" w:hAnsi="Calibri" w:cs="Calibri"/>
@@ -149,7 +120,6 @@
         </w:rPr>
         <w:t>DbContext</w:t>
       </w:r>
-      <w:proofErr w:type="spellEnd"/>
     </w:p>
     <w:p>
       <w:pPr>
@@ -244,20 +214,8 @@
           <w:sz w:val="22"/>
           <w:szCs w:val="22"/>
         </w:rPr>
-        <w:t xml:space="preserve">update </w:t>
-      </w:r>
-      <w:proofErr w:type="spellStart"/>
-      <w:r>
-        <w:rPr>
-          <w:rFonts w:ascii="Calibri" w:eastAsia="Times New Roman" w:hAnsi="Calibri" w:cs="Calibri"/>
-          <w:i/>
-          <w:iCs/>
-          <w:sz w:val="22"/>
-          <w:szCs w:val="22"/>
-        </w:rPr>
-        <w:t>database</w:t>
-      </w:r>
-      <w:proofErr w:type="spellEnd"/>
+        <w:t>update database</w:t>
+      </w:r>
     </w:p>
     <w:p>
       <w:pPr>
@@ -343,7 +301,6 @@
         </w:rPr>
         <w:t xml:space="preserve">Utiliser les </w:t>
       </w:r>
-      <w:proofErr w:type="spellStart"/>
       <w:r>
         <w:rPr>
           <w:rFonts w:ascii="Calibri" w:eastAsia="Times New Roman" w:hAnsi="Calibri" w:cs="Calibri"/>
@@ -352,7 +309,6 @@
         </w:rPr>
         <w:t>TagHelpers</w:t>
       </w:r>
-      <w:proofErr w:type="spellEnd"/>
       <w:r>
         <w:rPr>
           <w:rFonts w:ascii="Calibri" w:eastAsia="Times New Roman" w:hAnsi="Calibri" w:cs="Calibri"/>
@@ -505,15 +461,7 @@
         <w:spacing w:before="0" w:after="160" w:line="259" w:lineRule="auto"/>
       </w:pPr>
       <w:r>
-        <w:t xml:space="preserve">Installer les </w:t>
-      </w:r>
-      <w:proofErr w:type="gramStart"/>
-      <w:r>
-        <w:t>packages</w:t>
-      </w:r>
-      <w:proofErr w:type="gramEnd"/>
-      <w:r>
-        <w:t xml:space="preserve"> suivants</w:t>
+        <w:t>Installer les packages suivants</w:t>
       </w:r>
       <w:r>
         <w:t>, acceptez les licences et confirmez l'installation</w:t>
@@ -541,7 +489,6 @@
           <w:szCs w:val="19"/>
         </w:rPr>
       </w:pPr>
-      <w:proofErr w:type="spellStart"/>
       <w:r>
         <w:rPr>
           <w:rFonts w:cs="Consolas"/>
@@ -551,7 +498,6 @@
         </w:rPr>
         <w:t>Microsoft.EntityFrameworkCore</w:t>
       </w:r>
-      <w:proofErr w:type="spellEnd"/>
       <w:r>
         <w:rPr>
           <w:rFonts w:cs="Consolas"/>
@@ -604,8 +550,6 @@
           <w:szCs w:val="19"/>
         </w:rPr>
       </w:pPr>
-      <w:proofErr w:type="spellStart"/>
-      <w:proofErr w:type="gramStart"/>
       <w:r>
         <w:rPr>
           <w:rFonts w:cs="Consolas"/>
@@ -615,8 +559,6 @@
         </w:rPr>
         <w:t>Microsoft.EntityFrameworkCore.SqlServer</w:t>
       </w:r>
-      <w:proofErr w:type="spellEnd"/>
-      <w:proofErr w:type="gramEnd"/>
       <w:r>
         <w:rPr>
           <w:rFonts w:cs="Consolas"/>
@@ -663,13 +605,9 @@
         <w:spacing w:before="0" w:after="100" w:afterAutospacing="1" w:line="240" w:lineRule="auto"/>
         <w:ind w:left="1423" w:hanging="357"/>
       </w:pPr>
-      <w:proofErr w:type="spellStart"/>
-      <w:proofErr w:type="gramStart"/>
       <w:r>
         <w:t>Microsoft.EntityFrameworkCore.tools</w:t>
       </w:r>
-      <w:proofErr w:type="spellEnd"/>
-      <w:proofErr w:type="gramEnd"/>
       <w:r>
         <w:rPr>
           <w:rFonts w:cs="Consolas"/>
@@ -719,22 +657,12 @@
           <w:lang w:val="en-CA"/>
         </w:rPr>
       </w:pPr>
-      <w:proofErr w:type="spellStart"/>
-      <w:proofErr w:type="gramStart"/>
-      <w:r>
-        <w:rPr>
-          <w:lang w:val="en-CA"/>
-        </w:rPr>
-        <w:t>Microsoft.VisualStudio.Web.CodeGeneration</w:t>
-      </w:r>
-      <w:proofErr w:type="gramEnd"/>
-      <w:r>
-        <w:rPr>
-          <w:lang w:val="en-CA"/>
-        </w:rPr>
-        <w:t>.Design</w:t>
-      </w:r>
-      <w:proofErr w:type="spellEnd"/>
+      <w:r>
+        <w:rPr>
+          <w:lang w:val="en-CA"/>
+        </w:rPr>
+        <w:t>Microsoft.VisualStudio.Web.CodeGeneration.Design</w:t>
+      </w:r>
       <w:r>
         <w:rPr>
           <w:rFonts w:cs="Consolas"/>
@@ -842,13 +770,8 @@
         <w:spacing w:before="0" w:after="160" w:line="259" w:lineRule="auto"/>
       </w:pPr>
       <w:r>
-        <w:t xml:space="preserve">Ouvrez le fichier </w:t>
-      </w:r>
-      <w:proofErr w:type="spellStart"/>
-      <w:r>
-        <w:t>appSettings.json</w:t>
-      </w:r>
-      <w:proofErr w:type="spellEnd"/>
+        <w:t>Ouvrez le fichier appSettings.json</w:t>
+      </w:r>
     </w:p>
     <w:p>
       <w:pPr>
@@ -939,30 +862,18 @@
           <w:szCs w:val="19"/>
           <w:lang w:val="en-US"/>
         </w:rPr>
-        <w:t>"Logging</w:t>
-      </w:r>
-      <w:proofErr w:type="gramStart"/>
+        <w:t>"Logging"</w:t>
+      </w:r>
       <w:r>
         <w:rPr>
           <w:rFonts w:ascii="Consolas" w:hAnsi="Consolas" w:cs="Consolas"/>
-          <w:color w:val="2E75B6"/>
+          <w:color w:val="000000"/>
           <w:sz w:val="19"/>
           <w:szCs w:val="19"/>
           <w:lang w:val="en-US"/>
         </w:rPr>
-        <w:t>"</w:t>
-      </w:r>
-      <w:r>
-        <w:rPr>
-          <w:rFonts w:ascii="Consolas" w:hAnsi="Consolas" w:cs="Consolas"/>
-          <w:color w:val="000000"/>
-          <w:sz w:val="19"/>
-          <w:szCs w:val="19"/>
-          <w:lang w:val="en-US"/>
-        </w:rPr>
         <w:t>: {</w:t>
       </w:r>
-      <w:proofErr w:type="gramEnd"/>
     </w:p>
     <w:p>
       <w:pPr>
@@ -1004,42 +915,18 @@
           <w:szCs w:val="19"/>
           <w:lang w:val="en-US"/>
         </w:rPr>
-        <w:t>"</w:t>
-      </w:r>
-      <w:proofErr w:type="spellStart"/>
+        <w:t>"LogLevel"</w:t>
+      </w:r>
       <w:r>
         <w:rPr>
           <w:rFonts w:ascii="Consolas" w:hAnsi="Consolas" w:cs="Consolas"/>
-          <w:color w:val="2E75B6"/>
+          <w:color w:val="000000"/>
           <w:sz w:val="19"/>
           <w:szCs w:val="19"/>
           <w:lang w:val="en-US"/>
         </w:rPr>
-        <w:t>LogLevel</w:t>
-      </w:r>
-      <w:proofErr w:type="spellEnd"/>
-      <w:proofErr w:type="gramStart"/>
-      <w:r>
-        <w:rPr>
-          <w:rFonts w:ascii="Consolas" w:hAnsi="Consolas" w:cs="Consolas"/>
-          <w:color w:val="2E75B6"/>
-          <w:sz w:val="19"/>
-          <w:szCs w:val="19"/>
-          <w:lang w:val="en-US"/>
-        </w:rPr>
-        <w:t>"</w:t>
-      </w:r>
-      <w:r>
-        <w:rPr>
-          <w:rFonts w:ascii="Consolas" w:hAnsi="Consolas" w:cs="Consolas"/>
-          <w:color w:val="000000"/>
-          <w:sz w:val="19"/>
-          <w:szCs w:val="19"/>
-          <w:lang w:val="en-US"/>
-        </w:rPr>
         <w:t>: {</w:t>
       </w:r>
-      <w:proofErr w:type="gramEnd"/>
     </w:p>
     <w:p>
       <w:pPr>
@@ -1227,31 +1114,7 @@
           <w:szCs w:val="19"/>
           <w:lang w:val="en-US"/>
         </w:rPr>
-        <w:t>"</w:t>
-      </w:r>
-      <w:proofErr w:type="spellStart"/>
-      <w:proofErr w:type="gramStart"/>
-      <w:r>
-        <w:rPr>
-          <w:rFonts w:ascii="Consolas" w:hAnsi="Consolas" w:cs="Consolas"/>
-          <w:color w:val="2E75B6"/>
-          <w:sz w:val="19"/>
-          <w:szCs w:val="19"/>
-          <w:lang w:val="en-US"/>
-        </w:rPr>
-        <w:t>Microsoft.Hosting.Lifetime</w:t>
-      </w:r>
-      <w:proofErr w:type="spellEnd"/>
-      <w:proofErr w:type="gramEnd"/>
-      <w:r>
-        <w:rPr>
-          <w:rFonts w:ascii="Consolas" w:hAnsi="Consolas" w:cs="Consolas"/>
-          <w:color w:val="2E75B6"/>
-          <w:sz w:val="19"/>
-          <w:szCs w:val="19"/>
-          <w:lang w:val="en-US"/>
-        </w:rPr>
-        <w:t>"</w:t>
+        <w:t>"Microsoft.Hosting.Lifetime"</w:t>
       </w:r>
       <w:r>
         <w:rPr>
@@ -1380,29 +1243,7 @@
           <w:szCs w:val="19"/>
           <w:lang w:val="en-US"/>
         </w:rPr>
-        <w:t>"</w:t>
-      </w:r>
-      <w:proofErr w:type="spellStart"/>
-      <w:r>
-        <w:rPr>
-          <w:rFonts w:ascii="Consolas" w:hAnsi="Consolas" w:cs="Consolas"/>
-          <w:color w:val="2E75B6"/>
-          <w:sz w:val="19"/>
-          <w:szCs w:val="19"/>
-          <w:lang w:val="en-US"/>
-        </w:rPr>
-        <w:t>AllowedHosts</w:t>
-      </w:r>
-      <w:proofErr w:type="spellEnd"/>
-      <w:r>
-        <w:rPr>
-          <w:rFonts w:ascii="Consolas" w:hAnsi="Consolas" w:cs="Consolas"/>
-          <w:color w:val="2E75B6"/>
-          <w:sz w:val="19"/>
-          <w:szCs w:val="19"/>
-          <w:lang w:val="en-US"/>
-        </w:rPr>
-        <w:t>"</w:t>
+        <w:t>"AllowedHosts"</w:t>
       </w:r>
       <w:r>
         <w:rPr>
@@ -1422,18 +1263,7 @@
           <w:szCs w:val="19"/>
           <w:lang w:val="en-US"/>
         </w:rPr>
-        <w:t>"*</w:t>
-      </w:r>
-      <w:proofErr w:type="gramStart"/>
-      <w:r>
-        <w:rPr>
-          <w:rFonts w:ascii="Consolas" w:hAnsi="Consolas" w:cs="Consolas"/>
-          <w:color w:val="A31515"/>
-          <w:sz w:val="19"/>
-          <w:szCs w:val="19"/>
-          <w:lang w:val="en-US"/>
-        </w:rPr>
-        <w:t xml:space="preserve">" </w:t>
+        <w:t xml:space="preserve">"*" </w:t>
       </w:r>
       <w:r>
         <w:rPr>
@@ -1446,7 +1276,6 @@
         </w:rPr>
         <w:t>,</w:t>
       </w:r>
-      <w:proofErr w:type="gramEnd"/>
     </w:p>
     <w:p>
       <w:pPr>
@@ -1513,45 +1342,19 @@
           <w:highlight w:val="green"/>
           <w:lang w:val="en-US"/>
         </w:rPr>
-        <w:t>"</w:t>
-      </w:r>
-      <w:proofErr w:type="spellStart"/>
+        <w:t>"ConnectionStrings"</w:t>
+      </w:r>
       <w:r>
         <w:rPr>
           <w:rFonts w:ascii="Consolas" w:hAnsi="Consolas" w:cs="Consolas"/>
-          <w:color w:val="2E75B6"/>
+          <w:color w:val="000000"/>
           <w:sz w:val="19"/>
           <w:szCs w:val="19"/>
           <w:highlight w:val="green"/>
           <w:lang w:val="en-US"/>
         </w:rPr>
-        <w:t>ConnectionStrings</w:t>
-      </w:r>
-      <w:proofErr w:type="spellEnd"/>
-      <w:proofErr w:type="gramStart"/>
-      <w:r>
-        <w:rPr>
-          <w:rFonts w:ascii="Consolas" w:hAnsi="Consolas" w:cs="Consolas"/>
-          <w:color w:val="2E75B6"/>
-          <w:sz w:val="19"/>
-          <w:szCs w:val="19"/>
-          <w:highlight w:val="green"/>
-          <w:lang w:val="en-US"/>
-        </w:rPr>
-        <w:t>"</w:t>
-      </w:r>
-      <w:r>
-        <w:rPr>
-          <w:rFonts w:ascii="Consolas" w:hAnsi="Consolas" w:cs="Consolas"/>
-          <w:color w:val="000000"/>
-          <w:sz w:val="19"/>
-          <w:szCs w:val="19"/>
-          <w:highlight w:val="green"/>
-          <w:lang w:val="en-US"/>
-        </w:rPr>
         <w:t>: {</w:t>
       </w:r>
-      <w:proofErr w:type="gramEnd"/>
     </w:p>
     <w:p>
       <w:pPr>
@@ -1595,42 +1398,51 @@
           <w:highlight w:val="green"/>
           <w:lang w:val="en-US"/>
         </w:rPr>
-        <w:t>"</w:t>
-      </w:r>
-      <w:proofErr w:type="spellStart"/>
+        <w:t>"DefaultConnection"</w:t>
+      </w:r>
       <w:r>
         <w:rPr>
           <w:rFonts w:ascii="Consolas" w:hAnsi="Consolas" w:cs="Consolas"/>
-          <w:color w:val="2E75B6"/>
+          <w:color w:val="000000"/>
           <w:sz w:val="19"/>
           <w:szCs w:val="19"/>
           <w:highlight w:val="green"/>
           <w:lang w:val="en-US"/>
         </w:rPr>
-        <w:t>DefaultConnection</w:t>
-      </w:r>
-      <w:proofErr w:type="spellEnd"/>
+        <w:t xml:space="preserve">: </w:t>
+      </w:r>
       <w:r>
         <w:rPr>
           <w:rFonts w:ascii="Consolas" w:hAnsi="Consolas" w:cs="Consolas"/>
-          <w:color w:val="2E75B6"/>
+          <w:color w:val="A31515"/>
           <w:sz w:val="19"/>
           <w:szCs w:val="19"/>
           <w:highlight w:val="green"/>
           <w:lang w:val="en-US"/>
         </w:rPr>
-        <w:t>"</w:t>
+        <w:t>"Server=</w:t>
       </w:r>
       <w:r>
         <w:rPr>
           <w:rFonts w:ascii="Consolas" w:hAnsi="Consolas" w:cs="Consolas"/>
-          <w:color w:val="000000"/>
+          <w:color w:val="A31515"/>
+          <w:sz w:val="19"/>
+          <w:szCs w:val="19"/>
+          <w:highlight w:val="green"/>
+          <w:lang w:val="en-CA"/>
+        </w:rPr>
+        <w:t>(localdb)\\mssqllocaldb</w:t>
+      </w:r>
+      <w:r>
+        <w:rPr>
+          <w:rFonts w:ascii="Consolas" w:hAnsi="Consolas" w:cs="Consolas"/>
+          <w:color w:val="A31515"/>
           <w:sz w:val="19"/>
           <w:szCs w:val="19"/>
           <w:highlight w:val="green"/>
           <w:lang w:val="en-US"/>
         </w:rPr>
-        <w:t xml:space="preserve">: </w:t>
+        <w:t>;Database</w:t>
       </w:r>
       <w:r>
         <w:rPr>
@@ -1641,7 +1453,7 @@
           <w:highlight w:val="green"/>
           <w:lang w:val="en-US"/>
         </w:rPr>
-        <w:t>"Server=</w:t>
+        <w:t>=</w:t>
       </w:r>
       <w:r>
         <w:rPr>
@@ -1650,11 +1462,10 @@
           <w:sz w:val="19"/>
           <w:szCs w:val="19"/>
           <w:highlight w:val="green"/>
-          <w:lang w:val="en-CA"/>
-        </w:rPr>
-        <w:t>(</w:t>
-      </w:r>
-      <w:proofErr w:type="spellStart"/>
+          <w:lang w:val="en-US"/>
+        </w:rPr>
+        <w:t>ZombieParty</w:t>
+      </w:r>
       <w:r>
         <w:rPr>
           <w:rFonts w:ascii="Consolas" w:hAnsi="Consolas" w:cs="Consolas"/>
@@ -1662,11 +1473,10 @@
           <w:sz w:val="19"/>
           <w:szCs w:val="19"/>
           <w:highlight w:val="green"/>
-          <w:lang w:val="en-CA"/>
-        </w:rPr>
-        <w:t>localdb</w:t>
-      </w:r>
-      <w:proofErr w:type="spellEnd"/>
+          <w:lang w:val="en-US"/>
+        </w:rPr>
+        <w:t>EF</w:t>
+      </w:r>
       <w:r>
         <w:rPr>
           <w:rFonts w:ascii="Consolas" w:hAnsi="Consolas" w:cs="Consolas"/>
@@ -1674,127 +1484,9 @@
           <w:sz w:val="19"/>
           <w:szCs w:val="19"/>
           <w:highlight w:val="green"/>
-          <w:lang w:val="en-CA"/>
-        </w:rPr>
-        <w:t>)</w:t>
-      </w:r>
-      <w:proofErr w:type="gramStart"/>
-      <w:r>
-        <w:rPr>
-          <w:rFonts w:ascii="Consolas" w:hAnsi="Consolas" w:cs="Consolas"/>
-          <w:color w:val="A31515"/>
-          <w:sz w:val="19"/>
-          <w:szCs w:val="19"/>
-          <w:highlight w:val="green"/>
-          <w:lang w:val="en-CA"/>
-        </w:rPr>
-        <w:t>\\</w:t>
-      </w:r>
-      <w:proofErr w:type="spellStart"/>
-      <w:r>
-        <w:rPr>
-          <w:rFonts w:ascii="Consolas" w:hAnsi="Consolas" w:cs="Consolas"/>
-          <w:color w:val="A31515"/>
-          <w:sz w:val="19"/>
-          <w:szCs w:val="19"/>
-          <w:highlight w:val="green"/>
-          <w:lang w:val="en-CA"/>
-        </w:rPr>
-        <w:t>mssqllocaldb</w:t>
-      </w:r>
-      <w:proofErr w:type="spellEnd"/>
-      <w:r>
-        <w:rPr>
-          <w:rFonts w:ascii="Consolas" w:hAnsi="Consolas" w:cs="Consolas"/>
-          <w:color w:val="A31515"/>
-          <w:sz w:val="19"/>
-          <w:szCs w:val="19"/>
-          <w:highlight w:val="green"/>
           <w:lang w:val="en-US"/>
         </w:rPr>
-        <w:t>;Database</w:t>
-      </w:r>
-      <w:proofErr w:type="gramEnd"/>
-      <w:r>
-        <w:rPr>
-          <w:rFonts w:ascii="Consolas" w:hAnsi="Consolas" w:cs="Consolas"/>
-          <w:color w:val="A31515"/>
-          <w:sz w:val="19"/>
-          <w:szCs w:val="19"/>
-          <w:highlight w:val="green"/>
-          <w:lang w:val="en-US"/>
-        </w:rPr>
-        <w:t>=</w:t>
-      </w:r>
-      <w:proofErr w:type="gramStart"/>
-      <w:r>
-        <w:rPr>
-          <w:rFonts w:ascii="Consolas" w:hAnsi="Consolas" w:cs="Consolas"/>
-          <w:color w:val="A31515"/>
-          <w:sz w:val="19"/>
-          <w:szCs w:val="19"/>
-          <w:highlight w:val="green"/>
-          <w:lang w:val="en-US"/>
-        </w:rPr>
-        <w:t>ZombieParty</w:t>
-      </w:r>
-      <w:r>
-        <w:rPr>
-          <w:rFonts w:ascii="Consolas" w:hAnsi="Consolas" w:cs="Consolas"/>
-          <w:color w:val="A31515"/>
-          <w:sz w:val="19"/>
-          <w:szCs w:val="19"/>
-          <w:highlight w:val="green"/>
-          <w:lang w:val="en-US"/>
-        </w:rPr>
-        <w:t>EF</w:t>
-      </w:r>
-      <w:r>
-        <w:rPr>
-          <w:rFonts w:ascii="Consolas" w:hAnsi="Consolas" w:cs="Consolas"/>
-          <w:color w:val="A31515"/>
-          <w:sz w:val="19"/>
-          <w:szCs w:val="19"/>
-          <w:highlight w:val="green"/>
-          <w:lang w:val="en-US"/>
-        </w:rPr>
-        <w:t>;Trusted</w:t>
-      </w:r>
-      <w:proofErr w:type="gramEnd"/>
-      <w:r>
-        <w:rPr>
-          <w:rFonts w:ascii="Consolas" w:hAnsi="Consolas" w:cs="Consolas"/>
-          <w:color w:val="A31515"/>
-          <w:sz w:val="19"/>
-          <w:szCs w:val="19"/>
-          <w:highlight w:val="green"/>
-          <w:lang w:val="en-US"/>
-        </w:rPr>
-        <w:t>_Connection=</w:t>
-      </w:r>
-      <w:proofErr w:type="gramStart"/>
-      <w:r>
-        <w:rPr>
-          <w:rFonts w:ascii="Consolas" w:hAnsi="Consolas" w:cs="Consolas"/>
-          <w:color w:val="A31515"/>
-          <w:sz w:val="19"/>
-          <w:szCs w:val="19"/>
-          <w:highlight w:val="green"/>
-          <w:lang w:val="en-US"/>
-        </w:rPr>
-        <w:t>True;MultipleActiveResultSets</w:t>
-      </w:r>
-      <w:proofErr w:type="gramEnd"/>
-      <w:r>
-        <w:rPr>
-          <w:rFonts w:ascii="Consolas" w:hAnsi="Consolas" w:cs="Consolas"/>
-          <w:color w:val="A31515"/>
-          <w:sz w:val="19"/>
-          <w:szCs w:val="19"/>
-          <w:highlight w:val="green"/>
-          <w:lang w:val="en-US"/>
-        </w:rPr>
-        <w:t>=True"</w:t>
+        <w:t>;Trusted_Connection=True;MultipleActiveResultSets=True"</w:t>
       </w:r>
     </w:p>
     <w:p>
@@ -1874,24 +1566,11 @@
         <w:t xml:space="preserve">La valeur </w:t>
       </w:r>
       <w:r>
-        <w:t>(</w:t>
-      </w:r>
-      <w:proofErr w:type="spellStart"/>
-      <w:r>
-        <w:t>localdb</w:t>
-      </w:r>
-      <w:proofErr w:type="spellEnd"/>
-      <w:r>
-        <w:t>)</w:t>
-      </w:r>
-      <w:r>
-        <w:t>\\</w:t>
-      </w:r>
-      <w:proofErr w:type="spellStart"/>
-      <w:r>
-        <w:t>mssqllocaldb</w:t>
-      </w:r>
-      <w:proofErr w:type="spellEnd"/>
+        <w:t>(localdb)</w:t>
+      </w:r>
+      <w:r>
+        <w:t>\\mssqllocaldb</w:t>
+      </w:r>
       <w:r>
         <w:t xml:space="preserve"> p</w:t>
       </w:r>
@@ -1992,7 +1671,6 @@
       <w:r>
         <w:t xml:space="preserve">les vers la section </w:t>
       </w:r>
-      <w:proofErr w:type="spellStart"/>
       <w:r>
         <w:rPr>
           <w:b/>
@@ -2000,7 +1678,6 @@
         </w:rPr>
         <w:t>Staged</w:t>
       </w:r>
-      <w:proofErr w:type="spellEnd"/>
     </w:p>
     <w:p>
       <w:pPr>
@@ -2029,49 +1706,20 @@
           <w:b/>
           <w:bCs/>
         </w:rPr>
-        <w:t xml:space="preserve">Commit </w:t>
-      </w:r>
-      <w:proofErr w:type="spellStart"/>
+        <w:t>Commit su</w:t>
+      </w:r>
       <w:r>
         <w:rPr>
           <w:b/>
           <w:bCs/>
         </w:rPr>
-        <w:t>su</w:t>
-      </w:r>
-      <w:r>
-        <w:rPr>
-          <w:b/>
-          <w:bCs/>
-        </w:rPr>
         <w:t>bject</w:t>
       </w:r>
-      <w:proofErr w:type="spellEnd"/>
       <w:r>
         <w:t xml:space="preserve">: </w:t>
       </w:r>
       <w:r>
-        <w:t>FCT</w:t>
-      </w:r>
-      <w:r>
-        <w:t xml:space="preserve"> Configuration </w:t>
-      </w:r>
-      <w:proofErr w:type="spellStart"/>
-      <w:r>
-        <w:t>EntityFram</w:t>
-      </w:r>
-      <w:r>
-        <w:t>e</w:t>
-      </w:r>
-      <w:r>
-        <w:t>work</w:t>
-      </w:r>
-      <w:proofErr w:type="spellEnd"/>
-      <w:r>
-        <w:t xml:space="preserve"> </w:t>
-      </w:r>
-      <w:r>
-        <w:t>Packages et connexion</w:t>
+        <w:t>v</w:t>
       </w:r>
     </w:p>
     <w:p>
@@ -2097,15 +1745,7 @@
         <w:t>s</w:t>
       </w:r>
       <w:r>
-        <w:t xml:space="preserve"> pour </w:t>
-      </w:r>
-      <w:proofErr w:type="spellStart"/>
-      <w:r>
-        <w:t>EntityFramework</w:t>
-      </w:r>
-      <w:proofErr w:type="spellEnd"/>
-      <w:r>
-        <w:t xml:space="preserve"> et SQL Server</w:t>
+        <w:t xml:space="preserve"> pour EntityFramework et SQL Server</w:t>
       </w:r>
       <w:r>
         <w:t xml:space="preserve"> et de la </w:t>
@@ -2188,13 +1828,8 @@
         <w:t>z</w:t>
       </w:r>
       <w:r>
-        <w:t xml:space="preserve"> un dossier Data (facultatif) dans </w:t>
-      </w:r>
-      <w:proofErr w:type="spellStart"/>
-      <w:r>
-        <w:t>Models</w:t>
-      </w:r>
-      <w:proofErr w:type="spellEnd"/>
+        <w:t xml:space="preserve"> un dossier Data (facultatif) dans Models</w:t>
+      </w:r>
     </w:p>
     <w:p>
       <w:pPr>
@@ -2223,16 +1858,11 @@
       <w:r>
         <w:t xml:space="preserve"> </w:t>
       </w:r>
-      <w:proofErr w:type="spellStart"/>
       <w:r>
         <w:t>ZombieParty</w:t>
       </w:r>
       <w:r>
-        <w:t>DbContext</w:t>
-      </w:r>
-      <w:proofErr w:type="spellEnd"/>
-      <w:r>
-        <w:t xml:space="preserve"> </w:t>
+        <w:t xml:space="preserve">DbContext </w:t>
       </w:r>
       <w:r>
         <w:t>q</w:t>
@@ -2250,21 +1880,7 @@
         <w:rPr>
           <w:color w:val="FF0000"/>
         </w:rPr>
-        <w:t xml:space="preserve"> </w:t>
-      </w:r>
-      <w:proofErr w:type="spellStart"/>
-      <w:r>
-        <w:rPr>
-          <w:color w:val="FF0000"/>
-        </w:rPr>
-        <w:t>DbContext</w:t>
-      </w:r>
-      <w:proofErr w:type="spellEnd"/>
-      <w:r>
-        <w:rPr>
-          <w:color w:val="FF0000"/>
-        </w:rPr>
-        <w:t xml:space="preserve"> </w:t>
+        <w:t xml:space="preserve"> DbContext </w:t>
       </w:r>
     </w:p>
     <w:p>
@@ -2272,21 +1888,11 @@
         <w:ind w:left="1080"/>
       </w:pPr>
       <w:r>
-        <w:t>Ajoutez la référence (</w:t>
-      </w:r>
-      <w:proofErr w:type="spellStart"/>
-      <w:r>
-        <w:t>using</w:t>
-      </w:r>
-      <w:proofErr w:type="spellEnd"/>
-      <w:r>
-        <w:t xml:space="preserve">) à </w:t>
-      </w:r>
-      <w:proofErr w:type="spellStart"/>
+        <w:t xml:space="preserve">Ajoutez la référence (using) à </w:t>
+      </w:r>
       <w:r>
         <w:t>Microsoft.EntityFrameworkCore</w:t>
       </w:r>
-      <w:proofErr w:type="spellEnd"/>
       <w:r>
         <w:t xml:space="preserve"> (proposé par Visual Studio dans la bulle)</w:t>
       </w:r>
@@ -2341,14 +1947,12 @@
       <w:r>
         <w:t xml:space="preserve">la </w:t>
       </w:r>
-      <w:proofErr w:type="spellStart"/>
       <w:r>
         <w:t>C</w:t>
       </w:r>
       <w:r>
         <w:t>onnectionString</w:t>
       </w:r>
-      <w:proofErr w:type="spellEnd"/>
       <w:r>
         <w:t xml:space="preserve"> s’y trouvera)</w:t>
       </w:r>
@@ -2382,7 +1986,6 @@
         </w:rPr>
         <w:t xml:space="preserve">   </w:t>
       </w:r>
-      <w:proofErr w:type="gramStart"/>
       <w:r>
         <w:rPr>
           <w:rFonts w:ascii="Consolas" w:hAnsi="Consolas" w:cs="Consolas"/>
@@ -2392,7 +1995,6 @@
         </w:rPr>
         <w:t>public</w:t>
       </w:r>
-      <w:proofErr w:type="gramEnd"/>
       <w:r>
         <w:rPr>
           <w:rFonts w:ascii="Consolas" w:hAnsi="Consolas" w:cs="Consolas"/>
@@ -2402,7 +2004,6 @@
         </w:rPr>
         <w:t xml:space="preserve"> </w:t>
       </w:r>
-      <w:proofErr w:type="gramStart"/>
       <w:r>
         <w:rPr>
           <w:rFonts w:ascii="Consolas" w:hAnsi="Consolas" w:cs="Consolas"/>
@@ -2419,27 +2020,7 @@
           <w:sz w:val="19"/>
           <w:szCs w:val="19"/>
         </w:rPr>
-        <w:t>(</w:t>
-      </w:r>
-      <w:proofErr w:type="gramEnd"/>
-      <w:r>
-        <w:rPr>
-          <w:rFonts w:ascii="Consolas" w:hAnsi="Consolas" w:cs="Consolas"/>
-          <w:color w:val="000000"/>
-          <w:sz w:val="19"/>
-          <w:szCs w:val="19"/>
-        </w:rPr>
-        <w:t>DbContextOptions&lt;ZombiePartyDbContext&gt;options</w:t>
-      </w:r>
-      <w:proofErr w:type="gramStart"/>
-      <w:r>
-        <w:rPr>
-          <w:rFonts w:ascii="Consolas" w:hAnsi="Consolas" w:cs="Consolas"/>
-          <w:color w:val="000000"/>
-          <w:sz w:val="19"/>
-          <w:szCs w:val="19"/>
-        </w:rPr>
-        <w:t>):</w:t>
+        <w:t>(DbContextOptions&lt;ZombiePartyDbContext&gt;options):</w:t>
       </w:r>
       <w:r>
         <w:rPr>
@@ -2450,7 +2031,6 @@
         </w:rPr>
         <w:t>base</w:t>
       </w:r>
-      <w:proofErr w:type="gramEnd"/>
       <w:r>
         <w:rPr>
           <w:rFonts w:ascii="Consolas" w:hAnsi="Consolas" w:cs="Consolas"/>
@@ -2607,17 +2187,7 @@
         <w:t>au service SQL serveur avec le nom de la connexion (</w:t>
       </w:r>
       <w:r>
-        <w:t xml:space="preserve">figurant dans </w:t>
-      </w:r>
-      <w:proofErr w:type="spellStart"/>
-      <w:proofErr w:type="gramStart"/>
-      <w:r>
-        <w:t>appsettings.json</w:t>
-      </w:r>
-      <w:proofErr w:type="spellEnd"/>
-      <w:proofErr w:type="gramEnd"/>
-      <w:r>
-        <w:t xml:space="preserve">) </w:t>
+        <w:t xml:space="preserve">figurant dans appsettings.json) </w:t>
       </w:r>
     </w:p>
     <w:p>
@@ -2632,21 +2202,7 @@
         <w:rPr>
           <w:lang w:val="en-CA"/>
         </w:rPr>
-        <w:t xml:space="preserve">Le code </w:t>
-      </w:r>
-      <w:proofErr w:type="spellStart"/>
-      <w:r>
-        <w:rPr>
-          <w:lang w:val="en-CA"/>
-        </w:rPr>
-        <w:t>en</w:t>
-      </w:r>
-      <w:proofErr w:type="spellEnd"/>
-      <w:r>
-        <w:rPr>
-          <w:lang w:val="en-CA"/>
-        </w:rPr>
-        <w:t xml:space="preserve"> vert</w:t>
+        <w:t>Le code en vert</w:t>
       </w:r>
     </w:p>
     <w:p>
@@ -2702,29 +2258,15 @@
           <w:lang w:val="en-CA"/>
         </w:rPr>
       </w:pPr>
-      <w:proofErr w:type="spellStart"/>
-      <w:proofErr w:type="gramStart"/>
-      <w:r>
-        <w:rPr>
-          <w:rFonts w:ascii="Cascadia Mono" w:hAnsi="Cascadia Mono" w:cs="Cascadia Mono"/>
-          <w:color w:val="000000"/>
-          <w:sz w:val="19"/>
-          <w:szCs w:val="19"/>
-          <w:lang w:val="en-CA"/>
-        </w:rPr>
-        <w:t>builder.Services.AddControllersWithViews</w:t>
-      </w:r>
-      <w:proofErr w:type="spellEnd"/>
-      <w:proofErr w:type="gramEnd"/>
-      <w:r>
-        <w:rPr>
-          <w:rFonts w:ascii="Cascadia Mono" w:hAnsi="Cascadia Mono" w:cs="Cascadia Mono"/>
-          <w:color w:val="000000"/>
-          <w:sz w:val="19"/>
-          <w:szCs w:val="19"/>
-          <w:lang w:val="en-CA"/>
-        </w:rPr>
-        <w:t>();</w:t>
+      <w:r>
+        <w:rPr>
+          <w:rFonts w:ascii="Cascadia Mono" w:hAnsi="Cascadia Mono" w:cs="Cascadia Mono"/>
+          <w:color w:val="000000"/>
+          <w:sz w:val="19"/>
+          <w:szCs w:val="19"/>
+          <w:lang w:val="en-CA"/>
+        </w:rPr>
+        <w:t>builder.Services.AddControllersWithViews();</w:t>
       </w:r>
     </w:p>
     <w:p>
@@ -2749,8 +2291,6 @@
           <w:lang w:val="en-CA"/>
         </w:rPr>
       </w:pPr>
-      <w:proofErr w:type="spellStart"/>
-      <w:proofErr w:type="gramStart"/>
       <w:r>
         <w:rPr>
           <w:rFonts w:ascii="Cascadia Mono" w:hAnsi="Cascadia Mono" w:cs="Cascadia Mono"/>
@@ -2760,57 +2300,7 @@
           <w:highlight w:val="green"/>
           <w:lang w:val="en-CA"/>
         </w:rPr>
-        <w:t>builder.Services.AddDbContext</w:t>
-      </w:r>
-      <w:proofErr w:type="spellEnd"/>
-      <w:proofErr w:type="gramEnd"/>
-      <w:r>
-        <w:rPr>
-          <w:rFonts w:ascii="Cascadia Mono" w:hAnsi="Cascadia Mono" w:cs="Cascadia Mono"/>
-          <w:color w:val="000000"/>
-          <w:sz w:val="19"/>
-          <w:szCs w:val="19"/>
-          <w:highlight w:val="green"/>
-          <w:lang w:val="en-CA"/>
-        </w:rPr>
-        <w:t>&lt;</w:t>
-      </w:r>
-      <w:proofErr w:type="spellStart"/>
-      <w:r>
-        <w:rPr>
-          <w:rFonts w:ascii="Cascadia Mono" w:hAnsi="Cascadia Mono" w:cs="Cascadia Mono"/>
-          <w:color w:val="000000"/>
-          <w:sz w:val="19"/>
-          <w:szCs w:val="19"/>
-          <w:highlight w:val="green"/>
-          <w:lang w:val="en-CA"/>
-        </w:rPr>
-        <w:t>ZombiePartyDbContext</w:t>
-      </w:r>
-      <w:proofErr w:type="spellEnd"/>
-      <w:proofErr w:type="gramStart"/>
-      <w:r>
-        <w:rPr>
-          <w:rFonts w:ascii="Cascadia Mono" w:hAnsi="Cascadia Mono" w:cs="Cascadia Mono"/>
-          <w:color w:val="000000"/>
-          <w:sz w:val="19"/>
-          <w:szCs w:val="19"/>
-          <w:highlight w:val="green"/>
-          <w:lang w:val="en-CA"/>
-        </w:rPr>
-        <w:t>&gt;(</w:t>
-      </w:r>
-      <w:proofErr w:type="gramEnd"/>
-      <w:r>
-        <w:rPr>
-          <w:rFonts w:ascii="Cascadia Mono" w:hAnsi="Cascadia Mono" w:cs="Cascadia Mono"/>
-          <w:color w:val="000000"/>
-          <w:sz w:val="19"/>
-          <w:szCs w:val="19"/>
-          <w:highlight w:val="green"/>
-          <w:lang w:val="en-CA"/>
-        </w:rPr>
-        <w:t>options =&gt;</w:t>
+        <w:t>builder.Services.AddDbContext&lt;ZombiePartyDbContext&gt;(options =&gt;</w:t>
       </w:r>
     </w:p>
     <w:p>
@@ -2834,7 +2324,6 @@
           <w:lang w:val="en-CA"/>
         </w:rPr>
       </w:pPr>
-      <w:proofErr w:type="gramStart"/>
       <w:r>
         <w:rPr>
           <w:rFonts w:ascii="Cascadia Mono" w:hAnsi="Cascadia Mono" w:cs="Cascadia Mono"/>
@@ -2844,43 +2333,7 @@
           <w:highlight w:val="green"/>
           <w:lang w:val="en-CA"/>
         </w:rPr>
-        <w:t>options.UseSqlServer</w:t>
-      </w:r>
-      <w:proofErr w:type="gramEnd"/>
-      <w:r>
-        <w:rPr>
-          <w:rFonts w:ascii="Cascadia Mono" w:hAnsi="Cascadia Mono" w:cs="Cascadia Mono"/>
-          <w:color w:val="000000"/>
-          <w:sz w:val="19"/>
-          <w:szCs w:val="19"/>
-          <w:highlight w:val="green"/>
-          <w:lang w:val="en-CA"/>
-        </w:rPr>
-        <w:t>(</w:t>
-      </w:r>
-      <w:proofErr w:type="gramStart"/>
-      <w:r>
-        <w:rPr>
-          <w:rFonts w:ascii="Cascadia Mono" w:hAnsi="Cascadia Mono" w:cs="Cascadia Mono"/>
-          <w:color w:val="000000"/>
-          <w:sz w:val="19"/>
-          <w:szCs w:val="19"/>
-          <w:highlight w:val="green"/>
-          <w:lang w:val="en-CA"/>
-        </w:rPr>
-        <w:t>builder.Configuration.GetConnectionString</w:t>
-      </w:r>
-      <w:proofErr w:type="gramEnd"/>
-      <w:r>
-        <w:rPr>
-          <w:rFonts w:ascii="Cascadia Mono" w:hAnsi="Cascadia Mono" w:cs="Cascadia Mono"/>
-          <w:color w:val="000000"/>
-          <w:sz w:val="19"/>
-          <w:szCs w:val="19"/>
-          <w:highlight w:val="green"/>
-          <w:lang w:val="en-CA"/>
-        </w:rPr>
-        <w:t>(</w:t>
+        <w:t>options.UseSqlServer(builder.Configuration.GetConnectionString(</w:t>
       </w:r>
       <w:r>
         <w:rPr>
@@ -2956,20 +2409,8 @@
           <w:szCs w:val="19"/>
           <w:lang w:val="en-US"/>
         </w:rPr>
-        <w:t xml:space="preserve">// Injection des </w:t>
-      </w:r>
-      <w:proofErr w:type="spellStart"/>
-      <w:r>
-        <w:rPr>
-          <w:rFonts w:ascii="Cascadia Mono" w:hAnsi="Cascadia Mono" w:cs="Cascadia Mono"/>
-          <w:color w:val="008000"/>
-          <w:sz w:val="19"/>
-          <w:szCs w:val="19"/>
-          <w:lang w:val="en-US"/>
-        </w:rPr>
-        <w:t>dépendances</w:t>
-      </w:r>
-      <w:proofErr w:type="spellEnd"/>
+        <w:t>// Injection des dépendances</w:t>
+      </w:r>
     </w:p>
     <w:p>
       <w:pPr>
@@ -2992,8 +2433,6 @@
           <w:lang w:val="en-US"/>
         </w:rPr>
       </w:pPr>
-      <w:proofErr w:type="spellStart"/>
-      <w:proofErr w:type="gramStart"/>
       <w:r>
         <w:rPr>
           <w:rFonts w:ascii="Cascadia Mono" w:hAnsi="Cascadia Mono" w:cs="Cascadia Mono"/>
@@ -3002,53 +2441,7 @@
           <w:szCs w:val="19"/>
           <w:lang w:val="en-US"/>
         </w:rPr>
-        <w:t>builder.Services.AddSingleton</w:t>
-      </w:r>
-      <w:proofErr w:type="spellEnd"/>
-      <w:proofErr w:type="gramEnd"/>
-      <w:r>
-        <w:rPr>
-          <w:rFonts w:ascii="Cascadia Mono" w:hAnsi="Cascadia Mono" w:cs="Cascadia Mono"/>
-          <w:color w:val="000000"/>
-          <w:sz w:val="19"/>
-          <w:szCs w:val="19"/>
-          <w:lang w:val="en-US"/>
-        </w:rPr>
-        <w:t>&lt;</w:t>
-      </w:r>
-      <w:proofErr w:type="spellStart"/>
-      <w:r>
-        <w:rPr>
-          <w:rFonts w:ascii="Cascadia Mono" w:hAnsi="Cascadia Mono" w:cs="Cascadia Mono"/>
-          <w:color w:val="000000"/>
-          <w:sz w:val="19"/>
-          <w:szCs w:val="19"/>
-          <w:lang w:val="en-US"/>
-        </w:rPr>
-        <w:t>BaseDonnees</w:t>
-      </w:r>
-      <w:proofErr w:type="spellEnd"/>
-      <w:proofErr w:type="gramStart"/>
-      <w:r>
-        <w:rPr>
-          <w:rFonts w:ascii="Cascadia Mono" w:hAnsi="Cascadia Mono" w:cs="Cascadia Mono"/>
-          <w:color w:val="000000"/>
-          <w:sz w:val="19"/>
-          <w:szCs w:val="19"/>
-          <w:lang w:val="en-US"/>
-        </w:rPr>
-        <w:t>&gt;(</w:t>
-      </w:r>
-      <w:proofErr w:type="gramEnd"/>
-      <w:r>
-        <w:rPr>
-          <w:rFonts w:ascii="Cascadia Mono" w:hAnsi="Cascadia Mono" w:cs="Cascadia Mono"/>
-          <w:color w:val="000000"/>
-          <w:sz w:val="19"/>
-          <w:szCs w:val="19"/>
-          <w:lang w:val="en-US"/>
-        </w:rPr>
-        <w:t>);</w:t>
+        <w:t>builder.Services.AddSingleton&lt;BaseDonnees&gt;();</w:t>
       </w:r>
     </w:p>
     <w:p>
@@ -3112,31 +2505,7 @@
           <w:szCs w:val="19"/>
           <w:lang w:val="en-US"/>
         </w:rPr>
-        <w:t xml:space="preserve"> app = </w:t>
-      </w:r>
-      <w:proofErr w:type="spellStart"/>
-      <w:proofErr w:type="gramStart"/>
-      <w:r>
-        <w:rPr>
-          <w:rFonts w:ascii="Cascadia Mono" w:hAnsi="Cascadia Mono" w:cs="Cascadia Mono"/>
-          <w:color w:val="000000"/>
-          <w:sz w:val="19"/>
-          <w:szCs w:val="19"/>
-          <w:lang w:val="en-US"/>
-        </w:rPr>
-        <w:t>builder.Build</w:t>
-      </w:r>
-      <w:proofErr w:type="spellEnd"/>
-      <w:proofErr w:type="gramEnd"/>
-      <w:r>
-        <w:rPr>
-          <w:rFonts w:ascii="Cascadia Mono" w:hAnsi="Cascadia Mono" w:cs="Cascadia Mono"/>
-          <w:color w:val="000000"/>
-          <w:sz w:val="19"/>
-          <w:szCs w:val="19"/>
-          <w:lang w:val="en-US"/>
-        </w:rPr>
-        <w:t>();</w:t>
+        <w:t xml:space="preserve"> app = builder.Build();</w:t>
       </w:r>
     </w:p>
     <w:p>
@@ -3151,11 +2520,9 @@
       <w:r>
         <w:t>Ajoutez les références (</w:t>
       </w:r>
-      <w:proofErr w:type="spellStart"/>
       <w:r>
         <w:t>Using</w:t>
       </w:r>
-      <w:proofErr w:type="spellEnd"/>
       <w:r>
         <w:t>) requis</w:t>
       </w:r>
@@ -3251,7 +2618,6 @@
       <w:r>
         <w:t xml:space="preserve">s et déplacez les vers la section </w:t>
       </w:r>
-      <w:proofErr w:type="spellStart"/>
       <w:r>
         <w:rPr>
           <w:b/>
@@ -3259,7 +2625,6 @@
         </w:rPr>
         <w:t>Staged</w:t>
       </w:r>
-      <w:proofErr w:type="spellEnd"/>
     </w:p>
     <w:p>
       <w:pPr>
@@ -3286,81 +2651,55 @@
           <w:lang w:val="en-US"/>
         </w:rPr>
       </w:pPr>
-      <w:proofErr w:type="gramStart"/>
       <w:r>
         <w:rPr>
           <w:b/>
           <w:bCs/>
           <w:lang w:val="en-US"/>
         </w:rPr>
-        <w:t>Commit</w:t>
-      </w:r>
-      <w:proofErr w:type="gramEnd"/>
-      <w:r>
-        <w:rPr>
-          <w:b/>
-          <w:bCs/>
+        <w:t>Commit subject</w:t>
+      </w:r>
+      <w:r>
+        <w:rPr>
           <w:lang w:val="en-US"/>
         </w:rPr>
-        <w:t xml:space="preserve"> subject</w:t>
+        <w:t xml:space="preserve">: </w:t>
       </w:r>
       <w:r>
         <w:rPr>
           <w:lang w:val="en-US"/>
         </w:rPr>
-        <w:t xml:space="preserve">: </w:t>
+        <w:t>FCT</w:t>
       </w:r>
       <w:r>
         <w:rPr>
           <w:lang w:val="en-US"/>
         </w:rPr>
-        <w:t>FCT</w:t>
+        <w:t xml:space="preserve"> </w:t>
       </w:r>
       <w:r>
         <w:rPr>
           <w:lang w:val="en-US"/>
         </w:rPr>
-        <w:t xml:space="preserve"> </w:t>
+        <w:t xml:space="preserve">Configuration </w:t>
       </w:r>
       <w:r>
         <w:rPr>
           <w:lang w:val="en-US"/>
         </w:rPr>
-        <w:t xml:space="preserve">Configuration </w:t>
-      </w:r>
-      <w:proofErr w:type="spellStart"/>
+        <w:t>E</w:t>
+      </w:r>
       <w:r>
         <w:rPr>
           <w:lang w:val="en-US"/>
         </w:rPr>
-        <w:t>E</w:t>
+        <w:t>ntityFramwork</w:t>
       </w:r>
       <w:r>
         <w:rPr>
           <w:lang w:val="en-US"/>
         </w:rPr>
-        <w:t>ntityFramwork</w:t>
-      </w:r>
-      <w:proofErr w:type="spellEnd"/>
-      <w:r>
-        <w:rPr>
-          <w:lang w:val="en-US"/>
-        </w:rPr>
-        <w:t xml:space="preserve"> </w:t>
-      </w:r>
-      <w:proofErr w:type="spellStart"/>
-      <w:r>
-        <w:rPr>
-          <w:lang w:val="en-US"/>
-        </w:rPr>
-        <w:t>DbContext</w:t>
-      </w:r>
-      <w:proofErr w:type="spellEnd"/>
-      <w:r>
-        <w:rPr>
-          <w:lang w:val="en-US"/>
-        </w:rPr>
-        <w:t xml:space="preserve"> DI</w:t>
+        <w:t xml:space="preserve"> DbContext DI</w:t>
       </w:r>
     </w:p>
     <w:p>
@@ -3390,13 +2729,8 @@
         <w:t>C</w:t>
       </w:r>
       <w:r>
-        <w:t xml:space="preserve">réation du </w:t>
-      </w:r>
-      <w:proofErr w:type="spellStart"/>
-      <w:r>
-        <w:t>ApplicationDbContext</w:t>
-      </w:r>
-      <w:proofErr w:type="spellEnd"/>
+        <w:t>réation du ApplicationDbContext</w:t>
+      </w:r>
       <w:r>
         <w:t xml:space="preserve"> et ajout de DI du service SQL Server</w:t>
       </w:r>
@@ -3449,7 +2783,6 @@
       <w:r>
         <w:t xml:space="preserve"> les modifications sur le repo en ligne </w:t>
       </w:r>
-      <w:proofErr w:type="spellStart"/>
       <w:r>
         <w:rPr>
           <w:b/>
@@ -3457,7 +2790,6 @@
         </w:rPr>
         <w:t>Remote</w:t>
       </w:r>
-      <w:proofErr w:type="spellEnd"/>
       <w:r>
         <w:t xml:space="preserve">: cliquez sur </w:t>
       </w:r>
@@ -3560,15 +2892,7 @@
         <w:spacing w:before="0" w:after="160" w:line="259" w:lineRule="auto"/>
       </w:pPr>
       <w:r>
-        <w:t>Notez que la propriété Id (</w:t>
-      </w:r>
-      <w:proofErr w:type="spellStart"/>
-      <w:r>
-        <w:t>int</w:t>
-      </w:r>
-      <w:proofErr w:type="spellEnd"/>
-      <w:r>
-        <w:t>) permet de créer une clé primaire automatique (auto-incrémenté</w:t>
+        <w:t>Notez que la propriété Id (int) permet de créer une clé primaire automatique (auto-incrémenté</w:t>
       </w:r>
       <w:r>
         <w:t>e</w:t>
@@ -3703,18 +3027,7 @@
           <w:szCs w:val="19"/>
           <w:lang w:val="en-CA"/>
         </w:rPr>
-        <w:t xml:space="preserve"> Id </w:t>
-      </w:r>
-      <w:proofErr w:type="gramStart"/>
-      <w:r>
-        <w:rPr>
-          <w:rFonts w:ascii="Cascadia Mono" w:hAnsi="Cascadia Mono" w:cs="Cascadia Mono"/>
-          <w:color w:val="000000"/>
-          <w:sz w:val="19"/>
-          <w:szCs w:val="19"/>
-          <w:lang w:val="en-CA"/>
-        </w:rPr>
-        <w:t xml:space="preserve">{ </w:t>
+        <w:t xml:space="preserve"> Id { </w:t>
       </w:r>
       <w:r>
         <w:rPr>
@@ -3726,7 +3039,6 @@
         </w:rPr>
         <w:t>get</w:t>
       </w:r>
-      <w:proofErr w:type="gramEnd"/>
       <w:r>
         <w:rPr>
           <w:rFonts w:ascii="Cascadia Mono" w:hAnsi="Cascadia Mono" w:cs="Cascadia Mono"/>
@@ -3747,7 +3059,6 @@
         </w:rPr>
         <w:t>set</w:t>
       </w:r>
-      <w:proofErr w:type="gramStart"/>
       <w:r>
         <w:rPr>
           <w:rFonts w:ascii="Cascadia Mono" w:hAnsi="Cascadia Mono" w:cs="Cascadia Mono"/>
@@ -3758,7 +3069,6 @@
         </w:rPr>
         <w:t>; }</w:t>
       </w:r>
-      <w:proofErr w:type="gramEnd"/>
     </w:p>
     <w:p>
       <w:pPr>
@@ -3788,15 +3098,7 @@
         <w:t>s</w:t>
       </w:r>
       <w:r>
-        <w:t xml:space="preserve">e, </w:t>
-      </w:r>
-      <w:proofErr w:type="spellStart"/>
-      <w:r>
-        <w:t>Using</w:t>
-      </w:r>
-      <w:proofErr w:type="spellEnd"/>
-      <w:r>
-        <w:t>)</w:t>
+        <w:t>e, Using)</w:t>
       </w:r>
     </w:p>
     <w:p>
@@ -3829,27 +3131,14 @@
         <w:spacing w:before="0" w:after="160" w:line="259" w:lineRule="auto"/>
       </w:pPr>
       <w:r>
-        <w:t xml:space="preserve">Ajoutez l’annotation </w:t>
-      </w:r>
-      <w:proofErr w:type="spellStart"/>
-      <w:r>
-        <w:t>Foreig</w:t>
+        <w:t>Ajoutez l’annotation Foreig</w:t>
       </w:r>
       <w:r>
         <w:t>n</w:t>
       </w:r>
       <w:r>
-        <w:t>Key</w:t>
-      </w:r>
-      <w:proofErr w:type="spellEnd"/>
-      <w:r>
-        <w:t xml:space="preserve"> pour la clé étrangère </w:t>
-      </w:r>
-      <w:proofErr w:type="spellStart"/>
-      <w:r>
-        <w:t>ZombieTypeId</w:t>
-      </w:r>
-      <w:proofErr w:type="spellEnd"/>
+        <w:t>Key pour la clé étrangère ZombieTypeId</w:t>
+      </w:r>
     </w:p>
     <w:p>
       <w:pPr>
@@ -3942,51 +3231,7 @@
           <w:szCs w:val="19"/>
           <w:highlight w:val="green"/>
         </w:rPr>
-        <w:t xml:space="preserve">// sinon le champ de </w:t>
-      </w:r>
-      <w:proofErr w:type="spellStart"/>
-      <w:r>
-        <w:rPr>
-          <w:rFonts w:ascii="Cascadia Mono" w:hAnsi="Cascadia Mono" w:cs="Cascadia Mono"/>
-          <w:color w:val="008000"/>
-          <w:sz w:val="19"/>
-          <w:szCs w:val="19"/>
-          <w:highlight w:val="green"/>
-        </w:rPr>
-        <w:t>foreignKey</w:t>
-      </w:r>
-      <w:proofErr w:type="spellEnd"/>
-      <w:r>
-        <w:rPr>
-          <w:rFonts w:ascii="Cascadia Mono" w:hAnsi="Cascadia Mono" w:cs="Cascadia Mono"/>
-          <w:color w:val="008000"/>
-          <w:sz w:val="19"/>
-          <w:szCs w:val="19"/>
-          <w:highlight w:val="green"/>
-        </w:rPr>
-        <w:t xml:space="preserve"> sera </w:t>
-      </w:r>
-      <w:proofErr w:type="gramStart"/>
-      <w:r>
-        <w:rPr>
-          <w:rFonts w:ascii="Cascadia Mono" w:hAnsi="Cascadia Mono" w:cs="Cascadia Mono"/>
-          <w:color w:val="008000"/>
-          <w:sz w:val="19"/>
-          <w:szCs w:val="19"/>
-          <w:highlight w:val="green"/>
-        </w:rPr>
-        <w:t>auto généré</w:t>
-      </w:r>
-      <w:proofErr w:type="gramEnd"/>
-      <w:r>
-        <w:rPr>
-          <w:rFonts w:ascii="Cascadia Mono" w:hAnsi="Cascadia Mono" w:cs="Cascadia Mono"/>
-          <w:color w:val="008000"/>
-          <w:sz w:val="19"/>
-          <w:szCs w:val="19"/>
-          <w:highlight w:val="green"/>
-        </w:rPr>
-        <w:t xml:space="preserve"> dans la BD</w:t>
+        <w:t>// sinon le champ de foreignKey sera auto généré dans la BD</w:t>
       </w:r>
     </w:p>
     <w:p>
@@ -4031,31 +3276,7 @@
           <w:highlight w:val="green"/>
           <w:lang w:val="en-US"/>
         </w:rPr>
-        <w:t>[</w:t>
-      </w:r>
-      <w:proofErr w:type="gramStart"/>
-      <w:r>
-        <w:rPr>
-          <w:rFonts w:ascii="Cascadia Mono" w:hAnsi="Cascadia Mono" w:cs="Cascadia Mono"/>
-          <w:color w:val="000000"/>
-          <w:sz w:val="19"/>
-          <w:szCs w:val="19"/>
-          <w:highlight w:val="green"/>
-          <w:lang w:val="en-US"/>
-        </w:rPr>
-        <w:t>Display(</w:t>
-      </w:r>
-      <w:proofErr w:type="gramEnd"/>
-      <w:r>
-        <w:rPr>
-          <w:rFonts w:ascii="Cascadia Mono" w:hAnsi="Cascadia Mono" w:cs="Cascadia Mono"/>
-          <w:color w:val="000000"/>
-          <w:sz w:val="19"/>
-          <w:szCs w:val="19"/>
-          <w:highlight w:val="green"/>
-          <w:lang w:val="en-US"/>
-        </w:rPr>
-        <w:t xml:space="preserve">Name = </w:t>
+        <w:t xml:space="preserve">[Display(Name = </w:t>
       </w:r>
       <w:r>
         <w:rPr>
@@ -4111,66 +3332,18 @@
           <w:highlight w:val="green"/>
           <w:lang w:val="en-US"/>
         </w:rPr>
-        <w:t xml:space="preserve">        [</w:t>
-      </w:r>
-      <w:proofErr w:type="spellStart"/>
-      <w:r>
-        <w:rPr>
-          <w:rFonts w:ascii="Cascadia Mono" w:hAnsi="Cascadia Mono" w:cs="Cascadia Mono"/>
-          <w:color w:val="000000"/>
+        <w:t xml:space="preserve">        [ForeignKey(</w:t>
+      </w:r>
+      <w:r>
+        <w:rPr>
+          <w:rFonts w:ascii="Cascadia Mono" w:hAnsi="Cascadia Mono" w:cs="Cascadia Mono"/>
+          <w:color w:val="A31515"/>
           <w:sz w:val="19"/>
           <w:szCs w:val="19"/>
           <w:highlight w:val="green"/>
           <w:lang w:val="en-US"/>
         </w:rPr>
-        <w:t>ForeignKey</w:t>
-      </w:r>
-      <w:proofErr w:type="spellEnd"/>
-      <w:r>
-        <w:rPr>
-          <w:rFonts w:ascii="Cascadia Mono" w:hAnsi="Cascadia Mono" w:cs="Cascadia Mono"/>
-          <w:color w:val="000000"/>
-          <w:sz w:val="19"/>
-          <w:szCs w:val="19"/>
-          <w:highlight w:val="green"/>
-          <w:lang w:val="en-US"/>
-        </w:rPr>
-        <w:t>(</w:t>
-      </w:r>
-      <w:r>
-        <w:rPr>
-          <w:rFonts w:ascii="Cascadia Mono" w:hAnsi="Cascadia Mono" w:cs="Cascadia Mono"/>
-          <w:color w:val="A31515"/>
-          <w:sz w:val="19"/>
-          <w:szCs w:val="19"/>
-          <w:highlight w:val="green"/>
-          <w:lang w:val="en-US"/>
-        </w:rPr>
-        <w:t>"</w:t>
-      </w:r>
-      <w:proofErr w:type="spellStart"/>
-      <w:r>
-        <w:rPr>
-          <w:rFonts w:ascii="Cascadia Mono" w:hAnsi="Cascadia Mono" w:cs="Cascadia Mono"/>
-          <w:color w:val="A31515"/>
-          <w:sz w:val="19"/>
-          <w:szCs w:val="19"/>
-          <w:highlight w:val="green"/>
-          <w:lang w:val="en-US"/>
-        </w:rPr>
-        <w:t>ZombieType</w:t>
-      </w:r>
-      <w:proofErr w:type="spellEnd"/>
-      <w:r>
-        <w:rPr>
-          <w:rFonts w:ascii="Cascadia Mono" w:hAnsi="Cascadia Mono" w:cs="Cascadia Mono"/>
-          <w:color w:val="A31515"/>
-          <w:sz w:val="19"/>
-          <w:szCs w:val="19"/>
-          <w:highlight w:val="green"/>
-          <w:lang w:val="en-US"/>
-        </w:rPr>
-        <w:t>"</w:t>
+        <w:t>"ZombieType"</w:t>
       </w:r>
       <w:r>
         <w:rPr>
@@ -4264,40 +3437,7 @@
           <w:szCs w:val="19"/>
           <w:lang w:val="en-CA"/>
         </w:rPr>
-        <w:t xml:space="preserve"> </w:t>
-      </w:r>
-      <w:proofErr w:type="spellStart"/>
-      <w:r>
-        <w:rPr>
-          <w:rFonts w:ascii="Cascadia Mono" w:hAnsi="Cascadia Mono" w:cs="Cascadia Mono"/>
-          <w:color w:val="000000"/>
-          <w:sz w:val="19"/>
-          <w:szCs w:val="19"/>
-          <w:lang w:val="en-CA"/>
-        </w:rPr>
-        <w:t>ZombieTypeId</w:t>
-      </w:r>
-      <w:proofErr w:type="spellEnd"/>
-      <w:r>
-        <w:rPr>
-          <w:rFonts w:ascii="Cascadia Mono" w:hAnsi="Cascadia Mono" w:cs="Cascadia Mono"/>
-          <w:color w:val="000000"/>
-          <w:sz w:val="19"/>
-          <w:szCs w:val="19"/>
-          <w:lang w:val="en-CA"/>
-        </w:rPr>
-        <w:t xml:space="preserve"> </w:t>
-      </w:r>
-      <w:proofErr w:type="gramStart"/>
-      <w:r>
-        <w:rPr>
-          <w:rFonts w:ascii="Cascadia Mono" w:hAnsi="Cascadia Mono" w:cs="Cascadia Mono"/>
-          <w:color w:val="000000"/>
-          <w:sz w:val="19"/>
-          <w:szCs w:val="19"/>
-          <w:lang w:val="en-CA"/>
-        </w:rPr>
-        <w:t xml:space="preserve">{ </w:t>
+        <w:t xml:space="preserve"> ZombieTypeId { </w:t>
       </w:r>
       <w:r>
         <w:rPr>
@@ -4309,7 +3449,6 @@
         </w:rPr>
         <w:t>get</w:t>
       </w:r>
-      <w:proofErr w:type="gramEnd"/>
       <w:r>
         <w:rPr>
           <w:rFonts w:ascii="Cascadia Mono" w:hAnsi="Cascadia Mono" w:cs="Cascadia Mono"/>
@@ -4330,7 +3469,6 @@
         </w:rPr>
         <w:t>set</w:t>
       </w:r>
-      <w:proofErr w:type="gramStart"/>
       <w:r>
         <w:rPr>
           <w:rFonts w:ascii="Cascadia Mono" w:hAnsi="Cascadia Mono" w:cs="Cascadia Mono"/>
@@ -4341,7 +3479,6 @@
         </w:rPr>
         <w:t>; }</w:t>
       </w:r>
-      <w:proofErr w:type="gramEnd"/>
     </w:p>
     <w:p>
       <w:pPr>
@@ -4443,62 +3580,7 @@
           <w:szCs w:val="19"/>
           <w:lang w:val="en-CA"/>
         </w:rPr>
-        <w:t xml:space="preserve"> </w:t>
-      </w:r>
-      <w:proofErr w:type="spellStart"/>
-      <w:r>
-        <w:rPr>
-          <w:rFonts w:ascii="Cascadia Mono" w:hAnsi="Cascadia Mono" w:cs="Cascadia Mono"/>
-          <w:color w:val="000000"/>
-          <w:sz w:val="19"/>
-          <w:szCs w:val="19"/>
-          <w:lang w:val="en-CA"/>
-        </w:rPr>
-        <w:t>ZombieType</w:t>
-      </w:r>
-      <w:proofErr w:type="spellEnd"/>
-      <w:r>
-        <w:rPr>
-          <w:rFonts w:ascii="Cascadia Mono" w:hAnsi="Cascadia Mono" w:cs="Cascadia Mono"/>
-          <w:color w:val="000000"/>
-          <w:sz w:val="19"/>
-          <w:szCs w:val="19"/>
-          <w:lang w:val="en-CA"/>
-        </w:rPr>
-        <w:t xml:space="preserve"> </w:t>
-      </w:r>
-      <w:proofErr w:type="spellStart"/>
-      <w:r>
-        <w:rPr>
-          <w:rFonts w:ascii="Cascadia Mono" w:hAnsi="Cascadia Mono" w:cs="Cascadia Mono"/>
-          <w:color w:val="000000"/>
-          <w:sz w:val="19"/>
-          <w:szCs w:val="19"/>
-          <w:lang w:val="en-CA"/>
-        </w:rPr>
-        <w:t>ZombieType</w:t>
-      </w:r>
-      <w:proofErr w:type="spellEnd"/>
-      <w:r>
-        <w:rPr>
-          <w:rFonts w:ascii="Cascadia Mono" w:hAnsi="Cascadia Mono" w:cs="Cascadia Mono"/>
-          <w:color w:val="000000"/>
-          <w:sz w:val="19"/>
-          <w:szCs w:val="19"/>
-          <w:lang w:val="en-CA"/>
-        </w:rPr>
-        <w:t xml:space="preserve"> </w:t>
-      </w:r>
-      <w:proofErr w:type="gramStart"/>
-      <w:r>
-        <w:rPr>
-          <w:rFonts w:ascii="Cascadia Mono" w:hAnsi="Cascadia Mono" w:cs="Cascadia Mono"/>
-          <w:color w:val="000000"/>
-          <w:sz w:val="19"/>
-          <w:szCs w:val="19"/>
-          <w:lang w:val="en-CA"/>
-        </w:rPr>
-        <w:t xml:space="preserve">{ </w:t>
+        <w:t xml:space="preserve"> ZombieType ZombieType { </w:t>
       </w:r>
       <w:r>
         <w:rPr>
@@ -4510,7 +3592,6 @@
         </w:rPr>
         <w:t>get</w:t>
       </w:r>
-      <w:proofErr w:type="gramEnd"/>
       <w:r>
         <w:rPr>
           <w:rFonts w:ascii="Cascadia Mono" w:hAnsi="Cascadia Mono" w:cs="Cascadia Mono"/>
@@ -4531,7 +3612,6 @@
         </w:rPr>
         <w:t>set</w:t>
       </w:r>
-      <w:proofErr w:type="gramStart"/>
       <w:r>
         <w:rPr>
           <w:rFonts w:ascii="Cascadia Mono" w:hAnsi="Cascadia Mono" w:cs="Cascadia Mono"/>
@@ -4542,7 +3622,6 @@
         </w:rPr>
         <w:t>; }</w:t>
       </w:r>
-      <w:proofErr w:type="gramEnd"/>
     </w:p>
     <w:p>
       <w:pPr>
@@ -4569,17 +3648,8 @@
           <w:b/>
           <w:bCs/>
         </w:rPr>
-        <w:t>Data/</w:t>
-      </w:r>
-      <w:proofErr w:type="spellStart"/>
-      <w:r>
-        <w:rPr>
-          <w:b/>
-          <w:bCs/>
-        </w:rPr>
-        <w:t>ZombiePartyDbContext</w:t>
-      </w:r>
-      <w:proofErr w:type="spellEnd"/>
+        <w:t>Data/ZombiePartyDbContext</w:t>
+      </w:r>
       <w:r>
         <w:t xml:space="preserve"> </w:t>
       </w:r>
@@ -4611,7 +3681,6 @@
       <w:r>
         <w:t xml:space="preserve">les </w:t>
       </w:r>
-      <w:proofErr w:type="spellStart"/>
       <w:r>
         <w:rPr>
           <w:b/>
@@ -4619,7 +3688,6 @@
         </w:rPr>
         <w:t>DbSets</w:t>
       </w:r>
-      <w:proofErr w:type="spellEnd"/>
       <w:r>
         <w:t xml:space="preserve"> pour</w:t>
       </w:r>
@@ -4694,7 +3762,6 @@
         </w:rPr>
         <w:t xml:space="preserve">    </w:t>
       </w:r>
-      <w:proofErr w:type="gramStart"/>
       <w:r>
         <w:rPr>
           <w:rFonts w:ascii="Consolas" w:hAnsi="Consolas" w:cs="Consolas"/>
@@ -4704,7 +3771,6 @@
         </w:rPr>
         <w:t>public</w:t>
       </w:r>
-      <w:proofErr w:type="gramEnd"/>
       <w:r>
         <w:rPr>
           <w:rFonts w:ascii="Consolas" w:hAnsi="Consolas" w:cs="Consolas"/>
@@ -4712,19 +3778,18 @@
           <w:sz w:val="19"/>
           <w:szCs w:val="19"/>
         </w:rPr>
-        <w:t xml:space="preserve"> </w:t>
-      </w:r>
-      <w:proofErr w:type="spellStart"/>
+        <w:t xml:space="preserve"> DbSet&lt;</w:t>
+      </w:r>
       <w:r>
         <w:rPr>
           <w:rFonts w:ascii="Consolas" w:hAnsi="Consolas" w:cs="Consolas"/>
           <w:color w:val="000000"/>
           <w:sz w:val="19"/>
           <w:szCs w:val="19"/>
-        </w:rPr>
-        <w:t>DbSet</w:t>
-      </w:r>
-      <w:proofErr w:type="spellEnd"/>
+          <w:highlight w:val="yellow"/>
+        </w:rPr>
+        <w:t>NOM_CLASSE</w:t>
+      </w:r>
       <w:r>
         <w:rPr>
           <w:rFonts w:ascii="Consolas" w:hAnsi="Consolas" w:cs="Consolas"/>
@@ -4732,7 +3797,7 @@
           <w:sz w:val="19"/>
           <w:szCs w:val="19"/>
         </w:rPr>
-        <w:t>&lt;</w:t>
+        <w:t xml:space="preserve">&gt; </w:t>
       </w:r>
       <w:r>
         <w:rPr>
@@ -4742,7 +3807,7 @@
           <w:szCs w:val="19"/>
           <w:highlight w:val="yellow"/>
         </w:rPr>
-        <w:t>NOM_CLASSE</w:t>
+        <w:t>NOM_</w:t>
       </w:r>
       <w:r>
         <w:rPr>
@@ -4750,8 +3815,9 @@
           <w:color w:val="000000"/>
           <w:sz w:val="19"/>
           <w:szCs w:val="19"/>
-        </w:rPr>
-        <w:t xml:space="preserve">&gt; </w:t>
+          <w:highlight w:val="yellow"/>
+        </w:rPr>
+        <w:t>CLASS</w:t>
       </w:r>
       <w:r>
         <w:rPr>
@@ -4761,7 +3827,7 @@
           <w:szCs w:val="19"/>
           <w:highlight w:val="yellow"/>
         </w:rPr>
-        <w:t>NOM_</w:t>
+        <w:t>E</w:t>
       </w:r>
       <w:r>
         <w:rPr>
@@ -4771,7 +3837,7 @@
           <w:szCs w:val="19"/>
           <w:highlight w:val="yellow"/>
         </w:rPr>
-        <w:t>CLASS</w:t>
+        <w:t>_AVEC_UN_S</w:t>
       </w:r>
       <w:r>
         <w:rPr>
@@ -4779,40 +3845,9 @@
           <w:color w:val="000000"/>
           <w:sz w:val="19"/>
           <w:szCs w:val="19"/>
-          <w:highlight w:val="yellow"/>
-        </w:rPr>
-        <w:t>E</w:t>
-      </w:r>
-      <w:r>
-        <w:rPr>
-          <w:rFonts w:ascii="Consolas" w:hAnsi="Consolas" w:cs="Consolas"/>
-          <w:color w:val="000000"/>
-          <w:sz w:val="19"/>
-          <w:szCs w:val="19"/>
-          <w:highlight w:val="yellow"/>
-        </w:rPr>
-        <w:t>_AVEC_UN_S</w:t>
-      </w:r>
-      <w:r>
-        <w:rPr>
-          <w:rFonts w:ascii="Consolas" w:hAnsi="Consolas" w:cs="Consolas"/>
-          <w:color w:val="000000"/>
-          <w:sz w:val="19"/>
-          <w:szCs w:val="19"/>
-        </w:rPr>
-        <w:t xml:space="preserve"> </w:t>
-      </w:r>
-      <w:proofErr w:type="gramStart"/>
-      <w:r>
-        <w:rPr>
-          <w:rFonts w:ascii="Consolas" w:hAnsi="Consolas" w:cs="Consolas"/>
-          <w:color w:val="000000"/>
-          <w:sz w:val="19"/>
-          <w:szCs w:val="19"/>
-        </w:rPr>
-        <w:t xml:space="preserve">{ </w:t>
-      </w:r>
-      <w:proofErr w:type="spellStart"/>
+        </w:rPr>
+        <w:t xml:space="preserve"> { </w:t>
+      </w:r>
       <w:r>
         <w:rPr>
           <w:rFonts w:ascii="Consolas" w:hAnsi="Consolas" w:cs="Consolas"/>
@@ -4822,8 +3857,6 @@
         </w:rPr>
         <w:t>get</w:t>
       </w:r>
-      <w:proofErr w:type="spellEnd"/>
-      <w:proofErr w:type="gramEnd"/>
       <w:r>
         <w:rPr>
           <w:rFonts w:ascii="Consolas" w:hAnsi="Consolas" w:cs="Consolas"/>
@@ -4842,7 +3875,6 @@
         </w:rPr>
         <w:t>set</w:t>
       </w:r>
-      <w:proofErr w:type="gramStart"/>
       <w:r>
         <w:rPr>
           <w:rFonts w:ascii="Consolas" w:hAnsi="Consolas" w:cs="Consolas"/>
@@ -4852,7 +3884,6 @@
         </w:rPr>
         <w:t>; }</w:t>
       </w:r>
-      <w:proofErr w:type="gramEnd"/>
     </w:p>
     <w:p>
       <w:pPr>
@@ -4929,7 +3960,6 @@
         <w:t xml:space="preserve"> appelée </w:t>
       </w:r>
       <w:bookmarkStart w:id="0" w:name="_Hlk136282538"/>
-      <w:proofErr w:type="spellStart"/>
       <w:r>
         <w:rPr>
           <w:b/>
@@ -4937,7 +3967,6 @@
         </w:rPr>
         <w:t>CreationBD_Zombie_ZombieType</w:t>
       </w:r>
-      <w:proofErr w:type="spellEnd"/>
       <w:r>
         <w:t xml:space="preserve"> </w:t>
       </w:r>
@@ -4971,14 +4000,12 @@
         </w:rPr>
         <w:t xml:space="preserve"> </w:t>
       </w:r>
-      <w:proofErr w:type="spellStart"/>
       <w:r>
         <w:rPr>
           <w:rStyle w:val="CodeHTML"/>
         </w:rPr>
         <w:t>CreationBD_Zombie_ZombieType</w:t>
       </w:r>
-      <w:proofErr w:type="spellEnd"/>
     </w:p>
     <w:p>
       <w:pPr>
@@ -4995,15 +4022,7 @@
         <w:spacing w:before="0" w:after="160" w:line="259" w:lineRule="auto"/>
       </w:pPr>
       <w:r>
-        <w:t xml:space="preserve">Lisez (oui </w:t>
-      </w:r>
-      <w:proofErr w:type="spellStart"/>
-      <w:r>
-        <w:t>oui</w:t>
-      </w:r>
-      <w:proofErr w:type="spellEnd"/>
-      <w:r>
-        <w:t xml:space="preserve"> pour vrai!) le message d’erreur affiché dans la console en rouge : Vous ne pouvez pas créer des tables sans clés primaires (à moins de le configurer explicitement)</w:t>
+        <w:t>Lisez (oui oui pour vrai!) le message d’erreur affiché dans la console en rouge : Vous ne pouvez pas créer des tables sans clés primaires (à moins de le configurer explicitement)</w:t>
       </w:r>
     </w:p>
     <w:p>
@@ -5062,15 +4081,7 @@
         <w:spacing w:before="0" w:after="160" w:line="259" w:lineRule="auto"/>
       </w:pPr>
       <w:r>
-        <w:t xml:space="preserve">Et si vous avez ce message à la place, c’est que vous avez mis les annotations sur ZombieType et non </w:t>
-      </w:r>
-      <w:proofErr w:type="spellStart"/>
-      <w:r>
-        <w:t>ZombieTypeId</w:t>
-      </w:r>
-      <w:proofErr w:type="spellEnd"/>
-      <w:r>
-        <w:t>!</w:t>
+        <w:t>Et si vous avez ce message à la place, c’est que vous avez mis les annotations sur ZombieType et non ZombieTypeId!</w:t>
       </w:r>
     </w:p>
     <w:p>
@@ -5438,15 +4449,7 @@
         <w:t>Identifiez l</w:t>
       </w:r>
       <w:r>
-        <w:t xml:space="preserve">es propriétés (type, longueur, </w:t>
-      </w:r>
-      <w:proofErr w:type="spellStart"/>
-      <w:r>
-        <w:t>etc</w:t>
-      </w:r>
-      <w:proofErr w:type="spellEnd"/>
-      <w:r>
-        <w:t>)</w:t>
+        <w:t>es propriétés (type, longueur, etc)</w:t>
       </w:r>
       <w:r>
         <w:t xml:space="preserve"> manquantes</w:t>
@@ -5524,21 +4527,12 @@
           <w:bCs/>
         </w:rPr>
       </w:pPr>
-      <w:proofErr w:type="spellStart"/>
       <w:r>
         <w:rPr>
           <w:b/>
           <w:bCs/>
         </w:rPr>
-        <w:t>ZombieParty</w:t>
-      </w:r>
-      <w:proofErr w:type="spellEnd"/>
-      <w:r>
-        <w:rPr>
-          <w:b/>
-          <w:bCs/>
-        </w:rPr>
-        <w:t> :</w:t>
+        <w:t>ZombieParty :</w:t>
       </w:r>
     </w:p>
     <w:p>
@@ -5640,7 +4634,6 @@
       <w:r>
         <w:t>0 et une courte description (</w:t>
       </w:r>
-      <w:proofErr w:type="spellStart"/>
       <w:r>
         <w:rPr>
           <w:i/>
@@ -5648,7 +4641,6 @@
         </w:rPr>
         <w:t>ShortDesc</w:t>
       </w:r>
-      <w:proofErr w:type="spellEnd"/>
       <w:r>
         <w:t>)</w:t>
       </w:r>
@@ -5690,7 +4682,6 @@
       <w:r>
         <w:t xml:space="preserve"> (</w:t>
       </w:r>
-      <w:proofErr w:type="spellStart"/>
       <w:r>
         <w:rPr>
           <w:i/>
@@ -5698,7 +4689,6 @@
         </w:rPr>
         <w:t>TypeName</w:t>
       </w:r>
-      <w:proofErr w:type="spellEnd"/>
       <w:r>
         <w:t>)</w:t>
       </w:r>
@@ -5828,7 +4818,6 @@
       <w:r>
         <w:t>Les chasseurs complètent un journal de chasse (</w:t>
       </w:r>
-      <w:proofErr w:type="spellStart"/>
       <w:r>
         <w:rPr>
           <w:b/>
@@ -5838,7 +4827,6 @@
         </w:rPr>
         <w:t>HuntingLog</w:t>
       </w:r>
-      <w:proofErr w:type="spellEnd"/>
       <w:r>
         <w:t>)</w:t>
       </w:r>
@@ -5854,88 +4842,119 @@
       <w:r>
         <w:t xml:space="preserve">les zombies. Chaque entrée du </w:t>
       </w:r>
-      <w:proofErr w:type="spellStart"/>
       <w:r>
         <w:rPr>
           <w:i/>
           <w:iCs/>
         </w:rPr>
-        <w:t>HuntingLog</w:t>
-      </w:r>
-      <w:proofErr w:type="spellEnd"/>
+        <w:t xml:space="preserve">HuntingLog </w:t>
+      </w:r>
+      <w:r>
+        <w:t>comporte un titre</w:t>
+      </w:r>
+      <w:r>
+        <w:t xml:space="preserve"> (Title) </w:t>
+      </w:r>
+      <w:r>
+        <w:t>de 5 à 2</w:t>
+      </w:r>
+      <w:r>
+        <w:t>5</w:t>
+      </w:r>
+      <w:r>
+        <w:t xml:space="preserve"> caractères</w:t>
+      </w:r>
+      <w:r>
+        <w:t xml:space="preserve"> et une description (Description) jusqu’à 255 caractères</w:t>
+      </w:r>
+      <w:r>
+        <w:t>.</w:t>
+      </w:r>
+      <w:r>
+        <w:t xml:space="preserve"> </w:t>
+      </w:r>
+      <w:r>
+        <w:t>Un journal de chasse</w:t>
+      </w:r>
+      <w:r>
+        <w:t xml:space="preserve"> peut impliquer un ou plusieurs </w:t>
+      </w:r>
+      <w:r>
+        <w:rPr>
+          <w:b/>
+          <w:bCs/>
+        </w:rPr>
+        <w:t>zombies</w:t>
+      </w:r>
+      <w:r>
+        <w:t xml:space="preserve"> et un zo</w:t>
+      </w:r>
+      <w:r>
+        <w:t>m</w:t>
+      </w:r>
+      <w:r>
+        <w:t xml:space="preserve">bie peut être impliqué dans plusieurs </w:t>
+      </w:r>
       <w:r>
         <w:rPr>
           <w:i/>
           <w:iCs/>
         </w:rPr>
-        <w:t xml:space="preserve"> </w:t>
-      </w:r>
-      <w:r>
-        <w:t>comporte un titre</w:t>
-      </w:r>
-      <w:r>
-        <w:t xml:space="preserve"> (Title) </w:t>
-      </w:r>
-      <w:r>
-        <w:t>de 5 à 2</w:t>
-      </w:r>
-      <w:r>
-        <w:t>5</w:t>
-      </w:r>
-      <w:r>
-        <w:t xml:space="preserve"> caractères</w:t>
-      </w:r>
-      <w:r>
-        <w:t xml:space="preserve"> et une description (Description) jusqu’à 255 caractères</w:t>
+        <w:t>HuntingLog</w:t>
       </w:r>
       <w:r>
         <w:t>.</w:t>
       </w:r>
-      <w:r>
-        <w:t xml:space="preserve"> </w:t>
-      </w:r>
-      <w:r>
-        <w:t>Un journal de chasse</w:t>
-      </w:r>
-      <w:r>
-        <w:t xml:space="preserve"> peut impliquer un ou plusieurs </w:t>
-      </w:r>
-      <w:r>
+    </w:p>
+    <w:p>
+      <w:pPr>
         <w:rPr>
           <w:b/>
           <w:bCs/>
         </w:rPr>
-        <w:t>zombies</w:t>
-      </w:r>
-      <w:r>
-        <w:t xml:space="preserve"> et un zo</w:t>
-      </w:r>
-      <w:r>
-        <w:t>m</w:t>
-      </w:r>
-      <w:r>
-        <w:t xml:space="preserve">bie peut être impliqué dans plusieurs </w:t>
-      </w:r>
-      <w:proofErr w:type="spellStart"/>
-      <w:r>
-        <w:rPr>
-          <w:i/>
-          <w:iCs/>
-        </w:rPr>
-        <w:t>HuntingLog</w:t>
-      </w:r>
-      <w:proofErr w:type="spellEnd"/>
-      <w:r>
-        <w:t>.</w:t>
-      </w:r>
-    </w:p>
-    <w:p>
-      <w:pPr>
+      </w:pPr>
+      <w:r>
         <w:rPr>
           <w:b/>
           <w:bCs/>
         </w:rPr>
-      </w:pPr>
+        <w:lastRenderedPageBreak/>
+        <w:drawing>
+          <wp:inline distT="0" distB="0" distL="0" distR="0" wp14:anchorId="693363D6" wp14:editId="7B2D0E69">
+            <wp:extent cx="6400800" cy="1947545"/>
+            <wp:effectExtent l="0" t="0" r="0" b="0"/>
+            <wp:docPr id="1364084238" name="Image 1"/>
+            <wp:cNvGraphicFramePr>
+              <a:graphicFrameLocks xmlns:a="http://schemas.openxmlformats.org/drawingml/2006/main" noChangeAspect="1"/>
+            </wp:cNvGraphicFramePr>
+            <a:graphic xmlns:a="http://schemas.openxmlformats.org/drawingml/2006/main">
+              <a:graphicData uri="http://schemas.openxmlformats.org/drawingml/2006/picture">
+                <pic:pic xmlns:pic="http://schemas.openxmlformats.org/drawingml/2006/picture">
+                  <pic:nvPicPr>
+                    <pic:cNvPr id="1364084238" name=""/>
+                    <pic:cNvPicPr/>
+                  </pic:nvPicPr>
+                  <pic:blipFill>
+                    <a:blip r:embed="rId14"/>
+                    <a:stretch>
+                      <a:fillRect/>
+                    </a:stretch>
+                  </pic:blipFill>
+                  <pic:spPr>
+                    <a:xfrm>
+                      <a:off x="0" y="0"/>
+                      <a:ext cx="6400800" cy="1947545"/>
+                    </a:xfrm>
+                    <a:prstGeom prst="rect">
+                      <a:avLst/>
+                    </a:prstGeom>
+                  </pic:spPr>
+                </pic:pic>
+              </a:graphicData>
+            </a:graphic>
+          </wp:inline>
+        </w:drawing>
+      </w:r>
     </w:p>
     <w:p>
       <w:pPr>
@@ -5949,24 +4968,7 @@
           <w:b/>
           <w:bCs/>
         </w:rPr>
-        <w:lastRenderedPageBreak/>
-        <w:t xml:space="preserve">Puisque l’on change les modèles de données, le chargement de données dans </w:t>
-      </w:r>
-      <w:proofErr w:type="spellStart"/>
-      <w:r>
-        <w:rPr>
-          <w:b/>
-          <w:bCs/>
-        </w:rPr>
-        <w:t>BaseDonnees</w:t>
-      </w:r>
-      <w:proofErr w:type="spellEnd"/>
-      <w:r>
-        <w:rPr>
-          <w:b/>
-          <w:bCs/>
-        </w:rPr>
-        <w:t xml:space="preserve"> </w:t>
+        <w:t xml:space="preserve">Puisque l’on change les modèles de données, le chargement de données dans BaseDonnees </w:t>
       </w:r>
       <w:r>
         <w:rPr>
@@ -6003,7 +5005,6 @@
           <w:szCs w:val="16"/>
         </w:rPr>
       </w:pPr>
-      <w:proofErr w:type="gramStart"/>
       <w:r>
         <w:rPr>
           <w:rFonts w:ascii="Cascadia Mono" w:hAnsi="Cascadia Mono" w:cs="Cascadia Mono"/>
@@ -6013,7 +5014,6 @@
         </w:rPr>
         <w:t>public</w:t>
       </w:r>
-      <w:proofErr w:type="gramEnd"/>
       <w:r>
         <w:rPr>
           <w:rFonts w:ascii="Cascadia Mono" w:hAnsi="Cascadia Mono" w:cs="Cascadia Mono"/>
@@ -6023,8 +5023,6 @@
         </w:rPr>
         <w:t xml:space="preserve"> </w:t>
       </w:r>
-      <w:proofErr w:type="spellStart"/>
-      <w:proofErr w:type="gramStart"/>
       <w:r>
         <w:rPr>
           <w:rFonts w:ascii="Cascadia Mono" w:hAnsi="Cascadia Mono" w:cs="Cascadia Mono"/>
@@ -6034,7 +5032,6 @@
         </w:rPr>
         <w:t>BaseDonnees</w:t>
       </w:r>
-      <w:proofErr w:type="spellEnd"/>
       <w:r>
         <w:rPr>
           <w:rFonts w:ascii="Cascadia Mono" w:hAnsi="Cascadia Mono" w:cs="Cascadia Mono"/>
@@ -6042,17 +5039,7 @@
           <w:sz w:val="16"/>
           <w:szCs w:val="16"/>
         </w:rPr>
-        <w:t>(</w:t>
-      </w:r>
-      <w:proofErr w:type="gramEnd"/>
-      <w:r>
-        <w:rPr>
-          <w:rFonts w:ascii="Cascadia Mono" w:hAnsi="Cascadia Mono" w:cs="Cascadia Mono"/>
-          <w:color w:val="000000"/>
-          <w:sz w:val="16"/>
-          <w:szCs w:val="16"/>
-        </w:rPr>
-        <w:t>)</w:t>
+        <w:t>()</w:t>
       </w:r>
     </w:p>
     <w:p>
@@ -6114,8 +5101,6 @@
         </w:rPr>
         <w:t xml:space="preserve">    </w:t>
       </w:r>
-      <w:proofErr w:type="spellStart"/>
-      <w:proofErr w:type="gramStart"/>
       <w:r>
         <w:rPr>
           <w:rFonts w:ascii="Cascadia Mono" w:hAnsi="Cascadia Mono" w:cs="Cascadia Mono"/>
@@ -6123,38 +5108,7 @@
           <w:sz w:val="16"/>
           <w:szCs w:val="16"/>
         </w:rPr>
-        <w:t>idInstance</w:t>
-      </w:r>
-      <w:proofErr w:type="spellEnd"/>
-      <w:proofErr w:type="gramEnd"/>
-      <w:r>
-        <w:rPr>
-          <w:rFonts w:ascii="Cascadia Mono" w:hAnsi="Cascadia Mono" w:cs="Cascadia Mono"/>
-          <w:color w:val="000000"/>
-          <w:sz w:val="16"/>
-          <w:szCs w:val="16"/>
-        </w:rPr>
-        <w:t xml:space="preserve"> = </w:t>
-      </w:r>
-      <w:proofErr w:type="spellStart"/>
-      <w:r>
-        <w:rPr>
-          <w:rFonts w:ascii="Cascadia Mono" w:hAnsi="Cascadia Mono" w:cs="Cascadia Mono"/>
-          <w:color w:val="000000"/>
-          <w:sz w:val="16"/>
-          <w:szCs w:val="16"/>
-        </w:rPr>
-        <w:t>Guid.NewGuid</w:t>
-      </w:r>
-      <w:proofErr w:type="spellEnd"/>
-      <w:r>
-        <w:rPr>
-          <w:rFonts w:ascii="Cascadia Mono" w:hAnsi="Cascadia Mono" w:cs="Cascadia Mono"/>
-          <w:color w:val="000000"/>
-          <w:sz w:val="16"/>
-          <w:szCs w:val="16"/>
-        </w:rPr>
-        <w:t>();</w:t>
+        <w:t>idInstance = Guid.NewGuid();</w:t>
       </w:r>
     </w:p>
     <w:p>
@@ -6275,29 +5229,7 @@
           <w:szCs w:val="16"/>
           <w:lang w:val="en-CA"/>
         </w:rPr>
-        <w:t xml:space="preserve"> List&lt;Zombie</w:t>
-      </w:r>
-      <w:proofErr w:type="gramStart"/>
-      <w:r>
-        <w:rPr>
-          <w:rFonts w:ascii="Cascadia Mono" w:hAnsi="Cascadia Mono" w:cs="Cascadia Mono"/>
-          <w:color w:val="000000"/>
-          <w:sz w:val="16"/>
-          <w:szCs w:val="16"/>
-          <w:lang w:val="en-CA"/>
-        </w:rPr>
-        <w:t>&gt;(</w:t>
-      </w:r>
-      <w:proofErr w:type="gramEnd"/>
-      <w:r>
-        <w:rPr>
-          <w:rFonts w:ascii="Cascadia Mono" w:hAnsi="Cascadia Mono" w:cs="Cascadia Mono"/>
-          <w:color w:val="000000"/>
-          <w:sz w:val="16"/>
-          <w:szCs w:val="16"/>
-          <w:lang w:val="en-CA"/>
-        </w:rPr>
-        <w:t>);</w:t>
+        <w:t xml:space="preserve"> List&lt;Zombie&gt;();</w:t>
       </w:r>
     </w:p>
     <w:p>
@@ -6329,29 +5261,7 @@
           <w:szCs w:val="16"/>
           <w:lang w:val="en-CA"/>
         </w:rPr>
-        <w:t xml:space="preserve">    </w:t>
-      </w:r>
-      <w:proofErr w:type="spellStart"/>
-      <w:r>
-        <w:rPr>
-          <w:rFonts w:ascii="Cascadia Mono" w:hAnsi="Cascadia Mono" w:cs="Cascadia Mono"/>
-          <w:color w:val="000000"/>
-          <w:sz w:val="16"/>
-          <w:szCs w:val="16"/>
-          <w:lang w:val="en-CA"/>
-        </w:rPr>
-        <w:t>ZombieTypes</w:t>
-      </w:r>
-      <w:proofErr w:type="spellEnd"/>
-      <w:r>
-        <w:rPr>
-          <w:rFonts w:ascii="Cascadia Mono" w:hAnsi="Cascadia Mono" w:cs="Cascadia Mono"/>
-          <w:color w:val="000000"/>
-          <w:sz w:val="16"/>
-          <w:szCs w:val="16"/>
-          <w:lang w:val="en-CA"/>
-        </w:rPr>
-        <w:t xml:space="preserve"> = </w:t>
+        <w:t xml:space="preserve">    ZombieTypes = </w:t>
       </w:r>
       <w:r>
         <w:rPr>
@@ -6371,41 +5281,7 @@
           <w:szCs w:val="16"/>
           <w:lang w:val="en-CA"/>
         </w:rPr>
-        <w:t xml:space="preserve"> List&lt;</w:t>
-      </w:r>
-      <w:proofErr w:type="spellStart"/>
-      <w:r>
-        <w:rPr>
-          <w:rFonts w:ascii="Cascadia Mono" w:hAnsi="Cascadia Mono" w:cs="Cascadia Mono"/>
-          <w:color w:val="000000"/>
-          <w:sz w:val="16"/>
-          <w:szCs w:val="16"/>
-          <w:lang w:val="en-CA"/>
-        </w:rPr>
-        <w:t>ZombieType</w:t>
-      </w:r>
-      <w:proofErr w:type="spellEnd"/>
-      <w:proofErr w:type="gramStart"/>
-      <w:r>
-        <w:rPr>
-          <w:rFonts w:ascii="Cascadia Mono" w:hAnsi="Cascadia Mono" w:cs="Cascadia Mono"/>
-          <w:color w:val="000000"/>
-          <w:sz w:val="16"/>
-          <w:szCs w:val="16"/>
-          <w:lang w:val="en-CA"/>
-        </w:rPr>
-        <w:t>&gt;(</w:t>
-      </w:r>
-      <w:proofErr w:type="gramEnd"/>
-      <w:r>
-        <w:rPr>
-          <w:rFonts w:ascii="Cascadia Mono" w:hAnsi="Cascadia Mono" w:cs="Cascadia Mono"/>
-          <w:color w:val="000000"/>
-          <w:sz w:val="16"/>
-          <w:szCs w:val="16"/>
-          <w:lang w:val="en-CA"/>
-        </w:rPr>
-        <w:t>);</w:t>
+        <w:t xml:space="preserve"> List&lt;ZombieType&gt;();</w:t>
       </w:r>
     </w:p>
     <w:p>
@@ -6457,29 +5333,7 @@
           <w:szCs w:val="16"/>
           <w:lang w:val="en-CA"/>
         </w:rPr>
-        <w:t xml:space="preserve"> List&lt;Weapon</w:t>
-      </w:r>
-      <w:proofErr w:type="gramStart"/>
-      <w:r>
-        <w:rPr>
-          <w:rFonts w:ascii="Cascadia Mono" w:hAnsi="Cascadia Mono" w:cs="Cascadia Mono"/>
-          <w:color w:val="000000"/>
-          <w:sz w:val="16"/>
-          <w:szCs w:val="16"/>
-          <w:lang w:val="en-CA"/>
-        </w:rPr>
-        <w:t>&gt;(</w:t>
-      </w:r>
-      <w:proofErr w:type="gramEnd"/>
-      <w:r>
-        <w:rPr>
-          <w:rFonts w:ascii="Cascadia Mono" w:hAnsi="Cascadia Mono" w:cs="Cascadia Mono"/>
-          <w:color w:val="000000"/>
-          <w:sz w:val="16"/>
-          <w:szCs w:val="16"/>
-          <w:lang w:val="en-CA"/>
-        </w:rPr>
-        <w:t>);</w:t>
+        <w:t xml:space="preserve"> List&lt;Weapon&gt;();</w:t>
       </w:r>
     </w:p>
     <w:p>
@@ -6541,19 +5395,8 @@
           <w:sz w:val="16"/>
           <w:szCs w:val="16"/>
         </w:rPr>
-        <w:t xml:space="preserve">//Remplir la liste des </w:t>
-      </w:r>
-      <w:proofErr w:type="spellStart"/>
-      <w:r>
-        <w:rPr>
-          <w:rFonts w:ascii="Cascadia Mono" w:hAnsi="Cascadia Mono" w:cs="Cascadia Mono"/>
-          <w:color w:val="008000"/>
-          <w:sz w:val="16"/>
-          <w:szCs w:val="16"/>
-        </w:rPr>
-        <w:t>ZombieTypes</w:t>
-      </w:r>
-      <w:proofErr w:type="spellEnd"/>
+        <w:t>//Remplir la liste des ZombieTypes</w:t>
+      </w:r>
     </w:p>
     <w:p>
       <w:pPr>
@@ -6632,107 +5475,7 @@
           <w:szCs w:val="16"/>
           <w:lang w:val="en-CA"/>
         </w:rPr>
-        <w:t xml:space="preserve">//    </w:t>
-      </w:r>
-      <w:proofErr w:type="spellStart"/>
-      <w:r>
-        <w:rPr>
-          <w:rFonts w:ascii="Cascadia Mono" w:hAnsi="Cascadia Mono" w:cs="Cascadia Mono"/>
-          <w:color w:val="008000"/>
-          <w:sz w:val="16"/>
-          <w:szCs w:val="16"/>
-          <w:lang w:val="en-CA"/>
-        </w:rPr>
-        <w:t>ZombieTypes.Add</w:t>
-      </w:r>
-      <w:proofErr w:type="spellEnd"/>
-      <w:r>
-        <w:rPr>
-          <w:rFonts w:ascii="Cascadia Mono" w:hAnsi="Cascadia Mono" w:cs="Cascadia Mono"/>
-          <w:color w:val="008000"/>
-          <w:sz w:val="16"/>
-          <w:szCs w:val="16"/>
-          <w:lang w:val="en-CA"/>
-        </w:rPr>
-        <w:t xml:space="preserve">(new </w:t>
-      </w:r>
-      <w:proofErr w:type="spellStart"/>
-      <w:proofErr w:type="gramStart"/>
-      <w:r>
-        <w:rPr>
-          <w:rFonts w:ascii="Cascadia Mono" w:hAnsi="Cascadia Mono" w:cs="Cascadia Mono"/>
-          <w:color w:val="008000"/>
-          <w:sz w:val="16"/>
-          <w:szCs w:val="16"/>
-          <w:lang w:val="en-CA"/>
-        </w:rPr>
-        <w:t>ZombieType</w:t>
-      </w:r>
-      <w:proofErr w:type="spellEnd"/>
-      <w:r>
-        <w:rPr>
-          <w:rFonts w:ascii="Cascadia Mono" w:hAnsi="Cascadia Mono" w:cs="Cascadia Mono"/>
-          <w:color w:val="008000"/>
-          <w:sz w:val="16"/>
-          <w:szCs w:val="16"/>
-          <w:lang w:val="en-CA"/>
-        </w:rPr>
-        <w:t>(</w:t>
-      </w:r>
-      <w:proofErr w:type="gramEnd"/>
-      <w:r>
-        <w:rPr>
-          <w:rFonts w:ascii="Cascadia Mono" w:hAnsi="Cascadia Mono" w:cs="Cascadia Mono"/>
-          <w:color w:val="008000"/>
-          <w:sz w:val="16"/>
-          <w:szCs w:val="16"/>
-          <w:lang w:val="en-CA"/>
-        </w:rPr>
-        <w:t xml:space="preserve">) </w:t>
-      </w:r>
-      <w:proofErr w:type="gramStart"/>
-      <w:r>
-        <w:rPr>
-          <w:rFonts w:ascii="Cascadia Mono" w:hAnsi="Cascadia Mono" w:cs="Cascadia Mono"/>
-          <w:color w:val="008000"/>
-          <w:sz w:val="16"/>
-          <w:szCs w:val="16"/>
-          <w:lang w:val="en-CA"/>
-        </w:rPr>
-        <w:t>{ TypeName</w:t>
-      </w:r>
-      <w:proofErr w:type="gramEnd"/>
-      <w:r>
-        <w:rPr>
-          <w:rFonts w:ascii="Cascadia Mono" w:hAnsi="Cascadia Mono" w:cs="Cascadia Mono"/>
-          <w:color w:val="008000"/>
-          <w:sz w:val="16"/>
-          <w:szCs w:val="16"/>
-          <w:lang w:val="en-CA"/>
-        </w:rPr>
-        <w:t xml:space="preserve"> = "Virus", Id = </w:t>
-      </w:r>
-      <w:proofErr w:type="gramStart"/>
-      <w:r>
-        <w:rPr>
-          <w:rFonts w:ascii="Cascadia Mono" w:hAnsi="Cascadia Mono" w:cs="Cascadia Mono"/>
-          <w:color w:val="008000"/>
-          <w:sz w:val="16"/>
-          <w:szCs w:val="16"/>
-          <w:lang w:val="en-CA"/>
-        </w:rPr>
-        <w:t>1 }</w:t>
-      </w:r>
-      <w:proofErr w:type="gramEnd"/>
-      <w:r>
-        <w:rPr>
-          <w:rFonts w:ascii="Cascadia Mono" w:hAnsi="Cascadia Mono" w:cs="Cascadia Mono"/>
-          <w:color w:val="008000"/>
-          <w:sz w:val="16"/>
-          <w:szCs w:val="16"/>
-          <w:lang w:val="en-CA"/>
-        </w:rPr>
-        <w:t>);</w:t>
+        <w:t>//    ZombieTypes.Add(new ZombieType() { TypeName = "Virus", Id = 1 });</w:t>
       </w:r>
     </w:p>
     <w:p>
@@ -6774,107 +5517,7 @@
           <w:szCs w:val="16"/>
           <w:lang w:val="en-CA"/>
         </w:rPr>
-        <w:t xml:space="preserve">//    </w:t>
-      </w:r>
-      <w:proofErr w:type="spellStart"/>
-      <w:r>
-        <w:rPr>
-          <w:rFonts w:ascii="Cascadia Mono" w:hAnsi="Cascadia Mono" w:cs="Cascadia Mono"/>
-          <w:color w:val="008000"/>
-          <w:sz w:val="16"/>
-          <w:szCs w:val="16"/>
-          <w:lang w:val="en-CA"/>
-        </w:rPr>
-        <w:t>ZombieTypes.Add</w:t>
-      </w:r>
-      <w:proofErr w:type="spellEnd"/>
-      <w:r>
-        <w:rPr>
-          <w:rFonts w:ascii="Cascadia Mono" w:hAnsi="Cascadia Mono" w:cs="Cascadia Mono"/>
-          <w:color w:val="008000"/>
-          <w:sz w:val="16"/>
-          <w:szCs w:val="16"/>
-          <w:lang w:val="en-CA"/>
-        </w:rPr>
-        <w:t xml:space="preserve">(new </w:t>
-      </w:r>
-      <w:proofErr w:type="spellStart"/>
-      <w:proofErr w:type="gramStart"/>
-      <w:r>
-        <w:rPr>
-          <w:rFonts w:ascii="Cascadia Mono" w:hAnsi="Cascadia Mono" w:cs="Cascadia Mono"/>
-          <w:color w:val="008000"/>
-          <w:sz w:val="16"/>
-          <w:szCs w:val="16"/>
-          <w:lang w:val="en-CA"/>
-        </w:rPr>
-        <w:t>ZombieType</w:t>
-      </w:r>
-      <w:proofErr w:type="spellEnd"/>
-      <w:r>
-        <w:rPr>
-          <w:rFonts w:ascii="Cascadia Mono" w:hAnsi="Cascadia Mono" w:cs="Cascadia Mono"/>
-          <w:color w:val="008000"/>
-          <w:sz w:val="16"/>
-          <w:szCs w:val="16"/>
-          <w:lang w:val="en-CA"/>
-        </w:rPr>
-        <w:t>(</w:t>
-      </w:r>
-      <w:proofErr w:type="gramEnd"/>
-      <w:r>
-        <w:rPr>
-          <w:rFonts w:ascii="Cascadia Mono" w:hAnsi="Cascadia Mono" w:cs="Cascadia Mono"/>
-          <w:color w:val="008000"/>
-          <w:sz w:val="16"/>
-          <w:szCs w:val="16"/>
-          <w:lang w:val="en-CA"/>
-        </w:rPr>
-        <w:t xml:space="preserve">) </w:t>
-      </w:r>
-      <w:proofErr w:type="gramStart"/>
-      <w:r>
-        <w:rPr>
-          <w:rFonts w:ascii="Cascadia Mono" w:hAnsi="Cascadia Mono" w:cs="Cascadia Mono"/>
-          <w:color w:val="008000"/>
-          <w:sz w:val="16"/>
-          <w:szCs w:val="16"/>
-          <w:lang w:val="en-CA"/>
-        </w:rPr>
-        <w:t>{ TypeName</w:t>
-      </w:r>
-      <w:proofErr w:type="gramEnd"/>
-      <w:r>
-        <w:rPr>
-          <w:rFonts w:ascii="Cascadia Mono" w:hAnsi="Cascadia Mono" w:cs="Cascadia Mono"/>
-          <w:color w:val="008000"/>
-          <w:sz w:val="16"/>
-          <w:szCs w:val="16"/>
-          <w:lang w:val="en-CA"/>
-        </w:rPr>
-        <w:t xml:space="preserve"> = "Contact", Id = </w:t>
-      </w:r>
-      <w:proofErr w:type="gramStart"/>
-      <w:r>
-        <w:rPr>
-          <w:rFonts w:ascii="Cascadia Mono" w:hAnsi="Cascadia Mono" w:cs="Cascadia Mono"/>
-          <w:color w:val="008000"/>
-          <w:sz w:val="16"/>
-          <w:szCs w:val="16"/>
-          <w:lang w:val="en-CA"/>
-        </w:rPr>
-        <w:t>2 }</w:t>
-      </w:r>
-      <w:proofErr w:type="gramEnd"/>
-      <w:r>
-        <w:rPr>
-          <w:rFonts w:ascii="Cascadia Mono" w:hAnsi="Cascadia Mono" w:cs="Cascadia Mono"/>
-          <w:color w:val="008000"/>
-          <w:sz w:val="16"/>
-          <w:szCs w:val="16"/>
-          <w:lang w:val="en-CA"/>
-        </w:rPr>
-        <w:t>);</w:t>
+        <w:t>//    ZombieTypes.Add(new ZombieType() { TypeName = "Contact", Id = 2 });</w:t>
       </w:r>
     </w:p>
     <w:p>
@@ -6916,129 +5559,7 @@
           <w:szCs w:val="16"/>
           <w:lang w:val="en-CA"/>
         </w:rPr>
-        <w:t xml:space="preserve">//    </w:t>
-      </w:r>
-      <w:proofErr w:type="spellStart"/>
-      <w:r>
-        <w:rPr>
-          <w:rFonts w:ascii="Cascadia Mono" w:hAnsi="Cascadia Mono" w:cs="Cascadia Mono"/>
-          <w:color w:val="008000"/>
-          <w:sz w:val="16"/>
-          <w:szCs w:val="16"/>
-          <w:lang w:val="en-CA"/>
-        </w:rPr>
-        <w:t>ZombieTypes.Add</w:t>
-      </w:r>
-      <w:proofErr w:type="spellEnd"/>
-      <w:r>
-        <w:rPr>
-          <w:rFonts w:ascii="Cascadia Mono" w:hAnsi="Cascadia Mono" w:cs="Cascadia Mono"/>
-          <w:color w:val="008000"/>
-          <w:sz w:val="16"/>
-          <w:szCs w:val="16"/>
-          <w:lang w:val="en-CA"/>
-        </w:rPr>
-        <w:t xml:space="preserve">(new </w:t>
-      </w:r>
-      <w:proofErr w:type="spellStart"/>
-      <w:proofErr w:type="gramStart"/>
-      <w:r>
-        <w:rPr>
-          <w:rFonts w:ascii="Cascadia Mono" w:hAnsi="Cascadia Mono" w:cs="Cascadia Mono"/>
-          <w:color w:val="008000"/>
-          <w:sz w:val="16"/>
-          <w:szCs w:val="16"/>
-          <w:lang w:val="en-CA"/>
-        </w:rPr>
-        <w:t>ZombieType</w:t>
-      </w:r>
-      <w:proofErr w:type="spellEnd"/>
-      <w:r>
-        <w:rPr>
-          <w:rFonts w:ascii="Cascadia Mono" w:hAnsi="Cascadia Mono" w:cs="Cascadia Mono"/>
-          <w:color w:val="008000"/>
-          <w:sz w:val="16"/>
-          <w:szCs w:val="16"/>
-          <w:lang w:val="en-CA"/>
-        </w:rPr>
-        <w:t>(</w:t>
-      </w:r>
-      <w:proofErr w:type="gramEnd"/>
-      <w:r>
-        <w:rPr>
-          <w:rFonts w:ascii="Cascadia Mono" w:hAnsi="Cascadia Mono" w:cs="Cascadia Mono"/>
-          <w:color w:val="008000"/>
-          <w:sz w:val="16"/>
-          <w:szCs w:val="16"/>
-          <w:lang w:val="en-CA"/>
-        </w:rPr>
-        <w:t xml:space="preserve">) </w:t>
-      </w:r>
-      <w:proofErr w:type="gramStart"/>
-      <w:r>
-        <w:rPr>
-          <w:rFonts w:ascii="Cascadia Mono" w:hAnsi="Cascadia Mono" w:cs="Cascadia Mono"/>
-          <w:color w:val="008000"/>
-          <w:sz w:val="16"/>
-          <w:szCs w:val="16"/>
-          <w:lang w:val="en-CA"/>
-        </w:rPr>
-        <w:t>{ TypeName</w:t>
-      </w:r>
-      <w:proofErr w:type="gramEnd"/>
-      <w:r>
-        <w:rPr>
-          <w:rFonts w:ascii="Cascadia Mono" w:hAnsi="Cascadia Mono" w:cs="Cascadia Mono"/>
-          <w:color w:val="008000"/>
-          <w:sz w:val="16"/>
-          <w:szCs w:val="16"/>
-          <w:lang w:val="en-CA"/>
-        </w:rPr>
-        <w:t xml:space="preserve"> = "</w:t>
-      </w:r>
-      <w:proofErr w:type="spellStart"/>
-      <w:r>
-        <w:rPr>
-          <w:rFonts w:ascii="Cascadia Mono" w:hAnsi="Cascadia Mono" w:cs="Cascadia Mono"/>
-          <w:color w:val="008000"/>
-          <w:sz w:val="16"/>
-          <w:szCs w:val="16"/>
-          <w:lang w:val="en-CA"/>
-        </w:rPr>
-        <w:t>Radioactif</w:t>
-      </w:r>
-      <w:proofErr w:type="spellEnd"/>
-      <w:r>
-        <w:rPr>
-          <w:rFonts w:ascii="Cascadia Mono" w:hAnsi="Cascadia Mono" w:cs="Cascadia Mono"/>
-          <w:color w:val="008000"/>
-          <w:sz w:val="16"/>
-          <w:szCs w:val="16"/>
-          <w:lang w:val="en-CA"/>
-        </w:rPr>
-        <w:t xml:space="preserve">", Id = </w:t>
-      </w:r>
-      <w:proofErr w:type="gramStart"/>
-      <w:r>
-        <w:rPr>
-          <w:rFonts w:ascii="Cascadia Mono" w:hAnsi="Cascadia Mono" w:cs="Cascadia Mono"/>
-          <w:color w:val="008000"/>
-          <w:sz w:val="16"/>
-          <w:szCs w:val="16"/>
-          <w:lang w:val="en-CA"/>
-        </w:rPr>
-        <w:t>3 }</w:t>
-      </w:r>
-      <w:proofErr w:type="gramEnd"/>
-      <w:r>
-        <w:rPr>
-          <w:rFonts w:ascii="Cascadia Mono" w:hAnsi="Cascadia Mono" w:cs="Cascadia Mono"/>
-          <w:color w:val="008000"/>
-          <w:sz w:val="16"/>
-          <w:szCs w:val="16"/>
-          <w:lang w:val="en-CA"/>
-        </w:rPr>
-        <w:t>);</w:t>
+        <w:t>//    ZombieTypes.Add(new ZombieType() { TypeName = "Radioactif", Id = 3 });</w:t>
       </w:r>
     </w:p>
     <w:p>
@@ -7177,119 +5698,8 @@
           <w:sz w:val="16"/>
           <w:szCs w:val="16"/>
         </w:rPr>
-        <w:t>//</w:t>
-      </w:r>
-      <w:proofErr w:type="spellStart"/>
-      <w:r>
-        <w:rPr>
-          <w:rFonts w:ascii="Cascadia Mono" w:hAnsi="Cascadia Mono" w:cs="Cascadia Mono"/>
-          <w:color w:val="008000"/>
-          <w:sz w:val="16"/>
-          <w:szCs w:val="16"/>
-        </w:rPr>
-        <w:t>Zombies.Add</w:t>
-      </w:r>
-      <w:proofErr w:type="spellEnd"/>
-      <w:r>
-        <w:rPr>
-          <w:rFonts w:ascii="Cascadia Mono" w:hAnsi="Cascadia Mono" w:cs="Cascadia Mono"/>
-          <w:color w:val="008000"/>
-          <w:sz w:val="16"/>
-          <w:szCs w:val="16"/>
-        </w:rPr>
-        <w:t xml:space="preserve">(new </w:t>
-      </w:r>
-      <w:proofErr w:type="gramStart"/>
-      <w:r>
-        <w:rPr>
-          <w:rFonts w:ascii="Cascadia Mono" w:hAnsi="Cascadia Mono" w:cs="Cascadia Mono"/>
-          <w:color w:val="008000"/>
-          <w:sz w:val="16"/>
-          <w:szCs w:val="16"/>
-        </w:rPr>
-        <w:t>Zombie(</w:t>
-      </w:r>
-      <w:proofErr w:type="gramEnd"/>
-      <w:r>
-        <w:rPr>
-          <w:rFonts w:ascii="Cascadia Mono" w:hAnsi="Cascadia Mono" w:cs="Cascadia Mono"/>
-          <w:color w:val="008000"/>
-          <w:sz w:val="16"/>
-          <w:szCs w:val="16"/>
-        </w:rPr>
-        <w:t xml:space="preserve">) </w:t>
-      </w:r>
-      <w:proofErr w:type="gramStart"/>
-      <w:r>
-        <w:rPr>
-          <w:rFonts w:ascii="Cascadia Mono" w:hAnsi="Cascadia Mono" w:cs="Cascadia Mono"/>
-          <w:color w:val="008000"/>
-          <w:sz w:val="16"/>
-          <w:szCs w:val="16"/>
-        </w:rPr>
-        <w:t>{ Name</w:t>
-      </w:r>
-      <w:proofErr w:type="gramEnd"/>
-      <w:r>
-        <w:rPr>
-          <w:rFonts w:ascii="Cascadia Mono" w:hAnsi="Cascadia Mono" w:cs="Cascadia Mono"/>
-          <w:color w:val="008000"/>
-          <w:sz w:val="16"/>
-          <w:szCs w:val="16"/>
-        </w:rPr>
-        <w:t xml:space="preserve"> = "</w:t>
-      </w:r>
-      <w:proofErr w:type="spellStart"/>
-      <w:r>
-        <w:rPr>
-          <w:rFonts w:ascii="Cascadia Mono" w:hAnsi="Cascadia Mono" w:cs="Cascadia Mono"/>
-          <w:color w:val="008000"/>
-          <w:sz w:val="16"/>
-          <w:szCs w:val="16"/>
-        </w:rPr>
-        <w:t>LeChuck</w:t>
-      </w:r>
-      <w:proofErr w:type="spellEnd"/>
-      <w:r>
-        <w:rPr>
-          <w:rFonts w:ascii="Cascadia Mono" w:hAnsi="Cascadia Mono" w:cs="Cascadia Mono"/>
-          <w:color w:val="008000"/>
-          <w:sz w:val="16"/>
-          <w:szCs w:val="16"/>
-        </w:rPr>
-        <w:t xml:space="preserve">", Point = 5, </w:t>
-      </w:r>
-      <w:proofErr w:type="spellStart"/>
-      <w:r>
-        <w:rPr>
-          <w:rFonts w:ascii="Cascadia Mono" w:hAnsi="Cascadia Mono" w:cs="Cascadia Mono"/>
-          <w:color w:val="008000"/>
-          <w:sz w:val="16"/>
-          <w:szCs w:val="16"/>
-        </w:rPr>
-        <w:t>ZombieTypeId</w:t>
-      </w:r>
-      <w:proofErr w:type="spellEnd"/>
-      <w:r>
-        <w:rPr>
-          <w:rFonts w:ascii="Cascadia Mono" w:hAnsi="Cascadia Mono" w:cs="Cascadia Mono"/>
-          <w:color w:val="008000"/>
-          <w:sz w:val="16"/>
-          <w:szCs w:val="16"/>
-        </w:rPr>
-        <w:t xml:space="preserve"> = </w:t>
-      </w:r>
-      <w:proofErr w:type="gramStart"/>
-      <w:r>
-        <w:rPr>
-          <w:rFonts w:ascii="Cascadia Mono" w:hAnsi="Cascadia Mono" w:cs="Cascadia Mono"/>
-          <w:color w:val="008000"/>
-          <w:sz w:val="16"/>
-          <w:szCs w:val="16"/>
-        </w:rPr>
-        <w:t>2 });</w:t>
-      </w:r>
-      <w:proofErr w:type="gramEnd"/>
+        <w:t>//Zombies.Add(new Zombie() { Name = "LeChuck", Point = 5, ZombieTypeId = 2 });</w:t>
+      </w:r>
     </w:p>
     <w:p>
       <w:pPr>
@@ -7327,99 +5737,8 @@
           <w:sz w:val="16"/>
           <w:szCs w:val="16"/>
         </w:rPr>
-        <w:t>//</w:t>
-      </w:r>
-      <w:proofErr w:type="spellStart"/>
-      <w:r>
-        <w:rPr>
-          <w:rFonts w:ascii="Cascadia Mono" w:hAnsi="Cascadia Mono" w:cs="Cascadia Mono"/>
-          <w:color w:val="008000"/>
-          <w:sz w:val="16"/>
-          <w:szCs w:val="16"/>
-        </w:rPr>
-        <w:t>Zombies.Add</w:t>
-      </w:r>
-      <w:proofErr w:type="spellEnd"/>
-      <w:r>
-        <w:rPr>
-          <w:rFonts w:ascii="Cascadia Mono" w:hAnsi="Cascadia Mono" w:cs="Cascadia Mono"/>
-          <w:color w:val="008000"/>
-          <w:sz w:val="16"/>
-          <w:szCs w:val="16"/>
-        </w:rPr>
-        <w:t xml:space="preserve">(new </w:t>
-      </w:r>
-      <w:proofErr w:type="gramStart"/>
-      <w:r>
-        <w:rPr>
-          <w:rFonts w:ascii="Cascadia Mono" w:hAnsi="Cascadia Mono" w:cs="Cascadia Mono"/>
-          <w:color w:val="008000"/>
-          <w:sz w:val="16"/>
-          <w:szCs w:val="16"/>
-        </w:rPr>
-        <w:t>Zombie(</w:t>
-      </w:r>
-      <w:proofErr w:type="gramEnd"/>
-      <w:r>
-        <w:rPr>
-          <w:rFonts w:ascii="Cascadia Mono" w:hAnsi="Cascadia Mono" w:cs="Cascadia Mono"/>
-          <w:color w:val="008000"/>
-          <w:sz w:val="16"/>
-          <w:szCs w:val="16"/>
-        </w:rPr>
-        <w:t xml:space="preserve">) </w:t>
-      </w:r>
-      <w:proofErr w:type="gramStart"/>
-      <w:r>
-        <w:rPr>
-          <w:rFonts w:ascii="Cascadia Mono" w:hAnsi="Cascadia Mono" w:cs="Cascadia Mono"/>
-          <w:color w:val="008000"/>
-          <w:sz w:val="16"/>
-          <w:szCs w:val="16"/>
-        </w:rPr>
-        <w:t>{ Name</w:t>
-      </w:r>
-      <w:proofErr w:type="gramEnd"/>
-      <w:r>
-        <w:rPr>
-          <w:rFonts w:ascii="Cascadia Mono" w:hAnsi="Cascadia Mono" w:cs="Cascadia Mono"/>
-          <w:color w:val="008000"/>
-          <w:sz w:val="16"/>
-          <w:szCs w:val="16"/>
-        </w:rPr>
-        <w:t xml:space="preserve"> = "Lenore", Point = 4, </w:t>
-      </w:r>
-      <w:proofErr w:type="spellStart"/>
-      <w:r>
-        <w:rPr>
-          <w:rFonts w:ascii="Cascadia Mono" w:hAnsi="Cascadia Mono" w:cs="Cascadia Mono"/>
-          <w:color w:val="008000"/>
-          <w:sz w:val="16"/>
-          <w:szCs w:val="16"/>
-        </w:rPr>
-        <w:t>ZombieTypeId</w:t>
-      </w:r>
-      <w:proofErr w:type="spellEnd"/>
-      <w:r>
-        <w:rPr>
-          <w:rFonts w:ascii="Cascadia Mono" w:hAnsi="Cascadia Mono" w:cs="Cascadia Mono"/>
-          <w:color w:val="008000"/>
-          <w:sz w:val="16"/>
-          <w:szCs w:val="16"/>
-        </w:rPr>
-        <w:t xml:space="preserve"> = </w:t>
-      </w:r>
-      <w:proofErr w:type="gramStart"/>
-      <w:r>
-        <w:rPr>
-          <w:rFonts w:ascii="Cascadia Mono" w:hAnsi="Cascadia Mono" w:cs="Cascadia Mono"/>
-          <w:color w:val="008000"/>
-          <w:sz w:val="16"/>
-          <w:szCs w:val="16"/>
-        </w:rPr>
-        <w:t>2 });</w:t>
-      </w:r>
-      <w:proofErr w:type="gramEnd"/>
+        <w:t>//Zombies.Add(new Zombie() { Name = "Lenore", Point = 4, ZombieTypeId = 2 });</w:t>
+      </w:r>
     </w:p>
     <w:p>
       <w:pPr>
@@ -7457,99 +5776,8 @@
           <w:sz w:val="16"/>
           <w:szCs w:val="16"/>
         </w:rPr>
-        <w:t>//</w:t>
-      </w:r>
-      <w:proofErr w:type="spellStart"/>
-      <w:r>
-        <w:rPr>
-          <w:rFonts w:ascii="Cascadia Mono" w:hAnsi="Cascadia Mono" w:cs="Cascadia Mono"/>
-          <w:color w:val="008000"/>
-          <w:sz w:val="16"/>
-          <w:szCs w:val="16"/>
-        </w:rPr>
-        <w:t>Zombies.Add</w:t>
-      </w:r>
-      <w:proofErr w:type="spellEnd"/>
-      <w:r>
-        <w:rPr>
-          <w:rFonts w:ascii="Cascadia Mono" w:hAnsi="Cascadia Mono" w:cs="Cascadia Mono"/>
-          <w:color w:val="008000"/>
-          <w:sz w:val="16"/>
-          <w:szCs w:val="16"/>
-        </w:rPr>
-        <w:t xml:space="preserve">(new </w:t>
-      </w:r>
-      <w:proofErr w:type="gramStart"/>
-      <w:r>
-        <w:rPr>
-          <w:rFonts w:ascii="Cascadia Mono" w:hAnsi="Cascadia Mono" w:cs="Cascadia Mono"/>
-          <w:color w:val="008000"/>
-          <w:sz w:val="16"/>
-          <w:szCs w:val="16"/>
-        </w:rPr>
-        <w:t>Zombie(</w:t>
-      </w:r>
-      <w:proofErr w:type="gramEnd"/>
-      <w:r>
-        <w:rPr>
-          <w:rFonts w:ascii="Cascadia Mono" w:hAnsi="Cascadia Mono" w:cs="Cascadia Mono"/>
-          <w:color w:val="008000"/>
-          <w:sz w:val="16"/>
-          <w:szCs w:val="16"/>
-        </w:rPr>
-        <w:t xml:space="preserve">) </w:t>
-      </w:r>
-      <w:proofErr w:type="gramStart"/>
-      <w:r>
-        <w:rPr>
-          <w:rFonts w:ascii="Cascadia Mono" w:hAnsi="Cascadia Mono" w:cs="Cascadia Mono"/>
-          <w:color w:val="008000"/>
-          <w:sz w:val="16"/>
-          <w:szCs w:val="16"/>
-        </w:rPr>
-        <w:t>{ Name</w:t>
-      </w:r>
-      <w:proofErr w:type="gramEnd"/>
-      <w:r>
-        <w:rPr>
-          <w:rFonts w:ascii="Cascadia Mono" w:hAnsi="Cascadia Mono" w:cs="Cascadia Mono"/>
-          <w:color w:val="008000"/>
-          <w:sz w:val="16"/>
-          <w:szCs w:val="16"/>
-        </w:rPr>
-        <w:t xml:space="preserve"> = "Draugr", Point = 2, </w:t>
-      </w:r>
-      <w:proofErr w:type="spellStart"/>
-      <w:r>
-        <w:rPr>
-          <w:rFonts w:ascii="Cascadia Mono" w:hAnsi="Cascadia Mono" w:cs="Cascadia Mono"/>
-          <w:color w:val="008000"/>
-          <w:sz w:val="16"/>
-          <w:szCs w:val="16"/>
-        </w:rPr>
-        <w:t>ZombieTypeId</w:t>
-      </w:r>
-      <w:proofErr w:type="spellEnd"/>
-      <w:r>
-        <w:rPr>
-          <w:rFonts w:ascii="Cascadia Mono" w:hAnsi="Cascadia Mono" w:cs="Cascadia Mono"/>
-          <w:color w:val="008000"/>
-          <w:sz w:val="16"/>
-          <w:szCs w:val="16"/>
-        </w:rPr>
-        <w:t xml:space="preserve"> = </w:t>
-      </w:r>
-      <w:proofErr w:type="gramStart"/>
-      <w:r>
-        <w:rPr>
-          <w:rFonts w:ascii="Cascadia Mono" w:hAnsi="Cascadia Mono" w:cs="Cascadia Mono"/>
-          <w:color w:val="008000"/>
-          <w:sz w:val="16"/>
-          <w:szCs w:val="16"/>
-        </w:rPr>
-        <w:t>3 });</w:t>
-      </w:r>
-      <w:proofErr w:type="gramEnd"/>
+        <w:t>//Zombies.Add(new Zombie() { Name = "Draugr", Point = 2, ZombieTypeId = 3 });</w:t>
+      </w:r>
     </w:p>
     <w:p>
       <w:pPr>
@@ -7587,99 +5815,8 @@
           <w:sz w:val="16"/>
           <w:szCs w:val="16"/>
         </w:rPr>
-        <w:t>//</w:t>
-      </w:r>
-      <w:proofErr w:type="spellStart"/>
-      <w:r>
-        <w:rPr>
-          <w:rFonts w:ascii="Cascadia Mono" w:hAnsi="Cascadia Mono" w:cs="Cascadia Mono"/>
-          <w:color w:val="008000"/>
-          <w:sz w:val="16"/>
-          <w:szCs w:val="16"/>
-        </w:rPr>
-        <w:t>Zombies.Add</w:t>
-      </w:r>
-      <w:proofErr w:type="spellEnd"/>
-      <w:r>
-        <w:rPr>
-          <w:rFonts w:ascii="Cascadia Mono" w:hAnsi="Cascadia Mono" w:cs="Cascadia Mono"/>
-          <w:color w:val="008000"/>
-          <w:sz w:val="16"/>
-          <w:szCs w:val="16"/>
-        </w:rPr>
-        <w:t xml:space="preserve">(new </w:t>
-      </w:r>
-      <w:proofErr w:type="gramStart"/>
-      <w:r>
-        <w:rPr>
-          <w:rFonts w:ascii="Cascadia Mono" w:hAnsi="Cascadia Mono" w:cs="Cascadia Mono"/>
-          <w:color w:val="008000"/>
-          <w:sz w:val="16"/>
-          <w:szCs w:val="16"/>
-        </w:rPr>
-        <w:t>Zombie(</w:t>
-      </w:r>
-      <w:proofErr w:type="gramEnd"/>
-      <w:r>
-        <w:rPr>
-          <w:rFonts w:ascii="Cascadia Mono" w:hAnsi="Cascadia Mono" w:cs="Cascadia Mono"/>
-          <w:color w:val="008000"/>
-          <w:sz w:val="16"/>
-          <w:szCs w:val="16"/>
-        </w:rPr>
-        <w:t xml:space="preserve">) </w:t>
-      </w:r>
-      <w:proofErr w:type="gramStart"/>
-      <w:r>
-        <w:rPr>
-          <w:rFonts w:ascii="Cascadia Mono" w:hAnsi="Cascadia Mono" w:cs="Cascadia Mono"/>
-          <w:color w:val="008000"/>
-          <w:sz w:val="16"/>
-          <w:szCs w:val="16"/>
-        </w:rPr>
-        <w:t>{ Name</w:t>
-      </w:r>
-      <w:proofErr w:type="gramEnd"/>
-      <w:r>
-        <w:rPr>
-          <w:rFonts w:ascii="Cascadia Mono" w:hAnsi="Cascadia Mono" w:cs="Cascadia Mono"/>
-          <w:color w:val="008000"/>
-          <w:sz w:val="16"/>
-          <w:szCs w:val="16"/>
-        </w:rPr>
-        <w:t xml:space="preserve"> = "Ragamuffin", Point = 5, </w:t>
-      </w:r>
-      <w:proofErr w:type="spellStart"/>
-      <w:r>
-        <w:rPr>
-          <w:rFonts w:ascii="Cascadia Mono" w:hAnsi="Cascadia Mono" w:cs="Cascadia Mono"/>
-          <w:color w:val="008000"/>
-          <w:sz w:val="16"/>
-          <w:szCs w:val="16"/>
-        </w:rPr>
-        <w:t>ZombieTypeId</w:t>
-      </w:r>
-      <w:proofErr w:type="spellEnd"/>
-      <w:r>
-        <w:rPr>
-          <w:rFonts w:ascii="Cascadia Mono" w:hAnsi="Cascadia Mono" w:cs="Cascadia Mono"/>
-          <w:color w:val="008000"/>
-          <w:sz w:val="16"/>
-          <w:szCs w:val="16"/>
-        </w:rPr>
-        <w:t xml:space="preserve"> = </w:t>
-      </w:r>
-      <w:proofErr w:type="gramStart"/>
-      <w:r>
-        <w:rPr>
-          <w:rFonts w:ascii="Cascadia Mono" w:hAnsi="Cascadia Mono" w:cs="Cascadia Mono"/>
-          <w:color w:val="008000"/>
-          <w:sz w:val="16"/>
-          <w:szCs w:val="16"/>
-        </w:rPr>
-        <w:t>1 });</w:t>
-      </w:r>
-      <w:proofErr w:type="gramEnd"/>
+        <w:t>//Zombies.Add(new Zombie() { Name = "Ragamuffin", Point = 5, ZombieTypeId = 1 });</w:t>
+      </w:r>
     </w:p>
     <w:p>
       <w:pPr>
@@ -7719,117 +5856,7 @@
           <w:szCs w:val="16"/>
           <w:lang w:val="en-CA"/>
         </w:rPr>
-        <w:t>//</w:t>
-      </w:r>
-      <w:proofErr w:type="spellStart"/>
-      <w:r>
-        <w:rPr>
-          <w:rFonts w:ascii="Cascadia Mono" w:hAnsi="Cascadia Mono" w:cs="Cascadia Mono"/>
-          <w:color w:val="008000"/>
-          <w:sz w:val="16"/>
-          <w:szCs w:val="16"/>
-          <w:lang w:val="en-CA"/>
-        </w:rPr>
-        <w:t>Zombies.Add</w:t>
-      </w:r>
-      <w:proofErr w:type="spellEnd"/>
-      <w:r>
-        <w:rPr>
-          <w:rFonts w:ascii="Cascadia Mono" w:hAnsi="Cascadia Mono" w:cs="Cascadia Mono"/>
-          <w:color w:val="008000"/>
-          <w:sz w:val="16"/>
-          <w:szCs w:val="16"/>
-          <w:lang w:val="en-CA"/>
-        </w:rPr>
-        <w:t xml:space="preserve">(new </w:t>
-      </w:r>
-      <w:proofErr w:type="gramStart"/>
-      <w:r>
-        <w:rPr>
-          <w:rFonts w:ascii="Cascadia Mono" w:hAnsi="Cascadia Mono" w:cs="Cascadia Mono"/>
-          <w:color w:val="008000"/>
-          <w:sz w:val="16"/>
-          <w:szCs w:val="16"/>
-          <w:lang w:val="en-CA"/>
-        </w:rPr>
-        <w:t>Zombie(</w:t>
-      </w:r>
-      <w:proofErr w:type="gramEnd"/>
-      <w:r>
-        <w:rPr>
-          <w:rFonts w:ascii="Cascadia Mono" w:hAnsi="Cascadia Mono" w:cs="Cascadia Mono"/>
-          <w:color w:val="008000"/>
-          <w:sz w:val="16"/>
-          <w:szCs w:val="16"/>
-          <w:lang w:val="en-CA"/>
-        </w:rPr>
-        <w:t xml:space="preserve">) </w:t>
-      </w:r>
-      <w:proofErr w:type="gramStart"/>
-      <w:r>
-        <w:rPr>
-          <w:rFonts w:ascii="Cascadia Mono" w:hAnsi="Cascadia Mono" w:cs="Cascadia Mono"/>
-          <w:color w:val="008000"/>
-          <w:sz w:val="16"/>
-          <w:szCs w:val="16"/>
-          <w:lang w:val="en-CA"/>
-        </w:rPr>
-        <w:t>{ Name</w:t>
-      </w:r>
-      <w:proofErr w:type="gramEnd"/>
-      <w:r>
-        <w:rPr>
-          <w:rFonts w:ascii="Cascadia Mono" w:hAnsi="Cascadia Mono" w:cs="Cascadia Mono"/>
-          <w:color w:val="008000"/>
-          <w:sz w:val="16"/>
-          <w:szCs w:val="16"/>
-          <w:lang w:val="en-CA"/>
-        </w:rPr>
-        <w:t xml:space="preserve"> = "Taxidermy", Point = 1, </w:t>
-      </w:r>
-      <w:proofErr w:type="spellStart"/>
-      <w:r>
-        <w:rPr>
-          <w:rFonts w:ascii="Cascadia Mono" w:hAnsi="Cascadia Mono" w:cs="Cascadia Mono"/>
-          <w:color w:val="008000"/>
-          <w:sz w:val="16"/>
-          <w:szCs w:val="16"/>
-          <w:lang w:val="en-CA"/>
-        </w:rPr>
-        <w:t>ZombieTypeId</w:t>
-      </w:r>
-      <w:proofErr w:type="spellEnd"/>
-      <w:r>
-        <w:rPr>
-          <w:rFonts w:ascii="Cascadia Mono" w:hAnsi="Cascadia Mono" w:cs="Cascadia Mono"/>
-          <w:color w:val="008000"/>
-          <w:sz w:val="16"/>
-          <w:szCs w:val="16"/>
-          <w:lang w:val="en-CA"/>
-        </w:rPr>
-        <w:t xml:space="preserve"> = </w:t>
-      </w:r>
-      <w:proofErr w:type="gramStart"/>
-      <w:r>
-        <w:rPr>
-          <w:rFonts w:ascii="Cascadia Mono" w:hAnsi="Cascadia Mono" w:cs="Cascadia Mono"/>
-          <w:color w:val="008000"/>
-          <w:sz w:val="16"/>
-          <w:szCs w:val="16"/>
-          <w:lang w:val="en-CA"/>
-        </w:rPr>
-        <w:t>2 }</w:t>
-      </w:r>
-      <w:proofErr w:type="gramEnd"/>
-      <w:r>
-        <w:rPr>
-          <w:rFonts w:ascii="Cascadia Mono" w:hAnsi="Cascadia Mono" w:cs="Cascadia Mono"/>
-          <w:color w:val="008000"/>
-          <w:sz w:val="16"/>
-          <w:szCs w:val="16"/>
-          <w:lang w:val="en-CA"/>
-        </w:rPr>
-        <w:t>);</w:t>
+        <w:t>//Zombies.Add(new Zombie() { Name = "Taxidermy", Point = 1, ZombieTypeId = 2 });</w:t>
       </w:r>
     </w:p>
     <w:p>
@@ -7879,99 +5906,8 @@
           <w:sz w:val="16"/>
           <w:szCs w:val="16"/>
         </w:rPr>
-        <w:t>//</w:t>
-      </w:r>
-      <w:proofErr w:type="spellStart"/>
-      <w:r>
-        <w:rPr>
-          <w:rFonts w:ascii="Cascadia Mono" w:hAnsi="Cascadia Mono" w:cs="Cascadia Mono"/>
-          <w:color w:val="008000"/>
-          <w:sz w:val="16"/>
-          <w:szCs w:val="16"/>
-        </w:rPr>
-        <w:t>Zombies.Add</w:t>
-      </w:r>
-      <w:proofErr w:type="spellEnd"/>
-      <w:r>
-        <w:rPr>
-          <w:rFonts w:ascii="Cascadia Mono" w:hAnsi="Cascadia Mono" w:cs="Cascadia Mono"/>
-          <w:color w:val="008000"/>
-          <w:sz w:val="16"/>
-          <w:szCs w:val="16"/>
-        </w:rPr>
-        <w:t xml:space="preserve">(new </w:t>
-      </w:r>
-      <w:proofErr w:type="gramStart"/>
-      <w:r>
-        <w:rPr>
-          <w:rFonts w:ascii="Cascadia Mono" w:hAnsi="Cascadia Mono" w:cs="Cascadia Mono"/>
-          <w:color w:val="008000"/>
-          <w:sz w:val="16"/>
-          <w:szCs w:val="16"/>
-        </w:rPr>
-        <w:t>Zombie(</w:t>
-      </w:r>
-      <w:proofErr w:type="gramEnd"/>
-      <w:r>
-        <w:rPr>
-          <w:rFonts w:ascii="Cascadia Mono" w:hAnsi="Cascadia Mono" w:cs="Cascadia Mono"/>
-          <w:color w:val="008000"/>
-          <w:sz w:val="16"/>
-          <w:szCs w:val="16"/>
-        </w:rPr>
-        <w:t xml:space="preserve">) </w:t>
-      </w:r>
-      <w:proofErr w:type="gramStart"/>
-      <w:r>
-        <w:rPr>
-          <w:rFonts w:ascii="Cascadia Mono" w:hAnsi="Cascadia Mono" w:cs="Cascadia Mono"/>
-          <w:color w:val="008000"/>
-          <w:sz w:val="16"/>
-          <w:szCs w:val="16"/>
-        </w:rPr>
-        <w:t>{ Name</w:t>
-      </w:r>
-      <w:proofErr w:type="gramEnd"/>
-      <w:r>
-        <w:rPr>
-          <w:rFonts w:ascii="Cascadia Mono" w:hAnsi="Cascadia Mono" w:cs="Cascadia Mono"/>
-          <w:color w:val="008000"/>
-          <w:sz w:val="16"/>
-          <w:szCs w:val="16"/>
-        </w:rPr>
-        <w:t xml:space="preserve"> = "chien de l'enfer", Point = 7, </w:t>
-      </w:r>
-      <w:proofErr w:type="spellStart"/>
-      <w:r>
-        <w:rPr>
-          <w:rFonts w:ascii="Cascadia Mono" w:hAnsi="Cascadia Mono" w:cs="Cascadia Mono"/>
-          <w:color w:val="008000"/>
-          <w:sz w:val="16"/>
-          <w:szCs w:val="16"/>
-        </w:rPr>
-        <w:t>ZombieTypeId</w:t>
-      </w:r>
-      <w:proofErr w:type="spellEnd"/>
-      <w:r>
-        <w:rPr>
-          <w:rFonts w:ascii="Cascadia Mono" w:hAnsi="Cascadia Mono" w:cs="Cascadia Mono"/>
-          <w:color w:val="008000"/>
-          <w:sz w:val="16"/>
-          <w:szCs w:val="16"/>
-        </w:rPr>
-        <w:t xml:space="preserve">= </w:t>
-      </w:r>
-      <w:proofErr w:type="gramStart"/>
-      <w:r>
-        <w:rPr>
-          <w:rFonts w:ascii="Cascadia Mono" w:hAnsi="Cascadia Mono" w:cs="Cascadia Mono"/>
-          <w:color w:val="008000"/>
-          <w:sz w:val="16"/>
-          <w:szCs w:val="16"/>
-        </w:rPr>
-        <w:t>1 });</w:t>
-      </w:r>
-      <w:proofErr w:type="gramEnd"/>
+        <w:t>//Zombies.Add(new Zombie() { Name = "chien de l'enfer", Point = 7, ZombieTypeId= 1 });</w:t>
+      </w:r>
     </w:p>
     <w:p>
       <w:pPr>
@@ -8009,99 +5945,8 @@
           <w:sz w:val="16"/>
           <w:szCs w:val="16"/>
         </w:rPr>
-        <w:t>//</w:t>
-      </w:r>
-      <w:proofErr w:type="spellStart"/>
-      <w:r>
-        <w:rPr>
-          <w:rFonts w:ascii="Cascadia Mono" w:hAnsi="Cascadia Mono" w:cs="Cascadia Mono"/>
-          <w:color w:val="008000"/>
-          <w:sz w:val="16"/>
-          <w:szCs w:val="16"/>
-        </w:rPr>
-        <w:t>Zombies.Add</w:t>
-      </w:r>
-      <w:proofErr w:type="spellEnd"/>
-      <w:r>
-        <w:rPr>
-          <w:rFonts w:ascii="Cascadia Mono" w:hAnsi="Cascadia Mono" w:cs="Cascadia Mono"/>
-          <w:color w:val="008000"/>
-          <w:sz w:val="16"/>
-          <w:szCs w:val="16"/>
-        </w:rPr>
-        <w:t xml:space="preserve">(new </w:t>
-      </w:r>
-      <w:proofErr w:type="gramStart"/>
-      <w:r>
-        <w:rPr>
-          <w:rFonts w:ascii="Cascadia Mono" w:hAnsi="Cascadia Mono" w:cs="Cascadia Mono"/>
-          <w:color w:val="008000"/>
-          <w:sz w:val="16"/>
-          <w:szCs w:val="16"/>
-        </w:rPr>
-        <w:t>Zombie(</w:t>
-      </w:r>
-      <w:proofErr w:type="gramEnd"/>
-      <w:r>
-        <w:rPr>
-          <w:rFonts w:ascii="Cascadia Mono" w:hAnsi="Cascadia Mono" w:cs="Cascadia Mono"/>
-          <w:color w:val="008000"/>
-          <w:sz w:val="16"/>
-          <w:szCs w:val="16"/>
-        </w:rPr>
-        <w:t xml:space="preserve">) </w:t>
-      </w:r>
-      <w:proofErr w:type="gramStart"/>
-      <w:r>
-        <w:rPr>
-          <w:rFonts w:ascii="Cascadia Mono" w:hAnsi="Cascadia Mono" w:cs="Cascadia Mono"/>
-          <w:color w:val="008000"/>
-          <w:sz w:val="16"/>
-          <w:szCs w:val="16"/>
-        </w:rPr>
-        <w:t>{ Name</w:t>
-      </w:r>
-      <w:proofErr w:type="gramEnd"/>
-      <w:r>
-        <w:rPr>
-          <w:rFonts w:ascii="Cascadia Mono" w:hAnsi="Cascadia Mono" w:cs="Cascadia Mono"/>
-          <w:color w:val="008000"/>
-          <w:sz w:val="16"/>
-          <w:szCs w:val="16"/>
-        </w:rPr>
-        <w:t xml:space="preserve"> = "Avogadro", Point = 9, </w:t>
-      </w:r>
-      <w:proofErr w:type="spellStart"/>
-      <w:r>
-        <w:rPr>
-          <w:rFonts w:ascii="Cascadia Mono" w:hAnsi="Cascadia Mono" w:cs="Cascadia Mono"/>
-          <w:color w:val="008000"/>
-          <w:sz w:val="16"/>
-          <w:szCs w:val="16"/>
-        </w:rPr>
-        <w:t>ZombieTypeId</w:t>
-      </w:r>
-      <w:proofErr w:type="spellEnd"/>
-      <w:r>
-        <w:rPr>
-          <w:rFonts w:ascii="Cascadia Mono" w:hAnsi="Cascadia Mono" w:cs="Cascadia Mono"/>
-          <w:color w:val="008000"/>
-          <w:sz w:val="16"/>
-          <w:szCs w:val="16"/>
-        </w:rPr>
-        <w:t xml:space="preserve"> = </w:t>
-      </w:r>
-      <w:proofErr w:type="gramStart"/>
-      <w:r>
-        <w:rPr>
-          <w:rFonts w:ascii="Cascadia Mono" w:hAnsi="Cascadia Mono" w:cs="Cascadia Mono"/>
-          <w:color w:val="008000"/>
-          <w:sz w:val="16"/>
-          <w:szCs w:val="16"/>
-        </w:rPr>
-        <w:t>3 });</w:t>
-      </w:r>
-      <w:proofErr w:type="gramEnd"/>
+        <w:t>//Zombies.Add(new Zombie() { Name = "Avogadro", Point = 9, ZombieTypeId = 3 });</w:t>
+      </w:r>
     </w:p>
     <w:p>
       <w:pPr>
@@ -8162,51 +6007,7 @@
           <w:szCs w:val="16"/>
           <w:lang w:val="en-US"/>
         </w:rPr>
-        <w:t>//</w:t>
-      </w:r>
-      <w:proofErr w:type="spellStart"/>
-      <w:r>
-        <w:rPr>
-          <w:rFonts w:ascii="Cascadia Mono" w:hAnsi="Cascadia Mono" w:cs="Cascadia Mono"/>
-          <w:color w:val="008000"/>
-          <w:sz w:val="16"/>
-          <w:szCs w:val="16"/>
-          <w:lang w:val="en-US"/>
-        </w:rPr>
-        <w:t>Remplir</w:t>
-      </w:r>
-      <w:proofErr w:type="spellEnd"/>
-      <w:r>
-        <w:rPr>
-          <w:rFonts w:ascii="Cascadia Mono" w:hAnsi="Cascadia Mono" w:cs="Cascadia Mono"/>
-          <w:color w:val="008000"/>
-          <w:sz w:val="16"/>
-          <w:szCs w:val="16"/>
-          <w:lang w:val="en-US"/>
-        </w:rPr>
-        <w:t xml:space="preserve"> la </w:t>
-      </w:r>
-      <w:proofErr w:type="spellStart"/>
-      <w:r>
-        <w:rPr>
-          <w:rFonts w:ascii="Cascadia Mono" w:hAnsi="Cascadia Mono" w:cs="Cascadia Mono"/>
-          <w:color w:val="008000"/>
-          <w:sz w:val="16"/>
-          <w:szCs w:val="16"/>
-          <w:lang w:val="en-US"/>
-        </w:rPr>
-        <w:t>liste</w:t>
-      </w:r>
-      <w:proofErr w:type="spellEnd"/>
-      <w:r>
-        <w:rPr>
-          <w:rFonts w:ascii="Cascadia Mono" w:hAnsi="Cascadia Mono" w:cs="Cascadia Mono"/>
-          <w:color w:val="008000"/>
-          <w:sz w:val="16"/>
-          <w:szCs w:val="16"/>
-          <w:lang w:val="en-US"/>
-        </w:rPr>
-        <w:t xml:space="preserve"> des Weapons</w:t>
+        <w:t>//Remplir la liste des Weapons</w:t>
       </w:r>
     </w:p>
     <w:p>
@@ -8248,139 +6049,7 @@
           <w:szCs w:val="16"/>
           <w:lang w:val="en-CA"/>
         </w:rPr>
-        <w:t>//</w:t>
-      </w:r>
-      <w:proofErr w:type="spellStart"/>
-      <w:r>
-        <w:rPr>
-          <w:rFonts w:ascii="Cascadia Mono" w:hAnsi="Cascadia Mono" w:cs="Cascadia Mono"/>
-          <w:color w:val="008000"/>
-          <w:sz w:val="16"/>
-          <w:szCs w:val="16"/>
-          <w:lang w:val="en-CA"/>
-        </w:rPr>
-        <w:t>Weapons.Add</w:t>
-      </w:r>
-      <w:proofErr w:type="spellEnd"/>
-      <w:r>
-        <w:rPr>
-          <w:rFonts w:ascii="Cascadia Mono" w:hAnsi="Cascadia Mono" w:cs="Cascadia Mono"/>
-          <w:color w:val="008000"/>
-          <w:sz w:val="16"/>
-          <w:szCs w:val="16"/>
-          <w:lang w:val="en-CA"/>
-        </w:rPr>
-        <w:t xml:space="preserve">(new Weapon() { Name = "Leopold", Description = "This is to cut your friendly zombies", Force = 200, Image = "https://i.ibb.co/y5nCnXT/dagger-gfce31e967-1920.png", Lifespan = 50, Price = 421, Qty = 21, </w:t>
-      </w:r>
-      <w:proofErr w:type="spellStart"/>
-      <w:r>
-        <w:rPr>
-          <w:rFonts w:ascii="Cascadia Mono" w:hAnsi="Cascadia Mono" w:cs="Cascadia Mono"/>
-          <w:color w:val="008000"/>
-          <w:sz w:val="16"/>
-          <w:szCs w:val="16"/>
-          <w:lang w:val="en-CA"/>
-        </w:rPr>
-        <w:t>QtyBought</w:t>
-      </w:r>
-      <w:proofErr w:type="spellEnd"/>
-      <w:r>
-        <w:rPr>
-          <w:rFonts w:ascii="Cascadia Mono" w:hAnsi="Cascadia Mono" w:cs="Cascadia Mono"/>
-          <w:color w:val="008000"/>
-          <w:sz w:val="16"/>
-          <w:szCs w:val="16"/>
-          <w:lang w:val="en-CA"/>
-        </w:rPr>
-        <w:t xml:space="preserve"> = 3, Resistance = 10, </w:t>
-      </w:r>
-      <w:proofErr w:type="spellStart"/>
-      <w:r>
-        <w:rPr>
-          <w:rFonts w:ascii="Cascadia Mono" w:hAnsi="Cascadia Mono" w:cs="Cascadia Mono"/>
-          <w:color w:val="008000"/>
-          <w:sz w:val="16"/>
-          <w:szCs w:val="16"/>
-          <w:lang w:val="en-CA"/>
-        </w:rPr>
-        <w:t>UpdatedDate</w:t>
-      </w:r>
-      <w:proofErr w:type="spellEnd"/>
-      <w:r>
-        <w:rPr>
-          <w:rFonts w:ascii="Cascadia Mono" w:hAnsi="Cascadia Mono" w:cs="Cascadia Mono"/>
-          <w:color w:val="008000"/>
-          <w:sz w:val="16"/>
-          <w:szCs w:val="16"/>
-          <w:lang w:val="en-CA"/>
-        </w:rPr>
-        <w:t xml:space="preserve"> = new </w:t>
-      </w:r>
-      <w:proofErr w:type="spellStart"/>
-      <w:r>
-        <w:rPr>
-          <w:rFonts w:ascii="Cascadia Mono" w:hAnsi="Cascadia Mono" w:cs="Cascadia Mono"/>
-          <w:color w:val="008000"/>
-          <w:sz w:val="16"/>
-          <w:szCs w:val="16"/>
-          <w:lang w:val="en-CA"/>
-        </w:rPr>
-        <w:t>DateTime</w:t>
-      </w:r>
-      <w:proofErr w:type="spellEnd"/>
-      <w:r>
-        <w:rPr>
-          <w:rFonts w:ascii="Cascadia Mono" w:hAnsi="Cascadia Mono" w:cs="Cascadia Mono"/>
-          <w:color w:val="008000"/>
-          <w:sz w:val="16"/>
-          <w:szCs w:val="16"/>
-          <w:lang w:val="en-CA"/>
-        </w:rPr>
-        <w:t xml:space="preserve">(2012, 1, 1), </w:t>
-      </w:r>
-      <w:proofErr w:type="spellStart"/>
-      <w:r>
-        <w:rPr>
-          <w:rFonts w:ascii="Cascadia Mono" w:hAnsi="Cascadia Mono" w:cs="Cascadia Mono"/>
-          <w:color w:val="008000"/>
-          <w:sz w:val="16"/>
-          <w:szCs w:val="16"/>
-          <w:lang w:val="en-CA"/>
-        </w:rPr>
-        <w:t>CreatedDate</w:t>
-      </w:r>
-      <w:proofErr w:type="spellEnd"/>
-      <w:r>
-        <w:rPr>
-          <w:rFonts w:ascii="Cascadia Mono" w:hAnsi="Cascadia Mono" w:cs="Cascadia Mono"/>
-          <w:color w:val="008000"/>
-          <w:sz w:val="16"/>
-          <w:szCs w:val="16"/>
-          <w:lang w:val="en-CA"/>
-        </w:rPr>
-        <w:t xml:space="preserve"> = new </w:t>
-      </w:r>
-      <w:proofErr w:type="spellStart"/>
-      <w:r>
-        <w:rPr>
-          <w:rFonts w:ascii="Cascadia Mono" w:hAnsi="Cascadia Mono" w:cs="Cascadia Mono"/>
-          <w:color w:val="008000"/>
-          <w:sz w:val="16"/>
-          <w:szCs w:val="16"/>
-          <w:lang w:val="en-CA"/>
-        </w:rPr>
-        <w:t>DateTime</w:t>
-      </w:r>
-      <w:proofErr w:type="spellEnd"/>
-      <w:r>
-        <w:rPr>
-          <w:rFonts w:ascii="Cascadia Mono" w:hAnsi="Cascadia Mono" w:cs="Cascadia Mono"/>
-          <w:color w:val="008000"/>
-          <w:sz w:val="16"/>
-          <w:szCs w:val="16"/>
-          <w:lang w:val="en-CA"/>
-        </w:rPr>
-        <w:t>(1999, 01, 1) });</w:t>
+        <w:t>//Weapons.Add(new Weapon() { Name = "Leopold", Description = "This is to cut your friendly zombies", Force = 200, Image = "https://i.ibb.co/y5nCnXT/dagger-gfce31e967-1920.png", Lifespan = 50, Price = 421, Qty = 21, QtyBought = 3, Resistance = 10, UpdatedDate = new DateTime(2012, 1, 1), CreatedDate = new DateTime(1999, 01, 1) });</w:t>
       </w:r>
     </w:p>
     <w:p>
@@ -8422,139 +6091,7 @@
           <w:szCs w:val="16"/>
           <w:lang w:val="en-CA"/>
         </w:rPr>
-        <w:t>//</w:t>
-      </w:r>
-      <w:proofErr w:type="spellStart"/>
-      <w:r>
-        <w:rPr>
-          <w:rFonts w:ascii="Cascadia Mono" w:hAnsi="Cascadia Mono" w:cs="Cascadia Mono"/>
-          <w:color w:val="008000"/>
-          <w:sz w:val="16"/>
-          <w:szCs w:val="16"/>
-          <w:lang w:val="en-CA"/>
-        </w:rPr>
-        <w:t>Weapons.Add</w:t>
-      </w:r>
-      <w:proofErr w:type="spellEnd"/>
-      <w:r>
-        <w:rPr>
-          <w:rFonts w:ascii="Cascadia Mono" w:hAnsi="Cascadia Mono" w:cs="Cascadia Mono"/>
-          <w:color w:val="008000"/>
-          <w:sz w:val="16"/>
-          <w:szCs w:val="16"/>
-          <w:lang w:val="en-CA"/>
-        </w:rPr>
-        <w:t xml:space="preserve">(new Weapon() { Name = "Master Shield", Description = "An awesome Stainless Steel Shield", Force = 10, Image = "https://publicdomainvectors.org/photos/Shield-ClassicMedieval1.png", Lifespan = 10, Price = 500, Qty = 30, </w:t>
-      </w:r>
-      <w:proofErr w:type="spellStart"/>
-      <w:r>
-        <w:rPr>
-          <w:rFonts w:ascii="Cascadia Mono" w:hAnsi="Cascadia Mono" w:cs="Cascadia Mono"/>
-          <w:color w:val="008000"/>
-          <w:sz w:val="16"/>
-          <w:szCs w:val="16"/>
-          <w:lang w:val="en-CA"/>
-        </w:rPr>
-        <w:t>QtyBought</w:t>
-      </w:r>
-      <w:proofErr w:type="spellEnd"/>
-      <w:r>
-        <w:rPr>
-          <w:rFonts w:ascii="Cascadia Mono" w:hAnsi="Cascadia Mono" w:cs="Cascadia Mono"/>
-          <w:color w:val="008000"/>
-          <w:sz w:val="16"/>
-          <w:szCs w:val="16"/>
-          <w:lang w:val="en-CA"/>
-        </w:rPr>
-        <w:t xml:space="preserve"> = 1, Resistance = 800, </w:t>
-      </w:r>
-      <w:proofErr w:type="spellStart"/>
-      <w:r>
-        <w:rPr>
-          <w:rFonts w:ascii="Cascadia Mono" w:hAnsi="Cascadia Mono" w:cs="Cascadia Mono"/>
-          <w:color w:val="008000"/>
-          <w:sz w:val="16"/>
-          <w:szCs w:val="16"/>
-          <w:lang w:val="en-CA"/>
-        </w:rPr>
-        <w:t>UpdatedDate</w:t>
-      </w:r>
-      <w:proofErr w:type="spellEnd"/>
-      <w:r>
-        <w:rPr>
-          <w:rFonts w:ascii="Cascadia Mono" w:hAnsi="Cascadia Mono" w:cs="Cascadia Mono"/>
-          <w:color w:val="008000"/>
-          <w:sz w:val="16"/>
-          <w:szCs w:val="16"/>
-          <w:lang w:val="en-CA"/>
-        </w:rPr>
-        <w:t xml:space="preserve"> = new </w:t>
-      </w:r>
-      <w:proofErr w:type="spellStart"/>
-      <w:r>
-        <w:rPr>
-          <w:rFonts w:ascii="Cascadia Mono" w:hAnsi="Cascadia Mono" w:cs="Cascadia Mono"/>
-          <w:color w:val="008000"/>
-          <w:sz w:val="16"/>
-          <w:szCs w:val="16"/>
-          <w:lang w:val="en-CA"/>
-        </w:rPr>
-        <w:t>DateTime</w:t>
-      </w:r>
-      <w:proofErr w:type="spellEnd"/>
-      <w:r>
-        <w:rPr>
-          <w:rFonts w:ascii="Cascadia Mono" w:hAnsi="Cascadia Mono" w:cs="Cascadia Mono"/>
-          <w:color w:val="008000"/>
-          <w:sz w:val="16"/>
-          <w:szCs w:val="16"/>
-          <w:lang w:val="en-CA"/>
-        </w:rPr>
-        <w:t xml:space="preserve">(2012, 1, 1), </w:t>
-      </w:r>
-      <w:proofErr w:type="spellStart"/>
-      <w:r>
-        <w:rPr>
-          <w:rFonts w:ascii="Cascadia Mono" w:hAnsi="Cascadia Mono" w:cs="Cascadia Mono"/>
-          <w:color w:val="008000"/>
-          <w:sz w:val="16"/>
-          <w:szCs w:val="16"/>
-          <w:lang w:val="en-CA"/>
-        </w:rPr>
-        <w:t>CreatedDate</w:t>
-      </w:r>
-      <w:proofErr w:type="spellEnd"/>
-      <w:r>
-        <w:rPr>
-          <w:rFonts w:ascii="Cascadia Mono" w:hAnsi="Cascadia Mono" w:cs="Cascadia Mono"/>
-          <w:color w:val="008000"/>
-          <w:sz w:val="16"/>
-          <w:szCs w:val="16"/>
-          <w:lang w:val="en-CA"/>
-        </w:rPr>
-        <w:t xml:space="preserve"> = new </w:t>
-      </w:r>
-      <w:proofErr w:type="spellStart"/>
-      <w:r>
-        <w:rPr>
-          <w:rFonts w:ascii="Cascadia Mono" w:hAnsi="Cascadia Mono" w:cs="Cascadia Mono"/>
-          <w:color w:val="008000"/>
-          <w:sz w:val="16"/>
-          <w:szCs w:val="16"/>
-          <w:lang w:val="en-CA"/>
-        </w:rPr>
-        <w:t>DateTime</w:t>
-      </w:r>
-      <w:proofErr w:type="spellEnd"/>
-      <w:r>
-        <w:rPr>
-          <w:rFonts w:ascii="Cascadia Mono" w:hAnsi="Cascadia Mono" w:cs="Cascadia Mono"/>
-          <w:color w:val="008000"/>
-          <w:sz w:val="16"/>
-          <w:szCs w:val="16"/>
-          <w:lang w:val="en-CA"/>
-        </w:rPr>
-        <w:t>(1999, 01, 1) });</w:t>
+        <w:t>//Weapons.Add(new Weapon() { Name = "Master Shield", Description = "An awesome Stainless Steel Shield", Force = 10, Image = "https://publicdomainvectors.org/photos/Shield-ClassicMedieval1.png", Lifespan = 10, Price = 500, Qty = 30, QtyBought = 1, Resistance = 800, UpdatedDate = new DateTime(2012, 1, 1), CreatedDate = new DateTime(1999, 01, 1) });</w:t>
       </w:r>
     </w:p>
     <w:p>
@@ -8631,6 +6168,7 @@
         <w:spacing w:before="0" w:after="160" w:line="259" w:lineRule="auto"/>
       </w:pPr>
       <w:r>
+        <w:lastRenderedPageBreak/>
         <w:t>Ajoutez</w:t>
       </w:r>
       <w:r>
@@ -8662,19 +6200,8 @@
           <w:sz w:val="19"/>
           <w:szCs w:val="19"/>
         </w:rPr>
-        <w:t>[</w:t>
-      </w:r>
-      <w:proofErr w:type="gramStart"/>
-      <w:r>
-        <w:rPr>
-          <w:rFonts w:ascii="Cascadia Mono" w:hAnsi="Cascadia Mono" w:cs="Cascadia Mono"/>
-          <w:color w:val="000000"/>
-          <w:sz w:val="19"/>
-          <w:szCs w:val="19"/>
-        </w:rPr>
-        <w:t>Range(</w:t>
-      </w:r>
-      <w:proofErr w:type="gramEnd"/>
+        <w:t>[Range(</w:t>
+      </w:r>
       <w:r>
         <w:rPr>
           <w:rFonts w:ascii="Cascadia Mono" w:hAnsi="Cascadia Mono" w:cs="Cascadia Mono"/>
@@ -8709,29 +6236,8 @@
           <w:sz w:val="19"/>
           <w:szCs w:val="19"/>
         </w:rPr>
-        <w:t xml:space="preserve">, </w:t>
-      </w:r>
-      <w:proofErr w:type="spellStart"/>
-      <w:r>
-        <w:rPr>
-          <w:rFonts w:ascii="Cascadia Mono" w:hAnsi="Cascadia Mono" w:cs="Cascadia Mono"/>
-          <w:color w:val="000000"/>
-          <w:sz w:val="19"/>
-          <w:szCs w:val="19"/>
-        </w:rPr>
-        <w:t>ErrorMessage</w:t>
-      </w:r>
-      <w:proofErr w:type="spellEnd"/>
-      <w:r>
-        <w:rPr>
-          <w:rFonts w:ascii="Cascadia Mono" w:hAnsi="Cascadia Mono" w:cs="Cascadia Mono"/>
-          <w:color w:val="000000"/>
-          <w:sz w:val="19"/>
-          <w:szCs w:val="19"/>
-        </w:rPr>
-        <w:t xml:space="preserve"> = </w:t>
-      </w:r>
-      <w:proofErr w:type="gramStart"/>
+        <w:t xml:space="preserve">, ErrorMessage = </w:t>
+      </w:r>
       <w:r>
         <w:rPr>
           <w:rFonts w:ascii="Cascadia Mono" w:hAnsi="Cascadia Mono" w:cs="Cascadia Mono"/>
@@ -8739,9 +6245,8 @@
           <w:sz w:val="19"/>
           <w:szCs w:val="19"/>
         </w:rPr>
-        <w:t>"{</w:t>
-      </w:r>
-      <w:proofErr w:type="gramEnd"/>
+        <w:t>"{0} require</w:t>
+      </w:r>
       <w:r>
         <w:rPr>
           <w:rFonts w:ascii="Cascadia Mono" w:hAnsi="Cascadia Mono" w:cs="Cascadia Mono"/>
@@ -8749,9 +6254,8 @@
           <w:sz w:val="19"/>
           <w:szCs w:val="19"/>
         </w:rPr>
-        <w:t xml:space="preserve">0} </w:t>
-      </w:r>
-      <w:proofErr w:type="spellStart"/>
+        <w:t>s</w:t>
+      </w:r>
       <w:r>
         <w:rPr>
           <w:rFonts w:ascii="Cascadia Mono" w:hAnsi="Cascadia Mono" w:cs="Cascadia Mono"/>
@@ -8759,46 +6263,7 @@
           <w:sz w:val="19"/>
           <w:szCs w:val="19"/>
         </w:rPr>
-        <w:t>require</w:t>
-      </w:r>
-      <w:r>
-        <w:rPr>
-          <w:rFonts w:ascii="Cascadia Mono" w:hAnsi="Cascadia Mono" w:cs="Cascadia Mono"/>
-          <w:color w:val="A31515"/>
-          <w:sz w:val="19"/>
-          <w:szCs w:val="19"/>
-        </w:rPr>
-        <w:t>s</w:t>
-      </w:r>
-      <w:proofErr w:type="spellEnd"/>
-      <w:r>
-        <w:rPr>
-          <w:rFonts w:ascii="Cascadia Mono" w:hAnsi="Cascadia Mono" w:cs="Cascadia Mono"/>
-          <w:color w:val="A31515"/>
-          <w:sz w:val="19"/>
-          <w:szCs w:val="19"/>
-        </w:rPr>
-        <w:t xml:space="preserve"> a value </w:t>
-      </w:r>
-      <w:proofErr w:type="spellStart"/>
-      <w:r>
-        <w:rPr>
-          <w:rFonts w:ascii="Cascadia Mono" w:hAnsi="Cascadia Mono" w:cs="Cascadia Mono"/>
-          <w:color w:val="A31515"/>
-          <w:sz w:val="19"/>
-          <w:szCs w:val="19"/>
-        </w:rPr>
-        <w:t>between</w:t>
-      </w:r>
-      <w:proofErr w:type="spellEnd"/>
-      <w:r>
-        <w:rPr>
-          <w:rFonts w:ascii="Cascadia Mono" w:hAnsi="Cascadia Mono" w:cs="Cascadia Mono"/>
-          <w:color w:val="A31515"/>
-          <w:sz w:val="19"/>
-          <w:szCs w:val="19"/>
-        </w:rPr>
-        <w:t xml:space="preserve"> {1} and {2}."</w:t>
+        <w:t xml:space="preserve"> a value between {1} and {2}."</w:t>
       </w:r>
       <w:r>
         <w:rPr>
@@ -8838,7 +6303,6 @@
       <w:r>
         <w:t xml:space="preserve">Add-migration </w:t>
       </w:r>
-      <w:proofErr w:type="spellStart"/>
       <w:r>
         <w:t>Ajout</w:t>
       </w:r>
@@ -8860,7 +6324,6 @@
       <w:r>
         <w:t>bie</w:t>
       </w:r>
-      <w:proofErr w:type="spellEnd"/>
     </w:p>
     <w:p>
       <w:pPr>
@@ -8885,13 +6348,8 @@
         <w:spacing w:before="0" w:after="160" w:line="259" w:lineRule="auto"/>
       </w:pPr>
       <w:r>
-        <w:t>Update-</w:t>
-      </w:r>
-      <w:proofErr w:type="spellStart"/>
-      <w:r>
-        <w:t>database</w:t>
-      </w:r>
-      <w:proofErr w:type="spellEnd"/>
+        <w:t>Update-database</w:t>
+      </w:r>
     </w:p>
     <w:p>
       <w:pPr>
@@ -8928,15 +6386,7 @@
         <w:t>sont NULL interdit</w:t>
       </w:r>
       <w:r>
-        <w:t xml:space="preserve"> (not </w:t>
-      </w:r>
-      <w:proofErr w:type="spellStart"/>
-      <w:r>
-        <w:t>null</w:t>
-      </w:r>
-      <w:proofErr w:type="spellEnd"/>
-      <w:r>
-        <w:t>)</w:t>
+        <w:t xml:space="preserve"> (not null)</w:t>
       </w:r>
     </w:p>
     <w:p>
@@ -9006,10 +6456,8 @@
         <w:spacing w:before="0" w:after="160" w:line="259" w:lineRule="auto"/>
       </w:pPr>
       <w:r>
-        <w:lastRenderedPageBreak/>
         <w:t xml:space="preserve">Add-migration </w:t>
       </w:r>
-      <w:proofErr w:type="spellStart"/>
       <w:r>
         <w:t>Ajout</w:t>
       </w:r>
@@ -9022,7 +6470,6 @@
       <w:r>
         <w:t>_Point_ZombieType</w:t>
       </w:r>
-      <w:proofErr w:type="spellEnd"/>
     </w:p>
     <w:p>
       <w:pPr>
@@ -9043,15 +6490,7 @@
         <w:t>z</w:t>
       </w:r>
       <w:r>
-        <w:t xml:space="preserve"> à nouveau la migration précédente pour voir si elle comprend les changements à ZombieType. Si c’est le cas, ce n’est pas très grave, vous pouvez faire </w:t>
-      </w:r>
-      <w:proofErr w:type="spellStart"/>
-      <w:r>
-        <w:t>remove</w:t>
-      </w:r>
-      <w:proofErr w:type="spellEnd"/>
-      <w:r>
-        <w:t>-migration et sauter la prochaine étape.)</w:t>
+        <w:t xml:space="preserve"> à nouveau la migration précédente pour voir si elle comprend les changements à ZombieType. Si c’est le cas, ce n’est pas très grave, vous pouvez faire remove-migration et sauter la prochaine étape.)</w:t>
       </w:r>
     </w:p>
     <w:p>
@@ -9064,13 +6503,8 @@
         <w:spacing w:before="0" w:after="160" w:line="259" w:lineRule="auto"/>
       </w:pPr>
       <w:r>
-        <w:t>Update-</w:t>
-      </w:r>
-      <w:proofErr w:type="spellStart"/>
-      <w:r>
-        <w:t>database</w:t>
-      </w:r>
-      <w:proofErr w:type="spellEnd"/>
+        <w:t>Update-database</w:t>
+      </w:r>
     </w:p>
     <w:p>
       <w:pPr>
@@ -9180,7 +6614,6 @@
       <w:r>
         <w:t xml:space="preserve"> de données au lieu des listes du singleton </w:t>
       </w:r>
-      <w:proofErr w:type="spellStart"/>
       <w:r>
         <w:rPr>
           <w:b/>
@@ -9188,7 +6621,6 @@
         </w:rPr>
         <w:t>BaseDonnees</w:t>
       </w:r>
-      <w:proofErr w:type="spellEnd"/>
     </w:p>
     <w:p>
       <w:pPr>
@@ -9206,13 +6638,8 @@
         <w:t>r</w:t>
       </w:r>
       <w:r>
-        <w:t xml:space="preserve"> les appels aux </w:t>
-      </w:r>
-      <w:proofErr w:type="spellStart"/>
-      <w:r>
-        <w:t>ViewBags</w:t>
-      </w:r>
-      <w:proofErr w:type="spellEnd"/>
+        <w:t xml:space="preserve"> les appels aux ViewBags</w:t>
+      </w:r>
     </w:p>
     <w:p>
       <w:pPr>
@@ -9273,7 +6700,6 @@
       <w:r>
         <w:t xml:space="preserve">Remplacez l’injection de </w:t>
       </w:r>
-      <w:proofErr w:type="spellStart"/>
       <w:r>
         <w:rPr>
           <w:b/>
@@ -9281,14 +6707,12 @@
         </w:rPr>
         <w:t>BaseDonnees</w:t>
       </w:r>
-      <w:proofErr w:type="spellEnd"/>
       <w:r>
         <w:t xml:space="preserve"> (le singleton en listes) par </w:t>
       </w:r>
       <w:r>
         <w:t xml:space="preserve">le </w:t>
       </w:r>
-      <w:proofErr w:type="spellStart"/>
       <w:r>
         <w:rPr>
           <w:b/>
@@ -9296,7 +6720,6 @@
         </w:rPr>
         <w:t>ZombiePartyDbContext</w:t>
       </w:r>
-      <w:proofErr w:type="spellEnd"/>
     </w:p>
     <w:p>
       <w:pPr>
@@ -9349,7 +6772,6 @@
         </w:rPr>
         <w:t xml:space="preserve"> </w:t>
       </w:r>
-      <w:proofErr w:type="spellStart"/>
       <w:r>
         <w:rPr>
           <w:rFonts w:ascii="Cascadia Mono" w:hAnsi="Cascadia Mono" w:cs="Cascadia Mono"/>
@@ -9361,49 +6783,15 @@
         </w:rPr>
         <w:t>ZombiePartyDbContext</w:t>
       </w:r>
-      <w:proofErr w:type="spellEnd"/>
-      <w:r>
-        <w:rPr>
-          <w:rFonts w:ascii="Cascadia Mono" w:hAnsi="Cascadia Mono" w:cs="Cascadia Mono"/>
-          <w:color w:val="000000"/>
-          <w:sz w:val="19"/>
-          <w:szCs w:val="19"/>
-          <w:lang w:val="en-CA"/>
-        </w:rPr>
-        <w:t xml:space="preserve"> _</w:t>
-      </w:r>
-      <w:proofErr w:type="spellStart"/>
-      <w:r>
-        <w:rPr>
-          <w:rFonts w:ascii="Cascadia Mono" w:hAnsi="Cascadia Mono" w:cs="Cascadia Mono"/>
-          <w:color w:val="000000"/>
-          <w:sz w:val="19"/>
-          <w:szCs w:val="19"/>
-          <w:lang w:val="en-CA"/>
-        </w:rPr>
-        <w:t>baseDonnees</w:t>
-      </w:r>
-      <w:proofErr w:type="spellEnd"/>
-      <w:r>
-        <w:rPr>
-          <w:rFonts w:ascii="Cascadia Mono" w:hAnsi="Cascadia Mono" w:cs="Cascadia Mono"/>
-          <w:color w:val="000000"/>
-          <w:sz w:val="19"/>
-          <w:szCs w:val="19"/>
-          <w:lang w:val="en-CA"/>
-        </w:rPr>
-        <w:t xml:space="preserve"> </w:t>
-      </w:r>
-      <w:proofErr w:type="gramStart"/>
-      <w:r>
-        <w:rPr>
-          <w:rFonts w:ascii="Cascadia Mono" w:hAnsi="Cascadia Mono" w:cs="Cascadia Mono"/>
-          <w:color w:val="000000"/>
-          <w:sz w:val="19"/>
-          <w:szCs w:val="19"/>
-          <w:lang w:val="en-CA"/>
-        </w:rPr>
-        <w:t xml:space="preserve">{ </w:t>
+      <w:r>
+        <w:rPr>
+          <w:rFonts w:ascii="Cascadia Mono" w:hAnsi="Cascadia Mono" w:cs="Cascadia Mono"/>
+          <w:color w:val="000000"/>
+          <w:sz w:val="19"/>
+          <w:szCs w:val="19"/>
+          <w:lang w:val="en-CA"/>
+        </w:rPr>
+        <w:t xml:space="preserve"> _baseDonnees { </w:t>
       </w:r>
       <w:r>
         <w:rPr>
@@ -9415,7 +6803,6 @@
         </w:rPr>
         <w:t>get</w:t>
       </w:r>
-      <w:proofErr w:type="gramEnd"/>
       <w:r>
         <w:rPr>
           <w:rFonts w:ascii="Cascadia Mono" w:hAnsi="Cascadia Mono" w:cs="Cascadia Mono"/>
@@ -9436,7 +6823,6 @@
         </w:rPr>
         <w:t>set</w:t>
       </w:r>
-      <w:proofErr w:type="gramStart"/>
       <w:r>
         <w:rPr>
           <w:rFonts w:ascii="Cascadia Mono" w:hAnsi="Cascadia Mono" w:cs="Cascadia Mono"/>
@@ -9447,7 +6833,6 @@
         </w:rPr>
         <w:t>; }</w:t>
       </w:r>
-      <w:proofErr w:type="gramEnd"/>
     </w:p>
     <w:p>
       <w:pPr>
@@ -9503,7 +6888,6 @@
         </w:rPr>
         <w:t xml:space="preserve">        </w:t>
       </w:r>
-      <w:proofErr w:type="gramStart"/>
       <w:r>
         <w:rPr>
           <w:rFonts w:ascii="Cascadia Mono" w:hAnsi="Cascadia Mono" w:cs="Cascadia Mono"/>
@@ -9513,7 +6897,6 @@
         </w:rPr>
         <w:t>public</w:t>
       </w:r>
-      <w:proofErr w:type="gramEnd"/>
       <w:r>
         <w:rPr>
           <w:rFonts w:ascii="Cascadia Mono" w:hAnsi="Cascadia Mono" w:cs="Cascadia Mono"/>
@@ -9523,8 +6906,6 @@
         </w:rPr>
         <w:t xml:space="preserve"> </w:t>
       </w:r>
-      <w:proofErr w:type="spellStart"/>
-      <w:proofErr w:type="gramStart"/>
       <w:r>
         <w:rPr>
           <w:rFonts w:ascii="Cascadia Mono" w:hAnsi="Cascadia Mono" w:cs="Cascadia Mono"/>
@@ -9534,7 +6915,6 @@
         </w:rPr>
         <w:t>ZombieTypeController</w:t>
       </w:r>
-      <w:proofErr w:type="spellEnd"/>
       <w:r>
         <w:rPr>
           <w:rFonts w:ascii="Cascadia Mono" w:hAnsi="Cascadia Mono" w:cs="Cascadia Mono"/>
@@ -9544,8 +6924,6 @@
         </w:rPr>
         <w:t>(</w:t>
       </w:r>
-      <w:proofErr w:type="spellStart"/>
-      <w:proofErr w:type="gramEnd"/>
       <w:r>
         <w:rPr>
           <w:rFonts w:ascii="Cascadia Mono" w:hAnsi="Cascadia Mono" w:cs="Cascadia Mono"/>
@@ -9556,35 +6934,14 @@
         </w:rPr>
         <w:t>ZombiePartyDbContext</w:t>
       </w:r>
-      <w:proofErr w:type="spellEnd"/>
-      <w:r>
-        <w:rPr>
-          <w:rFonts w:ascii="Cascadia Mono" w:hAnsi="Cascadia Mono" w:cs="Cascadia Mono"/>
-          <w:color w:val="000000"/>
-          <w:sz w:val="19"/>
-          <w:szCs w:val="19"/>
-        </w:rPr>
-        <w:t xml:space="preserve"> </w:t>
-      </w:r>
-      <w:proofErr w:type="spellStart"/>
-      <w:r>
-        <w:rPr>
-          <w:rFonts w:ascii="Cascadia Mono" w:hAnsi="Cascadia Mono" w:cs="Cascadia Mono"/>
-          <w:color w:val="000000"/>
-          <w:sz w:val="19"/>
-          <w:szCs w:val="19"/>
-        </w:rPr>
-        <w:t>baseDonnees</w:t>
-      </w:r>
-      <w:proofErr w:type="spellEnd"/>
-      <w:r>
-        <w:rPr>
-          <w:rFonts w:ascii="Cascadia Mono" w:hAnsi="Cascadia Mono" w:cs="Cascadia Mono"/>
-          <w:color w:val="000000"/>
-          <w:sz w:val="19"/>
-          <w:szCs w:val="19"/>
-        </w:rPr>
-        <w:t>)</w:t>
+      <w:r>
+        <w:rPr>
+          <w:rFonts w:ascii="Cascadia Mono" w:hAnsi="Cascadia Mono" w:cs="Cascadia Mono"/>
+          <w:color w:val="000000"/>
+          <w:sz w:val="19"/>
+          <w:szCs w:val="19"/>
+        </w:rPr>
+        <w:t xml:space="preserve"> baseDonnees)</w:t>
       </w:r>
     </w:p>
     <w:p>
@@ -9646,47 +7003,7 @@
           <w:sz w:val="19"/>
           <w:szCs w:val="19"/>
         </w:rPr>
-        <w:t xml:space="preserve">            _</w:t>
-      </w:r>
-      <w:proofErr w:type="spellStart"/>
-      <w:r>
-        <w:rPr>
-          <w:rFonts w:ascii="Cascadia Mono" w:hAnsi="Cascadia Mono" w:cs="Cascadia Mono"/>
-          <w:color w:val="000000"/>
-          <w:sz w:val="19"/>
-          <w:szCs w:val="19"/>
-        </w:rPr>
-        <w:t>baseDonnees</w:t>
-      </w:r>
-      <w:proofErr w:type="spellEnd"/>
-      <w:r>
-        <w:rPr>
-          <w:rFonts w:ascii="Cascadia Mono" w:hAnsi="Cascadia Mono" w:cs="Cascadia Mono"/>
-          <w:color w:val="000000"/>
-          <w:sz w:val="19"/>
-          <w:szCs w:val="19"/>
-        </w:rPr>
-        <w:t xml:space="preserve"> = </w:t>
-      </w:r>
-      <w:proofErr w:type="spellStart"/>
-      <w:r>
-        <w:rPr>
-          <w:rFonts w:ascii="Cascadia Mono" w:hAnsi="Cascadia Mono" w:cs="Cascadia Mono"/>
-          <w:color w:val="000000"/>
-          <w:sz w:val="19"/>
-          <w:szCs w:val="19"/>
-        </w:rPr>
-        <w:t>baseDonnees</w:t>
-      </w:r>
-      <w:proofErr w:type="spellEnd"/>
-      <w:r>
-        <w:rPr>
-          <w:rFonts w:ascii="Cascadia Mono" w:hAnsi="Cascadia Mono" w:cs="Cascadia Mono"/>
-          <w:color w:val="000000"/>
-          <w:sz w:val="19"/>
-          <w:szCs w:val="19"/>
-        </w:rPr>
-        <w:t>;</w:t>
+        <w:t xml:space="preserve">            _baseDonnees = baseDonnees;</w:t>
       </w:r>
     </w:p>
     <w:p>
@@ -9725,23 +7042,7 @@
         <w:t>contrôleur</w:t>
       </w:r>
       <w:r>
-        <w:t xml:space="preserve"> afin d’utiliser les </w:t>
-      </w:r>
-      <w:proofErr w:type="spellStart"/>
-      <w:r>
-        <w:t>DbSet</w:t>
-      </w:r>
-      <w:proofErr w:type="spellEnd"/>
-      <w:r>
-        <w:t xml:space="preserve"> du </w:t>
-      </w:r>
-      <w:proofErr w:type="spellStart"/>
-      <w:r>
-        <w:t>DbContext</w:t>
-      </w:r>
-      <w:proofErr w:type="spellEnd"/>
-      <w:r>
-        <w:t>.</w:t>
+        <w:t xml:space="preserve"> afin d’utiliser les DbSet du DbContext.</w:t>
       </w:r>
       <w:r>
         <w:t xml:space="preserve"> </w:t>
@@ -9794,7 +7095,6 @@
         </w:rPr>
         <w:t xml:space="preserve">Views </w:t>
       </w:r>
-      <w:proofErr w:type="spellStart"/>
       <w:r>
         <w:rPr>
           <w:b/>
@@ -9802,7 +7102,6 @@
         </w:rPr>
         <w:t>Create</w:t>
       </w:r>
-      <w:proofErr w:type="spellEnd"/>
       <w:r>
         <w:rPr>
           <w:b/>
@@ -9822,11 +7121,9 @@
       <w:r>
         <w:t xml:space="preserve">Ouvrez la View </w:t>
       </w:r>
-      <w:proofErr w:type="spellStart"/>
       <w:r>
         <w:t>Create</w:t>
       </w:r>
-      <w:proofErr w:type="spellEnd"/>
     </w:p>
     <w:p>
       <w:pPr>
@@ -9999,29 +7296,7 @@
           <w:szCs w:val="19"/>
           <w:lang w:val="en-US"/>
         </w:rPr>
-        <w:t>="</w:t>
-      </w:r>
-      <w:proofErr w:type="gramStart"/>
-      <w:r>
-        <w:rPr>
-          <w:rFonts w:ascii="Cascadia Mono" w:hAnsi="Cascadia Mono" w:cs="Cascadia Mono"/>
-          <w:color w:val="0000FF"/>
-          <w:sz w:val="19"/>
-          <w:szCs w:val="19"/>
-          <w:lang w:val="en-US"/>
-        </w:rPr>
-        <w:t>col</w:t>
-      </w:r>
-      <w:proofErr w:type="gramEnd"/>
-      <w:r>
-        <w:rPr>
-          <w:rFonts w:ascii="Cascadia Mono" w:hAnsi="Cascadia Mono" w:cs="Cascadia Mono"/>
-          <w:color w:val="0000FF"/>
-          <w:sz w:val="19"/>
-          <w:szCs w:val="19"/>
-          <w:lang w:val="en-US"/>
-        </w:rPr>
-        <w:t>-2"&gt;</w:t>
+        <w:t>="col-2"&gt;</w:t>
       </w:r>
     </w:p>
     <w:p>
@@ -10773,13 +8048,8 @@
         <w:spacing w:before="0" w:after="160" w:line="259" w:lineRule="auto"/>
       </w:pPr>
       <w:r>
-        <w:t xml:space="preserve">Ajoutez un Point d’arrêt sur Post </w:t>
-      </w:r>
-      <w:proofErr w:type="spellStart"/>
-      <w:r>
-        <w:t>Create</w:t>
-      </w:r>
-      <w:proofErr w:type="spellEnd"/>
+        <w:t>Ajoutez un Point d’arrêt sur Post Create</w:t>
+      </w:r>
       <w:r>
         <w:t xml:space="preserve"> sur la 1</w:t>
       </w:r>
@@ -10915,15 +8185,7 @@
         <w:spacing w:before="0" w:after="160" w:line="259" w:lineRule="auto"/>
       </w:pPr>
       <w:r>
-        <w:t xml:space="preserve">Vérifiez l’état du modèle : </w:t>
-      </w:r>
-      <w:proofErr w:type="spellStart"/>
-      <w:r>
-        <w:t>IsValid</w:t>
-      </w:r>
-      <w:proofErr w:type="spellEnd"/>
-      <w:r>
-        <w:t xml:space="preserve"> est false</w:t>
+        <w:t>Vérifiez l’état du modèle : IsValid est false</w:t>
       </w:r>
       <w:r>
         <w:t>; pourquoi?</w:t>
@@ -10938,15 +8200,7 @@
         <w:t xml:space="preserve">Parce que le modèle de données </w:t>
       </w:r>
       <w:r>
-        <w:t xml:space="preserve">demande une Liste de zombies qui ne peut pas être </w:t>
-      </w:r>
-      <w:proofErr w:type="spellStart"/>
-      <w:r>
-        <w:t>null</w:t>
-      </w:r>
-      <w:proofErr w:type="spellEnd"/>
-      <w:r>
-        <w:t>.</w:t>
+        <w:t>demande une Liste de zombies qui ne peut pas être null.</w:t>
       </w:r>
     </w:p>
     <w:p>
@@ -10987,15 +8241,7 @@
         <w:t xml:space="preserve">Ajoutez </w:t>
       </w:r>
       <w:r>
-        <w:t>l’annotation [</w:t>
-      </w:r>
-      <w:proofErr w:type="spellStart"/>
-      <w:r>
-        <w:t>ValidateNever</w:t>
-      </w:r>
-      <w:proofErr w:type="spellEnd"/>
-      <w:r>
-        <w:t>]</w:t>
+        <w:t>l’annotation [ValidateNever]</w:t>
       </w:r>
       <w:r>
         <w:t xml:space="preserve"> </w:t>
@@ -11057,37 +8303,13 @@
         <w:spacing w:before="0" w:after="160" w:line="259" w:lineRule="auto"/>
       </w:pPr>
       <w:r>
-        <w:t xml:space="preserve">Vérifiez l’état du modèle : </w:t>
-      </w:r>
-      <w:proofErr w:type="spellStart"/>
-      <w:r>
-        <w:t>IsValid</w:t>
-      </w:r>
-      <w:proofErr w:type="spellEnd"/>
-      <w:r>
-        <w:t xml:space="preserve"> est </w:t>
+        <w:t xml:space="preserve">Vérifiez l’état du modèle : IsValid est </w:t>
       </w:r>
       <w:r>
         <w:t>à</w:t>
       </w:r>
       <w:r>
-        <w:t xml:space="preserve"> </w:t>
-      </w:r>
-      <w:proofErr w:type="spellStart"/>
-      <w:r>
-        <w:t>true</w:t>
-      </w:r>
-      <w:proofErr w:type="spellEnd"/>
-      <w:r>
-        <w:t xml:space="preserve">, </w:t>
-      </w:r>
-      <w:proofErr w:type="spellStart"/>
-      <w:r>
-        <w:t>yé</w:t>
-      </w:r>
-      <w:proofErr w:type="spellEnd"/>
-      <w:r>
-        <w:t>!</w:t>
+        <w:t xml:space="preserve"> true, yé!</w:t>
       </w:r>
     </w:p>
     <w:p>
@@ -11163,15 +8385,7 @@
         <w:spacing w:before="0" w:after="160" w:line="259" w:lineRule="auto"/>
       </w:pPr>
       <w:r>
-        <w:t xml:space="preserve">Dans l’action </w:t>
-      </w:r>
-      <w:proofErr w:type="spellStart"/>
-      <w:r>
-        <w:t>Create</w:t>
-      </w:r>
-      <w:proofErr w:type="spellEnd"/>
-      <w:r>
-        <w:t xml:space="preserve">, après </w:t>
+        <w:t xml:space="preserve">Dans l’action Create, après </w:t>
       </w:r>
       <w:r>
         <w:t>l’ajout</w:t>
@@ -11341,29 +8555,7 @@
           <w:szCs w:val="19"/>
           <w:highlight w:val="green"/>
         </w:rPr>
-        <w:t>_</w:t>
-      </w:r>
-      <w:proofErr w:type="spellStart"/>
-      <w:r>
-        <w:rPr>
-          <w:rFonts w:ascii="Cascadia Mono" w:hAnsi="Cascadia Mono" w:cs="Cascadia Mono"/>
-          <w:color w:val="000000"/>
-          <w:sz w:val="19"/>
-          <w:szCs w:val="19"/>
-          <w:highlight w:val="green"/>
-        </w:rPr>
-        <w:t>baseDonnees.SaveChanges</w:t>
-      </w:r>
-      <w:proofErr w:type="spellEnd"/>
-      <w:r>
-        <w:rPr>
-          <w:rFonts w:ascii="Cascadia Mono" w:hAnsi="Cascadia Mono" w:cs="Cascadia Mono"/>
-          <w:color w:val="000000"/>
-          <w:sz w:val="19"/>
-          <w:szCs w:val="19"/>
-          <w:highlight w:val="green"/>
-        </w:rPr>
-        <w:t>();</w:t>
+        <w:t>_baseDonnees.SaveChanges();</w:t>
       </w:r>
     </w:p>
     <w:p>
@@ -11390,27 +8582,15 @@
         </w:rPr>
         <w:t xml:space="preserve">    </w:t>
       </w:r>
-      <w:proofErr w:type="spellStart"/>
-      <w:r>
-        <w:rPr>
-          <w:rFonts w:ascii="Cascadia Mono" w:hAnsi="Cascadia Mono" w:cs="Cascadia Mono"/>
-          <w:color w:val="000000"/>
-          <w:sz w:val="19"/>
-          <w:szCs w:val="19"/>
-          <w:lang w:val="en-CA"/>
-        </w:rPr>
-        <w:t>TempData</w:t>
-      </w:r>
-      <w:proofErr w:type="spellEnd"/>
-      <w:r>
-        <w:rPr>
-          <w:rFonts w:ascii="Cascadia Mono" w:hAnsi="Cascadia Mono" w:cs="Cascadia Mono"/>
-          <w:color w:val="000000"/>
-          <w:sz w:val="19"/>
-          <w:szCs w:val="19"/>
-          <w:lang w:val="en-CA"/>
-        </w:rPr>
-        <w:t>[</w:t>
+      <w:r>
+        <w:rPr>
+          <w:rFonts w:ascii="Cascadia Mono" w:hAnsi="Cascadia Mono" w:cs="Cascadia Mono"/>
+          <w:color w:val="000000"/>
+          <w:sz w:val="19"/>
+          <w:szCs w:val="19"/>
+          <w:lang w:val="en-CA"/>
+        </w:rPr>
+        <w:t>TempData[</w:t>
       </w:r>
       <w:r>
         <w:rPr>
@@ -11450,29 +8630,7 @@
           <w:szCs w:val="19"/>
           <w:lang w:val="en-CA"/>
         </w:rPr>
-        <w:t>{</w:t>
-      </w:r>
-      <w:proofErr w:type="spellStart"/>
-      <w:r>
-        <w:rPr>
-          <w:rFonts w:ascii="Cascadia Mono" w:hAnsi="Cascadia Mono" w:cs="Cascadia Mono"/>
-          <w:color w:val="000000"/>
-          <w:sz w:val="19"/>
-          <w:szCs w:val="19"/>
-          <w:lang w:val="en-CA"/>
-        </w:rPr>
-        <w:t>zombieType.TypeName</w:t>
-      </w:r>
-      <w:proofErr w:type="spellEnd"/>
-      <w:r>
-        <w:rPr>
-          <w:rFonts w:ascii="Cascadia Mono" w:hAnsi="Cascadia Mono" w:cs="Cascadia Mono"/>
-          <w:color w:val="000000"/>
-          <w:sz w:val="19"/>
-          <w:szCs w:val="19"/>
-          <w:lang w:val="en-CA"/>
-        </w:rPr>
-        <w:t>}</w:t>
+        <w:t>{zombieType.TypeName}</w:t>
       </w:r>
       <w:r>
         <w:rPr>
@@ -11505,37 +8663,13 @@
         <w:spacing w:before="0" w:after="160" w:line="259" w:lineRule="auto"/>
       </w:pPr>
       <w:r>
-        <w:t xml:space="preserve">Vérifiez l’état du modèle : </w:t>
-      </w:r>
-      <w:proofErr w:type="spellStart"/>
-      <w:r>
-        <w:t>IsValid</w:t>
-      </w:r>
-      <w:proofErr w:type="spellEnd"/>
-      <w:r>
-        <w:t xml:space="preserve"> est </w:t>
+        <w:t xml:space="preserve">Vérifiez l’état du modèle : IsValid est </w:t>
       </w:r>
       <w:r>
         <w:t>à</w:t>
       </w:r>
       <w:r>
-        <w:t xml:space="preserve"> </w:t>
-      </w:r>
-      <w:proofErr w:type="spellStart"/>
-      <w:r>
-        <w:t>true</w:t>
-      </w:r>
-      <w:proofErr w:type="spellEnd"/>
-      <w:r>
-        <w:t xml:space="preserve">, </w:t>
-      </w:r>
-      <w:proofErr w:type="spellStart"/>
-      <w:r>
-        <w:t>yé</w:t>
-      </w:r>
-      <w:proofErr w:type="spellEnd"/>
-      <w:r>
-        <w:t>!</w:t>
+        <w:t xml:space="preserve"> true, yé!</w:t>
       </w:r>
     </w:p>
     <w:p>
@@ -11548,15 +8682,7 @@
         <w:spacing w:before="0" w:after="160" w:line="259" w:lineRule="auto"/>
       </w:pPr>
       <w:r>
-        <w:t xml:space="preserve">C’est dans l’Index et dans la BD, </w:t>
-      </w:r>
-      <w:proofErr w:type="spellStart"/>
-      <w:r>
-        <w:t>yé</w:t>
-      </w:r>
-      <w:proofErr w:type="spellEnd"/>
-      <w:r>
-        <w:t>!</w:t>
+        <w:t>C’est dans l’Index et dans la BD, yé!</w:t>
       </w:r>
     </w:p>
     <w:p>
@@ -11653,7 +8779,6 @@
       <w:r>
         <w:t xml:space="preserve">Remplacez l’injection de </w:t>
       </w:r>
-      <w:proofErr w:type="spellStart"/>
       <w:r>
         <w:rPr>
           <w:b/>
@@ -11661,11 +8786,9 @@
         </w:rPr>
         <w:t>BaseDonnees</w:t>
       </w:r>
-      <w:proofErr w:type="spellEnd"/>
       <w:r>
         <w:t xml:space="preserve"> (le singleton en listes) par le </w:t>
       </w:r>
-      <w:proofErr w:type="spellStart"/>
       <w:r>
         <w:rPr>
           <w:b/>
@@ -11673,7 +8796,6 @@
         </w:rPr>
         <w:t>ZombiePartyDbContext</w:t>
       </w:r>
-      <w:proofErr w:type="spellEnd"/>
     </w:p>
     <w:p>
       <w:pPr>
@@ -11685,15 +8807,7 @@
         <w:spacing w:before="0" w:after="160" w:line="259" w:lineRule="auto"/>
       </w:pPr>
       <w:r>
-        <w:t xml:space="preserve">Remplacez l’utilisation du </w:t>
-      </w:r>
-      <w:proofErr w:type="spellStart"/>
-      <w:r>
-        <w:t>ViewBag</w:t>
-      </w:r>
-      <w:proofErr w:type="spellEnd"/>
-      <w:r>
-        <w:t xml:space="preserve"> par une liste.</w:t>
+        <w:t>Remplacez l’utilisation du ViewBag par une liste.</w:t>
       </w:r>
     </w:p>
     <w:p>
@@ -11736,51 +8850,7 @@
           <w:szCs w:val="19"/>
           <w:lang w:val="en-CA"/>
         </w:rPr>
-        <w:t xml:space="preserve"> </w:t>
-      </w:r>
-      <w:proofErr w:type="spellStart"/>
-      <w:r>
-        <w:rPr>
-          <w:rFonts w:ascii="Cascadia Mono" w:hAnsi="Cascadia Mono" w:cs="Cascadia Mono"/>
-          <w:color w:val="000000"/>
-          <w:sz w:val="19"/>
-          <w:szCs w:val="19"/>
-          <w:lang w:val="en-CA"/>
-        </w:rPr>
-        <w:t>IActionResult</w:t>
-      </w:r>
-      <w:proofErr w:type="spellEnd"/>
-      <w:r>
-        <w:rPr>
-          <w:rFonts w:ascii="Cascadia Mono" w:hAnsi="Cascadia Mono" w:cs="Cascadia Mono"/>
-          <w:color w:val="000000"/>
-          <w:sz w:val="19"/>
-          <w:szCs w:val="19"/>
-          <w:lang w:val="en-CA"/>
-        </w:rPr>
-        <w:t xml:space="preserve"> </w:t>
-      </w:r>
-      <w:proofErr w:type="gramStart"/>
-      <w:r>
-        <w:rPr>
-          <w:rFonts w:ascii="Cascadia Mono" w:hAnsi="Cascadia Mono" w:cs="Cascadia Mono"/>
-          <w:color w:val="000000"/>
-          <w:sz w:val="19"/>
-          <w:szCs w:val="19"/>
-          <w:lang w:val="en-CA"/>
-        </w:rPr>
-        <w:t>Index(</w:t>
-      </w:r>
-      <w:proofErr w:type="gramEnd"/>
-      <w:r>
-        <w:rPr>
-          <w:rFonts w:ascii="Cascadia Mono" w:hAnsi="Cascadia Mono" w:cs="Cascadia Mono"/>
-          <w:color w:val="000000"/>
-          <w:sz w:val="19"/>
-          <w:szCs w:val="19"/>
-          <w:lang w:val="en-CA"/>
-        </w:rPr>
-        <w:t>)</w:t>
+        <w:t xml:space="preserve"> IActionResult Index()</w:t>
       </w:r>
     </w:p>
     <w:p>
@@ -11860,7 +8930,6 @@
         </w:rPr>
         <w:t xml:space="preserve">List&lt;Zombie&gt; </w:t>
       </w:r>
-      <w:proofErr w:type="spellStart"/>
       <w:r>
         <w:rPr>
           <w:rFonts w:ascii="Cascadia Mono" w:hAnsi="Cascadia Mono" w:cs="Cascadia Mono"/>
@@ -11881,45 +8950,7 @@
           <w:highlight w:val="cyan"/>
           <w:lang w:val="en-CA"/>
         </w:rPr>
-        <w:t>ombiesList</w:t>
-      </w:r>
-      <w:proofErr w:type="spellEnd"/>
-      <w:r>
-        <w:rPr>
-          <w:rFonts w:ascii="Cascadia Mono" w:hAnsi="Cascadia Mono" w:cs="Cascadia Mono"/>
-          <w:color w:val="000000"/>
-          <w:sz w:val="19"/>
-          <w:szCs w:val="19"/>
-          <w:highlight w:val="cyan"/>
-          <w:lang w:val="en-CA"/>
-        </w:rPr>
-        <w:t xml:space="preserve"> = _</w:t>
-      </w:r>
-      <w:proofErr w:type="spellStart"/>
-      <w:proofErr w:type="gramStart"/>
-      <w:r>
-        <w:rPr>
-          <w:rFonts w:ascii="Cascadia Mono" w:hAnsi="Cascadia Mono" w:cs="Cascadia Mono"/>
-          <w:color w:val="000000"/>
-          <w:sz w:val="19"/>
-          <w:szCs w:val="19"/>
-          <w:highlight w:val="cyan"/>
-          <w:lang w:val="en-CA"/>
-        </w:rPr>
-        <w:t>baseDonnees.Zombies.ToList</w:t>
-      </w:r>
-      <w:proofErr w:type="spellEnd"/>
-      <w:proofErr w:type="gramEnd"/>
-      <w:r>
-        <w:rPr>
-          <w:rFonts w:ascii="Cascadia Mono" w:hAnsi="Cascadia Mono" w:cs="Cascadia Mono"/>
-          <w:color w:val="000000"/>
-          <w:sz w:val="19"/>
-          <w:szCs w:val="19"/>
-          <w:highlight w:val="cyan"/>
-          <w:lang w:val="en-CA"/>
-        </w:rPr>
-        <w:t>();</w:t>
+        <w:t>ombiesList = _baseDonnees.Zombies.ToList();</w:t>
       </w:r>
     </w:p>
     <w:p>
@@ -11974,7 +9005,6 @@
         </w:rPr>
         <w:t xml:space="preserve"> View(</w:t>
       </w:r>
-      <w:proofErr w:type="spellStart"/>
       <w:r>
         <w:rPr>
           <w:rFonts w:ascii="Cascadia Mono" w:hAnsi="Cascadia Mono" w:cs="Cascadia Mono"/>
@@ -11996,7 +9026,6 @@
         </w:rPr>
         <w:t>ombiesList</w:t>
       </w:r>
-      <w:proofErr w:type="spellEnd"/>
       <w:r>
         <w:rPr>
           <w:rFonts w:ascii="Cascadia Mono" w:hAnsi="Cascadia Mono" w:cs="Cascadia Mono"/>
@@ -12106,15 +9135,7 @@
         <w:spacing w:before="0" w:after="160" w:line="259" w:lineRule="auto"/>
       </w:pPr>
       <w:r>
-        <w:t xml:space="preserve">Modifiez le </w:t>
-      </w:r>
-      <w:proofErr w:type="spellStart"/>
-      <w:r>
-        <w:t>foreach</w:t>
-      </w:r>
-      <w:proofErr w:type="spellEnd"/>
-      <w:r>
-        <w:t xml:space="preserve"> pour utiliser le mod</w:t>
+        <w:t>Modifiez le foreach pour utiliser le mod</w:t>
       </w:r>
       <w:r>
         <w:t>è</w:t>
@@ -12138,15 +9159,7 @@
         <w:t xml:space="preserve">En cas de doute, référez-vous </w:t>
       </w:r>
       <w:r>
-        <w:t xml:space="preserve">au ZombieType ou au </w:t>
-      </w:r>
-      <w:proofErr w:type="spellStart"/>
-      <w:r>
-        <w:t>repo</w:t>
-      </w:r>
-      <w:proofErr w:type="spellEnd"/>
-      <w:r>
-        <w:t xml:space="preserve"> de Démo.</w:t>
+        <w:t>au ZombieType ou au repo de Démo.</w:t>
       </w:r>
     </w:p>
     <w:p>
@@ -12162,72 +9175,51 @@
           <w:b/>
           <w:bCs/>
         </w:rPr>
-        <w:t xml:space="preserve">Zombie </w:t>
-      </w:r>
-      <w:proofErr w:type="spellStart"/>
+        <w:t>Zombie Create</w:t>
+      </w:r>
+    </w:p>
+    <w:p>
+      <w:pPr>
+        <w:ind w:left="360"/>
+      </w:pPr>
+      <w:r>
+        <w:t xml:space="preserve">La vue Create pour </w:t>
+      </w:r>
+      <w:r>
+        <w:t>Zombie présente l’information de plus d’un</w:t>
+      </w:r>
+      <w:r>
+        <w:t>e classe de</w:t>
+      </w:r>
+      <w:r>
+        <w:t xml:space="preserve"> modèle : Zombie</w:t>
+      </w:r>
+      <w:r>
+        <w:t xml:space="preserve"> et ZombieType. Afin d</w:t>
+      </w:r>
+      <w:r>
+        <w:t xml:space="preserve">e respecter les bonnes pratiques, nous allons créer un </w:t>
+      </w:r>
+      <w:r>
+        <w:t>ViewModel</w:t>
+      </w:r>
+      <w:r>
+        <w:t xml:space="preserve"> dans le répertoire </w:t>
+      </w:r>
       <w:r>
         <w:rPr>
           <w:b/>
           <w:bCs/>
         </w:rPr>
-        <w:t>Create</w:t>
-      </w:r>
-      <w:proofErr w:type="spellEnd"/>
-    </w:p>
-    <w:p>
-      <w:pPr>
-        <w:ind w:left="360"/>
-      </w:pPr>
-      <w:r>
-        <w:t xml:space="preserve">La vue </w:t>
-      </w:r>
-      <w:proofErr w:type="spellStart"/>
-      <w:r>
-        <w:t>Create</w:t>
-      </w:r>
-      <w:proofErr w:type="spellEnd"/>
-      <w:r>
-        <w:t xml:space="preserve"> pour </w:t>
-      </w:r>
-      <w:r>
-        <w:t>Zombie présente l’information de plus d’un</w:t>
-      </w:r>
-      <w:r>
-        <w:t>e classe de</w:t>
-      </w:r>
-      <w:r>
-        <w:t xml:space="preserve"> modèle : Zombie</w:t>
-      </w:r>
-      <w:r>
-        <w:t xml:space="preserve"> et ZombieType. Afin d</w:t>
-      </w:r>
-      <w:r>
-        <w:t xml:space="preserve">e respecter les bonnes pratiques, nous allons créer un </w:t>
-      </w:r>
-      <w:proofErr w:type="spellStart"/>
-      <w:r>
-        <w:t>ViewModel</w:t>
-      </w:r>
-      <w:proofErr w:type="spellEnd"/>
-      <w:r>
-        <w:t xml:space="preserve"> dans le répertoire </w:t>
-      </w:r>
-      <w:proofErr w:type="spellStart"/>
+        <w:t>View</w:t>
+      </w:r>
       <w:r>
         <w:rPr>
           <w:b/>
           <w:bCs/>
         </w:rPr>
-        <w:t>View</w:t>
-      </w:r>
-      <w:r>
-        <w:rPr>
-          <w:b/>
-          <w:bCs/>
-        </w:rPr>
         <w:t>Models</w:t>
       </w:r>
-      <w:proofErr w:type="spellEnd"/>
       <w:r>
         <w:t>.</w:t>
       </w:r>
@@ -12241,17 +9233,8 @@
         </w:numPr>
       </w:pPr>
       <w:r>
-        <w:t xml:space="preserve">Créez un </w:t>
-      </w:r>
-      <w:proofErr w:type="spellStart"/>
-      <w:r>
-        <w:t>ViewModel</w:t>
-      </w:r>
-      <w:proofErr w:type="spellEnd"/>
-      <w:r>
-        <w:t xml:space="preserve"> </w:t>
-      </w:r>
-      <w:proofErr w:type="spellStart"/>
+        <w:t xml:space="preserve">Créez un ViewModel </w:t>
+      </w:r>
       <w:r>
         <w:rPr>
           <w:b/>
@@ -12259,7 +9242,6 @@
         </w:rPr>
         <w:t>ZombieVM</w:t>
       </w:r>
-      <w:proofErr w:type="spellEnd"/>
     </w:p>
     <w:p>
       <w:pPr>
@@ -12282,7 +9264,6 @@
           <w:szCs w:val="19"/>
         </w:rPr>
       </w:pPr>
-      <w:proofErr w:type="gramStart"/>
       <w:r>
         <w:rPr>
           <w:rFonts w:ascii="Cascadia Mono" w:hAnsi="Cascadia Mono" w:cs="Cascadia Mono"/>
@@ -12292,7 +9273,6 @@
         </w:rPr>
         <w:t>public</w:t>
       </w:r>
-      <w:proofErr w:type="gramEnd"/>
       <w:r>
         <w:rPr>
           <w:rFonts w:ascii="Cascadia Mono" w:hAnsi="Cascadia Mono" w:cs="Cascadia Mono"/>
@@ -12320,7 +9300,6 @@
         </w:rPr>
         <w:t xml:space="preserve"> </w:t>
       </w:r>
-      <w:proofErr w:type="spellStart"/>
       <w:r>
         <w:rPr>
           <w:rFonts w:ascii="Cascadia Mono" w:hAnsi="Cascadia Mono" w:cs="Cascadia Mono"/>
@@ -12330,7 +9309,6 @@
         </w:rPr>
         <w:t>ZombieVM</w:t>
       </w:r>
-      <w:proofErr w:type="spellEnd"/>
     </w:p>
     <w:p>
       <w:pPr>
@@ -12422,6 +9400,7 @@
           <w:color w:val="000000"/>
           <w:sz w:val="19"/>
           <w:szCs w:val="19"/>
+          <w:lang w:val="en-CA"/>
         </w:rPr>
       </w:pPr>
       <w:r>
@@ -12433,74 +9412,43 @@
         </w:rPr>
         <w:t xml:space="preserve">    </w:t>
       </w:r>
-      <w:proofErr w:type="gramStart"/>
       <w:r>
         <w:rPr>
           <w:rFonts w:ascii="Cascadia Mono" w:hAnsi="Cascadia Mono" w:cs="Cascadia Mono"/>
           <w:color w:val="0000FF"/>
           <w:sz w:val="19"/>
           <w:szCs w:val="19"/>
+          <w:lang w:val="en-CA"/>
         </w:rPr>
         <w:t>public</w:t>
       </w:r>
-      <w:proofErr w:type="gramEnd"/>
-      <w:r>
-        <w:rPr>
-          <w:rFonts w:ascii="Cascadia Mono" w:hAnsi="Cascadia Mono" w:cs="Cascadia Mono"/>
-          <w:color w:val="000000"/>
-          <w:sz w:val="19"/>
-          <w:szCs w:val="19"/>
-        </w:rPr>
-        <w:t xml:space="preserve"> Zombie </w:t>
-      </w:r>
-      <w:proofErr w:type="spellStart"/>
-      <w:r>
-        <w:rPr>
-          <w:rFonts w:ascii="Cascadia Mono" w:hAnsi="Cascadia Mono" w:cs="Cascadia Mono"/>
-          <w:color w:val="000000"/>
-          <w:sz w:val="19"/>
-          <w:szCs w:val="19"/>
-        </w:rPr>
-        <w:t>Zombie</w:t>
-      </w:r>
-      <w:proofErr w:type="spellEnd"/>
-      <w:r>
-        <w:rPr>
-          <w:rFonts w:ascii="Cascadia Mono" w:hAnsi="Cascadia Mono" w:cs="Cascadia Mono"/>
-          <w:color w:val="000000"/>
-          <w:sz w:val="19"/>
-          <w:szCs w:val="19"/>
-        </w:rPr>
-        <w:t xml:space="preserve"> </w:t>
-      </w:r>
-      <w:proofErr w:type="gramStart"/>
-      <w:r>
-        <w:rPr>
-          <w:rFonts w:ascii="Cascadia Mono" w:hAnsi="Cascadia Mono" w:cs="Cascadia Mono"/>
-          <w:color w:val="000000"/>
-          <w:sz w:val="19"/>
-          <w:szCs w:val="19"/>
-        </w:rPr>
-        <w:t xml:space="preserve">{ </w:t>
-      </w:r>
-      <w:proofErr w:type="spellStart"/>
+      <w:r>
+        <w:rPr>
+          <w:rFonts w:ascii="Cascadia Mono" w:hAnsi="Cascadia Mono" w:cs="Cascadia Mono"/>
+          <w:color w:val="000000"/>
+          <w:sz w:val="19"/>
+          <w:szCs w:val="19"/>
+          <w:lang w:val="en-CA"/>
+        </w:rPr>
+        <w:t xml:space="preserve"> Zombie Zombie { </w:t>
+      </w:r>
       <w:r>
         <w:rPr>
           <w:rFonts w:ascii="Cascadia Mono" w:hAnsi="Cascadia Mono" w:cs="Cascadia Mono"/>
           <w:color w:val="0000FF"/>
           <w:sz w:val="19"/>
           <w:szCs w:val="19"/>
+          <w:lang w:val="en-CA"/>
         </w:rPr>
         <w:t>get</w:t>
       </w:r>
-      <w:proofErr w:type="spellEnd"/>
-      <w:proofErr w:type="gramEnd"/>
-      <w:r>
-        <w:rPr>
-          <w:rFonts w:ascii="Cascadia Mono" w:hAnsi="Cascadia Mono" w:cs="Cascadia Mono"/>
-          <w:color w:val="000000"/>
-          <w:sz w:val="19"/>
-          <w:szCs w:val="19"/>
+      <w:r>
+        <w:rPr>
+          <w:rFonts w:ascii="Cascadia Mono" w:hAnsi="Cascadia Mono" w:cs="Cascadia Mono"/>
+          <w:color w:val="000000"/>
+          <w:sz w:val="19"/>
+          <w:szCs w:val="19"/>
+          <w:lang w:val="en-CA"/>
         </w:rPr>
         <w:t xml:space="preserve">; </w:t>
       </w:r>
@@ -12510,20 +9458,20 @@
           <w:color w:val="0000FF"/>
           <w:sz w:val="19"/>
           <w:szCs w:val="19"/>
+          <w:lang w:val="en-CA"/>
         </w:rPr>
         <w:t>set</w:t>
       </w:r>
-      <w:proofErr w:type="gramStart"/>
-      <w:r>
-        <w:rPr>
-          <w:rFonts w:ascii="Cascadia Mono" w:hAnsi="Cascadia Mono" w:cs="Cascadia Mono"/>
-          <w:color w:val="000000"/>
-          <w:sz w:val="19"/>
-          <w:szCs w:val="19"/>
+      <w:r>
+        <w:rPr>
+          <w:rFonts w:ascii="Cascadia Mono" w:hAnsi="Cascadia Mono" w:cs="Cascadia Mono"/>
+          <w:color w:val="000000"/>
+          <w:sz w:val="19"/>
+          <w:szCs w:val="19"/>
+          <w:lang w:val="en-CA"/>
         </w:rPr>
         <w:t>; }</w:t>
       </w:r>
-      <w:proofErr w:type="gramEnd"/>
     </w:p>
     <w:p>
       <w:pPr>
@@ -12544,6 +9492,7 @@
           <w:color w:val="000000"/>
           <w:sz w:val="19"/>
           <w:szCs w:val="19"/>
+          <w:lang w:val="en-CA"/>
         </w:rPr>
       </w:pPr>
     </w:p>
@@ -12566,14 +9515,16 @@
           <w:color w:val="000000"/>
           <w:sz w:val="19"/>
           <w:szCs w:val="19"/>
-        </w:rPr>
-      </w:pPr>
-      <w:r>
-        <w:rPr>
-          <w:rFonts w:ascii="Cascadia Mono" w:hAnsi="Cascadia Mono" w:cs="Cascadia Mono"/>
-          <w:color w:val="000000"/>
-          <w:sz w:val="19"/>
-          <w:szCs w:val="19"/>
+          <w:lang w:val="en-CA"/>
+        </w:rPr>
+      </w:pPr>
+      <w:r>
+        <w:rPr>
+          <w:rFonts w:ascii="Cascadia Mono" w:hAnsi="Cascadia Mono" w:cs="Cascadia Mono"/>
+          <w:color w:val="000000"/>
+          <w:sz w:val="19"/>
+          <w:szCs w:val="19"/>
+          <w:lang w:val="en-CA"/>
         </w:rPr>
         <w:t xml:space="preserve">    </w:t>
       </w:r>
@@ -12620,47 +9571,15 @@
         </w:rPr>
         <w:t xml:space="preserve">public </w:t>
       </w:r>
-      <w:proofErr w:type="spellStart"/>
-      <w:r>
-        <w:rPr>
-          <w:rFonts w:ascii="Cascadia Mono" w:hAnsi="Cascadia Mono" w:cs="Cascadia Mono"/>
-          <w:sz w:val="19"/>
-          <w:szCs w:val="19"/>
-          <w:lang w:val="en-CA"/>
-        </w:rPr>
-        <w:t>SelectList</w:t>
-      </w:r>
-      <w:proofErr w:type="spellEnd"/>
-      <w:r>
-        <w:rPr>
-          <w:rFonts w:ascii="Cascadia Mono" w:hAnsi="Cascadia Mono" w:cs="Cascadia Mono"/>
-          <w:sz w:val="19"/>
-          <w:szCs w:val="19"/>
-          <w:lang w:val="en-CA"/>
-        </w:rPr>
-        <w:t xml:space="preserve">? </w:t>
-      </w:r>
-      <w:proofErr w:type="spellStart"/>
-      <w:r>
-        <w:rPr>
-          <w:rFonts w:ascii="Cascadia Mono" w:hAnsi="Cascadia Mono" w:cs="Cascadia Mono"/>
-          <w:sz w:val="19"/>
-          <w:szCs w:val="19"/>
-          <w:lang w:val="en-CA"/>
-        </w:rPr>
-        <w:t>ZombieTypeSelectList</w:t>
-      </w:r>
-      <w:proofErr w:type="spellEnd"/>
-      <w:r>
-        <w:rPr>
-          <w:rFonts w:ascii="Cascadia Mono" w:hAnsi="Cascadia Mono" w:cs="Cascadia Mono"/>
-          <w:sz w:val="19"/>
-          <w:szCs w:val="19"/>
-          <w:lang w:val="en-CA"/>
-        </w:rPr>
-        <w:t xml:space="preserve"> </w:t>
-      </w:r>
-      <w:proofErr w:type="gramStart"/>
+      <w:r>
+        <w:rPr>
+          <w:rFonts w:ascii="Cascadia Mono" w:hAnsi="Cascadia Mono" w:cs="Cascadia Mono"/>
+          <w:sz w:val="19"/>
+          <w:szCs w:val="19"/>
+          <w:lang w:val="en-CA"/>
+        </w:rPr>
+        <w:t xml:space="preserve">SelectList? ZombieTypeSelectList </w:t>
+      </w:r>
       <w:r>
         <w:rPr>
           <w:rFonts w:ascii="Cascadia Mono" w:hAnsi="Cascadia Mono" w:cs="Cascadia Mono"/>
@@ -12669,31 +9588,8 @@
           <w:szCs w:val="19"/>
           <w:lang w:val="en-CA"/>
         </w:rPr>
-        <w:t>{ get</w:t>
-      </w:r>
-      <w:proofErr w:type="gramEnd"/>
-      <w:r>
-        <w:rPr>
-          <w:rFonts w:ascii="Cascadia Mono" w:hAnsi="Cascadia Mono" w:cs="Cascadia Mono"/>
-          <w:color w:val="0000FF"/>
-          <w:sz w:val="19"/>
-          <w:szCs w:val="19"/>
-          <w:lang w:val="en-CA"/>
-        </w:rPr>
-        <w:t>; set</w:t>
-      </w:r>
-      <w:proofErr w:type="gramStart"/>
-      <w:r>
-        <w:rPr>
-          <w:rFonts w:ascii="Cascadia Mono" w:hAnsi="Cascadia Mono" w:cs="Cascadia Mono"/>
-          <w:color w:val="0000FF"/>
-          <w:sz w:val="19"/>
-          <w:szCs w:val="19"/>
-          <w:lang w:val="en-CA"/>
-        </w:rPr>
-        <w:t>; }</w:t>
-      </w:r>
-      <w:proofErr w:type="gramEnd"/>
+        <w:t>{ get; set; }</w:t>
+      </w:r>
     </w:p>
     <w:p>
       <w:pPr>
@@ -12735,27 +9631,14 @@
         <w:t xml:space="preserve"> des </w:t>
       </w:r>
       <w:r>
-        <w:t xml:space="preserve">actions </w:t>
-      </w:r>
-      <w:proofErr w:type="spellStart"/>
-      <w:r>
-        <w:t>Create</w:t>
-      </w:r>
-      <w:proofErr w:type="spellEnd"/>
-      <w:r>
-        <w:t xml:space="preserve"> </w:t>
+        <w:t xml:space="preserve">actions Create </w:t>
       </w:r>
       <w:r>
         <w:t xml:space="preserve">GET </w:t>
       </w:r>
       <w:r>
-        <w:t xml:space="preserve">afin d’utiliser le </w:t>
-      </w:r>
-      <w:proofErr w:type="spellStart"/>
-      <w:r>
-        <w:t>ViewModel</w:t>
-      </w:r>
-      <w:proofErr w:type="spellEnd"/>
+        <w:t>afin d’utiliser le ViewModel</w:t>
+      </w:r>
     </w:p>
     <w:p>
       <w:pPr>
@@ -12797,51 +9680,7 @@
           <w:szCs w:val="19"/>
           <w:lang w:val="en-US"/>
         </w:rPr>
-        <w:t xml:space="preserve"> </w:t>
-      </w:r>
-      <w:proofErr w:type="spellStart"/>
-      <w:r>
-        <w:rPr>
-          <w:rFonts w:ascii="Cascadia Mono" w:hAnsi="Cascadia Mono" w:cs="Cascadia Mono"/>
-          <w:color w:val="000000"/>
-          <w:sz w:val="19"/>
-          <w:szCs w:val="19"/>
-          <w:lang w:val="en-US"/>
-        </w:rPr>
-        <w:t>IActionResult</w:t>
-      </w:r>
-      <w:proofErr w:type="spellEnd"/>
-      <w:r>
-        <w:rPr>
-          <w:rFonts w:ascii="Cascadia Mono" w:hAnsi="Cascadia Mono" w:cs="Cascadia Mono"/>
-          <w:color w:val="000000"/>
-          <w:sz w:val="19"/>
-          <w:szCs w:val="19"/>
-          <w:lang w:val="en-US"/>
-        </w:rPr>
-        <w:t xml:space="preserve"> </w:t>
-      </w:r>
-      <w:proofErr w:type="gramStart"/>
-      <w:r>
-        <w:rPr>
-          <w:rFonts w:ascii="Cascadia Mono" w:hAnsi="Cascadia Mono" w:cs="Cascadia Mono"/>
-          <w:color w:val="000000"/>
-          <w:sz w:val="19"/>
-          <w:szCs w:val="19"/>
-          <w:lang w:val="en-US"/>
-        </w:rPr>
-        <w:t>Create(</w:t>
-      </w:r>
-      <w:proofErr w:type="gramEnd"/>
-      <w:r>
-        <w:rPr>
-          <w:rFonts w:ascii="Cascadia Mono" w:hAnsi="Cascadia Mono" w:cs="Cascadia Mono"/>
-          <w:color w:val="000000"/>
-          <w:sz w:val="19"/>
-          <w:szCs w:val="19"/>
-          <w:lang w:val="en-US"/>
-        </w:rPr>
-        <w:t>)</w:t>
+        <w:t xml:space="preserve"> IActionResult Create()</w:t>
       </w:r>
     </w:p>
     <w:p>
@@ -12899,7 +9738,6 @@
           <w:lang w:val="en-US"/>
         </w:rPr>
       </w:pPr>
-      <w:proofErr w:type="spellStart"/>
       <w:r>
         <w:rPr>
           <w:rFonts w:ascii="Cascadia Mono" w:hAnsi="Cascadia Mono" w:cs="Cascadia Mono"/>
@@ -12909,91 +9747,29 @@
           <w:highlight w:val="magenta"/>
           <w:lang w:val="en-US"/>
         </w:rPr>
-        <w:t>ViewBag.ZombieTypes</w:t>
-      </w:r>
-      <w:proofErr w:type="spellEnd"/>
-      <w:r>
-        <w:rPr>
-          <w:rFonts w:ascii="Cascadia Mono" w:hAnsi="Cascadia Mono" w:cs="Cascadia Mono"/>
-          <w:color w:val="000000"/>
+        <w:t xml:space="preserve">ViewBag.ZombieTypes = </w:t>
+      </w:r>
+      <w:r>
+        <w:rPr>
+          <w:rFonts w:ascii="Cascadia Mono" w:hAnsi="Cascadia Mono" w:cs="Cascadia Mono"/>
+          <w:color w:val="0000FF"/>
           <w:sz w:val="19"/>
           <w:szCs w:val="19"/>
           <w:highlight w:val="magenta"/>
           <w:lang w:val="en-US"/>
         </w:rPr>
-        <w:t xml:space="preserve"> = </w:t>
-      </w:r>
-      <w:r>
-        <w:rPr>
-          <w:rFonts w:ascii="Cascadia Mono" w:hAnsi="Cascadia Mono" w:cs="Cascadia Mono"/>
-          <w:color w:val="0000FF"/>
+        <w:t>new</w:t>
+      </w:r>
+      <w:r>
+        <w:rPr>
+          <w:rFonts w:ascii="Cascadia Mono" w:hAnsi="Cascadia Mono" w:cs="Cascadia Mono"/>
+          <w:color w:val="000000"/>
           <w:sz w:val="19"/>
           <w:szCs w:val="19"/>
           <w:highlight w:val="magenta"/>
           <w:lang w:val="en-US"/>
         </w:rPr>
-        <w:t>new</w:t>
-      </w:r>
-      <w:r>
-        <w:rPr>
-          <w:rFonts w:ascii="Cascadia Mono" w:hAnsi="Cascadia Mono" w:cs="Cascadia Mono"/>
-          <w:color w:val="000000"/>
-          <w:sz w:val="19"/>
-          <w:szCs w:val="19"/>
-          <w:highlight w:val="magenta"/>
-          <w:lang w:val="en-US"/>
-        </w:rPr>
-        <w:t xml:space="preserve"> </w:t>
-      </w:r>
-      <w:proofErr w:type="spellStart"/>
-      <w:r>
-        <w:rPr>
-          <w:rFonts w:ascii="Cascadia Mono" w:hAnsi="Cascadia Mono" w:cs="Cascadia Mono"/>
-          <w:color w:val="000000"/>
-          <w:sz w:val="19"/>
-          <w:szCs w:val="19"/>
-          <w:highlight w:val="magenta"/>
-          <w:lang w:val="en-US"/>
-        </w:rPr>
-        <w:t>SelectList</w:t>
-      </w:r>
-      <w:proofErr w:type="spellEnd"/>
-      <w:r>
-        <w:rPr>
-          <w:rFonts w:ascii="Cascadia Mono" w:hAnsi="Cascadia Mono" w:cs="Cascadia Mono"/>
-          <w:color w:val="000000"/>
-          <w:sz w:val="19"/>
-          <w:szCs w:val="19"/>
-          <w:highlight w:val="magenta"/>
-          <w:lang w:val="en-US"/>
-        </w:rPr>
-        <w:t>(_</w:t>
-      </w:r>
-      <w:proofErr w:type="spellStart"/>
-      <w:proofErr w:type="gramStart"/>
-      <w:r>
-        <w:rPr>
-          <w:rFonts w:ascii="Cascadia Mono" w:hAnsi="Cascadia Mono" w:cs="Cascadia Mono"/>
-          <w:color w:val="000000"/>
-          <w:sz w:val="19"/>
-          <w:szCs w:val="19"/>
-          <w:highlight w:val="magenta"/>
-          <w:lang w:val="en-US"/>
-        </w:rPr>
-        <w:t>baseDonnees.ZombieTypes.ToList</w:t>
-      </w:r>
-      <w:proofErr w:type="spellEnd"/>
-      <w:proofErr w:type="gramEnd"/>
-      <w:r>
-        <w:rPr>
-          <w:rFonts w:ascii="Cascadia Mono" w:hAnsi="Cascadia Mono" w:cs="Cascadia Mono"/>
-          <w:color w:val="000000"/>
-          <w:sz w:val="19"/>
-          <w:szCs w:val="19"/>
-          <w:highlight w:val="magenta"/>
-          <w:lang w:val="en-US"/>
-        </w:rPr>
-        <w:t xml:space="preserve">(), </w:t>
+        <w:t xml:space="preserve"> SelectList(_baseDonnees.ZombieTypes.ToList(), </w:t>
       </w:r>
       <w:r>
         <w:rPr>
@@ -13095,7 +9871,6 @@
         </w:rPr>
         <w:t xml:space="preserve">    </w:t>
       </w:r>
-      <w:proofErr w:type="spellStart"/>
       <w:r>
         <w:rPr>
           <w:rFonts w:ascii="Cascadia Mono" w:hAnsi="Cascadia Mono" w:cs="Cascadia Mono"/>
@@ -13105,80 +9880,7 @@
           <w:highlight w:val="cyan"/>
           <w:lang w:val="en-US"/>
         </w:rPr>
-        <w:t>ZombieVM</w:t>
-      </w:r>
-      <w:proofErr w:type="spellEnd"/>
-      <w:r>
-        <w:rPr>
-          <w:rFonts w:ascii="Cascadia Mono" w:hAnsi="Cascadia Mono" w:cs="Cascadia Mono"/>
-          <w:color w:val="000000"/>
-          <w:sz w:val="19"/>
-          <w:szCs w:val="19"/>
-          <w:highlight w:val="cyan"/>
-          <w:lang w:val="en-US"/>
-        </w:rPr>
-        <w:t xml:space="preserve"> </w:t>
-      </w:r>
-      <w:proofErr w:type="spellStart"/>
-      <w:r>
-        <w:rPr>
-          <w:rFonts w:ascii="Cascadia Mono" w:hAnsi="Cascadia Mono" w:cs="Cascadia Mono"/>
-          <w:color w:val="000000"/>
-          <w:sz w:val="19"/>
-          <w:szCs w:val="19"/>
-          <w:highlight w:val="cyan"/>
-          <w:lang w:val="en-US"/>
-        </w:rPr>
-        <w:t>zombieVM</w:t>
-      </w:r>
-      <w:proofErr w:type="spellEnd"/>
-      <w:r>
-        <w:rPr>
-          <w:rFonts w:ascii="Cascadia Mono" w:hAnsi="Cascadia Mono" w:cs="Cascadia Mono"/>
-          <w:color w:val="000000"/>
-          <w:sz w:val="19"/>
-          <w:szCs w:val="19"/>
-          <w:highlight w:val="cyan"/>
-          <w:lang w:val="en-US"/>
-        </w:rPr>
-        <w:t xml:space="preserve"> = new </w:t>
-      </w:r>
-      <w:proofErr w:type="spellStart"/>
-      <w:proofErr w:type="gramStart"/>
-      <w:r>
-        <w:rPr>
-          <w:rFonts w:ascii="Cascadia Mono" w:hAnsi="Cascadia Mono" w:cs="Cascadia Mono"/>
-          <w:color w:val="000000"/>
-          <w:sz w:val="19"/>
-          <w:szCs w:val="19"/>
-          <w:highlight w:val="cyan"/>
-          <w:lang w:val="en-US"/>
-        </w:rPr>
-        <w:t>ZombieVM</w:t>
-      </w:r>
-      <w:proofErr w:type="spellEnd"/>
-      <w:r>
-        <w:rPr>
-          <w:rFonts w:ascii="Cascadia Mono" w:hAnsi="Cascadia Mono" w:cs="Cascadia Mono"/>
-          <w:color w:val="000000"/>
-          <w:sz w:val="19"/>
-          <w:szCs w:val="19"/>
-          <w:highlight w:val="cyan"/>
-          <w:lang w:val="en-US"/>
-        </w:rPr>
-        <w:t>(</w:t>
-      </w:r>
-      <w:proofErr w:type="gramEnd"/>
-      <w:r>
-        <w:rPr>
-          <w:rFonts w:ascii="Cascadia Mono" w:hAnsi="Cascadia Mono" w:cs="Cascadia Mono"/>
-          <w:color w:val="000000"/>
-          <w:sz w:val="19"/>
-          <w:szCs w:val="19"/>
-          <w:highlight w:val="cyan"/>
-          <w:lang w:val="en-US"/>
-        </w:rPr>
-        <w:t>);</w:t>
+        <w:t>ZombieVM zombieVM = new ZombieVM();</w:t>
       </w:r>
     </w:p>
     <w:p>
@@ -13228,7 +9930,6 @@
           <w:lang w:val="en-US"/>
         </w:rPr>
       </w:pPr>
-      <w:proofErr w:type="spellStart"/>
       <w:r>
         <w:rPr>
           <w:rFonts w:ascii="Cascadia Mono" w:hAnsi="Cascadia Mono" w:cs="Cascadia Mono"/>
@@ -13238,69 +9939,7 @@
           <w:highlight w:val="cyan"/>
           <w:lang w:val="en-US"/>
         </w:rPr>
-        <w:t>zombieVM.ZombieTypeSelectList</w:t>
-      </w:r>
-      <w:proofErr w:type="spellEnd"/>
-      <w:r>
-        <w:rPr>
-          <w:rFonts w:ascii="Cascadia Mono" w:hAnsi="Cascadia Mono" w:cs="Cascadia Mono"/>
-          <w:color w:val="000000"/>
-          <w:sz w:val="19"/>
-          <w:szCs w:val="19"/>
-          <w:highlight w:val="cyan"/>
-          <w:lang w:val="en-US"/>
-        </w:rPr>
-        <w:t xml:space="preserve"> = new </w:t>
-      </w:r>
-      <w:proofErr w:type="spellStart"/>
-      <w:r>
-        <w:rPr>
-          <w:rFonts w:ascii="Cascadia Mono" w:hAnsi="Cascadia Mono" w:cs="Cascadia Mono"/>
-          <w:color w:val="000000"/>
-          <w:sz w:val="19"/>
-          <w:szCs w:val="19"/>
-          <w:highlight w:val="cyan"/>
-          <w:lang w:val="en-US"/>
-        </w:rPr>
-        <w:t>SelectList</w:t>
-      </w:r>
-      <w:proofErr w:type="spellEnd"/>
-      <w:r>
-        <w:rPr>
-          <w:rFonts w:ascii="Cascadia Mono" w:hAnsi="Cascadia Mono" w:cs="Cascadia Mono"/>
-          <w:color w:val="000000"/>
-          <w:sz w:val="19"/>
-          <w:szCs w:val="19"/>
-          <w:highlight w:val="cyan"/>
-          <w:lang w:val="en-US"/>
-        </w:rPr>
-        <w:t>(_</w:t>
-      </w:r>
-      <w:proofErr w:type="spellStart"/>
-      <w:proofErr w:type="gramStart"/>
-      <w:r>
-        <w:rPr>
-          <w:rFonts w:ascii="Cascadia Mono" w:hAnsi="Cascadia Mono" w:cs="Cascadia Mono"/>
-          <w:color w:val="000000"/>
-          <w:sz w:val="19"/>
-          <w:szCs w:val="19"/>
-          <w:highlight w:val="cyan"/>
-          <w:lang w:val="en-US"/>
-        </w:rPr>
-        <w:t>baseDonnees.ZombieTypes.ToList</w:t>
-      </w:r>
-      <w:proofErr w:type="spellEnd"/>
-      <w:proofErr w:type="gramEnd"/>
-      <w:r>
-        <w:rPr>
-          <w:rFonts w:ascii="Cascadia Mono" w:hAnsi="Cascadia Mono" w:cs="Cascadia Mono"/>
-          <w:color w:val="000000"/>
-          <w:sz w:val="19"/>
-          <w:szCs w:val="19"/>
-          <w:highlight w:val="cyan"/>
-          <w:lang w:val="en-US"/>
-        </w:rPr>
-        <w:t>(), "Id", "TypeName");</w:t>
+        <w:t>zombieVM.ZombieTypeSelectList = new SelectList(_baseDonnees.ZombieTypes.ToList(), "Id", "TypeName");</w:t>
       </w:r>
     </w:p>
     <w:p>
@@ -13342,7 +9981,6 @@
         <w:spacing w:before="0" w:after="0" w:line="240" w:lineRule="auto"/>
         <w:ind w:left="360"/>
       </w:pPr>
-      <w:proofErr w:type="gramStart"/>
       <w:r>
         <w:rPr>
           <w:rFonts w:ascii="Cascadia Mono" w:hAnsi="Cascadia Mono" w:cs="Cascadia Mono"/>
@@ -13351,40 +9989,7 @@
           <w:szCs w:val="19"/>
           <w:highlight w:val="cyan"/>
         </w:rPr>
-        <w:t>return</w:t>
-      </w:r>
-      <w:proofErr w:type="gramEnd"/>
-      <w:r>
-        <w:rPr>
-          <w:rFonts w:ascii="Cascadia Mono" w:hAnsi="Cascadia Mono" w:cs="Cascadia Mono"/>
-          <w:color w:val="000000"/>
-          <w:sz w:val="19"/>
-          <w:szCs w:val="19"/>
-          <w:highlight w:val="cyan"/>
-        </w:rPr>
-        <w:t xml:space="preserve"> View(</w:t>
-      </w:r>
-      <w:proofErr w:type="spellStart"/>
-      <w:r>
-        <w:rPr>
-          <w:rFonts w:ascii="Cascadia Mono" w:hAnsi="Cascadia Mono" w:cs="Cascadia Mono"/>
-          <w:color w:val="000000"/>
-          <w:sz w:val="19"/>
-          <w:szCs w:val="19"/>
-          <w:highlight w:val="cyan"/>
-        </w:rPr>
-        <w:t>zombieVM</w:t>
-      </w:r>
-      <w:proofErr w:type="spellEnd"/>
-      <w:r>
-        <w:rPr>
-          <w:rFonts w:ascii="Cascadia Mono" w:hAnsi="Cascadia Mono" w:cs="Cascadia Mono"/>
-          <w:color w:val="000000"/>
-          <w:sz w:val="19"/>
-          <w:szCs w:val="19"/>
-          <w:highlight w:val="cyan"/>
-        </w:rPr>
-        <w:t>);</w:t>
+        <w:t>return View(zombieVM);</w:t>
       </w:r>
       <w:r>
         <w:rPr>
@@ -13460,27 +10065,7 @@
           <w:szCs w:val="19"/>
         </w:rPr>
         <w:lastRenderedPageBreak/>
-        <w:t>[</w:t>
-      </w:r>
-      <w:proofErr w:type="spellStart"/>
-      <w:r>
-        <w:rPr>
-          <w:rFonts w:ascii="Cascadia Mono" w:hAnsi="Cascadia Mono" w:cs="Cascadia Mono"/>
-          <w:color w:val="000000"/>
-          <w:sz w:val="19"/>
-          <w:szCs w:val="19"/>
-        </w:rPr>
-        <w:t>HttpPost</w:t>
-      </w:r>
-      <w:proofErr w:type="spellEnd"/>
-      <w:r>
-        <w:rPr>
-          <w:rFonts w:ascii="Cascadia Mono" w:hAnsi="Cascadia Mono" w:cs="Cascadia Mono"/>
-          <w:color w:val="000000"/>
-          <w:sz w:val="19"/>
-          <w:szCs w:val="19"/>
-        </w:rPr>
-        <w:t>]</w:t>
+        <w:t>[HttpPost]</w:t>
       </w:r>
     </w:p>
     <w:p>
@@ -13503,7 +10088,6 @@
           <w:szCs w:val="19"/>
         </w:rPr>
       </w:pPr>
-      <w:proofErr w:type="gramStart"/>
       <w:r>
         <w:rPr>
           <w:rFonts w:ascii="Cascadia Mono" w:hAnsi="Cascadia Mono" w:cs="Cascadia Mono"/>
@@ -13513,7 +10097,25 @@
         </w:rPr>
         <w:t>public</w:t>
       </w:r>
-      <w:proofErr w:type="gramEnd"/>
+      <w:r>
+        <w:rPr>
+          <w:rFonts w:ascii="Cascadia Mono" w:hAnsi="Cascadia Mono" w:cs="Cascadia Mono"/>
+          <w:color w:val="000000"/>
+          <w:sz w:val="19"/>
+          <w:szCs w:val="19"/>
+        </w:rPr>
+        <w:t xml:space="preserve"> IActionResult Create(</w:t>
+      </w:r>
+      <w:r>
+        <w:rPr>
+          <w:rFonts w:ascii="Cascadia Mono" w:hAnsi="Cascadia Mono" w:cs="Cascadia Mono"/>
+          <w:color w:val="000000"/>
+          <w:sz w:val="19"/>
+          <w:szCs w:val="19"/>
+          <w:highlight w:val="magenta"/>
+        </w:rPr>
+        <w:t>Zombie zombie</w:t>
+      </w:r>
       <w:r>
         <w:rPr>
           <w:rFonts w:ascii="Cascadia Mono" w:hAnsi="Cascadia Mono" w:cs="Cascadia Mono"/>
@@ -13523,68 +10125,6 @@
         </w:rPr>
         <w:t xml:space="preserve"> </w:t>
       </w:r>
-      <w:proofErr w:type="spellStart"/>
-      <w:r>
-        <w:rPr>
-          <w:rFonts w:ascii="Cascadia Mono" w:hAnsi="Cascadia Mono" w:cs="Cascadia Mono"/>
-          <w:color w:val="000000"/>
-          <w:sz w:val="19"/>
-          <w:szCs w:val="19"/>
-        </w:rPr>
-        <w:t>IActionResult</w:t>
-      </w:r>
-      <w:proofErr w:type="spellEnd"/>
-      <w:r>
-        <w:rPr>
-          <w:rFonts w:ascii="Cascadia Mono" w:hAnsi="Cascadia Mono" w:cs="Cascadia Mono"/>
-          <w:color w:val="000000"/>
-          <w:sz w:val="19"/>
-          <w:szCs w:val="19"/>
-        </w:rPr>
-        <w:t xml:space="preserve"> </w:t>
-      </w:r>
-      <w:proofErr w:type="spellStart"/>
-      <w:proofErr w:type="gramStart"/>
-      <w:r>
-        <w:rPr>
-          <w:rFonts w:ascii="Cascadia Mono" w:hAnsi="Cascadia Mono" w:cs="Cascadia Mono"/>
-          <w:color w:val="000000"/>
-          <w:sz w:val="19"/>
-          <w:szCs w:val="19"/>
-        </w:rPr>
-        <w:t>Create</w:t>
-      </w:r>
-      <w:proofErr w:type="spellEnd"/>
-      <w:r>
-        <w:rPr>
-          <w:rFonts w:ascii="Cascadia Mono" w:hAnsi="Cascadia Mono" w:cs="Cascadia Mono"/>
-          <w:color w:val="000000"/>
-          <w:sz w:val="19"/>
-          <w:szCs w:val="19"/>
-        </w:rPr>
-        <w:t>(</w:t>
-      </w:r>
-      <w:proofErr w:type="gramEnd"/>
-      <w:r>
-        <w:rPr>
-          <w:rFonts w:ascii="Cascadia Mono" w:hAnsi="Cascadia Mono" w:cs="Cascadia Mono"/>
-          <w:color w:val="000000"/>
-          <w:sz w:val="19"/>
-          <w:szCs w:val="19"/>
-          <w:highlight w:val="magenta"/>
-        </w:rPr>
-        <w:t>Zombie zombie</w:t>
-      </w:r>
-      <w:r>
-        <w:rPr>
-          <w:rFonts w:ascii="Cascadia Mono" w:hAnsi="Cascadia Mono" w:cs="Cascadia Mono"/>
-          <w:color w:val="000000"/>
-          <w:sz w:val="19"/>
-          <w:szCs w:val="19"/>
-        </w:rPr>
-        <w:t xml:space="preserve"> </w:t>
-      </w:r>
-      <w:proofErr w:type="spellStart"/>
       <w:r>
         <w:rPr>
           <w:rFonts w:ascii="Cascadia Mono" w:hAnsi="Cascadia Mono" w:cs="Cascadia Mono"/>
@@ -13593,31 +10133,8 @@
           <w:szCs w:val="19"/>
           <w:highlight w:val="green"/>
         </w:rPr>
-        <w:t>ZombieVM</w:t>
-      </w:r>
-      <w:proofErr w:type="spellEnd"/>
-      <w:r>
-        <w:rPr>
-          <w:rFonts w:ascii="Cascadia Mono" w:hAnsi="Cascadia Mono" w:cs="Cascadia Mono"/>
-          <w:color w:val="000000"/>
-          <w:sz w:val="19"/>
-          <w:szCs w:val="19"/>
-          <w:highlight w:val="green"/>
-        </w:rPr>
-        <w:t xml:space="preserve"> </w:t>
-      </w:r>
-      <w:proofErr w:type="spellStart"/>
-      <w:r>
-        <w:rPr>
-          <w:rFonts w:ascii="Cascadia Mono" w:hAnsi="Cascadia Mono" w:cs="Cascadia Mono"/>
-          <w:color w:val="000000"/>
-          <w:sz w:val="19"/>
-          <w:szCs w:val="19"/>
-          <w:highlight w:val="green"/>
-        </w:rPr>
-        <w:t>zombieVM</w:t>
-      </w:r>
-      <w:proofErr w:type="spellEnd"/>
+        <w:t>ZombieVM zombieVM</w:t>
+      </w:r>
       <w:r>
         <w:rPr>
           <w:rFonts w:ascii="Cascadia Mono" w:hAnsi="Cascadia Mono" w:cs="Cascadia Mono"/>
@@ -13744,7 +10261,6 @@
         </w:rPr>
         <w:t xml:space="preserve">    </w:t>
       </w:r>
-      <w:proofErr w:type="gramStart"/>
       <w:r>
         <w:rPr>
           <w:rFonts w:ascii="Cascadia Mono" w:hAnsi="Cascadia Mono" w:cs="Cascadia Mono"/>
@@ -13754,35 +10270,14 @@
         </w:rPr>
         <w:t>if</w:t>
       </w:r>
-      <w:proofErr w:type="gramEnd"/>
-      <w:r>
-        <w:rPr>
-          <w:rFonts w:ascii="Cascadia Mono" w:hAnsi="Cascadia Mono" w:cs="Cascadia Mono"/>
-          <w:color w:val="000000"/>
-          <w:sz w:val="19"/>
-          <w:szCs w:val="19"/>
-        </w:rPr>
-        <w:t xml:space="preserve"> (</w:t>
-      </w:r>
-      <w:proofErr w:type="spellStart"/>
-      <w:r>
-        <w:rPr>
-          <w:rFonts w:ascii="Cascadia Mono" w:hAnsi="Cascadia Mono" w:cs="Cascadia Mono"/>
-          <w:color w:val="000000"/>
-          <w:sz w:val="19"/>
-          <w:szCs w:val="19"/>
-        </w:rPr>
-        <w:t>ModelState.IsValid</w:t>
-      </w:r>
-      <w:proofErr w:type="spellEnd"/>
-      <w:r>
-        <w:rPr>
-          <w:rFonts w:ascii="Cascadia Mono" w:hAnsi="Cascadia Mono" w:cs="Cascadia Mono"/>
-          <w:color w:val="000000"/>
-          <w:sz w:val="19"/>
-          <w:szCs w:val="19"/>
-        </w:rPr>
-        <w:t>)</w:t>
+      <w:r>
+        <w:rPr>
+          <w:rFonts w:ascii="Cascadia Mono" w:hAnsi="Cascadia Mono" w:cs="Cascadia Mono"/>
+          <w:color w:val="000000"/>
+          <w:sz w:val="19"/>
+          <w:szCs w:val="19"/>
+        </w:rPr>
+        <w:t xml:space="preserve"> (ModelState.IsValid)</w:t>
       </w:r>
     </w:p>
     <w:p>
@@ -13860,38 +10355,16 @@
           <w:sz w:val="19"/>
           <w:szCs w:val="19"/>
         </w:rPr>
-        <w:t>_</w:t>
-      </w:r>
-      <w:proofErr w:type="spellStart"/>
-      <w:proofErr w:type="gramStart"/>
-      <w:r>
-        <w:rPr>
-          <w:rFonts w:ascii="Cascadia Mono" w:hAnsi="Cascadia Mono" w:cs="Cascadia Mono"/>
-          <w:color w:val="000000"/>
-          <w:sz w:val="19"/>
-          <w:szCs w:val="19"/>
-        </w:rPr>
-        <w:t>baseDonnees.</w:t>
-      </w:r>
-      <w:r>
-        <w:rPr>
-          <w:rFonts w:ascii="Cascadia Mono" w:hAnsi="Cascadia Mono" w:cs="Cascadia Mono"/>
-          <w:color w:val="000000"/>
-          <w:sz w:val="19"/>
-          <w:szCs w:val="19"/>
-        </w:rPr>
-        <w:t>Zombies.Add</w:t>
-      </w:r>
-      <w:proofErr w:type="spellEnd"/>
-      <w:proofErr w:type="gramEnd"/>
-      <w:r>
-        <w:rPr>
-          <w:rFonts w:ascii="Cascadia Mono" w:hAnsi="Cascadia Mono" w:cs="Cascadia Mono"/>
-          <w:color w:val="000000"/>
-          <w:sz w:val="19"/>
-          <w:szCs w:val="19"/>
-        </w:rPr>
-        <w:t>(</w:t>
+        <w:t>_baseDonnees.</w:t>
+      </w:r>
+      <w:r>
+        <w:rPr>
+          <w:rFonts w:ascii="Cascadia Mono" w:hAnsi="Cascadia Mono" w:cs="Cascadia Mono"/>
+          <w:color w:val="000000"/>
+          <w:sz w:val="19"/>
+          <w:szCs w:val="19"/>
+        </w:rPr>
+        <w:t>Zombies.Add(</w:t>
       </w:r>
       <w:r>
         <w:rPr>
@@ -13912,7 +10385,6 @@
         </w:rPr>
         <w:t xml:space="preserve"> </w:t>
       </w:r>
-      <w:proofErr w:type="spellStart"/>
       <w:r>
         <w:rPr>
           <w:rFonts w:ascii="Cascadia Mono" w:hAnsi="Cascadia Mono" w:cs="Cascadia Mono"/>
@@ -13921,18 +10393,7 @@
           <w:szCs w:val="19"/>
           <w:highlight w:val="green"/>
         </w:rPr>
-        <w:t>zombieVM.Zombie</w:t>
-      </w:r>
-      <w:proofErr w:type="spellEnd"/>
-      <w:r>
-        <w:rPr>
-          <w:rFonts w:ascii="Cascadia Mono" w:hAnsi="Cascadia Mono" w:cs="Cascadia Mono"/>
-          <w:color w:val="000000"/>
-          <w:sz w:val="19"/>
-          <w:szCs w:val="19"/>
-          <w:highlight w:val="green"/>
-        </w:rPr>
-        <w:t>);</w:t>
+        <w:t>zombieVM.Zombie);</w:t>
       </w:r>
     </w:p>
     <w:p>
@@ -13972,29 +10433,7 @@
           <w:szCs w:val="19"/>
           <w:highlight w:val="green"/>
         </w:rPr>
-        <w:t>_</w:t>
-      </w:r>
-      <w:proofErr w:type="spellStart"/>
-      <w:r>
-        <w:rPr>
-          <w:rFonts w:ascii="Cascadia Mono" w:hAnsi="Cascadia Mono" w:cs="Cascadia Mono"/>
-          <w:color w:val="000000"/>
-          <w:sz w:val="19"/>
-          <w:szCs w:val="19"/>
-          <w:highlight w:val="green"/>
-        </w:rPr>
-        <w:t>baseDonnees.SaveChanges</w:t>
-      </w:r>
-      <w:proofErr w:type="spellEnd"/>
-      <w:r>
-        <w:rPr>
-          <w:rFonts w:ascii="Cascadia Mono" w:hAnsi="Cascadia Mono" w:cs="Cascadia Mono"/>
-          <w:color w:val="000000"/>
-          <w:sz w:val="19"/>
-          <w:szCs w:val="19"/>
-          <w:highlight w:val="green"/>
-        </w:rPr>
-        <w:t>();</w:t>
+        <w:t>_baseDonnees.SaveChanges();</w:t>
       </w:r>
     </w:p>
     <w:p>
@@ -14024,27 +10463,7 @@
           <w:sz w:val="19"/>
           <w:szCs w:val="19"/>
         </w:rPr>
-        <w:t xml:space="preserve">        </w:t>
-      </w:r>
-      <w:proofErr w:type="spellStart"/>
-      <w:r>
-        <w:rPr>
-          <w:rFonts w:ascii="Cascadia Mono" w:hAnsi="Cascadia Mono" w:cs="Cascadia Mono"/>
-          <w:color w:val="000000"/>
-          <w:sz w:val="19"/>
-          <w:szCs w:val="19"/>
-        </w:rPr>
-        <w:t>TempData</w:t>
-      </w:r>
-      <w:proofErr w:type="spellEnd"/>
-      <w:r>
-        <w:rPr>
-          <w:rFonts w:ascii="Cascadia Mono" w:hAnsi="Cascadia Mono" w:cs="Cascadia Mono"/>
-          <w:color w:val="000000"/>
-          <w:sz w:val="19"/>
-          <w:szCs w:val="19"/>
-        </w:rPr>
-        <w:t>[</w:t>
+        <w:t xml:space="preserve">        TempData[</w:t>
       </w:r>
       <w:r>
         <w:rPr>
@@ -14082,8 +10501,6 @@
         </w:rPr>
         <w:t>{</w:t>
       </w:r>
-      <w:proofErr w:type="spellStart"/>
-      <w:proofErr w:type="gramStart"/>
       <w:r>
         <w:rPr>
           <w:rFonts w:ascii="Cascadia Mono" w:hAnsi="Cascadia Mono" w:cs="Cascadia Mono"/>
@@ -14094,8 +10511,6 @@
         </w:rPr>
         <w:t>zombie.Name</w:t>
       </w:r>
-      <w:proofErr w:type="spellEnd"/>
-      <w:proofErr w:type="gramEnd"/>
       <w:r>
         <w:rPr>
           <w:rFonts w:ascii="Cascadia Mono" w:hAnsi="Cascadia Mono" w:cs="Cascadia Mono"/>
@@ -14105,8 +10520,6 @@
         </w:rPr>
         <w:t xml:space="preserve"> </w:t>
       </w:r>
-      <w:proofErr w:type="spellStart"/>
-      <w:proofErr w:type="gramStart"/>
       <w:r>
         <w:rPr>
           <w:rFonts w:ascii="Cascadia Mono" w:hAnsi="Cascadia Mono" w:cs="Cascadia Mono"/>
@@ -14117,8 +10530,6 @@
         </w:rPr>
         <w:t>zombieVM.Zombie.Name</w:t>
       </w:r>
-      <w:proofErr w:type="spellEnd"/>
-      <w:proofErr w:type="gramEnd"/>
       <w:r>
         <w:rPr>
           <w:rFonts w:ascii="Cascadia Mono" w:hAnsi="Cascadia Mono" w:cs="Cascadia Mono"/>
@@ -14135,27 +10546,7 @@
           <w:sz w:val="19"/>
           <w:szCs w:val="19"/>
         </w:rPr>
-        <w:t xml:space="preserve"> </w:t>
-      </w:r>
-      <w:proofErr w:type="spellStart"/>
-      <w:r>
-        <w:rPr>
-          <w:rFonts w:ascii="Cascadia Mono" w:hAnsi="Cascadia Mono" w:cs="Cascadia Mono"/>
-          <w:color w:val="A31515"/>
-          <w:sz w:val="19"/>
-          <w:szCs w:val="19"/>
-        </w:rPr>
-        <w:t>added</w:t>
-      </w:r>
-      <w:proofErr w:type="spellEnd"/>
-      <w:r>
-        <w:rPr>
-          <w:rFonts w:ascii="Cascadia Mono" w:hAnsi="Cascadia Mono" w:cs="Cascadia Mono"/>
-          <w:color w:val="A31515"/>
-          <w:sz w:val="19"/>
-          <w:szCs w:val="19"/>
-        </w:rPr>
-        <w:t>"</w:t>
+        <w:t xml:space="preserve"> added"</w:t>
       </w:r>
       <w:r>
         <w:rPr>
@@ -14196,7 +10587,6 @@
         </w:rPr>
         <w:t xml:space="preserve">        </w:t>
       </w:r>
-      <w:proofErr w:type="gramStart"/>
       <w:r>
         <w:rPr>
           <w:rFonts w:ascii="Cascadia Mono" w:hAnsi="Cascadia Mono" w:cs="Cascadia Mono"/>
@@ -14206,7 +10596,6 @@
         </w:rPr>
         <w:t>return</w:t>
       </w:r>
-      <w:proofErr w:type="gramEnd"/>
       <w:r>
         <w:rPr>
           <w:rFonts w:ascii="Cascadia Mono" w:hAnsi="Cascadia Mono" w:cs="Cascadia Mono"/>
@@ -14216,8 +10605,6 @@
         </w:rPr>
         <w:t xml:space="preserve"> </w:t>
       </w:r>
-      <w:proofErr w:type="spellStart"/>
-      <w:proofErr w:type="gramStart"/>
       <w:r>
         <w:rPr>
           <w:rFonts w:ascii="Cascadia Mono" w:hAnsi="Cascadia Mono" w:cs="Cascadia Mono"/>
@@ -14234,18 +10621,7 @@
           <w:sz w:val="19"/>
           <w:szCs w:val="19"/>
         </w:rPr>
-        <w:t>.RedirectToAction</w:t>
-      </w:r>
-      <w:proofErr w:type="spellEnd"/>
-      <w:proofErr w:type="gramEnd"/>
-      <w:r>
-        <w:rPr>
-          <w:rFonts w:ascii="Cascadia Mono" w:hAnsi="Cascadia Mono" w:cs="Cascadia Mono"/>
-          <w:color w:val="000000"/>
-          <w:sz w:val="19"/>
-          <w:szCs w:val="19"/>
-        </w:rPr>
-        <w:t>(</w:t>
+        <w:t>.RedirectToAction(</w:t>
       </w:r>
       <w:r>
         <w:rPr>
@@ -14334,64 +10710,8 @@
           <w:szCs w:val="19"/>
           <w:highlight w:val="magenta"/>
         </w:rPr>
-        <w:t xml:space="preserve">//Il faut </w:t>
-      </w:r>
-      <w:proofErr w:type="spellStart"/>
-      <w:r>
-        <w:rPr>
-          <w:rFonts w:ascii="Cascadia Mono" w:hAnsi="Cascadia Mono" w:cs="Cascadia Mono"/>
-          <w:color w:val="000000"/>
-          <w:sz w:val="19"/>
-          <w:szCs w:val="19"/>
-          <w:highlight w:val="magenta"/>
-        </w:rPr>
-        <w:t>repopuler</w:t>
-      </w:r>
-      <w:proofErr w:type="spellEnd"/>
-      <w:r>
-        <w:rPr>
-          <w:rFonts w:ascii="Cascadia Mono" w:hAnsi="Cascadia Mono" w:cs="Cascadia Mono"/>
-          <w:color w:val="000000"/>
-          <w:sz w:val="19"/>
-          <w:szCs w:val="19"/>
-          <w:highlight w:val="magenta"/>
-        </w:rPr>
-        <w:t xml:space="preserve"> le </w:t>
-      </w:r>
-      <w:proofErr w:type="spellStart"/>
-      <w:r>
-        <w:rPr>
-          <w:rFonts w:ascii="Cascadia Mono" w:hAnsi="Cascadia Mono" w:cs="Cascadia Mono"/>
-          <w:color w:val="000000"/>
-          <w:sz w:val="19"/>
-          <w:szCs w:val="19"/>
-          <w:highlight w:val="magenta"/>
-        </w:rPr>
-        <w:t>zombieType</w:t>
-      </w:r>
-      <w:proofErr w:type="spellEnd"/>
-      <w:r>
-        <w:rPr>
-          <w:rFonts w:ascii="Cascadia Mono" w:hAnsi="Cascadia Mono" w:cs="Cascadia Mono"/>
-          <w:color w:val="000000"/>
-          <w:sz w:val="19"/>
-          <w:szCs w:val="19"/>
-          <w:highlight w:val="magenta"/>
-        </w:rPr>
-        <w:t xml:space="preserve"> dans le </w:t>
-      </w:r>
-      <w:proofErr w:type="spellStart"/>
-      <w:r>
-        <w:rPr>
-          <w:rFonts w:ascii="Cascadia Mono" w:hAnsi="Cascadia Mono" w:cs="Cascadia Mono"/>
-          <w:color w:val="000000"/>
-          <w:sz w:val="19"/>
-          <w:szCs w:val="19"/>
-          <w:highlight w:val="magenta"/>
-        </w:rPr>
-        <w:t>ViewBag</w:t>
-      </w:r>
-      <w:proofErr w:type="spellEnd"/>
+        <w:t>//Il faut repopuler le zombieType dans le ViewBag</w:t>
+      </w:r>
     </w:p>
     <w:p>
       <w:pPr>
@@ -14422,20 +10742,8 @@
           <w:szCs w:val="19"/>
           <w:highlight w:val="magenta"/>
         </w:rPr>
-        <w:t xml:space="preserve">    //Aller chercher le ZombieType sélectionné, rappel 2W5 </w:t>
-      </w:r>
-      <w:proofErr w:type="spellStart"/>
-      <w:r>
-        <w:rPr>
-          <w:rFonts w:ascii="Cascadia Mono" w:hAnsi="Cascadia Mono" w:cs="Cascadia Mono"/>
-          <w:color w:val="000000"/>
-          <w:sz w:val="19"/>
-          <w:szCs w:val="19"/>
-          <w:highlight w:val="magenta"/>
-        </w:rPr>
-        <w:t>Linq</w:t>
-      </w:r>
-      <w:proofErr w:type="spellEnd"/>
+        <w:t xml:space="preserve">    //Aller chercher le ZombieType sélectionné, rappel 2W5 Linq</w:t>
+      </w:r>
     </w:p>
     <w:p>
       <w:pPr>
@@ -14466,145 +10774,7 @@
           <w:szCs w:val="19"/>
           <w:highlight w:val="magenta"/>
         </w:rPr>
-        <w:t xml:space="preserve">    ZombieType </w:t>
-      </w:r>
-      <w:proofErr w:type="spellStart"/>
-      <w:r>
-        <w:rPr>
-          <w:rFonts w:ascii="Cascadia Mono" w:hAnsi="Cascadia Mono" w:cs="Cascadia Mono"/>
-          <w:color w:val="000000"/>
-          <w:sz w:val="19"/>
-          <w:szCs w:val="19"/>
-          <w:highlight w:val="magenta"/>
-        </w:rPr>
-        <w:t>selectedZombieType</w:t>
-      </w:r>
-      <w:proofErr w:type="spellEnd"/>
-      <w:r>
-        <w:rPr>
-          <w:rFonts w:ascii="Cascadia Mono" w:hAnsi="Cascadia Mono" w:cs="Cascadia Mono"/>
-          <w:color w:val="000000"/>
-          <w:sz w:val="19"/>
-          <w:szCs w:val="19"/>
-          <w:highlight w:val="magenta"/>
-        </w:rPr>
-        <w:t xml:space="preserve"> = _</w:t>
-      </w:r>
-      <w:proofErr w:type="spellStart"/>
-      <w:proofErr w:type="gramStart"/>
-      <w:r>
-        <w:rPr>
-          <w:rFonts w:ascii="Cascadia Mono" w:hAnsi="Cascadia Mono" w:cs="Cascadia Mono"/>
-          <w:color w:val="000000"/>
-          <w:sz w:val="19"/>
-          <w:szCs w:val="19"/>
-          <w:highlight w:val="magenta"/>
-        </w:rPr>
-        <w:t>baseDonnees.ZombieTypes.Where</w:t>
-      </w:r>
-      <w:proofErr w:type="spellEnd"/>
-      <w:proofErr w:type="gramEnd"/>
-      <w:r>
-        <w:rPr>
-          <w:rFonts w:ascii="Cascadia Mono" w:hAnsi="Cascadia Mono" w:cs="Cascadia Mono"/>
-          <w:color w:val="000000"/>
-          <w:sz w:val="19"/>
-          <w:szCs w:val="19"/>
-          <w:highlight w:val="magenta"/>
-        </w:rPr>
-        <w:t>(</w:t>
-      </w:r>
-      <w:proofErr w:type="spellStart"/>
-      <w:r>
-        <w:rPr>
-          <w:rFonts w:ascii="Cascadia Mono" w:hAnsi="Cascadia Mono" w:cs="Cascadia Mono"/>
-          <w:color w:val="000000"/>
-          <w:sz w:val="19"/>
-          <w:szCs w:val="19"/>
-          <w:highlight w:val="magenta"/>
-        </w:rPr>
-        <w:t>zt</w:t>
-      </w:r>
-      <w:proofErr w:type="spellEnd"/>
-      <w:r>
-        <w:rPr>
-          <w:rFonts w:ascii="Cascadia Mono" w:hAnsi="Cascadia Mono" w:cs="Cascadia Mono"/>
-          <w:color w:val="000000"/>
-          <w:sz w:val="19"/>
-          <w:szCs w:val="19"/>
-          <w:highlight w:val="magenta"/>
-        </w:rPr>
-        <w:t xml:space="preserve"> =&gt; </w:t>
-      </w:r>
-      <w:proofErr w:type="spellStart"/>
-      <w:proofErr w:type="gramStart"/>
-      <w:r>
-        <w:rPr>
-          <w:rFonts w:ascii="Cascadia Mono" w:hAnsi="Cascadia Mono" w:cs="Cascadia Mono"/>
-          <w:color w:val="000000"/>
-          <w:sz w:val="19"/>
-          <w:szCs w:val="19"/>
-          <w:highlight w:val="magenta"/>
-        </w:rPr>
-        <w:t>zt.Id</w:t>
-      </w:r>
-      <w:proofErr w:type="spellEnd"/>
-      <w:proofErr w:type="gramEnd"/>
-      <w:r>
-        <w:rPr>
-          <w:rFonts w:ascii="Cascadia Mono" w:hAnsi="Cascadia Mono" w:cs="Cascadia Mono"/>
-          <w:color w:val="000000"/>
-          <w:sz w:val="19"/>
-          <w:szCs w:val="19"/>
-          <w:highlight w:val="magenta"/>
-        </w:rPr>
-        <w:t xml:space="preserve"> == </w:t>
-      </w:r>
-      <w:proofErr w:type="spellStart"/>
-      <w:proofErr w:type="gramStart"/>
-      <w:r>
-        <w:rPr>
-          <w:rFonts w:ascii="Cascadia Mono" w:hAnsi="Cascadia Mono" w:cs="Cascadia Mono"/>
-          <w:color w:val="000000"/>
-          <w:sz w:val="19"/>
-          <w:szCs w:val="19"/>
-          <w:highlight w:val="magenta"/>
-        </w:rPr>
-        <w:t>zombie.ZombieTypeId</w:t>
-      </w:r>
-      <w:proofErr w:type="spellEnd"/>
-      <w:r>
-        <w:rPr>
-          <w:rFonts w:ascii="Cascadia Mono" w:hAnsi="Cascadia Mono" w:cs="Cascadia Mono"/>
-          <w:color w:val="000000"/>
-          <w:sz w:val="19"/>
-          <w:szCs w:val="19"/>
-          <w:highlight w:val="magenta"/>
-        </w:rPr>
-        <w:t>).</w:t>
-      </w:r>
-      <w:proofErr w:type="spellStart"/>
-      <w:r>
-        <w:rPr>
-          <w:rFonts w:ascii="Cascadia Mono" w:hAnsi="Cascadia Mono" w:cs="Cascadia Mono"/>
-          <w:color w:val="000000"/>
-          <w:sz w:val="19"/>
-          <w:szCs w:val="19"/>
-          <w:highlight w:val="magenta"/>
-        </w:rPr>
-        <w:t>SingleOrDefault</w:t>
-      </w:r>
-      <w:proofErr w:type="spellEnd"/>
-      <w:proofErr w:type="gramEnd"/>
-      <w:r>
-        <w:rPr>
-          <w:rFonts w:ascii="Cascadia Mono" w:hAnsi="Cascadia Mono" w:cs="Cascadia Mono"/>
-          <w:color w:val="000000"/>
-          <w:sz w:val="19"/>
-          <w:szCs w:val="19"/>
-          <w:highlight w:val="magenta"/>
-        </w:rPr>
-        <w:t>();</w:t>
+        <w:t xml:space="preserve">    ZombieType selectedZombieType = _baseDonnees.ZombieTypes.Where(zt =&gt; zt.Id == zombie.ZombieTypeId).SingleOrDefault();</w:t>
       </w:r>
     </w:p>
     <w:p>
@@ -14639,8 +10809,6 @@
         </w:rPr>
         <w:t xml:space="preserve">    </w:t>
       </w:r>
-      <w:proofErr w:type="spellStart"/>
-      <w:proofErr w:type="gramStart"/>
       <w:r>
         <w:rPr>
           <w:rFonts w:ascii="Cascadia Mono" w:hAnsi="Cascadia Mono" w:cs="Cascadia Mono"/>
@@ -14650,44 +10818,7 @@
           <w:highlight w:val="magenta"/>
           <w:lang w:val="en-CA"/>
         </w:rPr>
-        <w:t>zombie.ZombieType</w:t>
-      </w:r>
-      <w:proofErr w:type="spellEnd"/>
-      <w:proofErr w:type="gramEnd"/>
-      <w:r>
-        <w:rPr>
-          <w:rFonts w:ascii="Cascadia Mono" w:hAnsi="Cascadia Mono" w:cs="Cascadia Mono"/>
-          <w:color w:val="000000"/>
-          <w:sz w:val="19"/>
-          <w:szCs w:val="19"/>
-          <w:highlight w:val="magenta"/>
-          <w:lang w:val="en-CA"/>
-        </w:rPr>
-        <w:t xml:space="preserve"> = </w:t>
-      </w:r>
-      <w:proofErr w:type="spellStart"/>
-      <w:r>
-        <w:rPr>
-          <w:rFonts w:ascii="Cascadia Mono" w:hAnsi="Cascadia Mono" w:cs="Cascadia Mono"/>
-          <w:color w:val="000000"/>
-          <w:sz w:val="19"/>
-          <w:szCs w:val="19"/>
-          <w:highlight w:val="magenta"/>
-          <w:lang w:val="en-CA"/>
-        </w:rPr>
-        <w:t>selectedZombieType</w:t>
-      </w:r>
-      <w:proofErr w:type="spellEnd"/>
-      <w:r>
-        <w:rPr>
-          <w:rFonts w:ascii="Cascadia Mono" w:hAnsi="Cascadia Mono" w:cs="Cascadia Mono"/>
-          <w:color w:val="000000"/>
-          <w:sz w:val="19"/>
-          <w:szCs w:val="19"/>
-          <w:highlight w:val="magenta"/>
-          <w:lang w:val="en-CA"/>
-        </w:rPr>
-        <w:t>;</w:t>
+        <w:t>zombie.ZombieType = selectedZombieType;</w:t>
       </w:r>
     </w:p>
     <w:p>
@@ -14743,105 +10874,7 @@
           <w:highlight w:val="magenta"/>
           <w:lang w:val="en-CA"/>
         </w:rPr>
-        <w:t xml:space="preserve">    </w:t>
-      </w:r>
-      <w:proofErr w:type="spellStart"/>
-      <w:r>
-        <w:rPr>
-          <w:rFonts w:ascii="Cascadia Mono" w:hAnsi="Cascadia Mono" w:cs="Cascadia Mono"/>
-          <w:color w:val="000000"/>
-          <w:sz w:val="19"/>
-          <w:szCs w:val="19"/>
-          <w:highlight w:val="magenta"/>
-          <w:lang w:val="en-CA"/>
-        </w:rPr>
-        <w:t>ViewBag.ZombieTypes</w:t>
-      </w:r>
-      <w:proofErr w:type="spellEnd"/>
-      <w:r>
-        <w:rPr>
-          <w:rFonts w:ascii="Cascadia Mono" w:hAnsi="Cascadia Mono" w:cs="Cascadia Mono"/>
-          <w:color w:val="000000"/>
-          <w:sz w:val="19"/>
-          <w:szCs w:val="19"/>
-          <w:highlight w:val="magenta"/>
-          <w:lang w:val="en-CA"/>
-        </w:rPr>
-        <w:t xml:space="preserve"> = new </w:t>
-      </w:r>
-      <w:proofErr w:type="spellStart"/>
-      <w:r>
-        <w:rPr>
-          <w:rFonts w:ascii="Cascadia Mono" w:hAnsi="Cascadia Mono" w:cs="Cascadia Mono"/>
-          <w:color w:val="000000"/>
-          <w:sz w:val="19"/>
-          <w:szCs w:val="19"/>
-          <w:highlight w:val="magenta"/>
-          <w:lang w:val="en-CA"/>
-        </w:rPr>
-        <w:t>SelectList</w:t>
-      </w:r>
-      <w:proofErr w:type="spellEnd"/>
-      <w:r>
-        <w:rPr>
-          <w:rFonts w:ascii="Cascadia Mono" w:hAnsi="Cascadia Mono" w:cs="Cascadia Mono"/>
-          <w:color w:val="000000"/>
-          <w:sz w:val="19"/>
-          <w:szCs w:val="19"/>
-          <w:highlight w:val="magenta"/>
-          <w:lang w:val="en-CA"/>
-        </w:rPr>
-        <w:t>(_</w:t>
-      </w:r>
-      <w:proofErr w:type="spellStart"/>
-      <w:proofErr w:type="gramStart"/>
-      <w:r>
-        <w:rPr>
-          <w:rFonts w:ascii="Cascadia Mono" w:hAnsi="Cascadia Mono" w:cs="Cascadia Mono"/>
-          <w:color w:val="000000"/>
-          <w:sz w:val="19"/>
-          <w:szCs w:val="19"/>
-          <w:highlight w:val="magenta"/>
-          <w:lang w:val="en-CA"/>
-        </w:rPr>
-        <w:t>baseDonnees.ZombieTypes.ToList</w:t>
-      </w:r>
-      <w:proofErr w:type="spellEnd"/>
-      <w:proofErr w:type="gramEnd"/>
-      <w:r>
-        <w:rPr>
-          <w:rFonts w:ascii="Cascadia Mono" w:hAnsi="Cascadia Mono" w:cs="Cascadia Mono"/>
-          <w:color w:val="000000"/>
-          <w:sz w:val="19"/>
-          <w:szCs w:val="19"/>
-          <w:highlight w:val="magenta"/>
-          <w:lang w:val="en-CA"/>
-        </w:rPr>
-        <w:t xml:space="preserve">(), "Id", "TypeName", </w:t>
-      </w:r>
-      <w:proofErr w:type="spellStart"/>
-      <w:r>
-        <w:rPr>
-          <w:rFonts w:ascii="Cascadia Mono" w:hAnsi="Cascadia Mono" w:cs="Cascadia Mono"/>
-          <w:color w:val="000000"/>
-          <w:sz w:val="19"/>
-          <w:szCs w:val="19"/>
-          <w:highlight w:val="magenta"/>
-          <w:lang w:val="en-CA"/>
-        </w:rPr>
-        <w:t>selectedZombieType</w:t>
-      </w:r>
-      <w:proofErr w:type="spellEnd"/>
-      <w:r>
-        <w:rPr>
-          <w:rFonts w:ascii="Cascadia Mono" w:hAnsi="Cascadia Mono" w:cs="Cascadia Mono"/>
-          <w:color w:val="000000"/>
-          <w:sz w:val="19"/>
-          <w:szCs w:val="19"/>
-          <w:highlight w:val="magenta"/>
-          <w:lang w:val="en-CA"/>
-        </w:rPr>
-        <w:t>);</w:t>
+        <w:t xml:space="preserve">    ViewBag.ZombieTypes = new SelectList(_baseDonnees.ZombieTypes.ToList(), "Id", "TypeName", selectedZombieType);</w:t>
       </w:r>
     </w:p>
     <w:p>
@@ -14907,7 +10940,6 @@
         </w:rPr>
         <w:t xml:space="preserve">    </w:t>
       </w:r>
-      <w:proofErr w:type="spellStart"/>
       <w:r>
         <w:rPr>
           <w:rFonts w:ascii="Cascadia Mono" w:hAnsi="Cascadia Mono" w:cs="Cascadia Mono"/>
@@ -14917,69 +10949,7 @@
           <w:highlight w:val="green"/>
           <w:lang w:val="en-CA"/>
         </w:rPr>
-        <w:t>zombieVM.ZombieTypeSelectList</w:t>
-      </w:r>
-      <w:proofErr w:type="spellEnd"/>
-      <w:r>
-        <w:rPr>
-          <w:rFonts w:ascii="Cascadia Mono" w:hAnsi="Cascadia Mono" w:cs="Cascadia Mono"/>
-          <w:color w:val="000000"/>
-          <w:sz w:val="19"/>
-          <w:szCs w:val="19"/>
-          <w:highlight w:val="green"/>
-          <w:lang w:val="en-CA"/>
-        </w:rPr>
-        <w:t xml:space="preserve"> = new </w:t>
-      </w:r>
-      <w:proofErr w:type="spellStart"/>
-      <w:r>
-        <w:rPr>
-          <w:rFonts w:ascii="Cascadia Mono" w:hAnsi="Cascadia Mono" w:cs="Cascadia Mono"/>
-          <w:color w:val="000000"/>
-          <w:sz w:val="19"/>
-          <w:szCs w:val="19"/>
-          <w:highlight w:val="green"/>
-          <w:lang w:val="en-CA"/>
-        </w:rPr>
-        <w:t>SelectList</w:t>
-      </w:r>
-      <w:proofErr w:type="spellEnd"/>
-      <w:r>
-        <w:rPr>
-          <w:rFonts w:ascii="Cascadia Mono" w:hAnsi="Cascadia Mono" w:cs="Cascadia Mono"/>
-          <w:color w:val="000000"/>
-          <w:sz w:val="19"/>
-          <w:szCs w:val="19"/>
-          <w:highlight w:val="green"/>
-          <w:lang w:val="en-CA"/>
-        </w:rPr>
-        <w:t>(_</w:t>
-      </w:r>
-      <w:proofErr w:type="spellStart"/>
-      <w:proofErr w:type="gramStart"/>
-      <w:r>
-        <w:rPr>
-          <w:rFonts w:ascii="Cascadia Mono" w:hAnsi="Cascadia Mono" w:cs="Cascadia Mono"/>
-          <w:color w:val="000000"/>
-          <w:sz w:val="19"/>
-          <w:szCs w:val="19"/>
-          <w:highlight w:val="green"/>
-          <w:lang w:val="en-CA"/>
-        </w:rPr>
-        <w:t>baseDonnees.ZombieTypes.ToList</w:t>
-      </w:r>
-      <w:proofErr w:type="spellEnd"/>
-      <w:proofErr w:type="gramEnd"/>
-      <w:r>
-        <w:rPr>
-          <w:rFonts w:ascii="Cascadia Mono" w:hAnsi="Cascadia Mono" w:cs="Cascadia Mono"/>
-          <w:color w:val="000000"/>
-          <w:sz w:val="19"/>
-          <w:szCs w:val="19"/>
-          <w:highlight w:val="green"/>
-          <w:lang w:val="en-CA"/>
-        </w:rPr>
-        <w:t>(), "Id", "TypeName");</w:t>
+        <w:t>zombieVM.ZombieTypeSelectList = new SelectList(_baseDonnees.ZombieTypes.ToList(), "Id", "TypeName");</w:t>
       </w:r>
     </w:p>
     <w:p>
@@ -15044,7 +11014,6 @@
         </w:rPr>
         <w:t xml:space="preserve">    </w:t>
       </w:r>
-      <w:proofErr w:type="gramStart"/>
       <w:r>
         <w:rPr>
           <w:rFonts w:ascii="Cascadia Mono" w:hAnsi="Cascadia Mono" w:cs="Cascadia Mono"/>
@@ -15054,7 +11023,25 @@
         </w:rPr>
         <w:t>return</w:t>
       </w:r>
-      <w:proofErr w:type="gramEnd"/>
+      <w:r>
+        <w:rPr>
+          <w:rFonts w:ascii="Cascadia Mono" w:hAnsi="Cascadia Mono" w:cs="Cascadia Mono"/>
+          <w:color w:val="000000"/>
+          <w:sz w:val="19"/>
+          <w:szCs w:val="19"/>
+        </w:rPr>
+        <w:t xml:space="preserve"> View(</w:t>
+      </w:r>
+      <w:r>
+        <w:rPr>
+          <w:rFonts w:ascii="Cascadia Mono" w:hAnsi="Cascadia Mono" w:cs="Cascadia Mono"/>
+          <w:color w:val="000000"/>
+          <w:sz w:val="19"/>
+          <w:szCs w:val="19"/>
+          <w:highlight w:val="magenta"/>
+        </w:rPr>
+        <w:t>zombie</w:t>
+      </w:r>
       <w:r>
         <w:rPr>
           <w:rFonts w:ascii="Cascadia Mono" w:hAnsi="Cascadia Mono" w:cs="Cascadia Mono"/>
@@ -15064,37 +11051,6 @@
         </w:rPr>
         <w:t xml:space="preserve"> </w:t>
       </w:r>
-      <w:proofErr w:type="gramStart"/>
-      <w:r>
-        <w:rPr>
-          <w:rFonts w:ascii="Cascadia Mono" w:hAnsi="Cascadia Mono" w:cs="Cascadia Mono"/>
-          <w:color w:val="000000"/>
-          <w:sz w:val="19"/>
-          <w:szCs w:val="19"/>
-        </w:rPr>
-        <w:t>View(</w:t>
-      </w:r>
-      <w:proofErr w:type="gramEnd"/>
-      <w:r>
-        <w:rPr>
-          <w:rFonts w:ascii="Cascadia Mono" w:hAnsi="Cascadia Mono" w:cs="Cascadia Mono"/>
-          <w:color w:val="000000"/>
-          <w:sz w:val="19"/>
-          <w:szCs w:val="19"/>
-          <w:highlight w:val="magenta"/>
-        </w:rPr>
-        <w:t>zombie</w:t>
-      </w:r>
-      <w:r>
-        <w:rPr>
-          <w:rFonts w:ascii="Cascadia Mono" w:hAnsi="Cascadia Mono" w:cs="Cascadia Mono"/>
-          <w:color w:val="000000"/>
-          <w:sz w:val="19"/>
-          <w:szCs w:val="19"/>
-        </w:rPr>
-        <w:t xml:space="preserve"> </w:t>
-      </w:r>
-      <w:proofErr w:type="spellStart"/>
       <w:r>
         <w:rPr>
           <w:rFonts w:ascii="Cascadia Mono" w:hAnsi="Cascadia Mono" w:cs="Cascadia Mono"/>
@@ -15105,7 +11061,6 @@
         </w:rPr>
         <w:t>zombieVM</w:t>
       </w:r>
-      <w:proofErr w:type="spellEnd"/>
       <w:r>
         <w:rPr>
           <w:rFonts w:ascii="Cascadia Mono" w:hAnsi="Cascadia Mono" w:cs="Cascadia Mono"/>
@@ -15215,23 +11170,10 @@
         <w:t xml:space="preserve">inputs </w:t>
       </w:r>
       <w:r>
-        <w:t xml:space="preserve">pour utiliser le </w:t>
-      </w:r>
-      <w:proofErr w:type="spellStart"/>
-      <w:r>
-        <w:t>ViewModel</w:t>
-      </w:r>
-      <w:proofErr w:type="spellEnd"/>
-      <w:r>
-        <w:t xml:space="preserve"> et ajustez la vue pour qu’elle fonctionne avec </w:t>
-      </w:r>
-      <w:proofErr w:type="spellStart"/>
-      <w:r>
-        <w:t>ZombieVM</w:t>
-      </w:r>
-      <w:proofErr w:type="spellEnd"/>
-      <w:r>
-        <w:t>.</w:t>
+        <w:t>pour utiliser le ViewModel</w:t>
+      </w:r>
+      <w:r>
+        <w:t xml:space="preserve"> et ajustez la vue pour qu’elle fonctionne avec ZombieVM.</w:t>
       </w:r>
     </w:p>
     <w:p>
@@ -15251,40 +11193,21 @@
       <w:r>
         <w:t xml:space="preserve">un </w:t>
       </w:r>
-      <w:proofErr w:type="spellStart"/>
       <w:r>
         <w:rPr>
           <w:i/>
           <w:iCs/>
         </w:rPr>
-        <w:t>textArea</w:t>
-      </w:r>
-      <w:proofErr w:type="spellEnd"/>
-      <w:r>
-        <w:rPr>
-          <w:i/>
-          <w:iCs/>
-        </w:rPr>
-        <w:t xml:space="preserve"> </w:t>
+        <w:t xml:space="preserve">textArea </w:t>
       </w:r>
       <w:r>
         <w:t xml:space="preserve">pour </w:t>
       </w:r>
-      <w:proofErr w:type="spellStart"/>
       <w:r>
         <w:t>ShortDesc</w:t>
       </w:r>
-      <w:proofErr w:type="spellEnd"/>
-      <w:r>
-        <w:t xml:space="preserve"> (</w:t>
-      </w:r>
-      <w:proofErr w:type="spellStart"/>
-      <w:r>
-        <w:t>height</w:t>
-      </w:r>
-      <w:proofErr w:type="spellEnd"/>
-      <w:r>
-        <w:t xml:space="preserve"> 300 px)</w:t>
+      <w:r>
+        <w:t xml:space="preserve"> (height 300 px)</w:t>
       </w:r>
       <w:r>
         <w:t xml:space="preserve">, </w:t>
@@ -15550,22 +11473,8 @@
           <w:szCs w:val="19"/>
           <w:lang w:val="en-CA"/>
         </w:rPr>
-        <w:t>@</w:t>
-      </w:r>
-      <w:proofErr w:type="spellStart"/>
-      <w:proofErr w:type="gramStart"/>
-      <w:r>
-        <w:rPr>
-          <w:rFonts w:ascii="Cascadia Mono" w:hAnsi="Cascadia Mono" w:cs="Cascadia Mono"/>
-          <w:color w:val="000000"/>
-          <w:sz w:val="19"/>
-          <w:szCs w:val="19"/>
-          <w:lang w:val="en-CA"/>
-        </w:rPr>
-        <w:t>Model.Zombie.ShortDesc</w:t>
-      </w:r>
-      <w:proofErr w:type="spellEnd"/>
-      <w:proofErr w:type="gramEnd"/>
+        <w:t>@Model.Zombie.ShortDesc</w:t>
+      </w:r>
       <w:r>
         <w:rPr>
           <w:rFonts w:ascii="Cascadia Mono" w:hAnsi="Cascadia Mono" w:cs="Cascadia Mono"/>
@@ -15827,7 +11736,6 @@
         </w:rPr>
         <w:t>&lt;</w:t>
       </w:r>
-      <w:proofErr w:type="spellStart"/>
       <w:r>
         <w:rPr>
           <w:rFonts w:ascii="Cascadia Mono" w:hAnsi="Cascadia Mono" w:cs="Cascadia Mono"/>
@@ -15840,7 +11748,6 @@
         </w:rPr>
         <w:t>textarea</w:t>
       </w:r>
-      <w:proofErr w:type="spellEnd"/>
       <w:r>
         <w:rPr>
           <w:rFonts w:ascii="Cascadia Mono" w:hAnsi="Cascadia Mono" w:cs="Cascadia Mono"/>
@@ -15881,22 +11788,8 @@
           <w:szCs w:val="19"/>
           <w:lang w:val="en-CA"/>
         </w:rPr>
-        <w:t>@</w:t>
-      </w:r>
-      <w:proofErr w:type="spellStart"/>
-      <w:proofErr w:type="gramStart"/>
-      <w:r>
-        <w:rPr>
-          <w:rFonts w:ascii="Cascadia Mono" w:hAnsi="Cascadia Mono" w:cs="Cascadia Mono"/>
-          <w:color w:val="000000"/>
-          <w:sz w:val="19"/>
-          <w:szCs w:val="19"/>
-          <w:lang w:val="en-CA"/>
-        </w:rPr>
-        <w:t>Model.Zombie.ShortDesc</w:t>
-      </w:r>
-      <w:proofErr w:type="spellEnd"/>
-      <w:proofErr w:type="gramEnd"/>
+        <w:t>@Model.Zombie.ShortDesc</w:t>
+      </w:r>
       <w:r>
         <w:rPr>
           <w:rFonts w:ascii="Cascadia Mono" w:hAnsi="Cascadia Mono" w:cs="Cascadia Mono"/>
@@ -15967,7 +11860,6 @@
         </w:rPr>
         <w:t>="height:300px;"&gt;&lt;/</w:t>
       </w:r>
-      <w:proofErr w:type="spellStart"/>
       <w:r>
         <w:rPr>
           <w:rFonts w:ascii="Cascadia Mono" w:hAnsi="Cascadia Mono" w:cs="Cascadia Mono"/>
@@ -15980,7 +11872,6 @@
         </w:rPr>
         <w:t>textarea</w:t>
       </w:r>
-      <w:proofErr w:type="spellEnd"/>
       <w:r>
         <w:rPr>
           <w:rFonts w:ascii="Cascadia Mono" w:hAnsi="Cascadia Mono" w:cs="Cascadia Mono"/>
@@ -16086,22 +11977,8 @@
           <w:szCs w:val="19"/>
           <w:lang w:val="en-CA"/>
         </w:rPr>
-        <w:t>@</w:t>
-      </w:r>
-      <w:proofErr w:type="spellStart"/>
-      <w:proofErr w:type="gramStart"/>
-      <w:r>
-        <w:rPr>
-          <w:rFonts w:ascii="Cascadia Mono" w:hAnsi="Cascadia Mono" w:cs="Cascadia Mono"/>
-          <w:color w:val="000000"/>
-          <w:sz w:val="19"/>
-          <w:szCs w:val="19"/>
-          <w:lang w:val="en-CA"/>
-        </w:rPr>
-        <w:t>Model.Zombie.ShortDesc</w:t>
-      </w:r>
-      <w:proofErr w:type="spellEnd"/>
-      <w:proofErr w:type="gramEnd"/>
+        <w:t>@Model.Zombie.ShortDesc</w:t>
+      </w:r>
       <w:r>
         <w:rPr>
           <w:rFonts w:ascii="Cascadia Mono" w:hAnsi="Cascadia Mono" w:cs="Cascadia Mono"/>
@@ -16279,29 +12156,8 @@
       </w:pPr>
       <w:r>
         <w:lastRenderedPageBreak/>
-        <w:t xml:space="preserve">Remplacez l’utilisation du </w:t>
-      </w:r>
-      <w:proofErr w:type="spellStart"/>
-      <w:r>
-        <w:t>ViewBag</w:t>
-      </w:r>
-      <w:proofErr w:type="spellEnd"/>
-      <w:r>
-        <w:t xml:space="preserve"> par la </w:t>
-      </w:r>
-      <w:proofErr w:type="spellStart"/>
-      <w:r>
-        <w:t>SelectList</w:t>
-      </w:r>
-      <w:proofErr w:type="spellEnd"/>
-      <w:r>
-        <w:t xml:space="preserve"> du </w:t>
-      </w:r>
-      <w:proofErr w:type="spellStart"/>
-      <w:r>
-        <w:t>ViewModel</w:t>
-      </w:r>
-      <w:proofErr w:type="spellEnd"/>
+        <w:t>Remplacez l’utilisation du ViewBag par la SelectList du ViewModel</w:t>
+      </w:r>
     </w:p>
     <w:p>
       <w:pPr>
@@ -16552,23 +12408,8 @@
           <w:highlight w:val="cyan"/>
           <w:lang w:val="en-CA"/>
         </w:rPr>
-        <w:t>@</w:t>
-      </w:r>
-      <w:proofErr w:type="spellStart"/>
-      <w:proofErr w:type="gramStart"/>
-      <w:r>
-        <w:rPr>
-          <w:rFonts w:ascii="Cascadia Mono" w:hAnsi="Cascadia Mono" w:cs="Cascadia Mono"/>
-          <w:color w:val="000000"/>
-          <w:sz w:val="19"/>
-          <w:szCs w:val="19"/>
-          <w:highlight w:val="cyan"/>
-          <w:lang w:val="en-CA"/>
-        </w:rPr>
-        <w:t>Model.Zombie.ZombieTypeId</w:t>
-      </w:r>
-      <w:proofErr w:type="spellEnd"/>
-      <w:proofErr w:type="gramEnd"/>
+        <w:t>@Model.Zombie.ZombieTypeId</w:t>
+      </w:r>
       <w:r>
         <w:rPr>
           <w:rFonts w:ascii="Cascadia Mono" w:hAnsi="Cascadia Mono" w:cs="Cascadia Mono"/>
@@ -16850,23 +12691,8 @@
           <w:highlight w:val="cyan"/>
           <w:lang w:val="en-CA"/>
         </w:rPr>
-        <w:t>@</w:t>
-      </w:r>
-      <w:proofErr w:type="spellStart"/>
-      <w:proofErr w:type="gramStart"/>
-      <w:r>
-        <w:rPr>
-          <w:rFonts w:ascii="Cascadia Mono" w:hAnsi="Cascadia Mono" w:cs="Cascadia Mono"/>
-          <w:color w:val="000000"/>
-          <w:sz w:val="19"/>
-          <w:szCs w:val="19"/>
-          <w:highlight w:val="cyan"/>
-          <w:lang w:val="en-CA"/>
-        </w:rPr>
-        <w:t>Model.Zombie.ZombieTypeId</w:t>
-      </w:r>
-      <w:proofErr w:type="spellEnd"/>
-      <w:proofErr w:type="gramEnd"/>
+        <w:t>@Model.Zombie.ZombieTypeId</w:t>
+      </w:r>
       <w:r>
         <w:rPr>
           <w:rFonts w:ascii="Cascadia Mono" w:hAnsi="Cascadia Mono" w:cs="Cascadia Mono"/>
@@ -16919,21 +12745,8 @@
           <w:highlight w:val="cyan"/>
           <w:lang w:val="en-CA"/>
         </w:rPr>
-        <w:t>@</w:t>
-      </w:r>
-      <w:proofErr w:type="spellStart"/>
-      <w:r>
-        <w:rPr>
-          <w:rFonts w:ascii="Cascadia Mono" w:hAnsi="Cascadia Mono" w:cs="Cascadia Mono"/>
-          <w:color w:val="000000"/>
-          <w:sz w:val="19"/>
-          <w:szCs w:val="19"/>
-          <w:highlight w:val="cyan"/>
-          <w:lang w:val="en-CA"/>
-        </w:rPr>
-        <w:t>Model.ZombieTypeSelectList</w:t>
-      </w:r>
-      <w:proofErr w:type="spellEnd"/>
+        <w:t>@Model.ZombieTypeSelectList</w:t>
+      </w:r>
       <w:r>
         <w:rPr>
           <w:rFonts w:ascii="Cascadia Mono" w:hAnsi="Cascadia Mono" w:cs="Cascadia Mono"/>
@@ -17323,23 +13136,8 @@
           <w:highlight w:val="cyan"/>
           <w:lang w:val="en-CA"/>
         </w:rPr>
-        <w:t>@</w:t>
-      </w:r>
-      <w:proofErr w:type="spellStart"/>
-      <w:proofErr w:type="gramStart"/>
-      <w:r>
-        <w:rPr>
-          <w:rFonts w:ascii="Cascadia Mono" w:hAnsi="Cascadia Mono" w:cs="Cascadia Mono"/>
-          <w:color w:val="000000"/>
-          <w:sz w:val="19"/>
-          <w:szCs w:val="19"/>
-          <w:highlight w:val="cyan"/>
-          <w:lang w:val="en-CA"/>
-        </w:rPr>
-        <w:t>Model.Zombie.ZombieTypeId</w:t>
-      </w:r>
-      <w:proofErr w:type="spellEnd"/>
-      <w:proofErr w:type="gramEnd"/>
+        <w:t>@Model.Zombie.ZombieTypeId</w:t>
+      </w:r>
       <w:r>
         <w:rPr>
           <w:rFonts w:ascii="Cascadia Mono" w:hAnsi="Cascadia Mono" w:cs="Cascadia Mono"/>
@@ -17467,15 +13265,7 @@
         <w:t xml:space="preserve">probablement </w:t>
       </w:r>
       <w:r>
-        <w:t xml:space="preserve">vous rendre compte que le </w:t>
-      </w:r>
-      <w:proofErr w:type="spellStart"/>
-      <w:r>
-        <w:t>modelState</w:t>
-      </w:r>
-      <w:proofErr w:type="spellEnd"/>
-      <w:r>
-        <w:t xml:space="preserve"> n’est pas valide!</w:t>
+        <w:t>vous rendre compte que le modelState n’est pas valide!</w:t>
       </w:r>
     </w:p>
     <w:p>
@@ -17529,20 +13319,8 @@
           <w:szCs w:val="19"/>
           <w:lang w:val="en-US"/>
         </w:rPr>
-        <w:t xml:space="preserve"> </w:t>
-      </w:r>
-      <w:proofErr w:type="spellStart"/>
-      <w:r>
-        <w:rPr>
-          <w:rFonts w:ascii="Cascadia Mono" w:hAnsi="Cascadia Mono" w:cs="Cascadia Mono"/>
-          <w:color w:val="000000"/>
-          <w:sz w:val="19"/>
-          <w:szCs w:val="19"/>
-          <w:lang w:val="en-US"/>
-        </w:rPr>
-        <w:t>ZombieType</w:t>
-      </w:r>
-      <w:proofErr w:type="spellEnd"/>
+        <w:t xml:space="preserve"> ZombieType</w:t>
+      </w:r>
       <w:r>
         <w:rPr>
           <w:rFonts w:ascii="Cascadia Mono" w:hAnsi="Cascadia Mono" w:cs="Cascadia Mono"/>
@@ -17562,20 +13340,18 @@
           <w:szCs w:val="19"/>
           <w:lang w:val="en-US"/>
         </w:rPr>
-        <w:t xml:space="preserve"> </w:t>
-      </w:r>
-      <w:proofErr w:type="spellStart"/>
-      <w:r>
-        <w:rPr>
-          <w:rFonts w:ascii="Cascadia Mono" w:hAnsi="Cascadia Mono" w:cs="Cascadia Mono"/>
-          <w:color w:val="000000"/>
+        <w:t xml:space="preserve"> ZombieType { </w:t>
+      </w:r>
+      <w:r>
+        <w:rPr>
+          <w:rFonts w:ascii="Cascadia Mono" w:hAnsi="Cascadia Mono" w:cs="Cascadia Mono"/>
+          <w:color w:val="0000FF"/>
           <w:sz w:val="19"/>
           <w:szCs w:val="19"/>
           <w:lang w:val="en-US"/>
         </w:rPr>
-        <w:t>ZombieType</w:t>
-      </w:r>
-      <w:proofErr w:type="spellEnd"/>
+        <w:t>get</w:t>
+      </w:r>
       <w:r>
         <w:rPr>
           <w:rFonts w:ascii="Cascadia Mono" w:hAnsi="Cascadia Mono" w:cs="Cascadia Mono"/>
@@ -17584,62 +13360,28 @@
           <w:szCs w:val="19"/>
           <w:lang w:val="en-US"/>
         </w:rPr>
-        <w:t xml:space="preserve"> </w:t>
-      </w:r>
-      <w:proofErr w:type="gramStart"/>
-      <w:r>
-        <w:rPr>
-          <w:rFonts w:ascii="Cascadia Mono" w:hAnsi="Cascadia Mono" w:cs="Cascadia Mono"/>
-          <w:color w:val="000000"/>
+        <w:t xml:space="preserve">; </w:t>
+      </w:r>
+      <w:r>
+        <w:rPr>
+          <w:rFonts w:ascii="Cascadia Mono" w:hAnsi="Cascadia Mono" w:cs="Cascadia Mono"/>
+          <w:color w:val="0000FF"/>
           <w:sz w:val="19"/>
           <w:szCs w:val="19"/>
           <w:lang w:val="en-US"/>
         </w:rPr>
-        <w:t xml:space="preserve">{ </w:t>
-      </w:r>
-      <w:r>
-        <w:rPr>
-          <w:rFonts w:ascii="Cascadia Mono" w:hAnsi="Cascadia Mono" w:cs="Cascadia Mono"/>
-          <w:color w:val="0000FF"/>
+        <w:t>set</w:t>
+      </w:r>
+      <w:r>
+        <w:rPr>
+          <w:rFonts w:ascii="Cascadia Mono" w:hAnsi="Cascadia Mono" w:cs="Cascadia Mono"/>
+          <w:color w:val="000000"/>
           <w:sz w:val="19"/>
           <w:szCs w:val="19"/>
           <w:lang w:val="en-US"/>
         </w:rPr>
-        <w:t>get</w:t>
-      </w:r>
-      <w:proofErr w:type="gramEnd"/>
-      <w:r>
-        <w:rPr>
-          <w:rFonts w:ascii="Cascadia Mono" w:hAnsi="Cascadia Mono" w:cs="Cascadia Mono"/>
-          <w:color w:val="000000"/>
-          <w:sz w:val="19"/>
-          <w:szCs w:val="19"/>
-          <w:lang w:val="en-US"/>
-        </w:rPr>
-        <w:t xml:space="preserve">; </w:t>
-      </w:r>
-      <w:r>
-        <w:rPr>
-          <w:rFonts w:ascii="Cascadia Mono" w:hAnsi="Cascadia Mono" w:cs="Cascadia Mono"/>
-          <w:color w:val="0000FF"/>
-          <w:sz w:val="19"/>
-          <w:szCs w:val="19"/>
-          <w:lang w:val="en-US"/>
-        </w:rPr>
-        <w:t>set</w:t>
-      </w:r>
-      <w:proofErr w:type="gramStart"/>
-      <w:r>
-        <w:rPr>
-          <w:rFonts w:ascii="Cascadia Mono" w:hAnsi="Cascadia Mono" w:cs="Cascadia Mono"/>
-          <w:color w:val="000000"/>
-          <w:sz w:val="19"/>
-          <w:szCs w:val="19"/>
-          <w:lang w:val="en-US"/>
-        </w:rPr>
         <w:t>; }</w:t>
       </w:r>
-      <w:proofErr w:type="gramEnd"/>
     </w:p>
     <w:p>
       <w:pPr>
@@ -17732,7 +13474,6 @@
       <w:r>
         <w:t xml:space="preserve">s et déplacez les vers la section </w:t>
       </w:r>
-      <w:proofErr w:type="spellStart"/>
       <w:r>
         <w:rPr>
           <w:b/>
@@ -17740,7 +13481,6 @@
         </w:rPr>
         <w:t>Staged</w:t>
       </w:r>
-      <w:proofErr w:type="spellEnd"/>
     </w:p>
     <w:p>
       <w:pPr>
@@ -17769,17 +13509,8 @@
           <w:b/>
           <w:bCs/>
         </w:rPr>
-        <w:t xml:space="preserve">Commit </w:t>
-      </w:r>
-      <w:proofErr w:type="spellStart"/>
-      <w:r>
-        <w:rPr>
-          <w:b/>
-          <w:bCs/>
-        </w:rPr>
-        <w:t>subject</w:t>
-      </w:r>
-      <w:proofErr w:type="spellEnd"/>
+        <w:t>Commit subject</w:t>
+      </w:r>
       <w:r>
         <w:t>: REFACTOR Zombie et Zombie</w:t>
       </w:r>
@@ -17858,7 +13589,6 @@
       <w:r>
         <w:t xml:space="preserve"> les modifications sur le repo en ligne </w:t>
       </w:r>
-      <w:proofErr w:type="spellStart"/>
       <w:r>
         <w:rPr>
           <w:b/>
@@ -17866,7 +13596,6 @@
         </w:rPr>
         <w:t>Remote</w:t>
       </w:r>
-      <w:proofErr w:type="spellEnd"/>
       <w:r>
         <w:t xml:space="preserve">: cliquez sur </w:t>
       </w:r>
@@ -17939,17 +13668,8 @@
           <w:b/>
           <w:bCs/>
         </w:rPr>
-        <w:t xml:space="preserve">Classe </w:t>
-      </w:r>
-      <w:proofErr w:type="spellStart"/>
-      <w:r>
-        <w:rPr>
-          <w:b/>
-          <w:bCs/>
-        </w:rPr>
-        <w:t>HuntingLog</w:t>
-      </w:r>
-      <w:proofErr w:type="spellEnd"/>
+        <w:t>Classe HuntingLog</w:t>
+      </w:r>
     </w:p>
     <w:p>
       <w:pPr>
@@ -17960,24 +13680,11 @@
         </w:numPr>
       </w:pPr>
       <w:r>
-        <w:t xml:space="preserve">Dans </w:t>
-      </w:r>
-      <w:proofErr w:type="spellStart"/>
-      <w:r>
-        <w:t>Models</w:t>
-      </w:r>
-      <w:proofErr w:type="spellEnd"/>
-      <w:r>
-        <w:t>, c</w:t>
-      </w:r>
-      <w:r>
-        <w:t xml:space="preserve">réez la classe </w:t>
-      </w:r>
-      <w:proofErr w:type="spellStart"/>
-      <w:r>
-        <w:t>HuntingLog</w:t>
-      </w:r>
-      <w:proofErr w:type="spellEnd"/>
+        <w:t>Dans Models, c</w:t>
+      </w:r>
+      <w:r>
+        <w:t>réez la classe HuntingLog</w:t>
+      </w:r>
       <w:r>
         <w:t xml:space="preserve"> avec les propriétés </w:t>
       </w:r>
@@ -18000,15 +13707,7 @@
         <w:t xml:space="preserve">N’oubliez pas la clé primaire : </w:t>
       </w:r>
       <w:r>
-        <w:t>Id (</w:t>
-      </w:r>
-      <w:proofErr w:type="spellStart"/>
-      <w:r>
-        <w:t>int</w:t>
-      </w:r>
-      <w:proofErr w:type="spellEnd"/>
-      <w:r>
-        <w:t>)</w:t>
+        <w:t>Id (int)</w:t>
       </w:r>
     </w:p>
     <w:p>
@@ -18032,11 +13731,7 @@
         </w:numPr>
       </w:pPr>
       <w:r>
-        <w:t xml:space="preserve">Créez une migration </w:t>
-      </w:r>
-      <w:proofErr w:type="spellStart"/>
-      <w:r>
-        <w:t>A</w:t>
+        <w:t>Créez une migration A</w:t>
       </w:r>
       <w:r>
         <w:t>jout</w:t>
@@ -18044,7 +13739,6 @@
       <w:r>
         <w:t>HuntingLog</w:t>
       </w:r>
-      <w:proofErr w:type="spellEnd"/>
     </w:p>
     <w:p>
       <w:pPr>
@@ -18066,31 +13760,10 @@
         <w:t>Qu'avez-vous oublié?</w:t>
       </w:r>
       <w:r>
-        <w:t xml:space="preserve"> </w:t>
-      </w:r>
-      <w:proofErr w:type="gramStart"/>
-      <w:r>
-        <w:t>Et</w:t>
-      </w:r>
-      <w:proofErr w:type="gramEnd"/>
-      <w:r>
-        <w:t xml:space="preserve"> oui, le </w:t>
-      </w:r>
-      <w:proofErr w:type="spellStart"/>
-      <w:r>
-        <w:t>DbSet</w:t>
-      </w:r>
-      <w:proofErr w:type="spellEnd"/>
-      <w:r>
-        <w:t xml:space="preserve"> dans </w:t>
-      </w:r>
-      <w:proofErr w:type="spellStart"/>
-      <w:r>
-        <w:t>ZombiePartyDbContext</w:t>
-      </w:r>
-      <w:proofErr w:type="spellEnd"/>
-      <w:r>
-        <w:t>!</w:t>
+        <w:t xml:space="preserve"> Et oui, le DbSet</w:t>
+      </w:r>
+      <w:r>
+        <w:t xml:space="preserve"> dans ZombiePartyDbContext!</w:t>
       </w:r>
     </w:p>
     <w:p>
@@ -18143,7 +13816,6 @@
       <w:r>
         <w:t xml:space="preserve">Dans </w:t>
       </w:r>
-      <w:proofErr w:type="spellStart"/>
       <w:r>
         <w:rPr>
           <w:b/>
@@ -18151,22 +13823,12 @@
         </w:rPr>
         <w:t>ZombiePartyDbContext</w:t>
       </w:r>
-      <w:proofErr w:type="spellEnd"/>
       <w:r>
         <w:t>, a</w:t>
       </w:r>
       <w:r>
-        <w:t xml:space="preserve">joutez un </w:t>
-      </w:r>
-      <w:proofErr w:type="spellStart"/>
-      <w:r>
-        <w:t>dbSet</w:t>
-      </w:r>
-      <w:proofErr w:type="spellEnd"/>
-      <w:r>
-        <w:t xml:space="preserve"> pour </w:t>
-      </w:r>
-      <w:proofErr w:type="spellStart"/>
+        <w:t xml:space="preserve">joutez un dbSet pour </w:t>
+      </w:r>
       <w:r>
         <w:rPr>
           <w:b/>
@@ -18174,7 +13836,6 @@
         </w:rPr>
         <w:t>HuntingLog</w:t>
       </w:r>
-      <w:proofErr w:type="spellEnd"/>
     </w:p>
     <w:p>
       <w:pPr>
@@ -18186,11 +13847,7 @@
       </w:pPr>
       <w:r>
         <w:lastRenderedPageBreak/>
-        <w:t xml:space="preserve">Créez une migration </w:t>
-      </w:r>
-      <w:proofErr w:type="spellStart"/>
-      <w:r>
-        <w:t>A</w:t>
+        <w:t>Créez une migration A</w:t>
       </w:r>
       <w:r>
         <w:t>jout</w:t>
@@ -18198,7 +13855,6 @@
       <w:r>
         <w:t>HuntingLog</w:t>
       </w:r>
-      <w:proofErr w:type="spellEnd"/>
     </w:p>
     <w:p>
       <w:pPr>
@@ -18209,23 +13865,7 @@
         </w:numPr>
       </w:pPr>
       <w:r>
-        <w:t xml:space="preserve">Vérifiez le script généré: </w:t>
-      </w:r>
-      <w:proofErr w:type="spellStart"/>
-      <w:r>
-        <w:t>Yé</w:t>
-      </w:r>
-      <w:proofErr w:type="spellEnd"/>
-      <w:r>
-        <w:t xml:space="preserve">! </w:t>
-      </w:r>
-      <w:proofErr w:type="spellStart"/>
-      <w:r>
-        <w:t>HuntingLog</w:t>
-      </w:r>
-      <w:proofErr w:type="spellEnd"/>
-      <w:r>
-        <w:t xml:space="preserve"> est là!</w:t>
+        <w:t>Vérifiez le script généré: Yé! HuntingLog est là!</w:t>
       </w:r>
     </w:p>
     <w:p>
@@ -18266,21 +13906,12 @@
           <w:bCs/>
         </w:rPr>
       </w:pPr>
-      <w:proofErr w:type="spellStart"/>
       <w:r>
         <w:rPr>
           <w:b/>
           <w:bCs/>
         </w:rPr>
-        <w:t>HuntingLog</w:t>
-      </w:r>
-      <w:proofErr w:type="spellEnd"/>
-      <w:r>
-        <w:rPr>
-          <w:b/>
-          <w:bCs/>
-        </w:rPr>
-        <w:t xml:space="preserve"> a été ajoutée</w:t>
+        <w:t>HuntingLog a été ajoutée</w:t>
       </w:r>
     </w:p>
     <w:p>
@@ -18294,7 +13925,6 @@
       <w:r>
         <w:t xml:space="preserve">On va maintenant ajouter les propriétés de navigation des 2 côtés (Entre </w:t>
       </w:r>
-      <w:proofErr w:type="spellStart"/>
       <w:r>
         <w:rPr>
           <w:b/>
@@ -18302,7 +13932,6 @@
         </w:rPr>
         <w:t>HuntingLog</w:t>
       </w:r>
-      <w:proofErr w:type="spellEnd"/>
       <w:r>
         <w:t xml:space="preserve"> et </w:t>
       </w:r>
@@ -18332,11 +13961,7 @@
         </w:numPr>
       </w:pPr>
       <w:r>
-        <w:t xml:space="preserve">Créez une migration </w:t>
-      </w:r>
-      <w:proofErr w:type="spellStart"/>
-      <w:r>
-        <w:t>A</w:t>
+        <w:t>Créez une migration A</w:t>
       </w:r>
       <w:r>
         <w:t>joutRelations</w:t>
@@ -18347,7 +13972,6 @@
       <w:r>
         <w:t>sZombies</w:t>
       </w:r>
-      <w:proofErr w:type="spellEnd"/>
     </w:p>
     <w:p>
       <w:pPr>
@@ -18358,23 +13982,7 @@
         </w:numPr>
       </w:pPr>
       <w:r>
-        <w:t xml:space="preserve">Vérifiez le script généré: </w:t>
-      </w:r>
-      <w:proofErr w:type="spellStart"/>
-      <w:r>
-        <w:t>Yé</w:t>
-      </w:r>
-      <w:proofErr w:type="spellEnd"/>
-      <w:r>
-        <w:t xml:space="preserve">! </w:t>
-      </w:r>
-      <w:proofErr w:type="spellStart"/>
-      <w:r>
-        <w:t>HuntingLog</w:t>
-      </w:r>
-      <w:proofErr w:type="spellEnd"/>
-      <w:r>
-        <w:t xml:space="preserve"> est là!</w:t>
+        <w:t>Vérifiez le script généré: Yé! HuntingLog est là!</w:t>
       </w:r>
     </w:p>
     <w:p>
@@ -18409,15 +14017,7 @@
         <w:ind w:left="360"/>
       </w:pPr>
       <w:r>
-        <w:t xml:space="preserve">Une table de résolution plusieurs-plusieurs entre </w:t>
-      </w:r>
-      <w:proofErr w:type="spellStart"/>
-      <w:r>
-        <w:t>HuntingLog</w:t>
-      </w:r>
-      <w:proofErr w:type="spellEnd"/>
-      <w:r>
-        <w:t xml:space="preserve"> et Zombie a été ajouté</w:t>
+        <w:t>Une table de résolution plusieurs-plusieurs entre HuntingLog et Zombie a été ajouté</w:t>
       </w:r>
       <w:r>
         <w:t>e</w:t>
@@ -18444,7 +14044,7 @@
                     <pic:cNvPicPr/>
                   </pic:nvPicPr>
                   <pic:blipFill>
-                    <a:blip r:embed="rId14"/>
+                    <a:blip r:embed="rId15"/>
                     <a:stretch>
                       <a:fillRect/>
                     </a:stretch>
@@ -18540,7 +14140,6 @@
       <w:r>
         <w:t xml:space="preserve">s et déplacez les vers la section </w:t>
       </w:r>
-      <w:proofErr w:type="spellStart"/>
       <w:r>
         <w:rPr>
           <w:b/>
@@ -18548,7 +14147,6 @@
         </w:rPr>
         <w:t>Staged</w:t>
       </w:r>
-      <w:proofErr w:type="spellEnd"/>
     </w:p>
     <w:p>
       <w:pPr>
@@ -18577,17 +14175,8 @@
           <w:b/>
           <w:bCs/>
         </w:rPr>
-        <w:t xml:space="preserve">Commit </w:t>
-      </w:r>
-      <w:proofErr w:type="spellStart"/>
-      <w:r>
-        <w:rPr>
-          <w:b/>
-          <w:bCs/>
-        </w:rPr>
-        <w:t>subject</w:t>
-      </w:r>
-      <w:proofErr w:type="spellEnd"/>
+        <w:t>Commit subject</w:t>
+      </w:r>
       <w:r>
         <w:t xml:space="preserve">: </w:t>
       </w:r>
@@ -18597,11 +14186,9 @@
       <w:r>
         <w:t xml:space="preserve"> </w:t>
       </w:r>
-      <w:proofErr w:type="spellStart"/>
       <w:r>
         <w:t>HuntingLog</w:t>
       </w:r>
-      <w:proofErr w:type="spellEnd"/>
     </w:p>
     <w:p>
       <w:pPr>
@@ -18626,13 +14213,8 @@
         <w:t xml:space="preserve">Création de la </w:t>
       </w:r>
       <w:r>
-        <w:t xml:space="preserve">table </w:t>
-      </w:r>
-      <w:proofErr w:type="spellStart"/>
-      <w:r>
-        <w:t>HuntingLog</w:t>
-      </w:r>
-      <w:proofErr w:type="spellEnd"/>
+        <w:t>table HuntingLog</w:t>
+      </w:r>
       <w:r>
         <w:t>, l</w:t>
       </w:r>
@@ -18688,7 +14270,6 @@
       <w:r>
         <w:t xml:space="preserve"> les modifications sur le repo en ligne </w:t>
       </w:r>
-      <w:proofErr w:type="spellStart"/>
       <w:r>
         <w:rPr>
           <w:b/>
@@ -18696,7 +14277,6 @@
         </w:rPr>
         <w:t>Remote</w:t>
       </w:r>
-      <w:proofErr w:type="spellEnd"/>
       <w:r>
         <w:t xml:space="preserve">: cliquez sur </w:t>
       </w:r>
@@ -18750,13 +14330,8 @@
         <w:t>NOTE</w:t>
       </w:r>
       <w:r>
-        <w:t xml:space="preserve"> : pas de Controller et Views pour l’instant pour </w:t>
-      </w:r>
-      <w:proofErr w:type="spellStart"/>
-      <w:r>
-        <w:t>HuntingLog</w:t>
-      </w:r>
-      <w:proofErr w:type="spellEnd"/>
+        <w:t> : pas de Controller et Views pour l’instant pour HuntingLog</w:t>
+      </w:r>
     </w:p>
     <w:p>
       <w:pPr>
@@ -18804,13 +14379,8 @@
         </w:numPr>
       </w:pPr>
       <w:r>
-        <w:t xml:space="preserve">Dans </w:t>
-      </w:r>
-      <w:proofErr w:type="spellStart"/>
-      <w:r>
-        <w:t>Models</w:t>
-      </w:r>
-      <w:proofErr w:type="spellEnd"/>
+        <w:t>Dans Models</w:t>
+      </w:r>
       <w:r>
         <w:t>, la classe existe déjà</w:t>
       </w:r>
@@ -18824,16 +14394,11 @@
         </w:numPr>
       </w:pPr>
       <w:r>
-        <w:t xml:space="preserve">Créez une migration </w:t>
-      </w:r>
-      <w:proofErr w:type="spellStart"/>
-      <w:r>
-        <w:t>Ajout</w:t>
+        <w:t>Créez une migration Ajout</w:t>
       </w:r>
       <w:r>
         <w:t>Weapon</w:t>
       </w:r>
-      <w:proofErr w:type="spellEnd"/>
     </w:p>
     <w:p>
       <w:pPr>
@@ -18853,17 +14418,8 @@
       </w:pPr>
       <w:r>
         <w:lastRenderedPageBreak/>
-        <w:t xml:space="preserve">Qu'avez-vous oublié? </w:t>
-      </w:r>
-      <w:proofErr w:type="gramStart"/>
-      <w:r>
-        <w:t>Et</w:t>
-      </w:r>
-      <w:proofErr w:type="gramEnd"/>
-      <w:r>
-        <w:t xml:space="preserve"> oui, le </w:t>
-      </w:r>
-      <w:proofErr w:type="spellStart"/>
+        <w:t xml:space="preserve">Qu'avez-vous oublié? Et oui, le </w:t>
+      </w:r>
       <w:r>
         <w:rPr>
           <w:b/>
@@ -18871,17 +14427,8 @@
         </w:rPr>
         <w:t>DbSet</w:t>
       </w:r>
-      <w:proofErr w:type="spellEnd"/>
-      <w:r>
-        <w:t xml:space="preserve"> dans </w:t>
-      </w:r>
-      <w:proofErr w:type="spellStart"/>
-      <w:r>
-        <w:t>ZombiePartyDbContext</w:t>
-      </w:r>
-      <w:proofErr w:type="spellEnd"/>
-      <w:r>
-        <w:t>!</w:t>
+      <w:r>
+        <w:t xml:space="preserve"> dans ZombiePartyDbContext!</w:t>
       </w:r>
     </w:p>
     <w:p>
@@ -18931,7 +14478,6 @@
       <w:r>
         <w:t xml:space="preserve">Dans </w:t>
       </w:r>
-      <w:proofErr w:type="spellStart"/>
       <w:r>
         <w:rPr>
           <w:b/>
@@ -18939,11 +14485,9 @@
         </w:rPr>
         <w:t>ZombiePartyDbContext</w:t>
       </w:r>
-      <w:proofErr w:type="spellEnd"/>
       <w:r>
         <w:t xml:space="preserve">, ajoutez un </w:t>
       </w:r>
-      <w:proofErr w:type="spellStart"/>
       <w:r>
         <w:rPr>
           <w:b/>
@@ -18951,7 +14495,6 @@
         </w:rPr>
         <w:t>dbSet</w:t>
       </w:r>
-      <w:proofErr w:type="spellEnd"/>
       <w:r>
         <w:t xml:space="preserve"> pour </w:t>
       </w:r>
@@ -18974,7 +14517,6 @@
       <w:r>
         <w:t xml:space="preserve">Créez une migration </w:t>
       </w:r>
-      <w:proofErr w:type="spellStart"/>
       <w:r>
         <w:rPr>
           <w:b/>
@@ -18982,7 +14524,6 @@
         </w:rPr>
         <w:t>AjoutWeapon</w:t>
       </w:r>
-      <w:proofErr w:type="spellEnd"/>
       <w:r>
         <w:t>! Oups…pas de clé primaire!</w:t>
       </w:r>
@@ -19036,7 +14577,6 @@
       <w:r>
         <w:t xml:space="preserve">Créez une migration </w:t>
       </w:r>
-      <w:proofErr w:type="spellStart"/>
       <w:r>
         <w:rPr>
           <w:b/>
@@ -19044,7 +14584,6 @@
         </w:rPr>
         <w:t>AjoutWeapon</w:t>
       </w:r>
-      <w:proofErr w:type="spellEnd"/>
     </w:p>
     <w:p>
       <w:pPr>
@@ -19055,15 +14594,7 @@
         </w:numPr>
       </w:pPr>
       <w:r>
-        <w:t xml:space="preserve">Vérifiez le script généré: </w:t>
-      </w:r>
-      <w:proofErr w:type="spellStart"/>
-      <w:r>
-        <w:t>Yé</w:t>
-      </w:r>
-      <w:proofErr w:type="spellEnd"/>
-      <w:r>
-        <w:t xml:space="preserve">! </w:t>
+        <w:t xml:space="preserve">Vérifiez le script généré: Yé! </w:t>
       </w:r>
       <w:r>
         <w:rPr>
@@ -19197,7 +14728,6 @@
       <w:r>
         <w:t xml:space="preserve">s et déplacez les vers la section </w:t>
       </w:r>
-      <w:proofErr w:type="spellStart"/>
       <w:r>
         <w:rPr>
           <w:b/>
@@ -19205,7 +14735,6 @@
         </w:rPr>
         <w:t>Staged</w:t>
       </w:r>
-      <w:proofErr w:type="spellEnd"/>
     </w:p>
     <w:p>
       <w:pPr>
@@ -19234,17 +14763,8 @@
           <w:b/>
           <w:bCs/>
         </w:rPr>
-        <w:t xml:space="preserve">Commit </w:t>
-      </w:r>
-      <w:proofErr w:type="spellStart"/>
-      <w:r>
-        <w:rPr>
-          <w:b/>
-          <w:bCs/>
-        </w:rPr>
-        <w:t>subject</w:t>
-      </w:r>
-      <w:proofErr w:type="spellEnd"/>
+        <w:t>Commit subject</w:t>
+      </w:r>
       <w:r>
         <w:t xml:space="preserve">: </w:t>
       </w:r>
@@ -19326,7 +14846,6 @@
       <w:r>
         <w:t xml:space="preserve"> les modifications sur le repo en ligne </w:t>
       </w:r>
-      <w:proofErr w:type="spellStart"/>
       <w:r>
         <w:rPr>
           <w:b/>
@@ -19334,7 +14853,6 @@
         </w:rPr>
         <w:t>Remote</w:t>
       </w:r>
-      <w:proofErr w:type="spellEnd"/>
       <w:r>
         <w:t xml:space="preserve">: cliquez sur </w:t>
       </w:r>
@@ -19404,41 +14922,17 @@
           <w:u w:val="single"/>
           <w:lang w:val="en-CA"/>
         </w:rPr>
-        <w:t xml:space="preserve">Fin du </w:t>
-      </w:r>
-      <w:proofErr w:type="spellStart"/>
-      <w:r>
-        <w:rPr>
-          <w:b/>
-          <w:bCs/>
-          <w:sz w:val="28"/>
-          <w:szCs w:val="28"/>
-          <w:u w:val="single"/>
-          <w:lang w:val="en-CA"/>
-        </w:rPr>
-        <w:t>laboratoire</w:t>
-      </w:r>
-      <w:proofErr w:type="spellEnd"/>
-      <w:r>
-        <w:rPr>
-          <w:b/>
-          <w:bCs/>
-          <w:sz w:val="28"/>
-          <w:szCs w:val="28"/>
-          <w:u w:val="single"/>
-          <w:lang w:val="en-CA"/>
-        </w:rPr>
-        <w:t>!</w:t>
+        <w:t>Fin du laboratoire!</w:t>
       </w:r>
     </w:p>
     <w:p/>
     <w:sectPr>
-      <w:headerReference w:type="even" r:id="rId15"/>
-      <w:headerReference w:type="default" r:id="rId16"/>
-      <w:footerReference w:type="even" r:id="rId17"/>
-      <w:footerReference w:type="default" r:id="rId18"/>
-      <w:headerReference w:type="first" r:id="rId19"/>
-      <w:footerReference w:type="first" r:id="rId20"/>
+      <w:headerReference w:type="even" r:id="rId16"/>
+      <w:headerReference w:type="default" r:id="rId17"/>
+      <w:footerReference w:type="even" r:id="rId18"/>
+      <w:footerReference w:type="default" r:id="rId19"/>
+      <w:headerReference w:type="first" r:id="rId20"/>
+      <w:footerReference w:type="first" r:id="rId21"/>
       <w:pgSz w:w="12240" w:h="15840"/>
       <w:pgMar w:top="1440" w:right="1080" w:bottom="1440" w:left="1080" w:header="708" w:footer="708" w:gutter="0"/>
       <w:cols w:space="708"/>
@@ -24526,6 +20020,7 @@
   <w:style w:type="character" w:default="1" w:styleId="Policepardfaut">
     <w:name w:val="Default Paragraph Font"/>
     <w:uiPriority w:val="1"/>
+    <w:semiHidden/>
     <w:unhideWhenUsed/>
   </w:style>
   <w:style w:type="table" w:default="1" w:styleId="TableauNormal">
@@ -25064,7 +20559,7 @@
       <w:szCs w:val="21"/>
     </w:rPr>
   </w:style>
-  <w:style w:type="character" w:styleId="Lienhypertexte">
+  <w:style w:type="character" w:styleId="Hyperlien">
     <w:name w:val="Hyperlink"/>
     <w:basedOn w:val="Policepardfaut"/>
     <w:uiPriority w:val="99"/>
@@ -25497,6 +20992,12 @@
 </file>
 
 <file path=customXml/item2.xml><?xml version="1.0" encoding="utf-8"?>
+<p:properties xmlns:p="http://schemas.microsoft.com/office/2006/metadata/properties" xmlns:xsi="http://www.w3.org/2001/XMLSchema-instance" xmlns:pc="http://schemas.microsoft.com/office/infopath/2007/PartnerControls">
+  <documentManagement/>
+</p:properties>
+</file>
+
+<file path=customXml/item3.xml><?xml version="1.0" encoding="utf-8"?>
 <ct:contentTypeSchema xmlns:ct="http://schemas.microsoft.com/office/2006/metadata/contentType" xmlns:ma="http://schemas.microsoft.com/office/2006/metadata/properties/metaAttributes" ct:_="" ma:_="" ma:contentTypeName="Document" ma:contentTypeID="0x010100354AEAE9FD62D747A26A546E5B1B5735" ma:contentTypeVersion="7" ma:contentTypeDescription="Crée un document." ma:contentTypeScope="" ma:versionID="43b763fe9aa20b7a2976a5e019d82dbf">
   <xsd:schema xmlns:xsd="http://www.w3.org/2001/XMLSchema" xmlns:xs="http://www.w3.org/2001/XMLSchema" xmlns:p="http://schemas.microsoft.com/office/2006/metadata/properties" xmlns:ns2="071933db-0376-4694-9786-b56cb37c4ec2" targetNamespace="http://schemas.microsoft.com/office/2006/metadata/properties" ma:root="true" ma:fieldsID="d5c90ae6c1ec6ed317c9f5feddaf7a33" ns2:_="">
     <xsd:import namespace="071933db-0376-4694-9786-b56cb37c4ec2"/>
@@ -25660,12 +21161,6 @@
 </ct:contentTypeSchema>
 </file>
 
-<file path=customXml/item3.xml><?xml version="1.0" encoding="utf-8"?>
-<p:properties xmlns:p="http://schemas.microsoft.com/office/2006/metadata/properties" xmlns:xsi="http://www.w3.org/2001/XMLSchema-instance" xmlns:pc="http://schemas.microsoft.com/office/infopath/2007/PartnerControls">
-  <documentManagement/>
-</p:properties>
-</file>
-
 <file path=customXml/itemProps1.xml><?xml version="1.0" encoding="utf-8"?>
 <ds:datastoreItem xmlns:ds="http://schemas.openxmlformats.org/officeDocument/2006/customXml" ds:itemID="{F6194C16-5FE5-4670-BEC8-3D6DD9380312}">
   <ds:schemaRefs>
@@ -25675,6 +21170,15 @@
 </file>
 
 <file path=customXml/itemProps2.xml><?xml version="1.0" encoding="utf-8"?>
+<ds:datastoreItem xmlns:ds="http://schemas.openxmlformats.org/officeDocument/2006/customXml" ds:itemID="{2C36E056-BA2C-4A1F-9580-242C9B36FE70}">
+  <ds:schemaRefs>
+    <ds:schemaRef ds:uri="http://schemas.microsoft.com/office/2006/metadata/properties"/>
+    <ds:schemaRef ds:uri="http://schemas.microsoft.com/office/infopath/2007/PartnerControls"/>
+  </ds:schemaRefs>
+</ds:datastoreItem>
+</file>
+
+<file path=customXml/itemProps3.xml><?xml version="1.0" encoding="utf-8"?>
 <ds:datastoreItem xmlns:ds="http://schemas.openxmlformats.org/officeDocument/2006/customXml" ds:itemID="{5C3A06EC-DC03-4D65-AA15-C6B9D68C1ED0}">
   <ds:schemaRefs>
     <ds:schemaRef ds:uri="http://schemas.microsoft.com/office/2006/metadata/contentType"/>
@@ -25690,13 +21194,4 @@
     <ds:schemaRef ds:uri="http://schemas.microsoft.com/internal/obd"/>
   </ds:schemaRefs>
 </ds:datastoreItem>
-</file>
-
-<file path=customXml/itemProps3.xml><?xml version="1.0" encoding="utf-8"?>
-<ds:datastoreItem xmlns:ds="http://schemas.openxmlformats.org/officeDocument/2006/customXml" ds:itemID="{2C36E056-BA2C-4A1F-9580-242C9B36FE70}">
-  <ds:schemaRefs>
-    <ds:schemaRef ds:uri="http://schemas.microsoft.com/office/2006/metadata/properties"/>
-    <ds:schemaRef ds:uri="http://schemas.microsoft.com/office/infopath/2007/PartnerControls"/>
-  </ds:schemaRefs>
-</ds:datastoreItem>
 </file>
--- a/S04_Lab_Instructions.docx
+++ b/S04_Lab_Instructions.docx
@@ -461,7 +461,15 @@
         <w:spacing w:before="0" w:after="160" w:line="259" w:lineRule="auto"/>
       </w:pPr>
       <w:r>
-        <w:t>Installer les packages suivants</w:t>
+        <w:t xml:space="preserve">Installer les </w:t>
+      </w:r>
+      <w:proofErr w:type="gramStart"/>
+      <w:r>
+        <w:t>packages</w:t>
+      </w:r>
+      <w:proofErr w:type="gramEnd"/>
+      <w:r>
+        <w:t xml:space="preserve"> suivants</w:t>
       </w:r>
       <w:r>
         <w:t>, acceptez les licences et confirmez l'installation</w:t>
@@ -550,6 +558,7 @@
           <w:szCs w:val="19"/>
         </w:rPr>
       </w:pPr>
+      <w:proofErr w:type="gramStart"/>
       <w:r>
         <w:rPr>
           <w:rFonts w:cs="Consolas"/>
@@ -559,6 +568,7 @@
         </w:rPr>
         <w:t>Microsoft.EntityFrameworkCore.SqlServer</w:t>
       </w:r>
+      <w:proofErr w:type="gramEnd"/>
       <w:r>
         <w:rPr>
           <w:rFonts w:cs="Consolas"/>
@@ -4920,10 +4930,10 @@
         </w:rPr>
         <w:lastRenderedPageBreak/>
         <w:drawing>
-          <wp:inline distT="0" distB="0" distL="0" distR="0" wp14:anchorId="693363D6" wp14:editId="7B2D0E69">
-            <wp:extent cx="6400800" cy="1947545"/>
+          <wp:inline distT="0" distB="0" distL="0" distR="0" wp14:anchorId="7C020596" wp14:editId="39AF3B18">
+            <wp:extent cx="6400800" cy="1984375"/>
             <wp:effectExtent l="0" t="0" r="0" b="0"/>
-            <wp:docPr id="1364084238" name="Image 1"/>
+            <wp:docPr id="2015071101" name="Image 1"/>
             <wp:cNvGraphicFramePr>
               <a:graphicFrameLocks xmlns:a="http://schemas.openxmlformats.org/drawingml/2006/main" noChangeAspect="1"/>
             </wp:cNvGraphicFramePr>
@@ -4931,7 +4941,7 @@
               <a:graphicData uri="http://schemas.openxmlformats.org/drawingml/2006/picture">
                 <pic:pic xmlns:pic="http://schemas.openxmlformats.org/drawingml/2006/picture">
                   <pic:nvPicPr>
-                    <pic:cNvPr id="1364084238" name=""/>
+                    <pic:cNvPr id="2015071101" name=""/>
                     <pic:cNvPicPr/>
                   </pic:nvPicPr>
                   <pic:blipFill>
@@ -4943,7 +4953,7 @@
                   <pic:spPr>
                     <a:xfrm>
                       <a:off x="0" y="0"/>
-                      <a:ext cx="6400800" cy="1947545"/>
+                      <a:ext cx="6400800" cy="1984375"/>
                     </a:xfrm>
                     <a:prstGeom prst="rect">
                       <a:avLst/>
@@ -5005,6 +5015,7 @@
           <w:szCs w:val="16"/>
         </w:rPr>
       </w:pPr>
+      <w:proofErr w:type="gramStart"/>
       <w:r>
         <w:rPr>
           <w:rFonts w:ascii="Cascadia Mono" w:hAnsi="Cascadia Mono" w:cs="Cascadia Mono"/>
@@ -5014,6 +5025,7 @@
         </w:rPr>
         <w:t>public</w:t>
       </w:r>
+      <w:proofErr w:type="gramEnd"/>
       <w:r>
         <w:rPr>
           <w:rFonts w:ascii="Cascadia Mono" w:hAnsi="Cascadia Mono" w:cs="Cascadia Mono"/>
@@ -5023,6 +5035,7 @@
         </w:rPr>
         <w:t xml:space="preserve"> </w:t>
       </w:r>
+      <w:proofErr w:type="gramStart"/>
       <w:r>
         <w:rPr>
           <w:rFonts w:ascii="Cascadia Mono" w:hAnsi="Cascadia Mono" w:cs="Cascadia Mono"/>
@@ -5039,7 +5052,17 @@
           <w:sz w:val="16"/>
           <w:szCs w:val="16"/>
         </w:rPr>
-        <w:t>()</w:t>
+        <w:t>(</w:t>
+      </w:r>
+      <w:proofErr w:type="gramEnd"/>
+      <w:r>
+        <w:rPr>
+          <w:rFonts w:ascii="Cascadia Mono" w:hAnsi="Cascadia Mono" w:cs="Cascadia Mono"/>
+          <w:color w:val="000000"/>
+          <w:sz w:val="16"/>
+          <w:szCs w:val="16"/>
+        </w:rPr>
+        <w:t>)</w:t>
       </w:r>
     </w:p>
     <w:p>
@@ -5101,6 +5124,7 @@
         </w:rPr>
         <w:t xml:space="preserve">    </w:t>
       </w:r>
+      <w:proofErr w:type="gramStart"/>
       <w:r>
         <w:rPr>
           <w:rFonts w:ascii="Cascadia Mono" w:hAnsi="Cascadia Mono" w:cs="Cascadia Mono"/>
@@ -5108,7 +5132,17 @@
           <w:sz w:val="16"/>
           <w:szCs w:val="16"/>
         </w:rPr>
-        <w:t>idInstance = Guid.NewGuid();</w:t>
+        <w:t>idInstance</w:t>
+      </w:r>
+      <w:proofErr w:type="gramEnd"/>
+      <w:r>
+        <w:rPr>
+          <w:rFonts w:ascii="Cascadia Mono" w:hAnsi="Cascadia Mono" w:cs="Cascadia Mono"/>
+          <w:color w:val="000000"/>
+          <w:sz w:val="16"/>
+          <w:szCs w:val="16"/>
+        </w:rPr>
+        <w:t xml:space="preserve"> = Guid.NewGuid();</w:t>
       </w:r>
     </w:p>
     <w:p>
@@ -5229,7 +5263,29 @@
           <w:szCs w:val="16"/>
           <w:lang w:val="en-CA"/>
         </w:rPr>
-        <w:t xml:space="preserve"> List&lt;Zombie&gt;();</w:t>
+        <w:t xml:space="preserve"> List&lt;Zombie</w:t>
+      </w:r>
+      <w:proofErr w:type="gramStart"/>
+      <w:r>
+        <w:rPr>
+          <w:rFonts w:ascii="Cascadia Mono" w:hAnsi="Cascadia Mono" w:cs="Cascadia Mono"/>
+          <w:color w:val="000000"/>
+          <w:sz w:val="16"/>
+          <w:szCs w:val="16"/>
+          <w:lang w:val="en-CA"/>
+        </w:rPr>
+        <w:t>&gt;(</w:t>
+      </w:r>
+      <w:proofErr w:type="gramEnd"/>
+      <w:r>
+        <w:rPr>
+          <w:rFonts w:ascii="Cascadia Mono" w:hAnsi="Cascadia Mono" w:cs="Cascadia Mono"/>
+          <w:color w:val="000000"/>
+          <w:sz w:val="16"/>
+          <w:szCs w:val="16"/>
+          <w:lang w:val="en-CA"/>
+        </w:rPr>
+        <w:t>);</w:t>
       </w:r>
     </w:p>
     <w:p>
@@ -5281,7 +5337,29 @@
           <w:szCs w:val="16"/>
           <w:lang w:val="en-CA"/>
         </w:rPr>
-        <w:t xml:space="preserve"> List&lt;ZombieType&gt;();</w:t>
+        <w:t xml:space="preserve"> List&lt;ZombieType</w:t>
+      </w:r>
+      <w:proofErr w:type="gramStart"/>
+      <w:r>
+        <w:rPr>
+          <w:rFonts w:ascii="Cascadia Mono" w:hAnsi="Cascadia Mono" w:cs="Cascadia Mono"/>
+          <w:color w:val="000000"/>
+          <w:sz w:val="16"/>
+          <w:szCs w:val="16"/>
+          <w:lang w:val="en-CA"/>
+        </w:rPr>
+        <w:t>&gt;(</w:t>
+      </w:r>
+      <w:proofErr w:type="gramEnd"/>
+      <w:r>
+        <w:rPr>
+          <w:rFonts w:ascii="Cascadia Mono" w:hAnsi="Cascadia Mono" w:cs="Cascadia Mono"/>
+          <w:color w:val="000000"/>
+          <w:sz w:val="16"/>
+          <w:szCs w:val="16"/>
+          <w:lang w:val="en-CA"/>
+        </w:rPr>
+        <w:t>);</w:t>
       </w:r>
     </w:p>
     <w:p>
@@ -5333,7 +5411,29 @@
           <w:szCs w:val="16"/>
           <w:lang w:val="en-CA"/>
         </w:rPr>
-        <w:t xml:space="preserve"> List&lt;Weapon&gt;();</w:t>
+        <w:t xml:space="preserve"> List&lt;Weapon</w:t>
+      </w:r>
+      <w:proofErr w:type="gramStart"/>
+      <w:r>
+        <w:rPr>
+          <w:rFonts w:ascii="Cascadia Mono" w:hAnsi="Cascadia Mono" w:cs="Cascadia Mono"/>
+          <w:color w:val="000000"/>
+          <w:sz w:val="16"/>
+          <w:szCs w:val="16"/>
+          <w:lang w:val="en-CA"/>
+        </w:rPr>
+        <w:t>&gt;(</w:t>
+      </w:r>
+      <w:proofErr w:type="gramEnd"/>
+      <w:r>
+        <w:rPr>
+          <w:rFonts w:ascii="Cascadia Mono" w:hAnsi="Cascadia Mono" w:cs="Cascadia Mono"/>
+          <w:color w:val="000000"/>
+          <w:sz w:val="16"/>
+          <w:szCs w:val="16"/>
+          <w:lang w:val="en-CA"/>
+        </w:rPr>
+        <w:t>);</w:t>
       </w:r>
     </w:p>
     <w:p>
@@ -5475,7 +5575,73 @@
           <w:szCs w:val="16"/>
           <w:lang w:val="en-CA"/>
         </w:rPr>
-        <w:t>//    ZombieTypes.Add(new ZombieType() { TypeName = "Virus", Id = 1 });</w:t>
+        <w:t xml:space="preserve">//    ZombieTypes.Add(new </w:t>
+      </w:r>
+      <w:proofErr w:type="gramStart"/>
+      <w:r>
+        <w:rPr>
+          <w:rFonts w:ascii="Cascadia Mono" w:hAnsi="Cascadia Mono" w:cs="Cascadia Mono"/>
+          <w:color w:val="008000"/>
+          <w:sz w:val="16"/>
+          <w:szCs w:val="16"/>
+          <w:lang w:val="en-CA"/>
+        </w:rPr>
+        <w:t>ZombieType(</w:t>
+      </w:r>
+      <w:proofErr w:type="gramEnd"/>
+      <w:r>
+        <w:rPr>
+          <w:rFonts w:ascii="Cascadia Mono" w:hAnsi="Cascadia Mono" w:cs="Cascadia Mono"/>
+          <w:color w:val="008000"/>
+          <w:sz w:val="16"/>
+          <w:szCs w:val="16"/>
+          <w:lang w:val="en-CA"/>
+        </w:rPr>
+        <w:t xml:space="preserve">) </w:t>
+      </w:r>
+      <w:proofErr w:type="gramStart"/>
+      <w:r>
+        <w:rPr>
+          <w:rFonts w:ascii="Cascadia Mono" w:hAnsi="Cascadia Mono" w:cs="Cascadia Mono"/>
+          <w:color w:val="008000"/>
+          <w:sz w:val="16"/>
+          <w:szCs w:val="16"/>
+          <w:lang w:val="en-CA"/>
+        </w:rPr>
+        <w:t>{ TypeName</w:t>
+      </w:r>
+      <w:proofErr w:type="gramEnd"/>
+      <w:r>
+        <w:rPr>
+          <w:rFonts w:ascii="Cascadia Mono" w:hAnsi="Cascadia Mono" w:cs="Cascadia Mono"/>
+          <w:color w:val="008000"/>
+          <w:sz w:val="16"/>
+          <w:szCs w:val="16"/>
+          <w:lang w:val="en-CA"/>
+        </w:rPr>
+        <w:t xml:space="preserve"> = "Virus", Id = </w:t>
+      </w:r>
+      <w:proofErr w:type="gramStart"/>
+      <w:r>
+        <w:rPr>
+          <w:rFonts w:ascii="Cascadia Mono" w:hAnsi="Cascadia Mono" w:cs="Cascadia Mono"/>
+          <w:color w:val="008000"/>
+          <w:sz w:val="16"/>
+          <w:szCs w:val="16"/>
+          <w:lang w:val="en-CA"/>
+        </w:rPr>
+        <w:t>1 }</w:t>
+      </w:r>
+      <w:proofErr w:type="gramEnd"/>
+      <w:r>
+        <w:rPr>
+          <w:rFonts w:ascii="Cascadia Mono" w:hAnsi="Cascadia Mono" w:cs="Cascadia Mono"/>
+          <w:color w:val="008000"/>
+          <w:sz w:val="16"/>
+          <w:szCs w:val="16"/>
+          <w:lang w:val="en-CA"/>
+        </w:rPr>
+        <w:t>);</w:t>
       </w:r>
     </w:p>
     <w:p>
@@ -5517,7 +5683,73 @@
           <w:szCs w:val="16"/>
           <w:lang w:val="en-CA"/>
         </w:rPr>
-        <w:t>//    ZombieTypes.Add(new ZombieType() { TypeName = "Contact", Id = 2 });</w:t>
+        <w:t xml:space="preserve">//    ZombieTypes.Add(new </w:t>
+      </w:r>
+      <w:proofErr w:type="gramStart"/>
+      <w:r>
+        <w:rPr>
+          <w:rFonts w:ascii="Cascadia Mono" w:hAnsi="Cascadia Mono" w:cs="Cascadia Mono"/>
+          <w:color w:val="008000"/>
+          <w:sz w:val="16"/>
+          <w:szCs w:val="16"/>
+          <w:lang w:val="en-CA"/>
+        </w:rPr>
+        <w:t>ZombieType(</w:t>
+      </w:r>
+      <w:proofErr w:type="gramEnd"/>
+      <w:r>
+        <w:rPr>
+          <w:rFonts w:ascii="Cascadia Mono" w:hAnsi="Cascadia Mono" w:cs="Cascadia Mono"/>
+          <w:color w:val="008000"/>
+          <w:sz w:val="16"/>
+          <w:szCs w:val="16"/>
+          <w:lang w:val="en-CA"/>
+        </w:rPr>
+        <w:t xml:space="preserve">) </w:t>
+      </w:r>
+      <w:proofErr w:type="gramStart"/>
+      <w:r>
+        <w:rPr>
+          <w:rFonts w:ascii="Cascadia Mono" w:hAnsi="Cascadia Mono" w:cs="Cascadia Mono"/>
+          <w:color w:val="008000"/>
+          <w:sz w:val="16"/>
+          <w:szCs w:val="16"/>
+          <w:lang w:val="en-CA"/>
+        </w:rPr>
+        <w:t>{ TypeName</w:t>
+      </w:r>
+      <w:proofErr w:type="gramEnd"/>
+      <w:r>
+        <w:rPr>
+          <w:rFonts w:ascii="Cascadia Mono" w:hAnsi="Cascadia Mono" w:cs="Cascadia Mono"/>
+          <w:color w:val="008000"/>
+          <w:sz w:val="16"/>
+          <w:szCs w:val="16"/>
+          <w:lang w:val="en-CA"/>
+        </w:rPr>
+        <w:t xml:space="preserve"> = "Contact", Id = </w:t>
+      </w:r>
+      <w:proofErr w:type="gramStart"/>
+      <w:r>
+        <w:rPr>
+          <w:rFonts w:ascii="Cascadia Mono" w:hAnsi="Cascadia Mono" w:cs="Cascadia Mono"/>
+          <w:color w:val="008000"/>
+          <w:sz w:val="16"/>
+          <w:szCs w:val="16"/>
+          <w:lang w:val="en-CA"/>
+        </w:rPr>
+        <w:t>2 }</w:t>
+      </w:r>
+      <w:proofErr w:type="gramEnd"/>
+      <w:r>
+        <w:rPr>
+          <w:rFonts w:ascii="Cascadia Mono" w:hAnsi="Cascadia Mono" w:cs="Cascadia Mono"/>
+          <w:color w:val="008000"/>
+          <w:sz w:val="16"/>
+          <w:szCs w:val="16"/>
+          <w:lang w:val="en-CA"/>
+        </w:rPr>
+        <w:t>);</w:t>
       </w:r>
     </w:p>
     <w:p>
@@ -5559,7 +5791,73 @@
           <w:szCs w:val="16"/>
           <w:lang w:val="en-CA"/>
         </w:rPr>
-        <w:t>//    ZombieTypes.Add(new ZombieType() { TypeName = "Radioactif", Id = 3 });</w:t>
+        <w:t xml:space="preserve">//    ZombieTypes.Add(new </w:t>
+      </w:r>
+      <w:proofErr w:type="gramStart"/>
+      <w:r>
+        <w:rPr>
+          <w:rFonts w:ascii="Cascadia Mono" w:hAnsi="Cascadia Mono" w:cs="Cascadia Mono"/>
+          <w:color w:val="008000"/>
+          <w:sz w:val="16"/>
+          <w:szCs w:val="16"/>
+          <w:lang w:val="en-CA"/>
+        </w:rPr>
+        <w:t>ZombieType(</w:t>
+      </w:r>
+      <w:proofErr w:type="gramEnd"/>
+      <w:r>
+        <w:rPr>
+          <w:rFonts w:ascii="Cascadia Mono" w:hAnsi="Cascadia Mono" w:cs="Cascadia Mono"/>
+          <w:color w:val="008000"/>
+          <w:sz w:val="16"/>
+          <w:szCs w:val="16"/>
+          <w:lang w:val="en-CA"/>
+        </w:rPr>
+        <w:t xml:space="preserve">) </w:t>
+      </w:r>
+      <w:proofErr w:type="gramStart"/>
+      <w:r>
+        <w:rPr>
+          <w:rFonts w:ascii="Cascadia Mono" w:hAnsi="Cascadia Mono" w:cs="Cascadia Mono"/>
+          <w:color w:val="008000"/>
+          <w:sz w:val="16"/>
+          <w:szCs w:val="16"/>
+          <w:lang w:val="en-CA"/>
+        </w:rPr>
+        <w:t>{ TypeName</w:t>
+      </w:r>
+      <w:proofErr w:type="gramEnd"/>
+      <w:r>
+        <w:rPr>
+          <w:rFonts w:ascii="Cascadia Mono" w:hAnsi="Cascadia Mono" w:cs="Cascadia Mono"/>
+          <w:color w:val="008000"/>
+          <w:sz w:val="16"/>
+          <w:szCs w:val="16"/>
+          <w:lang w:val="en-CA"/>
+        </w:rPr>
+        <w:t xml:space="preserve"> = "Radioactif", Id = </w:t>
+      </w:r>
+      <w:proofErr w:type="gramStart"/>
+      <w:r>
+        <w:rPr>
+          <w:rFonts w:ascii="Cascadia Mono" w:hAnsi="Cascadia Mono" w:cs="Cascadia Mono"/>
+          <w:color w:val="008000"/>
+          <w:sz w:val="16"/>
+          <w:szCs w:val="16"/>
+          <w:lang w:val="en-CA"/>
+        </w:rPr>
+        <w:t>3 }</w:t>
+      </w:r>
+      <w:proofErr w:type="gramEnd"/>
+      <w:r>
+        <w:rPr>
+          <w:rFonts w:ascii="Cascadia Mono" w:hAnsi="Cascadia Mono" w:cs="Cascadia Mono"/>
+          <w:color w:val="008000"/>
+          <w:sz w:val="16"/>
+          <w:szCs w:val="16"/>
+          <w:lang w:val="en-CA"/>
+        </w:rPr>
+        <w:t>);</w:t>
       </w:r>
     </w:p>
     <w:p>
@@ -5698,8 +5996,59 @@
           <w:sz w:val="16"/>
           <w:szCs w:val="16"/>
         </w:rPr>
-        <w:t>//Zombies.Add(new Zombie() { Name = "LeChuck", Point = 5, ZombieTypeId = 2 });</w:t>
-      </w:r>
+        <w:t xml:space="preserve">//Zombies.Add(new </w:t>
+      </w:r>
+      <w:proofErr w:type="gramStart"/>
+      <w:r>
+        <w:rPr>
+          <w:rFonts w:ascii="Cascadia Mono" w:hAnsi="Cascadia Mono" w:cs="Cascadia Mono"/>
+          <w:color w:val="008000"/>
+          <w:sz w:val="16"/>
+          <w:szCs w:val="16"/>
+        </w:rPr>
+        <w:t>Zombie(</w:t>
+      </w:r>
+      <w:proofErr w:type="gramEnd"/>
+      <w:r>
+        <w:rPr>
+          <w:rFonts w:ascii="Cascadia Mono" w:hAnsi="Cascadia Mono" w:cs="Cascadia Mono"/>
+          <w:color w:val="008000"/>
+          <w:sz w:val="16"/>
+          <w:szCs w:val="16"/>
+        </w:rPr>
+        <w:t xml:space="preserve">) </w:t>
+      </w:r>
+      <w:proofErr w:type="gramStart"/>
+      <w:r>
+        <w:rPr>
+          <w:rFonts w:ascii="Cascadia Mono" w:hAnsi="Cascadia Mono" w:cs="Cascadia Mono"/>
+          <w:color w:val="008000"/>
+          <w:sz w:val="16"/>
+          <w:szCs w:val="16"/>
+        </w:rPr>
+        <w:t>{ Name</w:t>
+      </w:r>
+      <w:proofErr w:type="gramEnd"/>
+      <w:r>
+        <w:rPr>
+          <w:rFonts w:ascii="Cascadia Mono" w:hAnsi="Cascadia Mono" w:cs="Cascadia Mono"/>
+          <w:color w:val="008000"/>
+          <w:sz w:val="16"/>
+          <w:szCs w:val="16"/>
+        </w:rPr>
+        <w:t xml:space="preserve"> = "LeChuck", Point = 5, ZombieTypeId = </w:t>
+      </w:r>
+      <w:proofErr w:type="gramStart"/>
+      <w:r>
+        <w:rPr>
+          <w:rFonts w:ascii="Cascadia Mono" w:hAnsi="Cascadia Mono" w:cs="Cascadia Mono"/>
+          <w:color w:val="008000"/>
+          <w:sz w:val="16"/>
+          <w:szCs w:val="16"/>
+        </w:rPr>
+        <w:t>2 });</w:t>
+      </w:r>
+      <w:proofErr w:type="gramEnd"/>
     </w:p>
     <w:p>
       <w:pPr>
@@ -5737,8 +6086,59 @@
           <w:sz w:val="16"/>
           <w:szCs w:val="16"/>
         </w:rPr>
-        <w:t>//Zombies.Add(new Zombie() { Name = "Lenore", Point = 4, ZombieTypeId = 2 });</w:t>
-      </w:r>
+        <w:t xml:space="preserve">//Zombies.Add(new </w:t>
+      </w:r>
+      <w:proofErr w:type="gramStart"/>
+      <w:r>
+        <w:rPr>
+          <w:rFonts w:ascii="Cascadia Mono" w:hAnsi="Cascadia Mono" w:cs="Cascadia Mono"/>
+          <w:color w:val="008000"/>
+          <w:sz w:val="16"/>
+          <w:szCs w:val="16"/>
+        </w:rPr>
+        <w:t>Zombie(</w:t>
+      </w:r>
+      <w:proofErr w:type="gramEnd"/>
+      <w:r>
+        <w:rPr>
+          <w:rFonts w:ascii="Cascadia Mono" w:hAnsi="Cascadia Mono" w:cs="Cascadia Mono"/>
+          <w:color w:val="008000"/>
+          <w:sz w:val="16"/>
+          <w:szCs w:val="16"/>
+        </w:rPr>
+        <w:t xml:space="preserve">) </w:t>
+      </w:r>
+      <w:proofErr w:type="gramStart"/>
+      <w:r>
+        <w:rPr>
+          <w:rFonts w:ascii="Cascadia Mono" w:hAnsi="Cascadia Mono" w:cs="Cascadia Mono"/>
+          <w:color w:val="008000"/>
+          <w:sz w:val="16"/>
+          <w:szCs w:val="16"/>
+        </w:rPr>
+        <w:t>{ Name</w:t>
+      </w:r>
+      <w:proofErr w:type="gramEnd"/>
+      <w:r>
+        <w:rPr>
+          <w:rFonts w:ascii="Cascadia Mono" w:hAnsi="Cascadia Mono" w:cs="Cascadia Mono"/>
+          <w:color w:val="008000"/>
+          <w:sz w:val="16"/>
+          <w:szCs w:val="16"/>
+        </w:rPr>
+        <w:t xml:space="preserve"> = "Lenore", Point = 4, ZombieTypeId = </w:t>
+      </w:r>
+      <w:proofErr w:type="gramStart"/>
+      <w:r>
+        <w:rPr>
+          <w:rFonts w:ascii="Cascadia Mono" w:hAnsi="Cascadia Mono" w:cs="Cascadia Mono"/>
+          <w:color w:val="008000"/>
+          <w:sz w:val="16"/>
+          <w:szCs w:val="16"/>
+        </w:rPr>
+        <w:t>2 });</w:t>
+      </w:r>
+      <w:proofErr w:type="gramEnd"/>
     </w:p>
     <w:p>
       <w:pPr>
@@ -5776,8 +6176,59 @@
           <w:sz w:val="16"/>
           <w:szCs w:val="16"/>
         </w:rPr>
-        <w:t>//Zombies.Add(new Zombie() { Name = "Draugr", Point = 2, ZombieTypeId = 3 });</w:t>
-      </w:r>
+        <w:t xml:space="preserve">//Zombies.Add(new </w:t>
+      </w:r>
+      <w:proofErr w:type="gramStart"/>
+      <w:r>
+        <w:rPr>
+          <w:rFonts w:ascii="Cascadia Mono" w:hAnsi="Cascadia Mono" w:cs="Cascadia Mono"/>
+          <w:color w:val="008000"/>
+          <w:sz w:val="16"/>
+          <w:szCs w:val="16"/>
+        </w:rPr>
+        <w:t>Zombie(</w:t>
+      </w:r>
+      <w:proofErr w:type="gramEnd"/>
+      <w:r>
+        <w:rPr>
+          <w:rFonts w:ascii="Cascadia Mono" w:hAnsi="Cascadia Mono" w:cs="Cascadia Mono"/>
+          <w:color w:val="008000"/>
+          <w:sz w:val="16"/>
+          <w:szCs w:val="16"/>
+        </w:rPr>
+        <w:t xml:space="preserve">) </w:t>
+      </w:r>
+      <w:proofErr w:type="gramStart"/>
+      <w:r>
+        <w:rPr>
+          <w:rFonts w:ascii="Cascadia Mono" w:hAnsi="Cascadia Mono" w:cs="Cascadia Mono"/>
+          <w:color w:val="008000"/>
+          <w:sz w:val="16"/>
+          <w:szCs w:val="16"/>
+        </w:rPr>
+        <w:t>{ Name</w:t>
+      </w:r>
+      <w:proofErr w:type="gramEnd"/>
+      <w:r>
+        <w:rPr>
+          <w:rFonts w:ascii="Cascadia Mono" w:hAnsi="Cascadia Mono" w:cs="Cascadia Mono"/>
+          <w:color w:val="008000"/>
+          <w:sz w:val="16"/>
+          <w:szCs w:val="16"/>
+        </w:rPr>
+        <w:t xml:space="preserve"> = "Draugr", Point = 2, ZombieTypeId = </w:t>
+      </w:r>
+      <w:proofErr w:type="gramStart"/>
+      <w:r>
+        <w:rPr>
+          <w:rFonts w:ascii="Cascadia Mono" w:hAnsi="Cascadia Mono" w:cs="Cascadia Mono"/>
+          <w:color w:val="008000"/>
+          <w:sz w:val="16"/>
+          <w:szCs w:val="16"/>
+        </w:rPr>
+        <w:t>3 });</w:t>
+      </w:r>
+      <w:proofErr w:type="gramEnd"/>
     </w:p>
     <w:p>
       <w:pPr>
@@ -5815,8 +6266,59 @@
           <w:sz w:val="16"/>
           <w:szCs w:val="16"/>
         </w:rPr>
-        <w:t>//Zombies.Add(new Zombie() { Name = "Ragamuffin", Point = 5, ZombieTypeId = 1 });</w:t>
-      </w:r>
+        <w:t xml:space="preserve">//Zombies.Add(new </w:t>
+      </w:r>
+      <w:proofErr w:type="gramStart"/>
+      <w:r>
+        <w:rPr>
+          <w:rFonts w:ascii="Cascadia Mono" w:hAnsi="Cascadia Mono" w:cs="Cascadia Mono"/>
+          <w:color w:val="008000"/>
+          <w:sz w:val="16"/>
+          <w:szCs w:val="16"/>
+        </w:rPr>
+        <w:t>Zombie(</w:t>
+      </w:r>
+      <w:proofErr w:type="gramEnd"/>
+      <w:r>
+        <w:rPr>
+          <w:rFonts w:ascii="Cascadia Mono" w:hAnsi="Cascadia Mono" w:cs="Cascadia Mono"/>
+          <w:color w:val="008000"/>
+          <w:sz w:val="16"/>
+          <w:szCs w:val="16"/>
+        </w:rPr>
+        <w:t xml:space="preserve">) </w:t>
+      </w:r>
+      <w:proofErr w:type="gramStart"/>
+      <w:r>
+        <w:rPr>
+          <w:rFonts w:ascii="Cascadia Mono" w:hAnsi="Cascadia Mono" w:cs="Cascadia Mono"/>
+          <w:color w:val="008000"/>
+          <w:sz w:val="16"/>
+          <w:szCs w:val="16"/>
+        </w:rPr>
+        <w:t>{ Name</w:t>
+      </w:r>
+      <w:proofErr w:type="gramEnd"/>
+      <w:r>
+        <w:rPr>
+          <w:rFonts w:ascii="Cascadia Mono" w:hAnsi="Cascadia Mono" w:cs="Cascadia Mono"/>
+          <w:color w:val="008000"/>
+          <w:sz w:val="16"/>
+          <w:szCs w:val="16"/>
+        </w:rPr>
+        <w:t xml:space="preserve"> = "Ragamuffin", Point = 5, ZombieTypeId = </w:t>
+      </w:r>
+      <w:proofErr w:type="gramStart"/>
+      <w:r>
+        <w:rPr>
+          <w:rFonts w:ascii="Cascadia Mono" w:hAnsi="Cascadia Mono" w:cs="Cascadia Mono"/>
+          <w:color w:val="008000"/>
+          <w:sz w:val="16"/>
+          <w:szCs w:val="16"/>
+        </w:rPr>
+        <w:t>1 });</w:t>
+      </w:r>
+      <w:proofErr w:type="gramEnd"/>
     </w:p>
     <w:p>
       <w:pPr>
@@ -5856,7 +6358,73 @@
           <w:szCs w:val="16"/>
           <w:lang w:val="en-CA"/>
         </w:rPr>
-        <w:t>//Zombies.Add(new Zombie() { Name = "Taxidermy", Point = 1, ZombieTypeId = 2 });</w:t>
+        <w:t xml:space="preserve">//Zombies.Add(new </w:t>
+      </w:r>
+      <w:proofErr w:type="gramStart"/>
+      <w:r>
+        <w:rPr>
+          <w:rFonts w:ascii="Cascadia Mono" w:hAnsi="Cascadia Mono" w:cs="Cascadia Mono"/>
+          <w:color w:val="008000"/>
+          <w:sz w:val="16"/>
+          <w:szCs w:val="16"/>
+          <w:lang w:val="en-CA"/>
+        </w:rPr>
+        <w:t>Zombie(</w:t>
+      </w:r>
+      <w:proofErr w:type="gramEnd"/>
+      <w:r>
+        <w:rPr>
+          <w:rFonts w:ascii="Cascadia Mono" w:hAnsi="Cascadia Mono" w:cs="Cascadia Mono"/>
+          <w:color w:val="008000"/>
+          <w:sz w:val="16"/>
+          <w:szCs w:val="16"/>
+          <w:lang w:val="en-CA"/>
+        </w:rPr>
+        <w:t xml:space="preserve">) </w:t>
+      </w:r>
+      <w:proofErr w:type="gramStart"/>
+      <w:r>
+        <w:rPr>
+          <w:rFonts w:ascii="Cascadia Mono" w:hAnsi="Cascadia Mono" w:cs="Cascadia Mono"/>
+          <w:color w:val="008000"/>
+          <w:sz w:val="16"/>
+          <w:szCs w:val="16"/>
+          <w:lang w:val="en-CA"/>
+        </w:rPr>
+        <w:t>{ Name</w:t>
+      </w:r>
+      <w:proofErr w:type="gramEnd"/>
+      <w:r>
+        <w:rPr>
+          <w:rFonts w:ascii="Cascadia Mono" w:hAnsi="Cascadia Mono" w:cs="Cascadia Mono"/>
+          <w:color w:val="008000"/>
+          <w:sz w:val="16"/>
+          <w:szCs w:val="16"/>
+          <w:lang w:val="en-CA"/>
+        </w:rPr>
+        <w:t xml:space="preserve"> = "Taxidermy", Point = 1, ZombieTypeId = </w:t>
+      </w:r>
+      <w:proofErr w:type="gramStart"/>
+      <w:r>
+        <w:rPr>
+          <w:rFonts w:ascii="Cascadia Mono" w:hAnsi="Cascadia Mono" w:cs="Cascadia Mono"/>
+          <w:color w:val="008000"/>
+          <w:sz w:val="16"/>
+          <w:szCs w:val="16"/>
+          <w:lang w:val="en-CA"/>
+        </w:rPr>
+        <w:t>2 }</w:t>
+      </w:r>
+      <w:proofErr w:type="gramEnd"/>
+      <w:r>
+        <w:rPr>
+          <w:rFonts w:ascii="Cascadia Mono" w:hAnsi="Cascadia Mono" w:cs="Cascadia Mono"/>
+          <w:color w:val="008000"/>
+          <w:sz w:val="16"/>
+          <w:szCs w:val="16"/>
+          <w:lang w:val="en-CA"/>
+        </w:rPr>
+        <w:t>);</w:t>
       </w:r>
     </w:p>
     <w:p>
@@ -5906,8 +6474,59 @@
           <w:sz w:val="16"/>
           <w:szCs w:val="16"/>
         </w:rPr>
-        <w:t>//Zombies.Add(new Zombie() { Name = "chien de l'enfer", Point = 7, ZombieTypeId= 1 });</w:t>
-      </w:r>
+        <w:t xml:space="preserve">//Zombies.Add(new </w:t>
+      </w:r>
+      <w:proofErr w:type="gramStart"/>
+      <w:r>
+        <w:rPr>
+          <w:rFonts w:ascii="Cascadia Mono" w:hAnsi="Cascadia Mono" w:cs="Cascadia Mono"/>
+          <w:color w:val="008000"/>
+          <w:sz w:val="16"/>
+          <w:szCs w:val="16"/>
+        </w:rPr>
+        <w:t>Zombie(</w:t>
+      </w:r>
+      <w:proofErr w:type="gramEnd"/>
+      <w:r>
+        <w:rPr>
+          <w:rFonts w:ascii="Cascadia Mono" w:hAnsi="Cascadia Mono" w:cs="Cascadia Mono"/>
+          <w:color w:val="008000"/>
+          <w:sz w:val="16"/>
+          <w:szCs w:val="16"/>
+        </w:rPr>
+        <w:t xml:space="preserve">) </w:t>
+      </w:r>
+      <w:proofErr w:type="gramStart"/>
+      <w:r>
+        <w:rPr>
+          <w:rFonts w:ascii="Cascadia Mono" w:hAnsi="Cascadia Mono" w:cs="Cascadia Mono"/>
+          <w:color w:val="008000"/>
+          <w:sz w:val="16"/>
+          <w:szCs w:val="16"/>
+        </w:rPr>
+        <w:t>{ Name</w:t>
+      </w:r>
+      <w:proofErr w:type="gramEnd"/>
+      <w:r>
+        <w:rPr>
+          <w:rFonts w:ascii="Cascadia Mono" w:hAnsi="Cascadia Mono" w:cs="Cascadia Mono"/>
+          <w:color w:val="008000"/>
+          <w:sz w:val="16"/>
+          <w:szCs w:val="16"/>
+        </w:rPr>
+        <w:t xml:space="preserve"> = "chien de l'enfer", Point = 7, ZombieTypeId= </w:t>
+      </w:r>
+      <w:proofErr w:type="gramStart"/>
+      <w:r>
+        <w:rPr>
+          <w:rFonts w:ascii="Cascadia Mono" w:hAnsi="Cascadia Mono" w:cs="Cascadia Mono"/>
+          <w:color w:val="008000"/>
+          <w:sz w:val="16"/>
+          <w:szCs w:val="16"/>
+        </w:rPr>
+        <w:t>1 });</w:t>
+      </w:r>
+      <w:proofErr w:type="gramEnd"/>
     </w:p>
     <w:p>
       <w:pPr>
@@ -5945,8 +6564,59 @@
           <w:sz w:val="16"/>
           <w:szCs w:val="16"/>
         </w:rPr>
-        <w:t>//Zombies.Add(new Zombie() { Name = "Avogadro", Point = 9, ZombieTypeId = 3 });</w:t>
-      </w:r>
+        <w:t xml:space="preserve">//Zombies.Add(new </w:t>
+      </w:r>
+      <w:proofErr w:type="gramStart"/>
+      <w:r>
+        <w:rPr>
+          <w:rFonts w:ascii="Cascadia Mono" w:hAnsi="Cascadia Mono" w:cs="Cascadia Mono"/>
+          <w:color w:val="008000"/>
+          <w:sz w:val="16"/>
+          <w:szCs w:val="16"/>
+        </w:rPr>
+        <w:t>Zombie(</w:t>
+      </w:r>
+      <w:proofErr w:type="gramEnd"/>
+      <w:r>
+        <w:rPr>
+          <w:rFonts w:ascii="Cascadia Mono" w:hAnsi="Cascadia Mono" w:cs="Cascadia Mono"/>
+          <w:color w:val="008000"/>
+          <w:sz w:val="16"/>
+          <w:szCs w:val="16"/>
+        </w:rPr>
+        <w:t xml:space="preserve">) </w:t>
+      </w:r>
+      <w:proofErr w:type="gramStart"/>
+      <w:r>
+        <w:rPr>
+          <w:rFonts w:ascii="Cascadia Mono" w:hAnsi="Cascadia Mono" w:cs="Cascadia Mono"/>
+          <w:color w:val="008000"/>
+          <w:sz w:val="16"/>
+          <w:szCs w:val="16"/>
+        </w:rPr>
+        <w:t>{ Name</w:t>
+      </w:r>
+      <w:proofErr w:type="gramEnd"/>
+      <w:r>
+        <w:rPr>
+          <w:rFonts w:ascii="Cascadia Mono" w:hAnsi="Cascadia Mono" w:cs="Cascadia Mono"/>
+          <w:color w:val="008000"/>
+          <w:sz w:val="16"/>
+          <w:szCs w:val="16"/>
+        </w:rPr>
+        <w:t xml:space="preserve"> = "Avogadro", Point = 9, ZombieTypeId = </w:t>
+      </w:r>
+      <w:proofErr w:type="gramStart"/>
+      <w:r>
+        <w:rPr>
+          <w:rFonts w:ascii="Cascadia Mono" w:hAnsi="Cascadia Mono" w:cs="Cascadia Mono"/>
+          <w:color w:val="008000"/>
+          <w:sz w:val="16"/>
+          <w:szCs w:val="16"/>
+        </w:rPr>
+        <w:t>3 });</w:t>
+      </w:r>
+      <w:proofErr w:type="gramEnd"/>
     </w:p>
     <w:p>
       <w:pPr>
@@ -6200,8 +6870,19 @@
           <w:sz w:val="19"/>
           <w:szCs w:val="19"/>
         </w:rPr>
-        <w:t>[Range(</w:t>
-      </w:r>
+        <w:t>[</w:t>
+      </w:r>
+      <w:proofErr w:type="gramStart"/>
+      <w:r>
+        <w:rPr>
+          <w:rFonts w:ascii="Cascadia Mono" w:hAnsi="Cascadia Mono" w:cs="Cascadia Mono"/>
+          <w:color w:val="000000"/>
+          <w:sz w:val="19"/>
+          <w:szCs w:val="19"/>
+        </w:rPr>
+        <w:t>Range(</w:t>
+      </w:r>
+      <w:proofErr w:type="gramEnd"/>
       <w:r>
         <w:rPr>
           <w:rFonts w:ascii="Cascadia Mono" w:hAnsi="Cascadia Mono" w:cs="Cascadia Mono"/>
@@ -6238,6 +6919,7 @@
         </w:rPr>
         <w:t xml:space="preserve">, ErrorMessage = </w:t>
       </w:r>
+      <w:proofErr w:type="gramStart"/>
       <w:r>
         <w:rPr>
           <w:rFonts w:ascii="Cascadia Mono" w:hAnsi="Cascadia Mono" w:cs="Cascadia Mono"/>
@@ -6245,7 +6927,17 @@
           <w:sz w:val="19"/>
           <w:szCs w:val="19"/>
         </w:rPr>
-        <w:t>"{0} require</w:t>
+        <w:t>"{</w:t>
+      </w:r>
+      <w:proofErr w:type="gramEnd"/>
+      <w:r>
+        <w:rPr>
+          <w:rFonts w:ascii="Cascadia Mono" w:hAnsi="Cascadia Mono" w:cs="Cascadia Mono"/>
+          <w:color w:val="A31515"/>
+          <w:sz w:val="19"/>
+          <w:szCs w:val="19"/>
+        </w:rPr>
+        <w:t>0} require</w:t>
       </w:r>
       <w:r>
         <w:rPr>
@@ -6791,7 +7483,18 @@
           <w:szCs w:val="19"/>
           <w:lang w:val="en-CA"/>
         </w:rPr>
-        <w:t xml:space="preserve"> _baseDonnees { </w:t>
+        <w:t xml:space="preserve"> _baseDonnees </w:t>
+      </w:r>
+      <w:proofErr w:type="gramStart"/>
+      <w:r>
+        <w:rPr>
+          <w:rFonts w:ascii="Cascadia Mono" w:hAnsi="Cascadia Mono" w:cs="Cascadia Mono"/>
+          <w:color w:val="000000"/>
+          <w:sz w:val="19"/>
+          <w:szCs w:val="19"/>
+          <w:lang w:val="en-CA"/>
+        </w:rPr>
+        <w:t xml:space="preserve">{ </w:t>
       </w:r>
       <w:r>
         <w:rPr>
@@ -6803,6 +7506,7 @@
         </w:rPr>
         <w:t>get</w:t>
       </w:r>
+      <w:proofErr w:type="gramEnd"/>
       <w:r>
         <w:rPr>
           <w:rFonts w:ascii="Cascadia Mono" w:hAnsi="Cascadia Mono" w:cs="Cascadia Mono"/>
@@ -6823,6 +7527,7 @@
         </w:rPr>
         <w:t>set</w:t>
       </w:r>
+      <w:proofErr w:type="gramStart"/>
       <w:r>
         <w:rPr>
           <w:rFonts w:ascii="Cascadia Mono" w:hAnsi="Cascadia Mono" w:cs="Cascadia Mono"/>
@@ -6833,6 +7538,7 @@
         </w:rPr>
         <w:t>; }</w:t>
       </w:r>
+      <w:proofErr w:type="gramEnd"/>
     </w:p>
     <w:p>
       <w:pPr>
@@ -6888,6 +7594,7 @@
         </w:rPr>
         <w:t xml:space="preserve">        </w:t>
       </w:r>
+      <w:proofErr w:type="gramStart"/>
       <w:r>
         <w:rPr>
           <w:rFonts w:ascii="Cascadia Mono" w:hAnsi="Cascadia Mono" w:cs="Cascadia Mono"/>
@@ -6897,6 +7604,7 @@
         </w:rPr>
         <w:t>public</w:t>
       </w:r>
+      <w:proofErr w:type="gramEnd"/>
       <w:r>
         <w:rPr>
           <w:rFonts w:ascii="Cascadia Mono" w:hAnsi="Cascadia Mono" w:cs="Cascadia Mono"/>
@@ -6906,6 +7614,7 @@
         </w:rPr>
         <w:t xml:space="preserve"> </w:t>
       </w:r>
+      <w:proofErr w:type="gramStart"/>
       <w:r>
         <w:rPr>
           <w:rFonts w:ascii="Cascadia Mono" w:hAnsi="Cascadia Mono" w:cs="Cascadia Mono"/>
@@ -6924,6 +7633,7 @@
         </w:rPr>
         <w:t>(</w:t>
       </w:r>
+      <w:proofErr w:type="gramEnd"/>
       <w:r>
         <w:rPr>
           <w:rFonts w:ascii="Cascadia Mono" w:hAnsi="Cascadia Mono" w:cs="Cascadia Mono"/>
@@ -7296,7 +8006,29 @@
           <w:szCs w:val="19"/>
           <w:lang w:val="en-US"/>
         </w:rPr>
-        <w:t>="col-2"&gt;</w:t>
+        <w:t>="</w:t>
+      </w:r>
+      <w:proofErr w:type="gramStart"/>
+      <w:r>
+        <w:rPr>
+          <w:rFonts w:ascii="Cascadia Mono" w:hAnsi="Cascadia Mono" w:cs="Cascadia Mono"/>
+          <w:color w:val="0000FF"/>
+          <w:sz w:val="19"/>
+          <w:szCs w:val="19"/>
+          <w:lang w:val="en-US"/>
+        </w:rPr>
+        <w:t>col</w:t>
+      </w:r>
+      <w:proofErr w:type="gramEnd"/>
+      <w:r>
+        <w:rPr>
+          <w:rFonts w:ascii="Cascadia Mono" w:hAnsi="Cascadia Mono" w:cs="Cascadia Mono"/>
+          <w:color w:val="0000FF"/>
+          <w:sz w:val="19"/>
+          <w:szCs w:val="19"/>
+          <w:lang w:val="en-US"/>
+        </w:rPr>
+        <w:t>-2"&gt;</w:t>
       </w:r>
     </w:p>
     <w:p>
@@ -8850,7 +9582,29 @@
           <w:szCs w:val="19"/>
           <w:lang w:val="en-CA"/>
         </w:rPr>
-        <w:t xml:space="preserve"> IActionResult Index()</w:t>
+        <w:t xml:space="preserve"> IActionResult </w:t>
+      </w:r>
+      <w:proofErr w:type="gramStart"/>
+      <w:r>
+        <w:rPr>
+          <w:rFonts w:ascii="Cascadia Mono" w:hAnsi="Cascadia Mono" w:cs="Cascadia Mono"/>
+          <w:color w:val="000000"/>
+          <w:sz w:val="19"/>
+          <w:szCs w:val="19"/>
+          <w:lang w:val="en-CA"/>
+        </w:rPr>
+        <w:t>Index(</w:t>
+      </w:r>
+      <w:proofErr w:type="gramEnd"/>
+      <w:r>
+        <w:rPr>
+          <w:rFonts w:ascii="Cascadia Mono" w:hAnsi="Cascadia Mono" w:cs="Cascadia Mono"/>
+          <w:color w:val="000000"/>
+          <w:sz w:val="19"/>
+          <w:szCs w:val="19"/>
+          <w:lang w:val="en-CA"/>
+        </w:rPr>
+        <w:t>)</w:t>
       </w:r>
     </w:p>
     <w:p>
@@ -8950,7 +9704,31 @@
           <w:highlight w:val="cyan"/>
           <w:lang w:val="en-CA"/>
         </w:rPr>
-        <w:t>ombiesList = _baseDonnees.Zombies.ToList();</w:t>
+        <w:t>ombiesList = _</w:t>
+      </w:r>
+      <w:proofErr w:type="gramStart"/>
+      <w:r>
+        <w:rPr>
+          <w:rFonts w:ascii="Cascadia Mono" w:hAnsi="Cascadia Mono" w:cs="Cascadia Mono"/>
+          <w:color w:val="000000"/>
+          <w:sz w:val="19"/>
+          <w:szCs w:val="19"/>
+          <w:highlight w:val="cyan"/>
+          <w:lang w:val="en-CA"/>
+        </w:rPr>
+        <w:t>baseDonnees.Zombies.ToList</w:t>
+      </w:r>
+      <w:proofErr w:type="gramEnd"/>
+      <w:r>
+        <w:rPr>
+          <w:rFonts w:ascii="Cascadia Mono" w:hAnsi="Cascadia Mono" w:cs="Cascadia Mono"/>
+          <w:color w:val="000000"/>
+          <w:sz w:val="19"/>
+          <w:szCs w:val="19"/>
+          <w:highlight w:val="cyan"/>
+          <w:lang w:val="en-CA"/>
+        </w:rPr>
+        <w:t>();</w:t>
       </w:r>
     </w:p>
     <w:p>
@@ -9264,6 +10042,7 @@
           <w:szCs w:val="19"/>
         </w:rPr>
       </w:pPr>
+      <w:proofErr w:type="gramStart"/>
       <w:r>
         <w:rPr>
           <w:rFonts w:ascii="Cascadia Mono" w:hAnsi="Cascadia Mono" w:cs="Cascadia Mono"/>
@@ -9273,6 +10052,7 @@
         </w:rPr>
         <w:t>public</w:t>
       </w:r>
+      <w:proofErr w:type="gramEnd"/>
       <w:r>
         <w:rPr>
           <w:rFonts w:ascii="Cascadia Mono" w:hAnsi="Cascadia Mono" w:cs="Cascadia Mono"/>
@@ -9430,7 +10210,18 @@
           <w:szCs w:val="19"/>
           <w:lang w:val="en-CA"/>
         </w:rPr>
-        <w:t xml:space="preserve"> Zombie Zombie { </w:t>
+        <w:t xml:space="preserve"> Zombie Zombie </w:t>
+      </w:r>
+      <w:proofErr w:type="gramStart"/>
+      <w:r>
+        <w:rPr>
+          <w:rFonts w:ascii="Cascadia Mono" w:hAnsi="Cascadia Mono" w:cs="Cascadia Mono"/>
+          <w:color w:val="000000"/>
+          <w:sz w:val="19"/>
+          <w:szCs w:val="19"/>
+          <w:lang w:val="en-CA"/>
+        </w:rPr>
+        <w:t xml:space="preserve">{ </w:t>
       </w:r>
       <w:r>
         <w:rPr>
@@ -9442,6 +10233,7 @@
         </w:rPr>
         <w:t>get</w:t>
       </w:r>
+      <w:proofErr w:type="gramEnd"/>
       <w:r>
         <w:rPr>
           <w:rFonts w:ascii="Cascadia Mono" w:hAnsi="Cascadia Mono" w:cs="Cascadia Mono"/>
@@ -9462,6 +10254,7 @@
         </w:rPr>
         <w:t>set</w:t>
       </w:r>
+      <w:proofErr w:type="gramStart"/>
       <w:r>
         <w:rPr>
           <w:rFonts w:ascii="Cascadia Mono" w:hAnsi="Cascadia Mono" w:cs="Cascadia Mono"/>
@@ -9472,6 +10265,7 @@
         </w:rPr>
         <w:t>; }</w:t>
       </w:r>
+      <w:proofErr w:type="gramEnd"/>
     </w:p>
     <w:p>
       <w:pPr>
@@ -9580,6 +10374,7 @@
         </w:rPr>
         <w:t xml:space="preserve">SelectList? ZombieTypeSelectList </w:t>
       </w:r>
+      <w:proofErr w:type="gramStart"/>
       <w:r>
         <w:rPr>
           <w:rFonts w:ascii="Cascadia Mono" w:hAnsi="Cascadia Mono" w:cs="Cascadia Mono"/>
@@ -9588,8 +10383,31 @@
           <w:szCs w:val="19"/>
           <w:lang w:val="en-CA"/>
         </w:rPr>
-        <w:t>{ get; set; }</w:t>
-      </w:r>
+        <w:t>{ get</w:t>
+      </w:r>
+      <w:proofErr w:type="gramEnd"/>
+      <w:r>
+        <w:rPr>
+          <w:rFonts w:ascii="Cascadia Mono" w:hAnsi="Cascadia Mono" w:cs="Cascadia Mono"/>
+          <w:color w:val="0000FF"/>
+          <w:sz w:val="19"/>
+          <w:szCs w:val="19"/>
+          <w:lang w:val="en-CA"/>
+        </w:rPr>
+        <w:t>; set</w:t>
+      </w:r>
+      <w:proofErr w:type="gramStart"/>
+      <w:r>
+        <w:rPr>
+          <w:rFonts w:ascii="Cascadia Mono" w:hAnsi="Cascadia Mono" w:cs="Cascadia Mono"/>
+          <w:color w:val="0000FF"/>
+          <w:sz w:val="19"/>
+          <w:szCs w:val="19"/>
+          <w:lang w:val="en-CA"/>
+        </w:rPr>
+        <w:t>; }</w:t>
+      </w:r>
+      <w:proofErr w:type="gramEnd"/>
     </w:p>
     <w:p>
       <w:pPr>
@@ -9680,7 +10498,29 @@
           <w:szCs w:val="19"/>
           <w:lang w:val="en-US"/>
         </w:rPr>
-        <w:t xml:space="preserve"> IActionResult Create()</w:t>
+        <w:t xml:space="preserve"> IActionResult </w:t>
+      </w:r>
+      <w:proofErr w:type="gramStart"/>
+      <w:r>
+        <w:rPr>
+          <w:rFonts w:ascii="Cascadia Mono" w:hAnsi="Cascadia Mono" w:cs="Cascadia Mono"/>
+          <w:color w:val="000000"/>
+          <w:sz w:val="19"/>
+          <w:szCs w:val="19"/>
+          <w:lang w:val="en-US"/>
+        </w:rPr>
+        <w:t>Create(</w:t>
+      </w:r>
+      <w:proofErr w:type="gramEnd"/>
+      <w:r>
+        <w:rPr>
+          <w:rFonts w:ascii="Cascadia Mono" w:hAnsi="Cascadia Mono" w:cs="Cascadia Mono"/>
+          <w:color w:val="000000"/>
+          <w:sz w:val="19"/>
+          <w:szCs w:val="19"/>
+          <w:lang w:val="en-US"/>
+        </w:rPr>
+        <w:t>)</w:t>
       </w:r>
     </w:p>
     <w:p>
@@ -9769,7 +10609,31 @@
           <w:highlight w:val="magenta"/>
           <w:lang w:val="en-US"/>
         </w:rPr>
-        <w:t xml:space="preserve"> SelectList(_baseDonnees.ZombieTypes.ToList(), </w:t>
+        <w:t xml:space="preserve"> SelectList(_</w:t>
+      </w:r>
+      <w:proofErr w:type="gramStart"/>
+      <w:r>
+        <w:rPr>
+          <w:rFonts w:ascii="Cascadia Mono" w:hAnsi="Cascadia Mono" w:cs="Cascadia Mono"/>
+          <w:color w:val="000000"/>
+          <w:sz w:val="19"/>
+          <w:szCs w:val="19"/>
+          <w:highlight w:val="magenta"/>
+          <w:lang w:val="en-US"/>
+        </w:rPr>
+        <w:t>baseDonnees.ZombieTypes.ToList</w:t>
+      </w:r>
+      <w:proofErr w:type="gramEnd"/>
+      <w:r>
+        <w:rPr>
+          <w:rFonts w:ascii="Cascadia Mono" w:hAnsi="Cascadia Mono" w:cs="Cascadia Mono"/>
+          <w:color w:val="000000"/>
+          <w:sz w:val="19"/>
+          <w:szCs w:val="19"/>
+          <w:highlight w:val="magenta"/>
+          <w:lang w:val="en-US"/>
+        </w:rPr>
+        <w:t xml:space="preserve">(), </w:t>
       </w:r>
       <w:r>
         <w:rPr>
@@ -9880,7 +10744,31 @@
           <w:highlight w:val="cyan"/>
           <w:lang w:val="en-US"/>
         </w:rPr>
-        <w:t>ZombieVM zombieVM = new ZombieVM();</w:t>
+        <w:t xml:space="preserve">ZombieVM zombieVM = new </w:t>
+      </w:r>
+      <w:proofErr w:type="gramStart"/>
+      <w:r>
+        <w:rPr>
+          <w:rFonts w:ascii="Cascadia Mono" w:hAnsi="Cascadia Mono" w:cs="Cascadia Mono"/>
+          <w:color w:val="000000"/>
+          <w:sz w:val="19"/>
+          <w:szCs w:val="19"/>
+          <w:highlight w:val="cyan"/>
+          <w:lang w:val="en-US"/>
+        </w:rPr>
+        <w:t>ZombieVM(</w:t>
+      </w:r>
+      <w:proofErr w:type="gramEnd"/>
+      <w:r>
+        <w:rPr>
+          <w:rFonts w:ascii="Cascadia Mono" w:hAnsi="Cascadia Mono" w:cs="Cascadia Mono"/>
+          <w:color w:val="000000"/>
+          <w:sz w:val="19"/>
+          <w:szCs w:val="19"/>
+          <w:highlight w:val="cyan"/>
+          <w:lang w:val="en-US"/>
+        </w:rPr>
+        <w:t>);</w:t>
       </w:r>
     </w:p>
     <w:p>
@@ -9939,7 +10827,31 @@
           <w:highlight w:val="cyan"/>
           <w:lang w:val="en-US"/>
         </w:rPr>
-        <w:t>zombieVM.ZombieTypeSelectList = new SelectList(_baseDonnees.ZombieTypes.ToList(), "Id", "TypeName");</w:t>
+        <w:t>zombieVM.ZombieTypeSelectList = new SelectList(_</w:t>
+      </w:r>
+      <w:proofErr w:type="gramStart"/>
+      <w:r>
+        <w:rPr>
+          <w:rFonts w:ascii="Cascadia Mono" w:hAnsi="Cascadia Mono" w:cs="Cascadia Mono"/>
+          <w:color w:val="000000"/>
+          <w:sz w:val="19"/>
+          <w:szCs w:val="19"/>
+          <w:highlight w:val="cyan"/>
+          <w:lang w:val="en-US"/>
+        </w:rPr>
+        <w:t>baseDonnees.ZombieTypes.ToList</w:t>
+      </w:r>
+      <w:proofErr w:type="gramEnd"/>
+      <w:r>
+        <w:rPr>
+          <w:rFonts w:ascii="Cascadia Mono" w:hAnsi="Cascadia Mono" w:cs="Cascadia Mono"/>
+          <w:color w:val="000000"/>
+          <w:sz w:val="19"/>
+          <w:szCs w:val="19"/>
+          <w:highlight w:val="cyan"/>
+          <w:lang w:val="en-US"/>
+        </w:rPr>
+        <w:t>(), "Id", "TypeName");</w:t>
       </w:r>
     </w:p>
     <w:p>
@@ -9981,6 +10893,7 @@
         <w:spacing w:before="0" w:after="0" w:line="240" w:lineRule="auto"/>
         <w:ind w:left="360"/>
       </w:pPr>
+      <w:proofErr w:type="gramStart"/>
       <w:r>
         <w:rPr>
           <w:rFonts w:ascii="Cascadia Mono" w:hAnsi="Cascadia Mono" w:cs="Cascadia Mono"/>
@@ -9989,7 +10902,18 @@
           <w:szCs w:val="19"/>
           <w:highlight w:val="cyan"/>
         </w:rPr>
-        <w:t>return View(zombieVM);</w:t>
+        <w:t>return</w:t>
+      </w:r>
+      <w:proofErr w:type="gramEnd"/>
+      <w:r>
+        <w:rPr>
+          <w:rFonts w:ascii="Cascadia Mono" w:hAnsi="Cascadia Mono" w:cs="Cascadia Mono"/>
+          <w:color w:val="000000"/>
+          <w:sz w:val="19"/>
+          <w:szCs w:val="19"/>
+          <w:highlight w:val="cyan"/>
+        </w:rPr>
+        <w:t xml:space="preserve"> View(zombieVM);</w:t>
       </w:r>
       <w:r>
         <w:rPr>
@@ -10088,6 +11012,7 @@
           <w:szCs w:val="19"/>
         </w:rPr>
       </w:pPr>
+      <w:proofErr w:type="gramStart"/>
       <w:r>
         <w:rPr>
           <w:rFonts w:ascii="Cascadia Mono" w:hAnsi="Cascadia Mono" w:cs="Cascadia Mono"/>
@@ -10097,15 +11022,27 @@
         </w:rPr>
         <w:t>public</w:t>
       </w:r>
-      <w:r>
-        <w:rPr>
-          <w:rFonts w:ascii="Cascadia Mono" w:hAnsi="Cascadia Mono" w:cs="Cascadia Mono"/>
-          <w:color w:val="000000"/>
-          <w:sz w:val="19"/>
-          <w:szCs w:val="19"/>
-        </w:rPr>
-        <w:t xml:space="preserve"> IActionResult Create(</w:t>
-      </w:r>
+      <w:proofErr w:type="gramEnd"/>
+      <w:r>
+        <w:rPr>
+          <w:rFonts w:ascii="Cascadia Mono" w:hAnsi="Cascadia Mono" w:cs="Cascadia Mono"/>
+          <w:color w:val="000000"/>
+          <w:sz w:val="19"/>
+          <w:szCs w:val="19"/>
+        </w:rPr>
+        <w:t xml:space="preserve"> IActionResult </w:t>
+      </w:r>
+      <w:proofErr w:type="gramStart"/>
+      <w:r>
+        <w:rPr>
+          <w:rFonts w:ascii="Cascadia Mono" w:hAnsi="Cascadia Mono" w:cs="Cascadia Mono"/>
+          <w:color w:val="000000"/>
+          <w:sz w:val="19"/>
+          <w:szCs w:val="19"/>
+        </w:rPr>
+        <w:t>Create(</w:t>
+      </w:r>
+      <w:proofErr w:type="gramEnd"/>
       <w:r>
         <w:rPr>
           <w:rFonts w:ascii="Cascadia Mono" w:hAnsi="Cascadia Mono" w:cs="Cascadia Mono"/>
@@ -10261,6 +11198,7 @@
         </w:rPr>
         <w:t xml:space="preserve">    </w:t>
       </w:r>
+      <w:proofErr w:type="gramStart"/>
       <w:r>
         <w:rPr>
           <w:rFonts w:ascii="Cascadia Mono" w:hAnsi="Cascadia Mono" w:cs="Cascadia Mono"/>
@@ -10270,6 +11208,7 @@
         </w:rPr>
         <w:t>if</w:t>
       </w:r>
+      <w:proofErr w:type="gramEnd"/>
       <w:r>
         <w:rPr>
           <w:rFonts w:ascii="Cascadia Mono" w:hAnsi="Cascadia Mono" w:cs="Cascadia Mono"/>
@@ -10355,16 +11294,36 @@
           <w:sz w:val="19"/>
           <w:szCs w:val="19"/>
         </w:rPr>
-        <w:t>_baseDonnees.</w:t>
-      </w:r>
-      <w:r>
-        <w:rPr>
-          <w:rFonts w:ascii="Cascadia Mono" w:hAnsi="Cascadia Mono" w:cs="Cascadia Mono"/>
-          <w:color w:val="000000"/>
-          <w:sz w:val="19"/>
-          <w:szCs w:val="19"/>
-        </w:rPr>
-        <w:t>Zombies.Add(</w:t>
+        <w:t>_</w:t>
+      </w:r>
+      <w:proofErr w:type="gramStart"/>
+      <w:r>
+        <w:rPr>
+          <w:rFonts w:ascii="Cascadia Mono" w:hAnsi="Cascadia Mono" w:cs="Cascadia Mono"/>
+          <w:color w:val="000000"/>
+          <w:sz w:val="19"/>
+          <w:szCs w:val="19"/>
+        </w:rPr>
+        <w:t>baseDonnees.</w:t>
+      </w:r>
+      <w:r>
+        <w:rPr>
+          <w:rFonts w:ascii="Cascadia Mono" w:hAnsi="Cascadia Mono" w:cs="Cascadia Mono"/>
+          <w:color w:val="000000"/>
+          <w:sz w:val="19"/>
+          <w:szCs w:val="19"/>
+        </w:rPr>
+        <w:t>Zombies.Add</w:t>
+      </w:r>
+      <w:proofErr w:type="gramEnd"/>
+      <w:r>
+        <w:rPr>
+          <w:rFonts w:ascii="Cascadia Mono" w:hAnsi="Cascadia Mono" w:cs="Cascadia Mono"/>
+          <w:color w:val="000000"/>
+          <w:sz w:val="19"/>
+          <w:szCs w:val="19"/>
+        </w:rPr>
+        <w:t>(</w:t>
       </w:r>
       <w:r>
         <w:rPr>
@@ -10501,6 +11460,7 @@
         </w:rPr>
         <w:t>{</w:t>
       </w:r>
+      <w:proofErr w:type="gramStart"/>
       <w:r>
         <w:rPr>
           <w:rFonts w:ascii="Cascadia Mono" w:hAnsi="Cascadia Mono" w:cs="Cascadia Mono"/>
@@ -10511,6 +11471,7 @@
         </w:rPr>
         <w:t>zombie.Name</w:t>
       </w:r>
+      <w:proofErr w:type="gramEnd"/>
       <w:r>
         <w:rPr>
           <w:rFonts w:ascii="Cascadia Mono" w:hAnsi="Cascadia Mono" w:cs="Cascadia Mono"/>
@@ -10520,6 +11481,7 @@
         </w:rPr>
         <w:t xml:space="preserve"> </w:t>
       </w:r>
+      <w:proofErr w:type="gramStart"/>
       <w:r>
         <w:rPr>
           <w:rFonts w:ascii="Cascadia Mono" w:hAnsi="Cascadia Mono" w:cs="Cascadia Mono"/>
@@ -10530,6 +11492,7 @@
         </w:rPr>
         <w:t>zombieVM.Zombie.Name</w:t>
       </w:r>
+      <w:proofErr w:type="gramEnd"/>
       <w:r>
         <w:rPr>
           <w:rFonts w:ascii="Cascadia Mono" w:hAnsi="Cascadia Mono" w:cs="Cascadia Mono"/>
@@ -10587,6 +11550,7 @@
         </w:rPr>
         <w:t xml:space="preserve">        </w:t>
       </w:r>
+      <w:proofErr w:type="gramStart"/>
       <w:r>
         <w:rPr>
           <w:rFonts w:ascii="Cascadia Mono" w:hAnsi="Cascadia Mono" w:cs="Cascadia Mono"/>
@@ -10596,6 +11560,7 @@
         </w:rPr>
         <w:t>return</w:t>
       </w:r>
+      <w:proofErr w:type="gramEnd"/>
       <w:r>
         <w:rPr>
           <w:rFonts w:ascii="Cascadia Mono" w:hAnsi="Cascadia Mono" w:cs="Cascadia Mono"/>
@@ -10605,6 +11570,7 @@
         </w:rPr>
         <w:t xml:space="preserve"> </w:t>
       </w:r>
+      <w:proofErr w:type="gramStart"/>
       <w:r>
         <w:rPr>
           <w:rFonts w:ascii="Cascadia Mono" w:hAnsi="Cascadia Mono" w:cs="Cascadia Mono"/>
@@ -10621,7 +11587,17 @@
           <w:sz w:val="19"/>
           <w:szCs w:val="19"/>
         </w:rPr>
-        <w:t>.RedirectToAction(</w:t>
+        <w:t>.RedirectToAction</w:t>
+      </w:r>
+      <w:proofErr w:type="gramEnd"/>
+      <w:r>
+        <w:rPr>
+          <w:rFonts w:ascii="Cascadia Mono" w:hAnsi="Cascadia Mono" w:cs="Cascadia Mono"/>
+          <w:color w:val="000000"/>
+          <w:sz w:val="19"/>
+          <w:szCs w:val="19"/>
+        </w:rPr>
+        <w:t>(</w:t>
       </w:r>
       <w:r>
         <w:rPr>
@@ -10774,7 +11750,73 @@
           <w:szCs w:val="19"/>
           <w:highlight w:val="magenta"/>
         </w:rPr>
-        <w:t xml:space="preserve">    ZombieType selectedZombieType = _baseDonnees.ZombieTypes.Where(zt =&gt; zt.Id == zombie.ZombieTypeId).SingleOrDefault();</w:t>
+        <w:t xml:space="preserve">    ZombieType selectedZombieType = _</w:t>
+      </w:r>
+      <w:proofErr w:type="gramStart"/>
+      <w:r>
+        <w:rPr>
+          <w:rFonts w:ascii="Cascadia Mono" w:hAnsi="Cascadia Mono" w:cs="Cascadia Mono"/>
+          <w:color w:val="000000"/>
+          <w:sz w:val="19"/>
+          <w:szCs w:val="19"/>
+          <w:highlight w:val="magenta"/>
+        </w:rPr>
+        <w:t>baseDonnees.ZombieTypes.Where</w:t>
+      </w:r>
+      <w:proofErr w:type="gramEnd"/>
+      <w:r>
+        <w:rPr>
+          <w:rFonts w:ascii="Cascadia Mono" w:hAnsi="Cascadia Mono" w:cs="Cascadia Mono"/>
+          <w:color w:val="000000"/>
+          <w:sz w:val="19"/>
+          <w:szCs w:val="19"/>
+          <w:highlight w:val="magenta"/>
+        </w:rPr>
+        <w:t xml:space="preserve">(zt =&gt; </w:t>
+      </w:r>
+      <w:proofErr w:type="gramStart"/>
+      <w:r>
+        <w:rPr>
+          <w:rFonts w:ascii="Cascadia Mono" w:hAnsi="Cascadia Mono" w:cs="Cascadia Mono"/>
+          <w:color w:val="000000"/>
+          <w:sz w:val="19"/>
+          <w:szCs w:val="19"/>
+          <w:highlight w:val="magenta"/>
+        </w:rPr>
+        <w:t>zt.Id</w:t>
+      </w:r>
+      <w:proofErr w:type="gramEnd"/>
+      <w:r>
+        <w:rPr>
+          <w:rFonts w:ascii="Cascadia Mono" w:hAnsi="Cascadia Mono" w:cs="Cascadia Mono"/>
+          <w:color w:val="000000"/>
+          <w:sz w:val="19"/>
+          <w:szCs w:val="19"/>
+          <w:highlight w:val="magenta"/>
+        </w:rPr>
+        <w:t xml:space="preserve"> == </w:t>
+      </w:r>
+      <w:proofErr w:type="gramStart"/>
+      <w:r>
+        <w:rPr>
+          <w:rFonts w:ascii="Cascadia Mono" w:hAnsi="Cascadia Mono" w:cs="Cascadia Mono"/>
+          <w:color w:val="000000"/>
+          <w:sz w:val="19"/>
+          <w:szCs w:val="19"/>
+          <w:highlight w:val="magenta"/>
+        </w:rPr>
+        <w:t>zombie.ZombieTypeId).SingleOrDefault</w:t>
+      </w:r>
+      <w:proofErr w:type="gramEnd"/>
+      <w:r>
+        <w:rPr>
+          <w:rFonts w:ascii="Cascadia Mono" w:hAnsi="Cascadia Mono" w:cs="Cascadia Mono"/>
+          <w:color w:val="000000"/>
+          <w:sz w:val="19"/>
+          <w:szCs w:val="19"/>
+          <w:highlight w:val="magenta"/>
+        </w:rPr>
+        <w:t>();</w:t>
       </w:r>
     </w:p>
     <w:p>
@@ -10809,6 +11851,7 @@
         </w:rPr>
         <w:t xml:space="preserve">    </w:t>
       </w:r>
+      <w:proofErr w:type="gramStart"/>
       <w:r>
         <w:rPr>
           <w:rFonts w:ascii="Cascadia Mono" w:hAnsi="Cascadia Mono" w:cs="Cascadia Mono"/>
@@ -10818,7 +11861,19 @@
           <w:highlight w:val="magenta"/>
           <w:lang w:val="en-CA"/>
         </w:rPr>
-        <w:t>zombie.ZombieType = selectedZombieType;</w:t>
+        <w:t>zombie.ZombieType</w:t>
+      </w:r>
+      <w:proofErr w:type="gramEnd"/>
+      <w:r>
+        <w:rPr>
+          <w:rFonts w:ascii="Cascadia Mono" w:hAnsi="Cascadia Mono" w:cs="Cascadia Mono"/>
+          <w:color w:val="000000"/>
+          <w:sz w:val="19"/>
+          <w:szCs w:val="19"/>
+          <w:highlight w:val="magenta"/>
+          <w:lang w:val="en-CA"/>
+        </w:rPr>
+        <w:t xml:space="preserve"> = selectedZombieType;</w:t>
       </w:r>
     </w:p>
     <w:p>
@@ -10874,7 +11929,31 @@
           <w:highlight w:val="magenta"/>
           <w:lang w:val="en-CA"/>
         </w:rPr>
-        <w:t xml:space="preserve">    ViewBag.ZombieTypes = new SelectList(_baseDonnees.ZombieTypes.ToList(), "Id", "TypeName", selectedZombieType);</w:t>
+        <w:t xml:space="preserve">    ViewBag.ZombieTypes = new SelectList(_</w:t>
+      </w:r>
+      <w:proofErr w:type="gramStart"/>
+      <w:r>
+        <w:rPr>
+          <w:rFonts w:ascii="Cascadia Mono" w:hAnsi="Cascadia Mono" w:cs="Cascadia Mono"/>
+          <w:color w:val="000000"/>
+          <w:sz w:val="19"/>
+          <w:szCs w:val="19"/>
+          <w:highlight w:val="magenta"/>
+          <w:lang w:val="en-CA"/>
+        </w:rPr>
+        <w:t>baseDonnees.ZombieTypes.ToList</w:t>
+      </w:r>
+      <w:proofErr w:type="gramEnd"/>
+      <w:r>
+        <w:rPr>
+          <w:rFonts w:ascii="Cascadia Mono" w:hAnsi="Cascadia Mono" w:cs="Cascadia Mono"/>
+          <w:color w:val="000000"/>
+          <w:sz w:val="19"/>
+          <w:szCs w:val="19"/>
+          <w:highlight w:val="magenta"/>
+          <w:lang w:val="en-CA"/>
+        </w:rPr>
+        <w:t>(), "Id", "TypeName", selectedZombieType);</w:t>
       </w:r>
     </w:p>
     <w:p>
@@ -10949,7 +12028,31 @@
           <w:highlight w:val="green"/>
           <w:lang w:val="en-CA"/>
         </w:rPr>
-        <w:t>zombieVM.ZombieTypeSelectList = new SelectList(_baseDonnees.ZombieTypes.ToList(), "Id", "TypeName");</w:t>
+        <w:t>zombieVM.ZombieTypeSelectList = new SelectList(_</w:t>
+      </w:r>
+      <w:proofErr w:type="gramStart"/>
+      <w:r>
+        <w:rPr>
+          <w:rFonts w:ascii="Cascadia Mono" w:hAnsi="Cascadia Mono" w:cs="Cascadia Mono"/>
+          <w:color w:val="000000"/>
+          <w:sz w:val="19"/>
+          <w:szCs w:val="19"/>
+          <w:highlight w:val="green"/>
+          <w:lang w:val="en-CA"/>
+        </w:rPr>
+        <w:t>baseDonnees.ZombieTypes.ToList</w:t>
+      </w:r>
+      <w:proofErr w:type="gramEnd"/>
+      <w:r>
+        <w:rPr>
+          <w:rFonts w:ascii="Cascadia Mono" w:hAnsi="Cascadia Mono" w:cs="Cascadia Mono"/>
+          <w:color w:val="000000"/>
+          <w:sz w:val="19"/>
+          <w:szCs w:val="19"/>
+          <w:highlight w:val="green"/>
+          <w:lang w:val="en-CA"/>
+        </w:rPr>
+        <w:t>(), "Id", "TypeName");</w:t>
       </w:r>
     </w:p>
     <w:p>
@@ -11014,6 +12117,7 @@
         </w:rPr>
         <w:t xml:space="preserve">    </w:t>
       </w:r>
+      <w:proofErr w:type="gramStart"/>
       <w:r>
         <w:rPr>
           <w:rFonts w:ascii="Cascadia Mono" w:hAnsi="Cascadia Mono" w:cs="Cascadia Mono"/>
@@ -11023,15 +12127,27 @@
         </w:rPr>
         <w:t>return</w:t>
       </w:r>
-      <w:r>
-        <w:rPr>
-          <w:rFonts w:ascii="Cascadia Mono" w:hAnsi="Cascadia Mono" w:cs="Cascadia Mono"/>
-          <w:color w:val="000000"/>
-          <w:sz w:val="19"/>
-          <w:szCs w:val="19"/>
-        </w:rPr>
-        <w:t xml:space="preserve"> View(</w:t>
-      </w:r>
+      <w:proofErr w:type="gramEnd"/>
+      <w:r>
+        <w:rPr>
+          <w:rFonts w:ascii="Cascadia Mono" w:hAnsi="Cascadia Mono" w:cs="Cascadia Mono"/>
+          <w:color w:val="000000"/>
+          <w:sz w:val="19"/>
+          <w:szCs w:val="19"/>
+        </w:rPr>
+        <w:t xml:space="preserve"> </w:t>
+      </w:r>
+      <w:proofErr w:type="gramStart"/>
+      <w:r>
+        <w:rPr>
+          <w:rFonts w:ascii="Cascadia Mono" w:hAnsi="Cascadia Mono" w:cs="Cascadia Mono"/>
+          <w:color w:val="000000"/>
+          <w:sz w:val="19"/>
+          <w:szCs w:val="19"/>
+        </w:rPr>
+        <w:t>View(</w:t>
+      </w:r>
+      <w:proofErr w:type="gramEnd"/>
       <w:r>
         <w:rPr>
           <w:rFonts w:ascii="Cascadia Mono" w:hAnsi="Cascadia Mono" w:cs="Cascadia Mono"/>
@@ -11473,8 +12589,20 @@
           <w:szCs w:val="19"/>
           <w:lang w:val="en-CA"/>
         </w:rPr>
-        <w:t>@Model.Zombie.ShortDesc</w:t>
-      </w:r>
+        <w:t>@</w:t>
+      </w:r>
+      <w:proofErr w:type="gramStart"/>
+      <w:r>
+        <w:rPr>
+          <w:rFonts w:ascii="Cascadia Mono" w:hAnsi="Cascadia Mono" w:cs="Cascadia Mono"/>
+          <w:color w:val="000000"/>
+          <w:sz w:val="19"/>
+          <w:szCs w:val="19"/>
+          <w:lang w:val="en-CA"/>
+        </w:rPr>
+        <w:t>Model.Zombie.ShortDesc</w:t>
+      </w:r>
+      <w:proofErr w:type="gramEnd"/>
       <w:r>
         <w:rPr>
           <w:rFonts w:ascii="Cascadia Mono" w:hAnsi="Cascadia Mono" w:cs="Cascadia Mono"/>
@@ -11788,8 +12916,20 @@
           <w:szCs w:val="19"/>
           <w:lang w:val="en-CA"/>
         </w:rPr>
-        <w:t>@Model.Zombie.ShortDesc</w:t>
-      </w:r>
+        <w:t>@</w:t>
+      </w:r>
+      <w:proofErr w:type="gramStart"/>
+      <w:r>
+        <w:rPr>
+          <w:rFonts w:ascii="Cascadia Mono" w:hAnsi="Cascadia Mono" w:cs="Cascadia Mono"/>
+          <w:color w:val="000000"/>
+          <w:sz w:val="19"/>
+          <w:szCs w:val="19"/>
+          <w:lang w:val="en-CA"/>
+        </w:rPr>
+        <w:t>Model.Zombie.ShortDesc</w:t>
+      </w:r>
+      <w:proofErr w:type="gramEnd"/>
       <w:r>
         <w:rPr>
           <w:rFonts w:ascii="Cascadia Mono" w:hAnsi="Cascadia Mono" w:cs="Cascadia Mono"/>
@@ -11977,8 +13117,20 @@
           <w:szCs w:val="19"/>
           <w:lang w:val="en-CA"/>
         </w:rPr>
-        <w:t>@Model.Zombie.ShortDesc</w:t>
-      </w:r>
+        <w:t>@</w:t>
+      </w:r>
+      <w:proofErr w:type="gramStart"/>
+      <w:r>
+        <w:rPr>
+          <w:rFonts w:ascii="Cascadia Mono" w:hAnsi="Cascadia Mono" w:cs="Cascadia Mono"/>
+          <w:color w:val="000000"/>
+          <w:sz w:val="19"/>
+          <w:szCs w:val="19"/>
+          <w:lang w:val="en-CA"/>
+        </w:rPr>
+        <w:t>Model.Zombie.ShortDesc</w:t>
+      </w:r>
+      <w:proofErr w:type="gramEnd"/>
       <w:r>
         <w:rPr>
           <w:rFonts w:ascii="Cascadia Mono" w:hAnsi="Cascadia Mono" w:cs="Cascadia Mono"/>
@@ -12408,8 +13560,21 @@
           <w:highlight w:val="cyan"/>
           <w:lang w:val="en-CA"/>
         </w:rPr>
-        <w:t>@Model.Zombie.ZombieTypeId</w:t>
-      </w:r>
+        <w:t>@</w:t>
+      </w:r>
+      <w:proofErr w:type="gramStart"/>
+      <w:r>
+        <w:rPr>
+          <w:rFonts w:ascii="Cascadia Mono" w:hAnsi="Cascadia Mono" w:cs="Cascadia Mono"/>
+          <w:color w:val="000000"/>
+          <w:sz w:val="19"/>
+          <w:szCs w:val="19"/>
+          <w:highlight w:val="cyan"/>
+          <w:lang w:val="en-CA"/>
+        </w:rPr>
+        <w:t>Model.Zombie.ZombieTypeId</w:t>
+      </w:r>
+      <w:proofErr w:type="gramEnd"/>
       <w:r>
         <w:rPr>
           <w:rFonts w:ascii="Cascadia Mono" w:hAnsi="Cascadia Mono" w:cs="Cascadia Mono"/>
@@ -12691,8 +13856,21 @@
           <w:highlight w:val="cyan"/>
           <w:lang w:val="en-CA"/>
         </w:rPr>
-        <w:t>@Model.Zombie.ZombieTypeId</w:t>
-      </w:r>
+        <w:t>@</w:t>
+      </w:r>
+      <w:proofErr w:type="gramStart"/>
+      <w:r>
+        <w:rPr>
+          <w:rFonts w:ascii="Cascadia Mono" w:hAnsi="Cascadia Mono" w:cs="Cascadia Mono"/>
+          <w:color w:val="000000"/>
+          <w:sz w:val="19"/>
+          <w:szCs w:val="19"/>
+          <w:highlight w:val="cyan"/>
+          <w:lang w:val="en-CA"/>
+        </w:rPr>
+        <w:t>Model.Zombie.ZombieTypeId</w:t>
+      </w:r>
+      <w:proofErr w:type="gramEnd"/>
       <w:r>
         <w:rPr>
           <w:rFonts w:ascii="Cascadia Mono" w:hAnsi="Cascadia Mono" w:cs="Cascadia Mono"/>
@@ -13136,8 +14314,21 @@
           <w:highlight w:val="cyan"/>
           <w:lang w:val="en-CA"/>
         </w:rPr>
-        <w:t>@Model.Zombie.ZombieTypeId</w:t>
-      </w:r>
+        <w:t>@</w:t>
+      </w:r>
+      <w:proofErr w:type="gramStart"/>
+      <w:r>
+        <w:rPr>
+          <w:rFonts w:ascii="Cascadia Mono" w:hAnsi="Cascadia Mono" w:cs="Cascadia Mono"/>
+          <w:color w:val="000000"/>
+          <w:sz w:val="19"/>
+          <w:szCs w:val="19"/>
+          <w:highlight w:val="cyan"/>
+          <w:lang w:val="en-CA"/>
+        </w:rPr>
+        <w:t>Model.Zombie.ZombieTypeId</w:t>
+      </w:r>
+      <w:proofErr w:type="gramEnd"/>
       <w:r>
         <w:rPr>
           <w:rFonts w:ascii="Cascadia Mono" w:hAnsi="Cascadia Mono" w:cs="Cascadia Mono"/>
@@ -13340,7 +14531,18 @@
           <w:szCs w:val="19"/>
           <w:lang w:val="en-US"/>
         </w:rPr>
-        <w:t xml:space="preserve"> ZombieType { </w:t>
+        <w:t xml:space="preserve"> ZombieType </w:t>
+      </w:r>
+      <w:proofErr w:type="gramStart"/>
+      <w:r>
+        <w:rPr>
+          <w:rFonts w:ascii="Cascadia Mono" w:hAnsi="Cascadia Mono" w:cs="Cascadia Mono"/>
+          <w:color w:val="000000"/>
+          <w:sz w:val="19"/>
+          <w:szCs w:val="19"/>
+          <w:lang w:val="en-US"/>
+        </w:rPr>
+        <w:t xml:space="preserve">{ </w:t>
       </w:r>
       <w:r>
         <w:rPr>
@@ -13352,6 +14554,7 @@
         </w:rPr>
         <w:t>get</w:t>
       </w:r>
+      <w:proofErr w:type="gramEnd"/>
       <w:r>
         <w:rPr>
           <w:rFonts w:ascii="Cascadia Mono" w:hAnsi="Cascadia Mono" w:cs="Cascadia Mono"/>
@@ -13372,6 +14575,7 @@
         </w:rPr>
         <w:t>set</w:t>
       </w:r>
+      <w:proofErr w:type="gramStart"/>
       <w:r>
         <w:rPr>
           <w:rFonts w:ascii="Cascadia Mono" w:hAnsi="Cascadia Mono" w:cs="Cascadia Mono"/>
@@ -13382,6 +14586,7 @@
         </w:rPr>
         <w:t>; }</w:t>
       </w:r>
+      <w:proofErr w:type="gramEnd"/>
     </w:p>
     <w:p>
       <w:pPr>
@@ -13760,7 +14965,15 @@
         <w:t>Qu'avez-vous oublié?</w:t>
       </w:r>
       <w:r>
-        <w:t xml:space="preserve"> Et oui, le DbSet</w:t>
+        <w:t xml:space="preserve"> </w:t>
+      </w:r>
+      <w:proofErr w:type="gramStart"/>
+      <w:r>
+        <w:t>Et</w:t>
+      </w:r>
+      <w:proofErr w:type="gramEnd"/>
+      <w:r>
+        <w:t xml:space="preserve"> oui, le DbSet</w:t>
       </w:r>
       <w:r>
         <w:t xml:space="preserve"> dans ZombiePartyDbContext!</w:t>
@@ -14418,7 +15631,15 @@
       </w:pPr>
       <w:r>
         <w:lastRenderedPageBreak/>
-        <w:t xml:space="preserve">Qu'avez-vous oublié? Et oui, le </w:t>
+        <w:t xml:space="preserve">Qu'avez-vous oublié? </w:t>
+      </w:r>
+      <w:proofErr w:type="gramStart"/>
+      <w:r>
+        <w:t>Et</w:t>
+      </w:r>
+      <w:proofErr w:type="gramEnd"/>
+      <w:r>
+        <w:t xml:space="preserve"> oui, le </w:t>
       </w:r>
       <w:r>
         <w:rPr>
@@ -20992,12 +22213,6 @@
 </file>
 
 <file path=customXml/item2.xml><?xml version="1.0" encoding="utf-8"?>
-<p:properties xmlns:p="http://schemas.microsoft.com/office/2006/metadata/properties" xmlns:xsi="http://www.w3.org/2001/XMLSchema-instance" xmlns:pc="http://schemas.microsoft.com/office/infopath/2007/PartnerControls">
-  <documentManagement/>
-</p:properties>
-</file>
-
-<file path=customXml/item3.xml><?xml version="1.0" encoding="utf-8"?>
 <ct:contentTypeSchema xmlns:ct="http://schemas.microsoft.com/office/2006/metadata/contentType" xmlns:ma="http://schemas.microsoft.com/office/2006/metadata/properties/metaAttributes" ct:_="" ma:_="" ma:contentTypeName="Document" ma:contentTypeID="0x010100354AEAE9FD62D747A26A546E5B1B5735" ma:contentTypeVersion="7" ma:contentTypeDescription="Crée un document." ma:contentTypeScope="" ma:versionID="43b763fe9aa20b7a2976a5e019d82dbf">
   <xsd:schema xmlns:xsd="http://www.w3.org/2001/XMLSchema" xmlns:xs="http://www.w3.org/2001/XMLSchema" xmlns:p="http://schemas.microsoft.com/office/2006/metadata/properties" xmlns:ns2="071933db-0376-4694-9786-b56cb37c4ec2" targetNamespace="http://schemas.microsoft.com/office/2006/metadata/properties" ma:root="true" ma:fieldsID="d5c90ae6c1ec6ed317c9f5feddaf7a33" ns2:_="">
     <xsd:import namespace="071933db-0376-4694-9786-b56cb37c4ec2"/>
@@ -21161,6 +22376,12 @@
 </ct:contentTypeSchema>
 </file>
 
+<file path=customXml/item3.xml><?xml version="1.0" encoding="utf-8"?>
+<p:properties xmlns:p="http://schemas.microsoft.com/office/2006/metadata/properties" xmlns:xsi="http://www.w3.org/2001/XMLSchema-instance" xmlns:pc="http://schemas.microsoft.com/office/infopath/2007/PartnerControls">
+  <documentManagement/>
+</p:properties>
+</file>
+
 <file path=customXml/itemProps1.xml><?xml version="1.0" encoding="utf-8"?>
 <ds:datastoreItem xmlns:ds="http://schemas.openxmlformats.org/officeDocument/2006/customXml" ds:itemID="{F6194C16-5FE5-4670-BEC8-3D6DD9380312}">
   <ds:schemaRefs>
@@ -21170,15 +22391,6 @@
 </file>
 
 <file path=customXml/itemProps2.xml><?xml version="1.0" encoding="utf-8"?>
-<ds:datastoreItem xmlns:ds="http://schemas.openxmlformats.org/officeDocument/2006/customXml" ds:itemID="{2C36E056-BA2C-4A1F-9580-242C9B36FE70}">
-  <ds:schemaRefs>
-    <ds:schemaRef ds:uri="http://schemas.microsoft.com/office/2006/metadata/properties"/>
-    <ds:schemaRef ds:uri="http://schemas.microsoft.com/office/infopath/2007/PartnerControls"/>
-  </ds:schemaRefs>
-</ds:datastoreItem>
-</file>
-
-<file path=customXml/itemProps3.xml><?xml version="1.0" encoding="utf-8"?>
 <ds:datastoreItem xmlns:ds="http://schemas.openxmlformats.org/officeDocument/2006/customXml" ds:itemID="{5C3A06EC-DC03-4D65-AA15-C6B9D68C1ED0}">
   <ds:schemaRefs>
     <ds:schemaRef ds:uri="http://schemas.microsoft.com/office/2006/metadata/contentType"/>
@@ -21194,4 +22406,13 @@
     <ds:schemaRef ds:uri="http://schemas.microsoft.com/internal/obd"/>
   </ds:schemaRefs>
 </ds:datastoreItem>
+</file>
+
+<file path=customXml/itemProps3.xml><?xml version="1.0" encoding="utf-8"?>
+<ds:datastoreItem xmlns:ds="http://schemas.openxmlformats.org/officeDocument/2006/customXml" ds:itemID="{2C36E056-BA2C-4A1F-9580-242C9B36FE70}">
+  <ds:schemaRefs>
+    <ds:schemaRef ds:uri="http://schemas.microsoft.com/office/2006/metadata/properties"/>
+    <ds:schemaRef ds:uri="http://schemas.microsoft.com/office/infopath/2007/PartnerControls"/>
+  </ds:schemaRefs>
+</ds:datastoreItem>
 </file>